--- a/documents/3as_ge/modhakirat/modhakira_wahda6_3as_ge.docx
+++ b/documents/3as_ge/modhakirat/modhakira_wahda6_3as_ge.docx
@@ -1623,6 +1623,7 @@
           <w:tcPr/>
           <w:p>
             <w:pPr>
+              <w:pStyle w:val="Compact"/>
               <w:bidi/>
               <w:jc w:val="left"/>
             </w:pPr>
@@ -1928,8 +1929,60 @@
               <w:t xml:space="preserve">).</w:t>
             </w:r>
           </w:p>
-          <w:p>
-            <w:pPr>
+        </w:tc>
+        <w:tc>
+          <w:tcPr>
+            <w:shd w:val="clear" w:color="auto" w:fill="E4E7ED"/>
+          </w:tcPr>
+          <w:p>
+            <w:pPr>
+              <w:pStyle w:val="Compact"/>
+              <w:bidi/>
+              <w:jc w:val="left"/>
+            </w:pPr>
+            <w:r>
+              <w:rPr>
+                <w:rtl/>
+              </w:rPr>
+              <w:t xml:space="preserve"/>
+            </w:r>
+            <w:r>
+              <w:rPr>
+                <w:b/>
+                <w:bCs/>
+                <w:rtl/>
+              </w:rPr>
+              <w:t xml:space="preserve">بناء المعارف</w:t>
+            </w:r>
+          </w:p>
+        </w:tc>
+      </w:tr>
+      <w:tr>
+        <w:tc>
+          <w:tcPr/>
+          <w:p>
+            <w:pPr>
+              <w:pStyle w:val="Compact"/>
+              <w:bidi/>
+              <w:jc w:val="center"/>
+            </w:pPr>
+          </w:p>
+        </w:tc>
+        <w:tc>
+          <w:tcPr/>
+          <w:p>
+            <w:pPr>
+              <w:pStyle w:val="Compact"/>
+              <w:bidi/>
+              <w:jc w:val="center"/>
+            </w:pPr>
+          </w:p>
+        </w:tc>
+        <w:tc>
+          <w:tcPr/>
+          <w:p>
+            <w:pPr>
+              <w:pStyle w:val="Compact"/>
               <w:bidi/>
               <w:jc w:val="left"/>
             </w:pPr>
@@ -2244,14 +2297,6 @@
               </w:rPr>
               <w:t xml:space="preserve"/>
             </w:r>
-            <w:r>
-              <w:rPr>
-                <w:b/>
-                <w:bCs/>
-                <w:rtl/>
-              </w:rPr>
-              <w:t xml:space="preserve">بناء المعارف</w:t>
-            </w:r>
           </w:p>
         </w:tc>
       </w:tr>
@@ -2745,7 +2790,7 @@
               </w:rPr>
               <w:drawing>
                 <wp:inline>
-                  <wp:extent cx="1879092" cy="941832"/>
+                  <wp:extent cx="2459736" cy="2244852"/>
                   <wp:docPr id="1" name="Picture 1"/>
                   <wp:cNvGraphicFramePr>
                     <a:graphicFrameLocks noChangeAspect="1"/>
@@ -2754,54 +2799,11 @@
                     <a:graphicData uri="http://schemas.openxmlformats.org/drawingml/2006/picture">
                       <pic:pic>
                         <pic:nvPicPr>
-                          <pic:cNvPr id="0" name="9213df094b479d59.png"/>
+                          <pic:cNvPr id="0" name="dd314b744a958a2e.png"/>
                           <pic:cNvPicPr/>
                         </pic:nvPicPr>
                         <pic:blipFill>
                           <a:blip r:embed="rId9"/>
-                          <a:stretch>
-                            <a:fillRect/>
-                          </a:stretch>
-                        </pic:blipFill>
-                        <pic:spPr>
-                          <a:xfrm>
-                            <a:off x="0" y="0"/>
-                            <a:ext cx="1879092" cy="941832"/>
-                          </a:xfrm>
-                          <a:prstGeom prst="rect"/>
-                        </pic:spPr>
-                      </pic:pic>
-                    </a:graphicData>
-                  </a:graphic>
-                </wp:inline>
-              </w:drawing>
-            </w:r>
-          </w:p>
-          <w:p>
-            <w:pPr>
-              <w:bidi/>
-              <w:jc w:val="center"/>
-            </w:pPr>
-            <w:r>
-              <w:rPr>
-                <w:rtl/>
-              </w:rPr>
-              <w:drawing>
-                <wp:inline>
-                  <wp:extent cx="2459736" cy="2244852"/>
-                  <wp:docPr id="2" name="Picture 2"/>
-                  <wp:cNvGraphicFramePr>
-                    <a:graphicFrameLocks noChangeAspect="1"/>
-                  </wp:cNvGraphicFramePr>
-                  <a:graphic>
-                    <a:graphicData uri="http://schemas.openxmlformats.org/drawingml/2006/picture">
-                      <pic:pic>
-                        <pic:nvPicPr>
-                          <pic:cNvPr id="0" name="5d463c18cd8b6b49.png"/>
-                          <pic:cNvPicPr/>
-                        </pic:nvPicPr>
-                        <pic:blipFill>
-                          <a:blip r:embed="rId10"/>
                           <a:stretch>
                             <a:fillRect/>
                           </a:stretch>
@@ -2820,8 +2822,52 @@
               </w:drawing>
             </w:r>
           </w:p>
-          <w:p>
-            <w:pPr>
+        </w:tc>
+        <w:tc>
+          <w:tcPr>
+            <w:shd w:val="clear" w:color="auto" w:fill="E4E7ED"/>
+          </w:tcPr>
+          <w:p>
+            <w:pPr>
+              <w:pStyle w:val="Compact"/>
+              <w:bidi/>
+              <w:jc w:val="left"/>
+            </w:pPr>
+            <w:r>
+              <w:rPr>
+                <w:rtl/>
+              </w:rPr>
+              <w:t xml:space="preserve"/>
+            </w:r>
+          </w:p>
+        </w:tc>
+      </w:tr>
+      <w:tr>
+        <w:tc>
+          <w:tcPr/>
+          <w:p>
+            <w:pPr>
+              <w:pStyle w:val="Compact"/>
+              <w:bidi/>
+              <w:jc w:val="center"/>
+            </w:pPr>
+          </w:p>
+        </w:tc>
+        <w:tc>
+          <w:tcPr/>
+          <w:p>
+            <w:pPr>
+              <w:pStyle w:val="Compact"/>
+              <w:bidi/>
+              <w:jc w:val="center"/>
+            </w:pPr>
+          </w:p>
+        </w:tc>
+        <w:tc>
+          <w:tcPr/>
+          <w:p>
+            <w:pPr>
+              <w:pStyle w:val="Compact"/>
               <w:bidi/>
               <w:jc w:val="left"/>
             </w:pPr>
@@ -3198,182 +3244,36 @@
               </w:rPr>
               <w:t xml:space="preserve"> </w:t>
             </w:r>
-            <m:oMath>
-              <m:r>
-                <m:t>A</m:t>
-              </m:r>
-              <m:r>
-                <m:rPr>
-                  <m:sty m:val="p"/>
-                </m:rPr>
-                <m:t>=</m:t>
-              </m:r>
-              <m:sSup>
-                <m:e>
-                  <m:r>
-                    <m:t>e</m:t>
-                  </m:r>
-                </m:e>
-                <m:sup>
-                  <m:r>
-                    <m:t>x</m:t>
-                  </m:r>
-                  <m:r>
-                    <m:rPr>
-                      <m:sty m:val="p"/>
-                    </m:rPr>
-                    <m:t>−</m:t>
-                  </m:r>
-                  <m:r>
-                    <m:t>1</m:t>
-                  </m:r>
-                </m:sup>
-              </m:sSup>
-            </m:oMath>
-            <w:r>
-              <w:rPr>
-                <w:rtl/>
-              </w:rPr>
-              <w:t xml:space="preserve"> </w:t>
-            </w:r>
-            <w:r>
-              <w:rPr>
-                <w:rtl/>
-              </w:rPr>
-              <w:t xml:space="preserve">؛</w:t>
-            </w:r>
-            <w:r>
-              <w:rPr>
-                <w:rtl/>
-              </w:rPr>
-              <w:t xml:space="preserve"> </w:t>
-            </w:r>
-            <m:oMath>
-              <m:r>
-                <m:t>B</m:t>
-              </m:r>
-              <m:r>
-                <m:rPr>
-                  <m:sty m:val="p"/>
-                </m:rPr>
-                <m:t>=</m:t>
-              </m:r>
-              <m:sSup>
-                <m:e>
-                  <m:r>
-                    <m:t>e</m:t>
-                  </m:r>
-                </m:e>
-                <m:sup>
-                  <m:r>
-                    <m:rPr>
-                      <m:sty m:val="p"/>
-                    </m:rPr>
-                    <m:t>ln</m:t>
-                  </m:r>
-                  <m:r>
-                    <m:t>9</m:t>
-                  </m:r>
-                </m:sup>
-              </m:sSup>
-              <m:r>
-                <m:rPr>
-                  <m:sty m:val="p"/>
-                </m:rPr>
-                <m:t>=</m:t>
-              </m:r>
-              <m:r>
-                <m:t>9</m:t>
-              </m:r>
-            </m:oMath>
-            <w:r>
-              <w:rPr>
-                <w:rtl/>
-              </w:rPr>
-              <w:t xml:space="preserve"> </w:t>
-            </w:r>
-            <w:r>
-              <w:rPr>
-                <w:rtl/>
-              </w:rPr>
-              <w:t xml:space="preserve">؛</w:t>
-            </w:r>
-            <w:r>
-              <w:rPr>
-                <w:rtl/>
-              </w:rPr>
-              <w:t xml:space="preserve"> </w:t>
-            </w:r>
-            <m:oMath>
-              <m:sSup>
-                <m:e>
-                  <m:r>
-                    <m:t>f</m:t>
-                  </m:r>
-                </m:e>
-                <m:sup>
-                  <m:r>
-                    <m:rPr>
-                      <m:sty m:val="p"/>
-                    </m:rPr>
-                    <m:t>′</m:t>
-                  </m:r>
-                </m:sup>
-              </m:sSup>
-              <m:d>
-                <m:dPr>
-                  <m:begChr m:val="("/>
-                  <m:endChr m:val=")"/>
-                  <m:sepChr m:val=""/>
-                  <m:grow/>
-                </m:dPr>
-                <m:e>
-                  <m:r>
-                    <m:t>x</m:t>
-                  </m:r>
-                </m:e>
-              </m:d>
-              <m:r>
-                <m:rPr>
-                  <m:sty m:val="p"/>
-                </m:rPr>
-                <m:t>=</m:t>
-              </m:r>
-              <m:d>
-                <m:dPr>
-                  <m:begChr m:val="("/>
-                  <m:endChr m:val=")"/>
-                  <m:sepChr m:val=""/>
-                  <m:grow/>
-                </m:dPr>
-                <m:e>
-                  <m:r>
-                    <m:t>x</m:t>
-                  </m:r>
-                  <m:r>
-                    <m:rPr>
-                      <m:sty m:val="p"/>
-                    </m:rPr>
-                    <m:t>+</m:t>
-                  </m:r>
-                  <m:r>
-                    <m:t>1</m:t>
-                  </m:r>
-                </m:e>
-              </m:d>
-              <m:sSup>
-                <m:e>
-                  <m:r>
-                    <m:t>e</m:t>
-                  </m:r>
-                </m:e>
-                <m:sup>
-                  <m:r>
-                    <m:t>x</m:t>
-                  </m:r>
-                </m:sup>
-              </m:sSup>
-            </m:oMath>
+            <w:r>
+              <w:rPr>
+                <w:rtl/>
+              </w:rPr>
+              <w:t xml:space="preserve">‎$\RR{A=e^{x-1}}$</w:t>
+            </w:r>
+            <w:r>
+              <w:rPr>
+                <w:rtl/>
+              </w:rPr>
+              <w:t xml:space="preserve"> </w:t>
+            </w:r>
+            <w:r>
+              <w:rPr>
+                <w:rtl/>
+              </w:rPr>
+              <w:t xml:space="preserve">‎$\RR{B=e^{\ln9}=9}$</w:t>
+            </w:r>
+            <w:r>
+              <w:rPr>
+                <w:rtl/>
+              </w:rPr>
+              <w:t xml:space="preserve"> </w:t>
+            </w:r>
+            <w:r>
+              <w:rPr>
+                <w:rtl/>
+              </w:rPr>
+              <w:t xml:space="preserve">‎$\RR{f^{\prime}(x)=(x+1)e^x}$</w:t>
+            </w:r>
             <w:r>
               <w:rPr>
                 <w:rtl/>
@@ -4821,6 +4721,57 @@
               <w:t xml:space="preserve">.</w:t>
             </w:r>
           </w:p>
+        </w:tc>
+        <w:tc>
+          <w:tcPr>
+            <w:shd w:val="clear" w:color="auto" w:fill="E4E7ED"/>
+          </w:tcPr>
+          <w:p>
+            <w:pPr>
+              <w:pStyle w:val="Compact"/>
+              <w:bidi/>
+              <w:jc w:val="left"/>
+            </w:pPr>
+            <w:r>
+              <w:rPr>
+                <w:rtl/>
+              </w:rPr>
+              <w:t xml:space="preserve"/>
+            </w:r>
+            <w:r>
+              <w:rPr>
+                <w:b/>
+                <w:bCs/>
+                <w:rtl/>
+              </w:rPr>
+              <w:t xml:space="preserve">بناء المعارف</w:t>
+            </w:r>
+          </w:p>
+        </w:tc>
+      </w:tr>
+      <w:tr>
+        <w:tc>
+          <w:tcPr/>
+          <w:p>
+            <w:pPr>
+              <w:pStyle w:val="Compact"/>
+              <w:bidi/>
+              <w:jc w:val="center"/>
+            </w:pPr>
+          </w:p>
+        </w:tc>
+        <w:tc>
+          <w:tcPr/>
+          <w:p>
+            <w:pPr>
+              <w:pStyle w:val="Compact"/>
+              <w:bidi/>
+              <w:jc w:val="center"/>
+            </w:pPr>
+          </w:p>
+        </w:tc>
+        <w:tc>
+          <w:tcPr/>
           <w:p>
             <w:pPr>
               <w:bidi/>
@@ -5512,14 +5463,6 @@
               </w:rPr>
               <w:t xml:space="preserve"/>
             </w:r>
-            <w:r>
-              <w:rPr>
-                <w:b/>
-                <w:bCs/>
-                <w:rtl/>
-              </w:rPr>
-              <w:t xml:space="preserve">بناء المعارف</w:t>
-            </w:r>
           </w:p>
         </w:tc>
       </w:tr>
@@ -5811,140 +5754,48 @@
               </w:rPr>
               <w:t xml:space="preserve"> </w:t>
             </w:r>
-            <m:oMath>
-              <m:r>
-                <m:t>X</m:t>
-              </m:r>
-              <m:r>
-                <m:rPr>
-                  <m:sty m:val="p"/>
-                </m:rPr>
-                <m:t>=</m:t>
-              </m:r>
-              <m:r>
-                <m:t>3</m:t>
-              </m:r>
-            </m:oMath>
-            <w:r>
-              <w:rPr>
-                <w:rtl/>
-              </w:rPr>
-              <w:t xml:space="preserve"> </w:t>
-            </w:r>
-            <w:r>
-              <w:rPr>
-                <w:rtl/>
-              </w:rPr>
-              <w:t xml:space="preserve">أو</w:t>
-            </w:r>
-            <w:r>
-              <w:rPr>
-                <w:rtl/>
-              </w:rPr>
-              <w:t xml:space="preserve"> </w:t>
-            </w:r>
-            <m:oMath>
-              <m:r>
-                <m:t>X</m:t>
-              </m:r>
-              <m:r>
-                <m:rPr>
-                  <m:sty m:val="p"/>
-                </m:rPr>
-                <m:t>=</m:t>
-              </m:r>
-              <m:r>
-                <m:rPr>
-                  <m:sty m:val="p"/>
-                </m:rPr>
-                <m:t>−</m:t>
-              </m:r>
-              <m:r>
-                <m:t>2</m:t>
-              </m:r>
-            </m:oMath>
-            <w:r>
-              <w:rPr>
-                <w:rtl/>
-              </w:rPr>
-              <w:t xml:space="preserve"> </w:t>
-            </w:r>
-            <w:r>
-              <w:rPr>
-                <w:rtl/>
-              </w:rPr>
-              <w:t xml:space="preserve">(مرفوض):</w:t>
-            </w:r>
-            <w:r>
-              <w:rPr>
-                <w:rtl/>
-              </w:rPr>
-              <w:t xml:space="preserve"> </w:t>
-            </w:r>
-            <m:oMath>
-              <m:r>
-                <m:t>x</m:t>
-              </m:r>
-              <m:r>
-                <m:rPr>
-                  <m:sty m:val="p"/>
-                </m:rPr>
-                <m:t>=</m:t>
-              </m:r>
-              <m:r>
-                <m:rPr>
-                  <m:sty m:val="p"/>
-                </m:rPr>
-                <m:t>ln</m:t>
-              </m:r>
-              <m:r>
-                <m:t>3</m:t>
-              </m:r>
-            </m:oMath>
-            <w:r>
-              <w:rPr>
-                <w:rtl/>
-              </w:rPr>
-              <w:t xml:space="preserve"> </w:t>
-            </w:r>
-            <w:r>
-              <w:rPr>
-                <w:rtl/>
-              </w:rPr>
-              <w:t xml:space="preserve">؛</w:t>
-            </w:r>
-            <w:r>
-              <w:rPr>
-                <w:rtl/>
-              </w:rPr>
-              <w:t xml:space="preserve"> </w:t>
-            </w:r>
-            <m:oMath>
-              <m:r>
-                <m:t>3</m:t>
-              </m:r>
-              <m:r>
-                <m:t>x</m:t>
-              </m:r>
-              <m:r>
-                <m:rPr>
-                  <m:sty m:val="p"/>
-                </m:rPr>
-                <m:t>−</m:t>
-              </m:r>
-              <m:r>
-                <m:t>2</m:t>
-              </m:r>
-              <m:r>
-                <m:rPr>
-                  <m:sty m:val="p"/>
-                </m:rPr>
-                <m:t>≤</m:t>
-              </m:r>
-              <m:r>
-                <m:t>0</m:t>
-              </m:r>
-            </m:oMath>
+            <w:r>
+              <w:rPr>
+                <w:rtl/>
+              </w:rPr>
+              <w:t xml:space="preserve">‎$\RR{X=3}$</w:t>
+            </w:r>
+            <w:r>
+              <w:rPr>
+                <w:rtl/>
+              </w:rPr>
+              <w:t xml:space="preserve"> </w:t>
+            </w:r>
+            <w:r>
+              <w:rPr>
+                <w:rtl/>
+              </w:rPr>
+              <w:t xml:space="preserve">‎$\RR{X=-2}$</w:t>
+            </w:r>
+            <w:r>
+              <w:rPr>
+                <w:rtl/>
+              </w:rPr>
+              <w:t xml:space="preserve"> </w:t>
+            </w:r>
+            <w:r>
+              <w:rPr>
+                <w:rtl/>
+              </w:rPr>
+              <w:t xml:space="preserve">‎$\RR{x=\ln3}$</w:t>
+            </w:r>
+            <w:r>
+              <w:rPr>
+                <w:rtl/>
+              </w:rPr>
+              <w:t xml:space="preserve"> </w:t>
+            </w:r>
+            <w:r>
+              <w:rPr>
+                <w:rtl/>
+              </w:rPr>
+              <w:t xml:space="preserve">‎$\RR{3x-2\leqslant0}$</w:t>
+            </w:r>
             <w:r>
               <w:rPr>
                 <w:rtl/>
@@ -5957,32 +5808,12 @@
               </w:rPr>
               <w:t xml:space="preserve"> </w:t>
             </w:r>
-            <m:oMath>
-              <m:r>
-                <m:t>x</m:t>
-              </m:r>
-              <m:r>
-                <m:rPr>
-                  <m:sty m:val="p"/>
-                </m:rPr>
-                <m:t>≤</m:t>
-              </m:r>
-              <m:f>
-                <m:fPr>
-                  <m:type m:val="bar"/>
-                </m:fPr>
-                <m:num>
-                  <m:r>
-                    <m:t>2</m:t>
-                  </m:r>
-                </m:num>
-                <m:den>
-                  <m:r>
-                    <m:t>3</m:t>
-                  </m:r>
-                </m:den>
-              </m:f>
-            </m:oMath>
+            <w:r>
+              <w:rPr>
+                <w:rtl/>
+              </w:rPr>
+              <w:t xml:space="preserve">‎$\RR{x\leqslant\dfrac23}$</w:t>
+            </w:r>
             <w:r>
               <w:rPr>
                 <w:rtl/>
@@ -7521,6 +7352,7 @@
           <w:tcPr/>
           <w:p>
             <w:pPr>
+              <w:pStyle w:val="Compact"/>
               <w:bidi/>
               <w:jc w:val="left"/>
             </w:pPr>
@@ -7823,8 +7655,60 @@
               <w:t xml:space="preserve">.</w:t>
             </w:r>
           </w:p>
-          <w:p>
-            <w:pPr>
+        </w:tc>
+        <w:tc>
+          <w:tcPr>
+            <w:shd w:val="clear" w:color="auto" w:fill="E4E7ED"/>
+          </w:tcPr>
+          <w:p>
+            <w:pPr>
+              <w:pStyle w:val="Compact"/>
+              <w:bidi/>
+              <w:jc w:val="left"/>
+            </w:pPr>
+            <w:r>
+              <w:rPr>
+                <w:rtl/>
+              </w:rPr>
+              <w:t xml:space="preserve"/>
+            </w:r>
+            <w:r>
+              <w:rPr>
+                <w:b/>
+                <w:bCs/>
+                <w:rtl/>
+              </w:rPr>
+              <w:t xml:space="preserve">بناء المعارف</w:t>
+            </w:r>
+          </w:p>
+        </w:tc>
+      </w:tr>
+      <w:tr>
+        <w:tc>
+          <w:tcPr/>
+          <w:p>
+            <w:pPr>
+              <w:pStyle w:val="Compact"/>
+              <w:bidi/>
+              <w:jc w:val="center"/>
+            </w:pPr>
+          </w:p>
+        </w:tc>
+        <w:tc>
+          <w:tcPr/>
+          <w:p>
+            <w:pPr>
+              <w:pStyle w:val="Compact"/>
+              <w:bidi/>
+              <w:jc w:val="center"/>
+            </w:pPr>
+          </w:p>
+        </w:tc>
+        <w:tc>
+          <w:tcPr/>
+          <w:p>
+            <w:pPr>
+              <w:pStyle w:val="Compact"/>
               <w:bidi/>
               <w:jc w:val="left"/>
             </w:pPr>
@@ -8092,14 +7976,6 @@
                 <w:rtl/>
               </w:rPr>
               <w:t xml:space="preserve"/>
-            </w:r>
-            <w:r>
-              <w:rPr>
-                <w:b/>
-                <w:bCs/>
-                <w:rtl/>
-              </w:rPr>
-              <w:t xml:space="preserve">بناء المعارف</w:t>
             </w:r>
           </w:p>
         </w:tc>
@@ -8743,51 +8619,52 @@
               <w:t xml:space="preserve">.</w:t>
             </w:r>
           </w:p>
-          <w:p>
-            <w:pPr>
+        </w:tc>
+        <w:tc>
+          <w:tcPr>
+            <w:shd w:val="clear" w:color="auto" w:fill="E4E7ED"/>
+          </w:tcPr>
+          <w:p>
+            <w:pPr>
+              <w:pStyle w:val="Compact"/>
+              <w:bidi/>
+              <w:jc w:val="left"/>
+            </w:pPr>
+            <w:r>
+              <w:rPr>
+                <w:rtl/>
+              </w:rPr>
+              <w:t xml:space="preserve"/>
+            </w:r>
+          </w:p>
+        </w:tc>
+      </w:tr>
+      <w:tr>
+        <w:tc>
+          <w:tcPr/>
+          <w:p>
+            <w:pPr>
+              <w:pStyle w:val="Compact"/>
               <w:bidi/>
               <w:jc w:val="center"/>
             </w:pPr>
-            <w:r>
-              <w:rPr>
-                <w:rtl/>
-              </w:rPr>
-              <w:drawing>
-                <wp:inline>
-                  <wp:extent cx="2180843" cy="941832"/>
-                  <wp:docPr id="3" name="Picture 3"/>
-                  <wp:cNvGraphicFramePr>
-                    <a:graphicFrameLocks noChangeAspect="1"/>
-                  </wp:cNvGraphicFramePr>
-                  <a:graphic>
-                    <a:graphicData uri="http://schemas.openxmlformats.org/drawingml/2006/picture">
-                      <pic:pic>
-                        <pic:nvPicPr>
-                          <pic:cNvPr id="0" name="da428d4f30f009e3.png"/>
-                          <pic:cNvPicPr/>
-                        </pic:nvPicPr>
-                        <pic:blipFill>
-                          <a:blip r:embed="rId11"/>
-                          <a:stretch>
-                            <a:fillRect/>
-                          </a:stretch>
-                        </pic:blipFill>
-                        <pic:spPr>
-                          <a:xfrm>
-                            <a:off x="0" y="0"/>
-                            <a:ext cx="2180843" cy="941832"/>
-                          </a:xfrm>
-                          <a:prstGeom prst="rect"/>
-                        </pic:spPr>
-                      </pic:pic>
-                    </a:graphicData>
-                  </a:graphic>
-                </wp:inline>
-              </w:drawing>
-            </w:r>
-          </w:p>
-          <w:p>
-            <w:pPr>
+          </w:p>
+        </w:tc>
+        <w:tc>
+          <w:tcPr/>
+          <w:p>
+            <w:pPr>
+              <w:pStyle w:val="Compact"/>
+              <w:bidi/>
+              <w:jc w:val="center"/>
+            </w:pPr>
+          </w:p>
+        </w:tc>
+        <w:tc>
+          <w:tcPr/>
+          <w:p>
+            <w:pPr>
+              <w:pStyle w:val="Compact"/>
               <w:bidi/>
               <w:jc w:val="left"/>
             </w:pPr>
@@ -9145,180 +9022,24 @@
               </w:rPr>
               <w:t xml:space="preserve"> </w:t>
             </w:r>
-            <m:oMath>
-              <m:sSup>
-                <m:e>
-                  <m:r>
-                    <m:t>g</m:t>
-                  </m:r>
-                </m:e>
-                <m:sup>
-                  <m:r>
-                    <m:rPr>
-                      <m:sty m:val="p"/>
-                    </m:rPr>
-                    <m:t>′</m:t>
-                  </m:r>
-                </m:sup>
-              </m:sSup>
-              <m:d>
-                <m:dPr>
-                  <m:begChr m:val="("/>
-                  <m:endChr m:val=")"/>
-                  <m:sepChr m:val=""/>
-                  <m:grow/>
-                </m:dPr>
-                <m:e>
-                  <m:r>
-                    <m:t>x</m:t>
-                  </m:r>
-                </m:e>
-              </m:d>
-              <m:r>
-                <m:rPr>
-                  <m:sty m:val="p"/>
-                </m:rPr>
-                <m:t>=</m:t>
-              </m:r>
-              <m:d>
-                <m:dPr>
-                  <m:begChr m:val="("/>
-                  <m:endChr m:val=")"/>
-                  <m:sepChr m:val=""/>
-                  <m:grow/>
-                </m:dPr>
-                <m:e>
-                  <m:r>
-                    <m:rPr>
-                      <m:sty m:val="p"/>
-                    </m:rPr>
-                    <m:t>−</m:t>
-                  </m:r>
-                  <m:r>
-                    <m:t>2</m:t>
-                  </m:r>
-                  <m:r>
-                    <m:t>x</m:t>
-                  </m:r>
-                  <m:r>
-                    <m:rPr>
-                      <m:sty m:val="p"/>
-                    </m:rPr>
-                    <m:t>+</m:t>
-                  </m:r>
-                  <m:r>
-                    <m:t>2</m:t>
-                  </m:r>
-                </m:e>
-              </m:d>
-              <m:sSup>
-                <m:e>
-                  <m:r>
-                    <m:t>e</m:t>
-                  </m:r>
-                </m:e>
-                <m:sup>
-                  <m:r>
-                    <m:rPr>
-                      <m:sty m:val="p"/>
-                    </m:rPr>
-                    <m:t>−</m:t>
-                  </m:r>
-                  <m:sSup>
-                    <m:e>
-                      <m:r>
-                        <m:t>x</m:t>
-                      </m:r>
-                    </m:e>
-                    <m:sup>
-                      <m:r>
-                        <m:t>2</m:t>
-                      </m:r>
-                    </m:sup>
-                  </m:sSup>
-                  <m:r>
-                    <m:rPr>
-                      <m:sty m:val="p"/>
-                    </m:rPr>
-                    <m:t>+</m:t>
-                  </m:r>
-                  <m:r>
-                    <m:t>2</m:t>
-                  </m:r>
-                  <m:r>
-                    <m:t>x</m:t>
-                  </m:r>
-                </m:sup>
-              </m:sSup>
-            </m:oMath>
-            <w:r>
-              <w:rPr>
-                <w:rtl/>
-              </w:rPr>
-              <w:t xml:space="preserve"> </w:t>
-            </w:r>
-            <w:r>
-              <w:rPr>
-                <w:rtl/>
-              </w:rPr>
-              <w:t xml:space="preserve">؛</w:t>
-            </w:r>
-            <w:r>
-              <w:rPr>
-                <w:rtl/>
-              </w:rPr>
-              <w:t xml:space="preserve"> </w:t>
-            </w:r>
-            <m:oMath>
-              <m:r>
-                <m:rPr>
-                  <m:sty m:val="p"/>
-                </m:rPr>
-                <m:t>−</m:t>
-              </m:r>
-              <m:sSup>
-                <m:e>
-                  <m:r>
-                    <m:t>x</m:t>
-                  </m:r>
-                </m:e>
-                <m:sup>
-                  <m:r>
-                    <m:t>2</m:t>
-                  </m:r>
-                </m:sup>
-              </m:sSup>
-              <m:r>
-                <m:rPr>
-                  <m:sty m:val="p"/>
-                </m:rPr>
-                <m:t>+</m:t>
-              </m:r>
-              <m:r>
-                <m:t>2</m:t>
-              </m:r>
-              <m:r>
-                <m:t>x</m:t>
-              </m:r>
-              <m:r>
-                <m:rPr>
-                  <m:sty m:val="p"/>
-                </m:rPr>
-                <m:t>→</m:t>
-              </m:r>
-              <m:r>
-                <m:rPr>
-                  <m:sty m:val="p"/>
-                </m:rPr>
-                <m:t>−</m:t>
-              </m:r>
-              <m:r>
-                <m:rPr>
-                  <m:sty m:val="p"/>
-                </m:rPr>
-                <m:t>∞</m:t>
-              </m:r>
-            </m:oMath>
+            <w:r>
+              <w:rPr>
+                <w:rtl/>
+              </w:rPr>
+              <w:t xml:space="preserve">‎$\RR{g^{\prime}(x)=(-2x+2)e^{-x^2+2x}}$</w:t>
+            </w:r>
+            <w:r>
+              <w:rPr>
+                <w:rtl/>
+              </w:rPr>
+              <w:t xml:space="preserve"> </w:t>
+            </w:r>
+            <w:r>
+              <w:rPr>
+                <w:rtl/>
+              </w:rPr>
+              <w:t xml:space="preserve">‎$\RR{-x^2+2x\to-\infty}$</w:t>
+            </w:r>
             <w:r>
               <w:rPr>
                 <w:rtl/>
@@ -9331,159 +9052,29 @@
               </w:rPr>
               <w:t xml:space="preserve"> </w:t>
             </w:r>
-            <m:oMath>
-              <m:limLow>
-                <m:e>
-                  <m:r>
-                    <m:rPr>
-                      <m:sty m:val="p"/>
-                    </m:rPr>
-                    <m:t>lim</m:t>
-                  </m:r>
-                </m:e>
-                <m:lim>
-                  <m:r>
-                    <m:t>x</m:t>
-                  </m:r>
-                  <m:r>
-                    <m:rPr>
-                      <m:sty m:val="p"/>
-                    </m:rPr>
-                    <m:t>→</m:t>
-                  </m:r>
-                  <m:r>
-                    <m:rPr>
-                      <m:sty m:val="p"/>
-                    </m:rPr>
-                    <m:t>±</m:t>
-                  </m:r>
-                  <m:r>
-                    <m:rPr>
-                      <m:sty m:val="p"/>
-                    </m:rPr>
-                    <m:t>∞</m:t>
-                  </m:r>
-                </m:lim>
-              </m:limLow>
-              <m:r>
-                <m:t>g</m:t>
-              </m:r>
-              <m:d>
-                <m:dPr>
-                  <m:begChr m:val="("/>
-                  <m:endChr m:val=")"/>
-                  <m:sepChr m:val=""/>
-                  <m:grow/>
-                </m:dPr>
-                <m:e>
-                  <m:r>
-                    <m:t>x</m:t>
-                  </m:r>
-                </m:e>
-              </m:d>
-              <m:r>
-                <m:rPr>
-                  <m:sty m:val="p"/>
-                </m:rPr>
-                <m:t>=</m:t>
-              </m:r>
-              <m:r>
-                <m:t>0</m:t>
-              </m:r>
-            </m:oMath>
-            <w:r>
-              <w:rPr>
-                <w:rtl/>
-              </w:rPr>
-              <w:t xml:space="preserve"> </w:t>
-            </w:r>
-            <w:r>
-              <w:rPr>
-                <w:rtl/>
-              </w:rPr>
-              <w:t xml:space="preserve">؛ عظمى</w:t>
-            </w:r>
-            <w:r>
-              <w:rPr>
-                <w:rtl/>
-              </w:rPr>
-              <w:t xml:space="preserve"> </w:t>
-            </w:r>
-            <m:oMath>
-              <m:r>
-                <m:t>g</m:t>
-              </m:r>
-              <m:d>
-                <m:dPr>
-                  <m:begChr m:val="("/>
-                  <m:endChr m:val=")"/>
-                  <m:sepChr m:val=""/>
-                  <m:grow/>
-                </m:dPr>
-                <m:e>
-                  <m:r>
-                    <m:t>1</m:t>
-                  </m:r>
-                </m:e>
-              </m:d>
-              <m:r>
-                <m:rPr>
-                  <m:sty m:val="p"/>
-                </m:rPr>
-                <m:t>=</m:t>
-              </m:r>
-              <m:r>
-                <m:t>e</m:t>
-              </m:r>
-            </m:oMath>
+            <w:r>
+              <w:rPr>
+                <w:rtl/>
+              </w:rPr>
+              <w:t xml:space="preserve">‎$\RR{\lim\limits_{x\to \pm\infty}g(x)=0}$</w:t>
+            </w:r>
+            <w:r>
+              <w:rPr>
+                <w:rtl/>
+              </w:rPr>
+              <w:t xml:space="preserve"> </w:t>
+            </w:r>
+            <w:r>
+              <w:rPr>
+                <w:rtl/>
+              </w:rPr>
+              <w:t xml:space="preserve">‎$\RR{g(1)=e}$</w:t>
+            </w:r>
             <w:r>
               <w:rPr>
                 <w:rtl/>
               </w:rPr>
               <w:t xml:space="preserve">.</w:t>
-            </w:r>
-          </w:p>
-          <w:p>
-            <w:pPr>
-              <w:bidi/>
-              <w:jc w:val="center"/>
-            </w:pPr>
-            <w:r>
-              <w:rPr>
-                <w:rtl/>
-              </w:rPr>
-              <w:drawing>
-                <wp:inline>
-                  <wp:extent cx="2180843" cy="941832"/>
-                  <wp:docPr id="4" name="Picture 4"/>
-                  <wp:cNvGraphicFramePr>
-                    <a:graphicFrameLocks noChangeAspect="1"/>
-                  </wp:cNvGraphicFramePr>
-                  <a:graphic>
-                    <a:graphicData uri="http://schemas.openxmlformats.org/drawingml/2006/picture">
-                      <pic:pic>
-                        <pic:nvPicPr>
-                          <pic:cNvPr id="0" name="11b75e5c588f734e.png"/>
-                          <pic:cNvPicPr/>
-                        </pic:nvPicPr>
-                        <pic:blipFill>
-                          <a:blip r:embed="rId12"/>
-                          <a:stretch>
-                            <a:fillRect/>
-                          </a:stretch>
-                        </pic:blipFill>
-                        <pic:spPr>
-                          <a:xfrm>
-                            <a:off x="0" y="0"/>
-                            <a:ext cx="2180843" cy="941832"/>
-                          </a:xfrm>
-                          <a:prstGeom prst="rect"/>
-                        </pic:spPr>
-                      </pic:pic>
-                    </a:graphicData>
-                  </a:graphic>
-                </wp:inline>
-              </w:drawing>
             </w:r>
           </w:p>
           <w:p>
@@ -11012,6 +10603,7 @@
           <w:tcPr/>
           <w:p>
             <w:pPr>
+              <w:pStyle w:val="Compact"/>
               <w:bidi/>
               <w:jc w:val="left"/>
             </w:pPr>
@@ -11260,6 +10852,57 @@
               <w:t xml:space="preserve">حقيقي).</w:t>
             </w:r>
           </w:p>
+        </w:tc>
+        <w:tc>
+          <w:tcPr>
+            <w:shd w:val="clear" w:color="auto" w:fill="E4E7ED"/>
+          </w:tcPr>
+          <w:p>
+            <w:pPr>
+              <w:pStyle w:val="Compact"/>
+              <w:bidi/>
+              <w:jc w:val="left"/>
+            </w:pPr>
+            <w:r>
+              <w:rPr>
+                <w:rtl/>
+              </w:rPr>
+              <w:t xml:space="preserve"/>
+            </w:r>
+            <w:r>
+              <w:rPr>
+                <w:b/>
+                <w:bCs/>
+                <w:rtl/>
+              </w:rPr>
+              <w:t xml:space="preserve">بناء المعارف</w:t>
+            </w:r>
+          </w:p>
+        </w:tc>
+      </w:tr>
+      <w:tr>
+        <w:tc>
+          <w:tcPr/>
+          <w:p>
+            <w:pPr>
+              <w:pStyle w:val="Compact"/>
+              <w:bidi/>
+              <w:jc w:val="center"/>
+            </w:pPr>
+          </w:p>
+        </w:tc>
+        <w:tc>
+          <w:tcPr/>
+          <w:p>
+            <w:pPr>
+              <w:pStyle w:val="Compact"/>
+              <w:bidi/>
+              <w:jc w:val="center"/>
+            </w:pPr>
+          </w:p>
+        </w:tc>
+        <w:tc>
+          <w:tcPr/>
           <w:p>
             <w:pPr>
               <w:bidi/>
@@ -11731,14 +11374,6 @@
               </w:rPr>
               <w:t xml:space="preserve"/>
             </w:r>
-            <w:r>
-              <w:rPr>
-                <w:b/>
-                <w:bCs/>
-                <w:rtl/>
-              </w:rPr>
-              <w:t xml:space="preserve">بناء المعارف</w:t>
-            </w:r>
           </w:p>
         </w:tc>
       </w:tr>
@@ -11767,6 +11402,7 @@
           <w:tcPr/>
           <w:p>
             <w:pPr>
+              <w:pStyle w:val="Compact"/>
               <w:bidi/>
               <w:jc w:val="left"/>
             </w:pPr>
@@ -12016,99 +11652,6 @@
               <w:t xml:space="preserve">متناقصة.</w:t>
             </w:r>
           </w:p>
-          <w:p>
-            <w:pPr>
-              <w:bidi/>
-              <w:jc w:val="left"/>
-            </w:pPr>
-            <w:r>
-              <w:rPr>
-                <w:b/>
-                <w:bCs/>
-                <w:rtl/>
-              </w:rPr>
-              <w:t xml:space="preserve">[حذار]</w:t>
-            </w:r>
-            <w:r>
-              <w:rPr>
-                <w:rtl/>
-              </w:rPr>
-              <w:t xml:space="preserve"> القسمة على</w:t>
-            </w:r>
-            <w:r>
-              <w:rPr>
-                <w:rtl/>
-              </w:rPr>
-              <w:t xml:space="preserve"> </w:t>
-            </w:r>
-            <m:oMath>
-              <m:r>
-                <m:rPr>
-                  <m:sty m:val="p"/>
-                </m:rPr>
-                <m:t>ln</m:t>
-              </m:r>
-              <m:r>
-                <m:t>a</m:t>
-              </m:r>
-              <m:r>
-                <m:rPr>
-                  <m:sty m:val="p"/>
-                </m:rPr>
-                <m:t>&lt;</m:t>
-              </m:r>
-              <m:r>
-                <m:t>0</m:t>
-              </m:r>
-            </m:oMath>
-            <w:r>
-              <w:rPr>
-                <w:rtl/>
-              </w:rPr>
-              <w:t xml:space="preserve"> </w:t>
-            </w:r>
-            <w:r>
-              <w:rPr>
-                <w:rtl/>
-              </w:rPr>
-              <w:t xml:space="preserve">(لما</w:t>
-            </w:r>
-            <w:r>
-              <w:rPr>
-                <w:rtl/>
-              </w:rPr>
-              <w:t xml:space="preserve"> </w:t>
-            </w:r>
-            <m:oMath>
-              <m:r>
-                <m:t>0</m:t>
-              </m:r>
-              <m:r>
-                <m:rPr>
-                  <m:sty m:val="p"/>
-                </m:rPr>
-                <m:t>&lt;</m:t>
-              </m:r>
-              <m:r>
-                <m:t>a</m:t>
-              </m:r>
-              <m:r>
-                <m:rPr>
-                  <m:sty m:val="p"/>
-                </m:rPr>
-                <m:t>&lt;</m:t>
-              </m:r>
-              <m:r>
-                <m:t>1</m:t>
-              </m:r>
-            </m:oMath>
-            <w:r>
-              <w:rPr>
-                <w:rtl/>
-              </w:rPr>
-              <w:t xml:space="preserve">) تقلب اتجاه المتراجحة.</w:t>
-            </w:r>
-          </w:p>
         </w:tc>
         <w:tc>
           <w:tcPr>
@@ -12136,14 +11679,8 @@
             <w:pPr>
               <w:pStyle w:val="Compact"/>
               <w:bidi/>
-              <w:jc w:val="left"/>
-            </w:pPr>
-            <w:r>
-              <w:rPr>
-                <w:rtl/>
-              </w:rPr>
-              <w:t xml:space="preserve">تقويم فردي.</w:t>
-            </w:r>
+              <w:jc w:val="center"/>
+            </w:pPr>
           </w:p>
         </w:tc>
         <w:tc>
@@ -12152,20 +11689,15 @@
             <w:pPr>
               <w:pStyle w:val="Compact"/>
               <w:bidi/>
-              <w:jc w:val="left"/>
-            </w:pPr>
-            <w:r>
-              <w:rPr>
-                <w:rtl/>
-              </w:rPr>
-              <w:t xml:space="preserve">25 د</w:t>
-            </w:r>
+              <w:jc w:val="center"/>
+            </w:pPr>
           </w:p>
         </w:tc>
         <w:tc>
           <w:tcPr/>
           <w:p>
             <w:pPr>
+              <w:pStyle w:val="Compact"/>
               <w:bidi/>
               <w:jc w:val="left"/>
             </w:pPr>
@@ -12175,6 +11707,154 @@
                 <w:bCs/>
                 <w:rtl/>
               </w:rPr>
+              <w:t xml:space="preserve">[حذار]</w:t>
+            </w:r>
+            <w:r>
+              <w:rPr>
+                <w:rtl/>
+              </w:rPr>
+              <w:t xml:space="preserve"> القسمة على</w:t>
+            </w:r>
+            <w:r>
+              <w:rPr>
+                <w:rtl/>
+              </w:rPr>
+              <w:t xml:space="preserve"> </w:t>
+            </w:r>
+            <m:oMath>
+              <m:r>
+                <m:rPr>
+                  <m:sty m:val="p"/>
+                </m:rPr>
+                <m:t>ln</m:t>
+              </m:r>
+              <m:r>
+                <m:t>a</m:t>
+              </m:r>
+              <m:r>
+                <m:rPr>
+                  <m:sty m:val="p"/>
+                </m:rPr>
+                <m:t>&lt;</m:t>
+              </m:r>
+              <m:r>
+                <m:t>0</m:t>
+              </m:r>
+            </m:oMath>
+            <w:r>
+              <w:rPr>
+                <w:rtl/>
+              </w:rPr>
+              <w:t xml:space="preserve"> </w:t>
+            </w:r>
+            <w:r>
+              <w:rPr>
+                <w:rtl/>
+              </w:rPr>
+              <w:t xml:space="preserve">(لما</w:t>
+            </w:r>
+            <w:r>
+              <w:rPr>
+                <w:rtl/>
+              </w:rPr>
+              <w:t xml:space="preserve"> </w:t>
+            </w:r>
+            <m:oMath>
+              <m:r>
+                <m:t>0</m:t>
+              </m:r>
+              <m:r>
+                <m:rPr>
+                  <m:sty m:val="p"/>
+                </m:rPr>
+                <m:t>&lt;</m:t>
+              </m:r>
+              <m:r>
+                <m:t>a</m:t>
+              </m:r>
+              <m:r>
+                <m:rPr>
+                  <m:sty m:val="p"/>
+                </m:rPr>
+                <m:t>&lt;</m:t>
+              </m:r>
+              <m:r>
+                <m:t>1</m:t>
+              </m:r>
+            </m:oMath>
+            <w:r>
+              <w:rPr>
+                <w:rtl/>
+              </w:rPr>
+              <w:t xml:space="preserve">) تقلب اتجاه المتراجحة.</w:t>
+            </w:r>
+          </w:p>
+        </w:tc>
+        <w:tc>
+          <w:tcPr>
+            <w:shd w:val="clear" w:color="auto" w:fill="E4E7ED"/>
+          </w:tcPr>
+          <w:p>
+            <w:pPr>
+              <w:pStyle w:val="Compact"/>
+              <w:bidi/>
+              <w:jc w:val="left"/>
+            </w:pPr>
+            <w:r>
+              <w:rPr>
+                <w:rtl/>
+              </w:rPr>
+              <w:t xml:space="preserve"/>
+            </w:r>
+          </w:p>
+        </w:tc>
+      </w:tr>
+      <w:tr>
+        <w:tc>
+          <w:tcPr/>
+          <w:p>
+            <w:pPr>
+              <w:pStyle w:val="Compact"/>
+              <w:bidi/>
+              <w:jc w:val="left"/>
+            </w:pPr>
+            <w:r>
+              <w:rPr>
+                <w:rtl/>
+              </w:rPr>
+              <w:t xml:space="preserve">تقويم فردي.</w:t>
+            </w:r>
+          </w:p>
+        </w:tc>
+        <w:tc>
+          <w:tcPr/>
+          <w:p>
+            <w:pPr>
+              <w:pStyle w:val="Compact"/>
+              <w:bidi/>
+              <w:jc w:val="left"/>
+            </w:pPr>
+            <w:r>
+              <w:rPr>
+                <w:rtl/>
+              </w:rPr>
+              <w:t xml:space="preserve">25 د</w:t>
+            </w:r>
+          </w:p>
+        </w:tc>
+        <w:tc>
+          <w:tcPr/>
+          <w:p>
+            <w:pPr>
+              <w:bidi/>
+              <w:jc w:val="left"/>
+            </w:pPr>
+            <w:r>
+              <w:rPr>
+                <w:b/>
+                <w:bCs/>
+                <w:rtl/>
+              </w:rPr>
               <w:t xml:space="preserve">[تطبيق]</w:t>
             </w:r>
           </w:p>
@@ -12185,9 +11865,23 @@
             </w:pPr>
             <w:r>
               <w:rPr>
-                <w:rtl/>
-              </w:rPr>
-              <w:t xml:space="preserve">1) حل</w:t>
+                <w:b/>
+                <w:bCs/>
+                <w:rtl/>
+              </w:rPr>
+              <w:t xml:space="preserve">(1)</w:t>
+            </w:r>
+            <w:r>
+              <w:rPr>
+                <w:rtl/>
+              </w:rPr>
+              <w:t xml:space="preserve"> </w:t>
+            </w:r>
+            <w:r>
+              <w:rPr>
+                <w:rtl/>
+              </w:rPr>
+              <w:t xml:space="preserve">حل</w:t>
             </w:r>
             <w:r>
               <w:rPr>
@@ -12231,7 +11925,33 @@
               <w:rPr>
                 <w:rtl/>
               </w:rPr>
-              <w:t xml:space="preserve">. 2) احسب مشتقة</w:t>
+              <w:t xml:space="preserve">.</w:t>
+            </w:r>
+          </w:p>
+          <w:p>
+            <w:pPr>
+              <w:bidi/>
+              <w:jc w:val="left"/>
+            </w:pPr>
+            <w:r>
+              <w:rPr>
+                <w:b/>
+                <w:bCs/>
+                <w:rtl/>
+              </w:rPr>
+              <w:t xml:space="preserve">(2)</w:t>
+            </w:r>
+            <w:r>
+              <w:rPr>
+                <w:rtl/>
+              </w:rPr>
+              <w:t xml:space="preserve"> </w:t>
+            </w:r>
+            <w:r>
+              <w:rPr>
+                <w:rtl/>
+              </w:rPr>
+              <w:t xml:space="preserve">احسب مشتقة</w:t>
             </w:r>
             <w:r>
               <w:rPr>
@@ -12357,202 +12077,36 @@
               </w:rPr>
               <w:t xml:space="preserve">الحل:</w:t>
             </w:r>
-            <w:r>
-              <w:rPr>
-                <w:rtl/>
-              </w:rPr>
-              <w:t xml:space="preserve"> </w:t>
-            </w:r>
-            <w:r>
-              <w:rPr>
-                <w:rtl/>
-              </w:rPr>
-              <w:t xml:space="preserve">1)</w:t>
-            </w:r>
-            <w:r>
-              <w:rPr>
-                <w:rtl/>
-              </w:rPr>
-              <w:t xml:space="preserve"> </w:t>
-            </w:r>
-            <m:oMath>
-              <m:r>
-                <m:t>x</m:t>
-              </m:r>
-              <m:r>
-                <m:rPr>
-                  <m:sty m:val="p"/>
-                </m:rPr>
-                <m:t>≥</m:t>
-              </m:r>
-              <m:f>
-                <m:fPr>
-                  <m:type m:val="bar"/>
-                </m:fPr>
-                <m:num>
-                  <m:r>
-                    <m:rPr>
-                      <m:sty m:val="p"/>
-                    </m:rPr>
-                    <m:t>ln</m:t>
-                  </m:r>
-                  <m:r>
-                    <m:t>100</m:t>
-                  </m:r>
-                </m:num>
-                <m:den>
-                  <m:r>
-                    <m:rPr>
-                      <m:sty m:val="p"/>
-                    </m:rPr>
-                    <m:t>ln</m:t>
-                  </m:r>
-                  <m:r>
-                    <m:t>1</m:t>
-                  </m:r>
-                  <m:r>
-                    <m:rPr>
-                      <m:sty m:val="p"/>
-                    </m:rPr>
-                    <m:t>,</m:t>
-                  </m:r>
-                  <m:r>
-                    <m:t>5</m:t>
-                  </m:r>
-                </m:den>
-              </m:f>
-              <m:r>
-                <m:rPr>
-                  <m:sty m:val="p"/>
-                </m:rPr>
-                <m:t>≈</m:t>
-              </m:r>
-              <m:r>
-                <m:t>11</m:t>
-              </m:r>
-              <m:r>
-                <m:rPr>
-                  <m:sty m:val="p"/>
-                </m:rPr>
-                <m:t>,</m:t>
-              </m:r>
-              <m:r>
-                <m:t>36</m:t>
-              </m:r>
-            </m:oMath>
-            <w:r>
-              <w:rPr>
-                <w:rtl/>
-              </w:rPr>
-              <w:t xml:space="preserve">. 2)</w:t>
-            </w:r>
-            <w:r>
-              <w:rPr>
-                <w:rtl/>
-              </w:rPr>
-              <w:t xml:space="preserve"> </w:t>
-            </w:r>
-            <m:oMath>
-              <m:sSup>
-                <m:e>
-                  <m:r>
-                    <m:t>f</m:t>
-                  </m:r>
-                </m:e>
-                <m:sup>
-                  <m:r>
-                    <m:rPr>
-                      <m:sty m:val="p"/>
-                    </m:rPr>
-                    <m:t>′</m:t>
-                  </m:r>
-                </m:sup>
-              </m:sSup>
-              <m:d>
-                <m:dPr>
-                  <m:begChr m:val="("/>
-                  <m:endChr m:val=")"/>
-                  <m:sepChr m:val=""/>
-                  <m:grow/>
-                </m:dPr>
-                <m:e>
-                  <m:r>
-                    <m:t>x</m:t>
-                  </m:r>
-                </m:e>
-              </m:d>
-              <m:r>
-                <m:rPr>
-                  <m:sty m:val="p"/>
-                </m:rPr>
-                <m:t>=</m:t>
-              </m:r>
-              <m:r>
-                <m:t>1</m:t>
-              </m:r>
-              <m:r>
-                <m:rPr>
-                  <m:sty m:val="p"/>
-                </m:rPr>
-                <m:t>,</m:t>
-              </m:r>
-              <m:r>
-                <m:t>5</m:t>
-              </m:r>
-              <m:r>
-                <m:t> </m:t>
-              </m:r>
-              <m:sSup>
-                <m:e>
-                  <m:r>
-                    <m:t>x</m:t>
-                  </m:r>
-                </m:e>
-                <m:sup>
-                  <m:r>
-                    <m:t>0</m:t>
-                  </m:r>
-                  <m:r>
-                    <m:rPr>
-                      <m:sty m:val="p"/>
-                    </m:rPr>
-                    <m:t>,</m:t>
-                  </m:r>
-                  <m:r>
-                    <m:t>5</m:t>
-                  </m:r>
-                </m:sup>
-              </m:sSup>
-              <m:r>
-                <m:rPr>
-                  <m:sty m:val="p"/>
-                </m:rPr>
-                <m:t>=</m:t>
-              </m:r>
-              <m:r>
-                <m:t>1</m:t>
-              </m:r>
-              <m:r>
-                <m:rPr>
-                  <m:sty m:val="p"/>
-                </m:rPr>
-                <m:t>,</m:t>
-              </m:r>
-              <m:r>
-                <m:t>5</m:t>
-              </m:r>
-              <m:rad>
-                <m:radPr>
-                  <m:degHide m:val="on"/>
-                </m:radPr>
-                <m:deg/>
-                <m:e>
-                  <m:r>
-                    <m:t>x</m:t>
-                  </m:r>
-                </m:e>
-              </m:rad>
-            </m:oMath>
+          </w:p>
+          <w:p>
+            <w:pPr>
+              <w:bidi/>
+              <w:jc w:val="left"/>
+            </w:pPr>
+            <w:r>
+              <w:rPr>
+                <w:rtl/>
+              </w:rPr>
+              <w:t xml:space="preserve">‎$\RR{x\geqslant\dfrac{\ln100}{\ln1{,}5}\approx11{,}36}$</w:t>
+            </w:r>
+            <w:r>
+              <w:rPr>
+                <w:rtl/>
+              </w:rPr>
+              <w:t xml:space="preserve">.</w:t>
+            </w:r>
+          </w:p>
+          <w:p>
+            <w:pPr>
+              <w:bidi/>
+              <w:jc w:val="left"/>
+            </w:pPr>
+            <w:r>
+              <w:rPr>
+                <w:rtl/>
+              </w:rPr>
+              <w:t xml:space="preserve">‎$\RR{f^{\prime}(x)=1{,}5\,x^{0{,}5}=1{,}5\sqrt x}$</w:t>
+            </w:r>
             <w:r>
               <w:rPr>
                 <w:rtl/>
@@ -13862,6 +13416,7 @@
           <w:tcPr/>
           <w:p>
             <w:pPr>
+              <w:pStyle w:val="Compact"/>
               <w:bidi/>
               <w:jc w:val="left"/>
             </w:pPr>
@@ -13900,8 +13455,60 @@
               <w:t xml:space="preserve">.</w:t>
             </w:r>
           </w:p>
-          <w:p>
-            <w:pPr>
+        </w:tc>
+        <w:tc>
+          <w:tcPr>
+            <w:shd w:val="clear" w:color="auto" w:fill="E4E7ED"/>
+          </w:tcPr>
+          <w:p>
+            <w:pPr>
+              <w:pStyle w:val="Compact"/>
+              <w:bidi/>
+              <w:jc w:val="left"/>
+            </w:pPr>
+            <w:r>
+              <w:rPr>
+                <w:rtl/>
+              </w:rPr>
+              <w:t xml:space="preserve"/>
+            </w:r>
+            <w:r>
+              <w:rPr>
+                <w:b/>
+                <w:bCs/>
+                <w:rtl/>
+              </w:rPr>
+              <w:t xml:space="preserve">بناء المعارف</w:t>
+            </w:r>
+          </w:p>
+        </w:tc>
+      </w:tr>
+      <w:tr>
+        <w:tc>
+          <w:tcPr/>
+          <w:p>
+            <w:pPr>
+              <w:pStyle w:val="Compact"/>
+              <w:bidi/>
+              <w:jc w:val="center"/>
+            </w:pPr>
+          </w:p>
+        </w:tc>
+        <w:tc>
+          <w:tcPr/>
+          <w:p>
+            <w:pPr>
+              <w:pStyle w:val="Compact"/>
+              <w:bidi/>
+              <w:jc w:val="center"/>
+            </w:pPr>
+          </w:p>
+        </w:tc>
+        <w:tc>
+          <w:tcPr/>
+          <w:p>
+            <w:pPr>
+              <w:pStyle w:val="Compact"/>
               <w:bidi/>
               <w:jc w:val="left"/>
             </w:pPr>
@@ -14093,14 +13700,6 @@
               </w:rPr>
               <w:t xml:space="preserve"/>
             </w:r>
-            <w:r>
-              <w:rPr>
-                <w:b/>
-                <w:bCs/>
-                <w:rtl/>
-              </w:rPr>
-              <w:t xml:space="preserve">بناء المعارف</w:t>
-            </w:r>
           </w:p>
         </w:tc>
       </w:tr>
@@ -14129,6 +13728,7 @@
           <w:tcPr/>
           <w:p>
             <w:pPr>
+              <w:pStyle w:val="Compact"/>
               <w:bidi/>
               <w:jc w:val="left"/>
             </w:pPr>
@@ -14326,43 +13926,6 @@
               <w:t xml:space="preserve">‎DA.</w:t>
             </w:r>
           </w:p>
-          <w:p>
-            <w:pPr>
-              <w:bidi/>
-              <w:jc w:val="left"/>
-            </w:pPr>
-            <w:r>
-              <w:rPr>
-                <w:b/>
-                <w:bCs/>
-                <w:rtl/>
-              </w:rPr>
-              <w:t xml:space="preserve">[حذار]</w:t>
-            </w:r>
-            <w:r>
-              <w:rPr>
-                <w:rtl/>
-              </w:rPr>
-              <w:t xml:space="preserve"> </w:t>
-            </w:r>
-            <m:oMath>
-              <m:r>
-                <m:t>n</m:t>
-              </m:r>
-            </m:oMath>
-            <w:r>
-              <w:rPr>
-                <w:rtl/>
-              </w:rPr>
-              <w:t xml:space="preserve"> </w:t>
-            </w:r>
-            <w:r>
-              <w:rPr>
-                <w:rtl/>
-              </w:rPr>
-              <w:t xml:space="preserve">عدد طبيعي: نأخذ أول عدد طبيعي يحقق المتراجحة.</w:t>
-            </w:r>
-          </w:p>
         </w:tc>
         <w:tc>
           <w:tcPr>
@@ -14390,14 +13953,8 @@
             <w:pPr>
               <w:pStyle w:val="Compact"/>
               <w:bidi/>
-              <w:jc w:val="left"/>
-            </w:pPr>
-            <w:r>
-              <w:rPr>
-                <w:rtl/>
-              </w:rPr>
-              <w:t xml:space="preserve">تقويم فردي.</w:t>
-            </w:r>
+              <w:jc w:val="center"/>
+            </w:pPr>
           </w:p>
         </w:tc>
         <w:tc>
@@ -14406,20 +13963,15 @@
             <w:pPr>
               <w:pStyle w:val="Compact"/>
               <w:bidi/>
-              <w:jc w:val="left"/>
-            </w:pPr>
-            <w:r>
-              <w:rPr>
-                <w:rtl/>
-              </w:rPr>
-              <w:t xml:space="preserve">25 د</w:t>
-            </w:r>
+              <w:jc w:val="center"/>
+            </w:pPr>
           </w:p>
         </w:tc>
         <w:tc>
           <w:tcPr/>
           <w:p>
             <w:pPr>
+              <w:pStyle w:val="Compact"/>
               <w:bidi/>
               <w:jc w:val="left"/>
             </w:pPr>
@@ -14429,105 +13981,87 @@
                 <w:bCs/>
                 <w:rtl/>
               </w:rPr>
-              <w:t xml:space="preserve">[تطبيق]</w:t>
-            </w:r>
-          </w:p>
-          <w:p>
-            <w:pPr>
-              <w:bidi/>
-              <w:jc w:val="left"/>
-            </w:pPr>
-            <w:r>
-              <w:rPr>
-                <w:rtl/>
-              </w:rPr>
-              <w:t xml:space="preserve">إيداع</w:t>
-            </w:r>
-            <w:r>
-              <w:rPr>
-                <w:rtl/>
-              </w:rPr>
-              <w:t xml:space="preserve"> </w:t>
-            </w:r>
-            <m:oMath>
-              <m:r>
-                <m:t>150000</m:t>
-              </m:r>
-            </m:oMath>
-            <w:r>
-              <w:rPr>
-                <w:rtl/>
-              </w:rPr>
-              <w:t xml:space="preserve"> </w:t>
-            </w:r>
-            <w:r>
-              <w:rPr>
-                <w:rtl/>
-              </w:rPr>
-              <w:t xml:space="preserve">DA بفائدة مركبة</w:t>
-            </w:r>
-            <w:r>
-              <w:rPr>
-                <w:rtl/>
-              </w:rPr>
-              <w:t xml:space="preserve"> </w:t>
-            </w:r>
-            <m:oMath>
-              <m:r>
-                <m:t>3</m:t>
-              </m:r>
-              <m:r>
-                <m:rPr>
-                  <m:sty m:val="p"/>
-                </m:rPr>
-                <m:t>,</m:t>
-              </m:r>
-              <m:r>
-                <m:t>5</m:t>
-              </m:r>
-              <m:r>
-                <m:rPr>
-                  <m:sty m:val="p"/>
-                </m:rPr>
-                <m:t>%</m:t>
-              </m:r>
-            </m:oMath>
-            <w:r>
-              <w:rPr>
-                <w:rtl/>
-              </w:rPr>
-              <w:t xml:space="preserve"> </w:t>
-            </w:r>
-            <w:r>
-              <w:rPr>
-                <w:rtl/>
-              </w:rPr>
-              <w:t xml:space="preserve">سنوياً. بعد كم سنة يتجاوز الرصيد</w:t>
-            </w:r>
-            <w:r>
-              <w:rPr>
-                <w:rtl/>
-              </w:rPr>
-              <w:t xml:space="preserve"> </w:t>
-            </w:r>
-            <m:oMath>
-              <m:r>
-                <m:t>200000</m:t>
-              </m:r>
-            </m:oMath>
-            <w:r>
-              <w:rPr>
-                <w:rtl/>
-              </w:rPr>
-              <w:t xml:space="preserve"> </w:t>
-            </w:r>
-            <w:r>
-              <w:rPr>
-                <w:rtl/>
-              </w:rPr>
-              <w:t xml:space="preserve">DA ؟</w:t>
-            </w:r>
-          </w:p>
+              <w:t xml:space="preserve">[حذار]</w:t>
+            </w:r>
+            <w:r>
+              <w:rPr>
+                <w:rtl/>
+              </w:rPr>
+              <w:t xml:space="preserve"> </w:t>
+            </w:r>
+            <m:oMath>
+              <m:r>
+                <m:t>n</m:t>
+              </m:r>
+            </m:oMath>
+            <w:r>
+              <w:rPr>
+                <w:rtl/>
+              </w:rPr>
+              <w:t xml:space="preserve"> </w:t>
+            </w:r>
+            <w:r>
+              <w:rPr>
+                <w:rtl/>
+              </w:rPr>
+              <w:t xml:space="preserve">عدد طبيعي: نأخذ أول عدد طبيعي يحقق المتراجحة.</w:t>
+            </w:r>
+          </w:p>
+        </w:tc>
+        <w:tc>
+          <w:tcPr>
+            <w:shd w:val="clear" w:color="auto" w:fill="E4E7ED"/>
+          </w:tcPr>
+          <w:p>
+            <w:pPr>
+              <w:pStyle w:val="Compact"/>
+              <w:bidi/>
+              <w:jc w:val="left"/>
+            </w:pPr>
+            <w:r>
+              <w:rPr>
+                <w:rtl/>
+              </w:rPr>
+              <w:t xml:space="preserve"/>
+            </w:r>
+          </w:p>
+        </w:tc>
+      </w:tr>
+      <w:tr>
+        <w:tc>
+          <w:tcPr/>
+          <w:p>
+            <w:pPr>
+              <w:pStyle w:val="Compact"/>
+              <w:bidi/>
+              <w:jc w:val="left"/>
+            </w:pPr>
+            <w:r>
+              <w:rPr>
+                <w:rtl/>
+              </w:rPr>
+              <w:t xml:space="preserve">تقويم فردي.</w:t>
+            </w:r>
+          </w:p>
+        </w:tc>
+        <w:tc>
+          <w:tcPr/>
+          <w:p>
+            <w:pPr>
+              <w:pStyle w:val="Compact"/>
+              <w:bidi/>
+              <w:jc w:val="left"/>
+            </w:pPr>
+            <w:r>
+              <w:rPr>
+                <w:rtl/>
+              </w:rPr>
+              <w:t xml:space="preserve">25 د</w:t>
+            </w:r>
+          </w:p>
+        </w:tc>
+        <w:tc>
+          <w:tcPr/>
           <w:p>
             <w:pPr>
               <w:bidi/>
@@ -14539,6 +14073,116 @@
                 <w:bCs/>
                 <w:rtl/>
               </w:rPr>
+              <w:t xml:space="preserve">[تطبيق]</w:t>
+            </w:r>
+          </w:p>
+          <w:p>
+            <w:pPr>
+              <w:bidi/>
+              <w:jc w:val="left"/>
+            </w:pPr>
+            <w:r>
+              <w:rPr>
+                <w:rtl/>
+              </w:rPr>
+              <w:t xml:space="preserve">إيداع</w:t>
+            </w:r>
+            <w:r>
+              <w:rPr>
+                <w:rtl/>
+              </w:rPr>
+              <w:t xml:space="preserve"> </w:t>
+            </w:r>
+            <m:oMath>
+              <m:r>
+                <m:t>150000</m:t>
+              </m:r>
+            </m:oMath>
+            <w:r>
+              <w:rPr>
+                <w:rtl/>
+              </w:rPr>
+              <w:t xml:space="preserve"> </w:t>
+            </w:r>
+            <w:r>
+              <w:rPr>
+                <w:rtl/>
+              </w:rPr>
+              <w:t xml:space="preserve">DA بفائدة مركبة</w:t>
+            </w:r>
+            <w:r>
+              <w:rPr>
+                <w:rtl/>
+              </w:rPr>
+              <w:t xml:space="preserve"> </w:t>
+            </w:r>
+            <m:oMath>
+              <m:r>
+                <m:t>3</m:t>
+              </m:r>
+              <m:r>
+                <m:rPr>
+                  <m:sty m:val="p"/>
+                </m:rPr>
+                <m:t>,</m:t>
+              </m:r>
+              <m:r>
+                <m:t>5</m:t>
+              </m:r>
+              <m:r>
+                <m:rPr>
+                  <m:sty m:val="p"/>
+                </m:rPr>
+                <m:t>%</m:t>
+              </m:r>
+            </m:oMath>
+            <w:r>
+              <w:rPr>
+                <w:rtl/>
+              </w:rPr>
+              <w:t xml:space="preserve"> </w:t>
+            </w:r>
+            <w:r>
+              <w:rPr>
+                <w:rtl/>
+              </w:rPr>
+              <w:t xml:space="preserve">سنوياً. بعد كم سنة يتجاوز الرصيد</w:t>
+            </w:r>
+            <w:r>
+              <w:rPr>
+                <w:rtl/>
+              </w:rPr>
+              <w:t xml:space="preserve"> </w:t>
+            </w:r>
+            <m:oMath>
+              <m:r>
+                <m:t>200000</m:t>
+              </m:r>
+            </m:oMath>
+            <w:r>
+              <w:rPr>
+                <w:rtl/>
+              </w:rPr>
+              <w:t xml:space="preserve"> </w:t>
+            </w:r>
+            <w:r>
+              <w:rPr>
+                <w:rtl/>
+              </w:rPr>
+              <w:t xml:space="preserve">DA ؟</w:t>
+            </w:r>
+          </w:p>
+          <w:p>
+            <w:pPr>
+              <w:bidi/>
+              <w:jc w:val="left"/>
+            </w:pPr>
+            <w:r>
+              <w:rPr>
+                <w:b/>
+                <w:bCs/>
+                <w:rtl/>
+              </w:rPr>
               <w:t xml:space="preserve">الحل:</w:t>
             </w:r>
             <w:r>
@@ -14547,50 +14191,12 @@
               </w:rPr>
               <w:t xml:space="preserve"> </w:t>
             </w:r>
-            <m:oMath>
-              <m:r>
-                <m:t>1</m:t>
-              </m:r>
-              <m:r>
-                <m:rPr>
-                  <m:sty m:val="p"/>
-                </m:rPr>
-                <m:t>,</m:t>
-              </m:r>
-              <m:sSup>
-                <m:e>
-                  <m:r>
-                    <m:t>035</m:t>
-                  </m:r>
-                </m:e>
-                <m:sup>
-                  <m:r>
-                    <m:t>n</m:t>
-                  </m:r>
-                </m:sup>
-              </m:sSup>
-              <m:r>
-                <m:rPr>
-                  <m:sty m:val="p"/>
-                </m:rPr>
-                <m:t>≥</m:t>
-              </m:r>
-              <m:f>
-                <m:fPr>
-                  <m:type m:val="bar"/>
-                </m:fPr>
-                <m:num>
-                  <m:r>
-                    <m:t>4</m:t>
-                  </m:r>
-                </m:num>
-                <m:den>
-                  <m:r>
-                    <m:t>3</m:t>
-                  </m:r>
-                </m:den>
-              </m:f>
-            </m:oMath>
+            <w:r>
+              <w:rPr>
+                <w:rtl/>
+              </w:rPr>
+              <w:t xml:space="preserve">‎$\RR{1{,}035^n\geqslant\dfrac43}$</w:t>
+            </w:r>
             <w:r>
               <w:rPr>
                 <w:rtl/>
@@ -14603,111 +14209,29 @@
               </w:rPr>
               <w:t xml:space="preserve"> </w:t>
             </w:r>
-            <m:oMath>
-              <m:r>
-                <m:t>n</m:t>
-              </m:r>
-              <m:r>
-                <m:rPr>
-                  <m:sty m:val="p"/>
-                </m:rPr>
-                <m:t>≥</m:t>
-              </m:r>
-              <m:f>
-                <m:fPr>
-                  <m:type m:val="bar"/>
-                </m:fPr>
-                <m:num>
-                  <m:r>
-                    <m:rPr>
-                      <m:sty m:val="p"/>
-                    </m:rPr>
-                    <m:t>ln</m:t>
-                  </m:r>
-                  <m:f>
-                    <m:fPr>
-                      <m:type m:val="bar"/>
-                    </m:fPr>
-                    <m:num>
-                      <m:r>
-                        <m:t>4</m:t>
-                      </m:r>
-                    </m:num>
-                    <m:den>
-                      <m:r>
-                        <m:t>3</m:t>
-                      </m:r>
-                    </m:den>
-                  </m:f>
-                </m:num>
-                <m:den>
-                  <m:r>
-                    <m:rPr>
-                      <m:sty m:val="p"/>
-                    </m:rPr>
-                    <m:t>ln</m:t>
-                  </m:r>
-                  <m:r>
-                    <m:t>1</m:t>
-                  </m:r>
-                  <m:r>
-                    <m:rPr>
-                      <m:sty m:val="p"/>
-                    </m:rPr>
-                    <m:t>,</m:t>
-                  </m:r>
-                  <m:r>
-                    <m:t>035</m:t>
-                  </m:r>
-                </m:den>
-              </m:f>
-              <m:r>
-                <m:rPr>
-                  <m:sty m:val="p"/>
-                </m:rPr>
-                <m:t>≈</m:t>
-              </m:r>
-              <m:r>
-                <m:t>8</m:t>
-              </m:r>
-              <m:r>
-                <m:rPr>
-                  <m:sty m:val="p"/>
-                </m:rPr>
-                <m:t>,</m:t>
-              </m:r>
-              <m:r>
-                <m:t>36</m:t>
-              </m:r>
-            </m:oMath>
-            <w:r>
-              <w:rPr>
-                <w:rtl/>
-              </w:rPr>
-              <w:t xml:space="preserve">: بعد</w:t>
-            </w:r>
-            <w:r>
-              <w:rPr>
-                <w:rtl/>
-              </w:rPr>
-              <w:t xml:space="preserve"> </w:t>
-            </w:r>
-            <m:oMath>
-              <m:r>
-                <m:t>9</m:t>
-              </m:r>
-            </m:oMath>
-            <w:r>
-              <w:rPr>
-                <w:rtl/>
-              </w:rPr>
-              <w:t xml:space="preserve"> </w:t>
-            </w:r>
-            <w:r>
-              <w:rPr>
-                <w:rtl/>
-              </w:rPr>
-              <w:t xml:space="preserve">سنوات.</w:t>
+            <w:r>
+              <w:rPr>
+                <w:rtl/>
+              </w:rPr>
+              <w:t xml:space="preserve">‎$\RR{n\geqslant\dfrac{\ln\frac43}{\ln1{,}035}\approx8{,}36}$</w:t>
+            </w:r>
+            <w:r>
+              <w:rPr>
+                <w:rtl/>
+              </w:rPr>
+              <w:t xml:space="preserve">:</w:t>
+            </w:r>
+            <w:r>
+              <w:rPr>
+                <w:rtl/>
+              </w:rPr>
+              <w:t xml:space="preserve"> </w:t>
+            </w:r>
+            <w:r>
+              <w:rPr>
+                <w:rtl/>
+              </w:rPr>
+              <w:t xml:space="preserve">‎$\RR{9}$</w:t>
             </w:r>
           </w:p>
           <w:p>
@@ -16228,49 +15752,6 @@
           <w:p>
             <w:pPr>
               <w:bidi/>
-              <w:jc w:val="center"/>
-            </w:pPr>
-            <w:r>
-              <w:rPr>
-                <w:rtl/>
-              </w:rPr>
-              <w:drawing>
-                <wp:inline>
-                  <wp:extent cx="2180843" cy="941832"/>
-                  <wp:docPr id="5" name="Picture 5"/>
-                  <wp:cNvGraphicFramePr>
-                    <a:graphicFrameLocks noChangeAspect="1"/>
-                  </wp:cNvGraphicFramePr>
-                  <a:graphic>
-                    <a:graphicData uri="http://schemas.openxmlformats.org/drawingml/2006/picture">
-                      <pic:pic>
-                        <pic:nvPicPr>
-                          <pic:cNvPr id="0" name="523db73a7cf62100.png"/>
-                          <pic:cNvPicPr/>
-                        </pic:nvPicPr>
-                        <pic:blipFill>
-                          <a:blip r:embed="rId13"/>
-                          <a:stretch>
-                            <a:fillRect/>
-                          </a:stretch>
-                        </pic:blipFill>
-                        <pic:spPr>
-                          <a:xfrm>
-                            <a:off x="0" y="0"/>
-                            <a:ext cx="2180843" cy="941832"/>
-                          </a:xfrm>
-                          <a:prstGeom prst="rect"/>
-                        </pic:spPr>
-                      </pic:pic>
-                    </a:graphicData>
-                  </a:graphic>
-                </wp:inline>
-              </w:drawing>
-            </w:r>
-          </w:p>
-          <w:p>
-            <w:pPr>
-              <w:bidi/>
               <w:jc w:val="left"/>
             </w:pPr>
             <m:oMath>
@@ -16387,7 +15868,7 @@
               <w:drawing>
                 <wp:inline>
                   <wp:extent cx="2772554" cy="1670066"/>
-                  <wp:docPr id="6" name="Picture 6"/>
+                  <wp:docPr id="2" name="Picture 2"/>
                   <wp:cNvGraphicFramePr>
                     <a:graphicFrameLocks noChangeAspect="1"/>
                   </wp:cNvGraphicFramePr>
@@ -16395,11 +15876,11 @@
                     <a:graphicData uri="http://schemas.openxmlformats.org/drawingml/2006/picture">
                       <pic:pic>
                         <pic:nvPicPr>
-                          <pic:cNvPr id="0" name="f3cbd9364f4cf050.png"/>
+                          <pic:cNvPr id="0" name="8bbb39e73b100f19.png"/>
                           <pic:cNvPicPr/>
                         </pic:nvPicPr>
                         <pic:blipFill>
-                          <a:blip r:embed="rId14"/>
+                          <a:blip r:embed="rId10"/>
                           <a:stretch>
                             <a:fillRect/>
                           </a:stretch>
@@ -16418,140 +15899,6 @@
               </w:drawing>
             </w:r>
           </w:p>
-          <w:p>
-            <w:pPr>
-              <w:bidi/>
-              <w:jc w:val="left"/>
-            </w:pPr>
-            <w:r>
-              <w:rPr>
-                <w:b/>
-                <w:bCs/>
-                <w:rtl/>
-              </w:rPr>
-              <w:t xml:space="preserve">[حذار]</w:t>
-            </w:r>
-            <w:r>
-              <w:rPr>
-                <w:rtl/>
-              </w:rPr>
-              <w:t xml:space="preserve"> إشارة</w:t>
-            </w:r>
-            <w:r>
-              <w:rPr>
-                <w:rtl/>
-              </w:rPr>
-              <w:t xml:space="preserve"> </w:t>
-            </w:r>
-            <m:oMath>
-              <m:r>
-                <m:rPr>
-                  <m:sty m:val="p"/>
-                </m:rPr>
-                <m:t>ln</m:t>
-              </m:r>
-              <m:r>
-                <m:t>x</m:t>
-              </m:r>
-            </m:oMath>
-            <w:r>
-              <w:rPr>
-                <w:rtl/>
-              </w:rPr>
-              <w:t xml:space="preserve">: سالبة على</w:t>
-            </w:r>
-            <w:r>
-              <w:rPr>
-                <w:rtl/>
-              </w:rPr>
-              <w:t xml:space="preserve"> </w:t>
-            </w:r>
-            <m:oMath>
-              <m:r>
-                <m:rPr>
-                  <m:sty m:val="p"/>
-                </m:rPr>
-                <m:t>]</m:t>
-              </m:r>
-              <m:r>
-                <m:t>0</m:t>
-              </m:r>
-              <m:r>
-                <m:rPr>
-                  <m:sty m:val="p"/>
-                </m:rPr>
-                <m:t>;</m:t>
-              </m:r>
-              <m:r>
-                <m:t>1</m:t>
-              </m:r>
-              <m:r>
-                <m:rPr>
-                  <m:sty m:val="p"/>
-                </m:rPr>
-                <m:t>[</m:t>
-              </m:r>
-            </m:oMath>
-            <w:r>
-              <w:rPr>
-                <w:rtl/>
-              </w:rPr>
-              <w:t xml:space="preserve"> </w:t>
-            </w:r>
-            <w:r>
-              <w:rPr>
-                <w:rtl/>
-              </w:rPr>
-              <w:t xml:space="preserve">، موجبة على</w:t>
-            </w:r>
-            <w:r>
-              <w:rPr>
-                <w:rtl/>
-              </w:rPr>
-              <w:t xml:space="preserve"> </w:t>
-            </w:r>
-            <m:oMath>
-              <m:r>
-                <m:rPr>
-                  <m:sty m:val="p"/>
-                </m:rPr>
-                <m:t>]</m:t>
-              </m:r>
-              <m:r>
-                <m:t>1</m:t>
-              </m:r>
-              <m:r>
-                <m:rPr>
-                  <m:sty m:val="p"/>
-                </m:rPr>
-                <m:t>;</m:t>
-              </m:r>
-              <m:r>
-                <m:rPr>
-                  <m:sty m:val="p"/>
-                </m:rPr>
-                <m:t>+</m:t>
-              </m:r>
-              <m:r>
-                <m:rPr>
-                  <m:sty m:val="p"/>
-                </m:rPr>
-                <m:t>∞</m:t>
-              </m:r>
-              <m:r>
-                <m:rPr>
-                  <m:sty m:val="p"/>
-                </m:rPr>
-                <m:t>[</m:t>
-              </m:r>
-            </m:oMath>
-            <w:r>
-              <w:rPr>
-                <w:rtl/>
-              </w:rPr>
-              <w:t xml:space="preserve">.</w:t>
-            </w:r>
-          </w:p>
         </w:tc>
         <w:tc>
           <w:tcPr>
@@ -16576,6 +15923,184 @@
                 <w:rtl/>
               </w:rPr>
               <w:t xml:space="preserve">بناء المعارف</w:t>
+            </w:r>
+          </w:p>
+        </w:tc>
+      </w:tr>
+      <w:tr>
+        <w:tc>
+          <w:tcPr/>
+          <w:p>
+            <w:pPr>
+              <w:pStyle w:val="Compact"/>
+              <w:bidi/>
+              <w:jc w:val="center"/>
+            </w:pPr>
+          </w:p>
+        </w:tc>
+        <w:tc>
+          <w:tcPr/>
+          <w:p>
+            <w:pPr>
+              <w:pStyle w:val="Compact"/>
+              <w:bidi/>
+              <w:jc w:val="center"/>
+            </w:pPr>
+          </w:p>
+        </w:tc>
+        <w:tc>
+          <w:tcPr/>
+          <w:p>
+            <w:pPr>
+              <w:pStyle w:val="Compact"/>
+              <w:bidi/>
+              <w:jc w:val="left"/>
+            </w:pPr>
+            <w:r>
+              <w:rPr>
+                <w:b/>
+                <w:bCs/>
+                <w:rtl/>
+              </w:rPr>
+              <w:t xml:space="preserve">[حذار]</w:t>
+            </w:r>
+            <w:r>
+              <w:rPr>
+                <w:rtl/>
+              </w:rPr>
+              <w:t xml:space="preserve"> إشارة</w:t>
+            </w:r>
+            <w:r>
+              <w:rPr>
+                <w:rtl/>
+              </w:rPr>
+              <w:t xml:space="preserve"> </w:t>
+            </w:r>
+            <m:oMath>
+              <m:r>
+                <m:rPr>
+                  <m:sty m:val="p"/>
+                </m:rPr>
+                <m:t>ln</m:t>
+              </m:r>
+              <m:r>
+                <m:t>x</m:t>
+              </m:r>
+            </m:oMath>
+            <w:r>
+              <w:rPr>
+                <w:rtl/>
+              </w:rPr>
+              <w:t xml:space="preserve">: سالبة على</w:t>
+            </w:r>
+            <w:r>
+              <w:rPr>
+                <w:rtl/>
+              </w:rPr>
+              <w:t xml:space="preserve"> </w:t>
+            </w:r>
+            <m:oMath>
+              <m:r>
+                <m:rPr>
+                  <m:sty m:val="p"/>
+                </m:rPr>
+                <m:t>]</m:t>
+              </m:r>
+              <m:r>
+                <m:t>0</m:t>
+              </m:r>
+              <m:r>
+                <m:rPr>
+                  <m:sty m:val="p"/>
+                </m:rPr>
+                <m:t>;</m:t>
+              </m:r>
+              <m:r>
+                <m:t>1</m:t>
+              </m:r>
+              <m:r>
+                <m:rPr>
+                  <m:sty m:val="p"/>
+                </m:rPr>
+                <m:t>[</m:t>
+              </m:r>
+            </m:oMath>
+            <w:r>
+              <w:rPr>
+                <w:rtl/>
+              </w:rPr>
+              <w:t xml:space="preserve"> </w:t>
+            </w:r>
+            <w:r>
+              <w:rPr>
+                <w:rtl/>
+              </w:rPr>
+              <w:t xml:space="preserve">، موجبة على</w:t>
+            </w:r>
+            <w:r>
+              <w:rPr>
+                <w:rtl/>
+              </w:rPr>
+              <w:t xml:space="preserve"> </w:t>
+            </w:r>
+            <m:oMath>
+              <m:r>
+                <m:rPr>
+                  <m:sty m:val="p"/>
+                </m:rPr>
+                <m:t>]</m:t>
+              </m:r>
+              <m:r>
+                <m:t>1</m:t>
+              </m:r>
+              <m:r>
+                <m:rPr>
+                  <m:sty m:val="p"/>
+                </m:rPr>
+                <m:t>;</m:t>
+              </m:r>
+              <m:r>
+                <m:rPr>
+                  <m:sty m:val="p"/>
+                </m:rPr>
+                <m:t>+</m:t>
+              </m:r>
+              <m:r>
+                <m:rPr>
+                  <m:sty m:val="p"/>
+                </m:rPr>
+                <m:t>∞</m:t>
+              </m:r>
+              <m:r>
+                <m:rPr>
+                  <m:sty m:val="p"/>
+                </m:rPr>
+                <m:t>[</m:t>
+              </m:r>
+            </m:oMath>
+            <w:r>
+              <w:rPr>
+                <w:rtl/>
+              </w:rPr>
+              <w:t xml:space="preserve">.</w:t>
+            </w:r>
+          </w:p>
+        </w:tc>
+        <w:tc>
+          <w:tcPr>
+            <w:shd w:val="clear" w:color="auto" w:fill="E4E7ED"/>
+          </w:tcPr>
+          <w:p>
+            <w:pPr>
+              <w:pStyle w:val="Compact"/>
+              <w:bidi/>
+              <w:jc w:val="left"/>
+            </w:pPr>
+            <w:r>
+              <w:rPr>
+                <w:rtl/>
+              </w:rPr>
+              <w:t xml:space="preserve"/>
             </w:r>
           </w:p>
         </w:tc>
@@ -16793,352 +16318,41 @@
               </w:rPr>
               <w:t xml:space="preserve"> </w:t>
             </w:r>
-            <m:oMath>
-              <m:limLow>
-                <m:e>
-                  <m:r>
-                    <m:rPr>
-                      <m:sty m:val="p"/>
-                    </m:rPr>
-                    <m:t>lim</m:t>
-                  </m:r>
-                </m:e>
-                <m:lim>
-                  <m:r>
-                    <m:t>x</m:t>
-                  </m:r>
-                  <m:r>
-                    <m:rPr>
-                      <m:sty m:val="p"/>
-                    </m:rPr>
-                    <m:t>→</m:t>
-                  </m:r>
-                  <m:r>
-                    <m:rPr>
-                      <m:sty m:val="p"/>
-                    </m:rPr>
-                    <m:t>−</m:t>
-                  </m:r>
-                  <m:r>
-                    <m:rPr>
-                      <m:sty m:val="p"/>
-                    </m:rPr>
-                    <m:t>∞</m:t>
-                  </m:r>
-                </m:lim>
-              </m:limLow>
-              <m:r>
-                <m:t>g</m:t>
-              </m:r>
-              <m:d>
-                <m:dPr>
-                  <m:begChr m:val="("/>
-                  <m:endChr m:val=")"/>
-                  <m:sepChr m:val=""/>
-                  <m:grow/>
-                </m:dPr>
-                <m:e>
-                  <m:r>
-                    <m:t>x</m:t>
-                  </m:r>
-                </m:e>
-              </m:d>
-              <m:r>
-                <m:rPr>
-                  <m:sty m:val="p"/>
-                </m:rPr>
-                <m:t>=</m:t>
-              </m:r>
-              <m:limLow>
-                <m:e>
-                  <m:r>
-                    <m:rPr>
-                      <m:sty m:val="p"/>
-                    </m:rPr>
-                    <m:t>lim</m:t>
-                  </m:r>
-                </m:e>
-                <m:lim>
-                  <m:r>
-                    <m:t>x</m:t>
-                  </m:r>
-                  <m:r>
-                    <m:rPr>
-                      <m:sty m:val="p"/>
-                    </m:rPr>
-                    <m:t>→</m:t>
-                  </m:r>
-                  <m:r>
-                    <m:rPr>
-                      <m:sty m:val="p"/>
-                    </m:rPr>
-                    <m:t>−</m:t>
-                  </m:r>
-                  <m:r>
-                    <m:rPr>
-                      <m:sty m:val="p"/>
-                    </m:rPr>
-                    <m:t>∞</m:t>
-                  </m:r>
-                </m:lim>
-              </m:limLow>
-              <m:d>
-                <m:dPr>
-                  <m:begChr m:val="("/>
-                  <m:endChr m:val=")"/>
-                  <m:sepChr m:val=""/>
-                  <m:grow/>
-                </m:dPr>
-                <m:e>
-                  <m:r>
-                    <m:t>x</m:t>
-                  </m:r>
-                  <m:sSup>
-                    <m:e>
-                      <m:r>
-                        <m:t>e</m:t>
-                      </m:r>
-                    </m:e>
-                    <m:sup>
-                      <m:r>
-                        <m:t>x</m:t>
-                      </m:r>
-                    </m:sup>
-                  </m:sSup>
-                  <m:r>
-                    <m:rPr>
-                      <m:sty m:val="p"/>
-                    </m:rPr>
-                    <m:t>−</m:t>
-                  </m:r>
-                  <m:sSup>
-                    <m:e>
-                      <m:r>
-                        <m:t>e</m:t>
-                      </m:r>
-                    </m:e>
-                    <m:sup>
-                      <m:r>
-                        <m:t>x</m:t>
-                      </m:r>
-                    </m:sup>
-                  </m:sSup>
-                </m:e>
-              </m:d>
-              <m:r>
-                <m:rPr>
-                  <m:sty m:val="p"/>
-                </m:rPr>
-                <m:t>=</m:t>
-              </m:r>
-              <m:r>
-                <m:t>0</m:t>
-              </m:r>
-            </m:oMath>
-            <w:r>
-              <w:rPr>
-                <w:rtl/>
-              </w:rPr>
-              <w:t xml:space="preserve"> </w:t>
-            </w:r>
-            <w:r>
-              <w:rPr>
-                <w:rtl/>
-              </w:rPr>
-              <w:t xml:space="preserve">؛</w:t>
-            </w:r>
-            <w:r>
-              <w:rPr>
-                <w:rtl/>
-              </w:rPr>
-              <w:t xml:space="preserve"> </w:t>
-            </w:r>
-            <m:oMath>
-              <m:limLow>
-                <m:e>
-                  <m:r>
-                    <m:rPr>
-                      <m:sty m:val="p"/>
-                    </m:rPr>
-                    <m:t>lim</m:t>
-                  </m:r>
-                </m:e>
-                <m:lim>
-                  <m:r>
-                    <m:t>x</m:t>
-                  </m:r>
-                  <m:r>
-                    <m:rPr>
-                      <m:sty m:val="p"/>
-                    </m:rPr>
-                    <m:t>→</m:t>
-                  </m:r>
-                  <m:r>
-                    <m:rPr>
-                      <m:sty m:val="p"/>
-                    </m:rPr>
-                    <m:t>+</m:t>
-                  </m:r>
-                  <m:r>
-                    <m:rPr>
-                      <m:sty m:val="p"/>
-                    </m:rPr>
-                    <m:t>∞</m:t>
-                  </m:r>
-                </m:lim>
-              </m:limLow>
-              <m:r>
-                <m:t>g</m:t>
-              </m:r>
-              <m:d>
-                <m:dPr>
-                  <m:begChr m:val="("/>
-                  <m:endChr m:val=")"/>
-                  <m:sepChr m:val=""/>
-                  <m:grow/>
-                </m:dPr>
-                <m:e>
-                  <m:r>
-                    <m:t>x</m:t>
-                  </m:r>
-                </m:e>
-              </m:d>
-              <m:r>
-                <m:rPr>
-                  <m:sty m:val="p"/>
-                </m:rPr>
-                <m:t>=</m:t>
-              </m:r>
-              <m:r>
-                <m:rPr>
-                  <m:sty m:val="p"/>
-                </m:rPr>
-                <m:t>+</m:t>
-              </m:r>
-              <m:r>
-                <m:rPr>
-                  <m:sty m:val="p"/>
-                </m:rPr>
-                <m:t>∞</m:t>
-              </m:r>
-            </m:oMath>
-            <w:r>
-              <w:rPr>
-                <w:rtl/>
-              </w:rPr>
-              <w:t xml:space="preserve"> </w:t>
-            </w:r>
-            <w:r>
-              <w:rPr>
-                <w:rtl/>
-              </w:rPr>
-              <w:t xml:space="preserve">؛</w:t>
-            </w:r>
-            <w:r>
-              <w:rPr>
-                <w:rtl/>
-              </w:rPr>
-              <w:t xml:space="preserve"> </w:t>
-            </w:r>
-            <m:oMath>
-              <m:sSup>
-                <m:e>
-                  <m:r>
-                    <m:t>g</m:t>
-                  </m:r>
-                </m:e>
-                <m:sup>
-                  <m:r>
-                    <m:rPr>
-                      <m:sty m:val="p"/>
-                    </m:rPr>
-                    <m:t>′</m:t>
-                  </m:r>
-                </m:sup>
-              </m:sSup>
-              <m:d>
-                <m:dPr>
-                  <m:begChr m:val="("/>
-                  <m:endChr m:val=")"/>
-                  <m:sepChr m:val=""/>
-                  <m:grow/>
-                </m:dPr>
-                <m:e>
-                  <m:r>
-                    <m:t>x</m:t>
-                  </m:r>
-                </m:e>
-              </m:d>
-              <m:r>
-                <m:rPr>
-                  <m:sty m:val="p"/>
-                </m:rPr>
-                <m:t>=</m:t>
-              </m:r>
-              <m:r>
-                <m:t>x</m:t>
-              </m:r>
-              <m:sSup>
-                <m:e>
-                  <m:r>
-                    <m:t>e</m:t>
-                  </m:r>
-                </m:e>
-                <m:sup>
-                  <m:r>
-                    <m:t>x</m:t>
-                  </m:r>
-                </m:sup>
-              </m:sSup>
-            </m:oMath>
+            <w:r>
+              <w:rPr>
+                <w:rtl/>
+              </w:rPr>
+              <w:t xml:space="preserve">‎$\RR{\lim\limits_{x\to -\infty}g(x)=\lim\limits_{x\to -\infty}(xe^x-e^x)=0}$</w:t>
+            </w:r>
+            <w:r>
+              <w:rPr>
+                <w:rtl/>
+              </w:rPr>
+              <w:t xml:space="preserve"> </w:t>
+            </w:r>
+            <w:r>
+              <w:rPr>
+                <w:rtl/>
+              </w:rPr>
+              <w:t xml:space="preserve">‎$\RR{\lim\limits_{x\to +\infty}g(x)=+\infty}$</w:t>
+            </w:r>
+            <w:r>
+              <w:rPr>
+                <w:rtl/>
+              </w:rPr>
+              <w:t xml:space="preserve"> </w:t>
+            </w:r>
+            <w:r>
+              <w:rPr>
+                <w:rtl/>
+              </w:rPr>
+              <w:t xml:space="preserve">‎$\RR{g^{\prime}(x)=xe^x}$</w:t>
+            </w:r>
             <w:r>
               <w:rPr>
                 <w:rtl/>
               </w:rPr>
               <w:t xml:space="preserve">.</w:t>
-            </w:r>
-          </w:p>
-          <w:p>
-            <w:pPr>
-              <w:bidi/>
-              <w:jc w:val="center"/>
-            </w:pPr>
-            <w:r>
-              <w:rPr>
-                <w:rtl/>
-              </w:rPr>
-              <w:drawing>
-                <wp:inline>
-                  <wp:extent cx="2180843" cy="941832"/>
-                  <wp:docPr id="7" name="Picture 7"/>
-                  <wp:cNvGraphicFramePr>
-                    <a:graphicFrameLocks noChangeAspect="1"/>
-                  </wp:cNvGraphicFramePr>
-                  <a:graphic>
-                    <a:graphicData uri="http://schemas.openxmlformats.org/drawingml/2006/picture">
-                      <pic:pic>
-                        <pic:nvPicPr>
-                          <pic:cNvPr id="0" name="b1f77ec006cdd1bb.png"/>
-                          <pic:cNvPicPr/>
-                        </pic:nvPicPr>
-                        <pic:blipFill>
-                          <a:blip r:embed="rId15"/>
-                          <a:stretch>
-                            <a:fillRect/>
-                          </a:stretch>
-                        </pic:blipFill>
-                        <pic:spPr>
-                          <a:xfrm>
-                            <a:off x="0" y="0"/>
-                            <a:ext cx="2180843" cy="941832"/>
-                          </a:xfrm>
-                          <a:prstGeom prst="rect"/>
-                        </pic:spPr>
-                      </pic:pic>
-                    </a:graphicData>
-                  </a:graphic>
-                </wp:inline>
-              </w:drawing>
             </w:r>
           </w:p>
           <w:p>
@@ -17223,8 +16437,8 @@
       </w:tr>
     </w:tbl>
     <w:sectPr>
-      <w:headerReference w:type="default" r:id="rId16"/>
-      <w:footerReference w:type="default" r:id="rId17"/>
+      <w:headerReference w:type="default" r:id="rId11"/>
+      <w:footerReference w:type="default" r:id="rId12"/>
       <w:pgSz w:h="16838" w:w="11906"/>
       <w:pgMar w:bottom="1134" w:left="964" w:right="964" w:top="1134" w:header="454" w:footer="454" w:gutter="0"/>
     </w:sectPr>

--- a/documents/3as_ge/modhakirat/modhakira_wahda6_3as_ge.docx
+++ b/documents/3as_ge/modhakirat/modhakira_wahda6_3as_ge.docx
@@ -284,7 +284,51 @@
               <w:rPr>
                 <w:rtl/>
               </w:rPr>
-              <w:t xml:space="preserve">الحلول مفصّلة: المعطيات بالأسود ، و بلون مختلف ، وكل سؤال في سطر.</w:t>
+              <w:t xml:space="preserve">الحلول مفصّلة: المعطيات بالأسود ،</w:t>
+            </w:r>
+            <w:r>
+              <w:rPr>
+                <w:rtl/>
+              </w:rPr>
+              <w:t xml:space="preserve"> </w:t>
+            </w:r>
+            <w:r>
+              <w:rPr>
+                <w:b/>
+                <w:bCs/>
+                <w:rtl/>
+              </w:rPr>
+              <w:t xml:space="preserve">العناوين</w:t>
+            </w:r>
+            <w:r>
+              <w:rPr>
+                <w:rtl/>
+              </w:rPr>
+              <w:t xml:space="preserve"> </w:t>
+            </w:r>
+            <w:r>
+              <w:rPr>
+                <w:rtl/>
+              </w:rPr>
+              <w:t xml:space="preserve">و</w:t>
+            </w:r>
+            <w:r>
+              <w:rPr>
+                <w:rtl/>
+              </w:rPr>
+              <w:t xml:space="preserve">النتائج</w:t>
+            </w:r>
+            <w:r>
+              <w:rPr>
+                <w:rtl/>
+              </w:rPr>
+              <w:t xml:space="preserve"> </w:t>
+            </w:r>
+            <w:r>
+              <w:rPr>
+                <w:rtl/>
+              </w:rPr>
+              <w:t xml:space="preserve">بلون مختلف ، وكل سؤال في سطر.</w:t>
             </w:r>
           </w:p>
         </w:tc>
@@ -788,7 +832,7 @@
     <w:tbl>
       <w:tblPr>
         <w:tblStyle w:val="Table"/>
-        <w:tblW w:w="7681" w:type="dxa"/>
+        <w:tblW w:w="9864" w:type="dxa"/>
         <w:jc w:val="center"/>
         <w:tblBorders>
           <w:top w:val="single" w:sz="4" w:space="0" w:color="000000"/>
@@ -801,10 +845,10 @@
         <w:tblLook w:firstRow="0" w:lastRow="0" w:firstColumn="0" w:lastColumn="0" w:noHBand="0" w:noVBand="0" w:val="0000"/>
       </w:tblPr>
       <w:tblGrid>
-        <w:gridCol w:w="1188"/>
-        <w:gridCol w:w="712"/>
-        <w:gridCol w:w="4593"/>
-        <w:gridCol w:w="1188"/>
+        <w:gridCol w:w="1084"/>
+        <w:gridCol w:w="591"/>
+        <w:gridCol w:w="7004"/>
+        <w:gridCol w:w="1183"/>
       </w:tblGrid>
       <w:tr>
         <w:tc>
@@ -1663,7 +1707,43 @@
               <w:rPr>
                 <w:rtl/>
               </w:rPr>
-              <w:t xml:space="preserve">: حسب مبرهنة القيم المتوسطة للمعادلة ، نرمز له بـ</w:t>
+              <w:t xml:space="preserve">: حسب مبرهنة القيم المتوسطة للمعادلة</w:t>
+            </w:r>
+            <w:r>
+              <w:rPr>
+                <w:rtl/>
+              </w:rPr>
+              <w:t xml:space="preserve"> </w:t>
+            </w:r>
+            <w:r>
+              <w:rPr>
+                <w:rtl/>
+              </w:rPr>
+              <w:t xml:space="preserve">حل</w:t>
+            </w:r>
+            <w:r>
+              <w:rPr>
+                <w:rtl/>
+              </w:rPr>
+              <w:t xml:space="preserve"> </w:t>
+            </w:r>
+            <w:r>
+              <w:rPr>
+                <w:rtl/>
+              </w:rPr>
+              <w:t xml:space="preserve">وحيد</w:t>
+            </w:r>
+            <w:r>
+              <w:rPr>
+                <w:rtl/>
+              </w:rPr>
+              <w:t xml:space="preserve"> </w:t>
+            </w:r>
+            <w:r>
+              <w:rPr>
+                <w:rtl/>
+              </w:rPr>
+              <w:t xml:space="preserve">، نرمز له بـ</w:t>
             </w:r>
             <w:r>
               <w:rPr>
@@ -1711,12 +1791,38 @@
               </w:rPr>
               <w:t xml:space="preserve"> </w:t>
             </w:r>
-            <w:r>
-              <w:rPr>
-                <w:rtl/>
-              </w:rPr>
-              <w:t xml:space="preserve">‎$e^1\approx\RR{2{,}718}$</w:t>
-            </w:r>
+            <m:oMath>
+              <m:sSup>
+                <m:e>
+                  <m:r>
+                    <m:t>e</m:t>
+                  </m:r>
+                </m:e>
+                <m:sup>
+                  <m:r>
+                    <m:t>1</m:t>
+                  </m:r>
+                </m:sup>
+              </m:sSup>
+              <m:r>
+                <m:rPr>
+                  <m:sty m:val="p"/>
+                </m:rPr>
+                <m:t>≈</m:t>
+              </m:r>
+              <m:r>
+                <m:t>2</m:t>
+              </m:r>
+              <m:r>
+                <m:rPr>
+                  <m:sty m:val="p"/>
+                </m:rPr>
+                <m:t>,</m:t>
+              </m:r>
+              <m:r>
+                <m:t>718</m:t>
+              </m:r>
+            </m:oMath>
             <w:r>
               <w:rPr>
                 <w:rtl/>
@@ -1735,12 +1841,29 @@
               </w:rPr>
               <w:t xml:space="preserve"> </w:t>
             </w:r>
-            <w:r>
-              <w:rPr>
-                <w:rtl/>
-              </w:rPr>
-              <w:t xml:space="preserve">‎$e^0=\RR{1}$</w:t>
-            </w:r>
+            <m:oMath>
+              <m:sSup>
+                <m:e>
+                  <m:r>
+                    <m:t>e</m:t>
+                  </m:r>
+                </m:e>
+                <m:sup>
+                  <m:r>
+                    <m:t>0</m:t>
+                  </m:r>
+                </m:sup>
+              </m:sSup>
+              <m:r>
+                <m:rPr>
+                  <m:sty m:val="p"/>
+                </m:rPr>
+                <m:t>=</m:t>
+              </m:r>
+              <m:r>
+                <m:t>1</m:t>
+              </m:r>
+            </m:oMath>
             <w:r>
               <w:rPr>
                 <w:rtl/>
@@ -1759,12 +1882,44 @@
               </w:rPr>
               <w:t xml:space="preserve"> </w:t>
             </w:r>
-            <w:r>
-              <w:rPr>
-                <w:rtl/>
-              </w:rPr>
-              <w:t xml:space="preserve">‎$e^{-1}\approx\RR{0{,}368}$</w:t>
-            </w:r>
+            <m:oMath>
+              <m:sSup>
+                <m:e>
+                  <m:r>
+                    <m:t>e</m:t>
+                  </m:r>
+                </m:e>
+                <m:sup>
+                  <m:r>
+                    <m:rPr>
+                      <m:sty m:val="p"/>
+                    </m:rPr>
+                    <m:t>−</m:t>
+                  </m:r>
+                  <m:r>
+                    <m:t>1</m:t>
+                  </m:r>
+                </m:sup>
+              </m:sSup>
+              <m:r>
+                <m:rPr>
+                  <m:sty m:val="p"/>
+                </m:rPr>
+                <m:t>≈</m:t>
+              </m:r>
+              <m:r>
+                <m:t>0</m:t>
+              </m:r>
+              <m:r>
+                <m:rPr>
+                  <m:sty m:val="p"/>
+                </m:rPr>
+                <m:t>,</m:t>
+              </m:r>
+              <m:r>
+                <m:t>368</m:t>
+              </m:r>
+            </m:oMath>
             <w:r>
               <w:rPr>
                 <w:rtl/>
@@ -1890,12 +2045,29 @@
               </w:rPr>
               <w:t xml:space="preserve"> </w:t>
             </w:r>
-            <w:r>
-              <w:rPr>
-                <w:rtl/>
-              </w:rPr>
-              <w:t xml:space="preserve">‎$\RR{y=e^x}$</w:t>
-            </w:r>
+            <m:oMath>
+              <m:r>
+                <m:t>y</m:t>
+              </m:r>
+              <m:r>
+                <m:rPr>
+                  <m:sty m:val="p"/>
+                </m:rPr>
+                <m:t>=</m:t>
+              </m:r>
+              <m:sSup>
+                <m:e>
+                  <m:r>
+                    <m:t>e</m:t>
+                  </m:r>
+                </m:e>
+                <m:sup>
+                  <m:r>
+                    <m:t>x</m:t>
+                  </m:r>
+                </m:sup>
+              </m:sSup>
+            </m:oMath>
             <w:r>
               <w:rPr>
                 <w:rtl/>
@@ -1914,12 +2086,26 @@
               </w:rPr>
               <w:t xml:space="preserve"> </w:t>
             </w:r>
-            <w:r>
-              <w:rPr>
-                <w:rtl/>
-              </w:rPr>
-              <w:t xml:space="preserve">‎$\RR{\ln y=x}$</w:t>
-            </w:r>
+            <m:oMath>
+              <m:r>
+                <m:rPr>
+                  <m:sty m:val="p"/>
+                </m:rPr>
+                <m:t>ln</m:t>
+              </m:r>
+              <m:r>
+                <m:t>y</m:t>
+              </m:r>
+              <m:r>
+                <m:rPr>
+                  <m:sty m:val="p"/>
+                </m:rPr>
+                <m:t>=</m:t>
+              </m:r>
+              <m:r>
+                <m:t>x</m:t>
+              </m:r>
+            </m:oMath>
             <w:r>
               <w:rPr>
                 <w:rtl/>
@@ -2214,12 +2400,59 @@
               </w:rPr>
               <w:t xml:space="preserve"> </w:t>
             </w:r>
-            <w:r>
-              <w:rPr>
-                <w:rtl/>
-              </w:rPr>
-              <w:t xml:space="preserve">‎$\RR{e^{a+b}=e^ae^b}$</w:t>
-            </w:r>
+            <m:oMath>
+              <m:sSup>
+                <m:e>
+                  <m:r>
+                    <m:t>e</m:t>
+                  </m:r>
+                </m:e>
+                <m:sup>
+                  <m:r>
+                    <m:t>a</m:t>
+                  </m:r>
+                  <m:r>
+                    <m:rPr>
+                      <m:sty m:val="p"/>
+                    </m:rPr>
+                    <m:t>+</m:t>
+                  </m:r>
+                  <m:r>
+                    <m:t>b</m:t>
+                  </m:r>
+                </m:sup>
+              </m:sSup>
+              <m:r>
+                <m:rPr>
+                  <m:sty m:val="p"/>
+                </m:rPr>
+                <m:t>=</m:t>
+              </m:r>
+              <m:sSup>
+                <m:e>
+                  <m:r>
+                    <m:t>e</m:t>
+                  </m:r>
+                </m:e>
+                <m:sup>
+                  <m:r>
+                    <m:t>a</m:t>
+                  </m:r>
+                </m:sup>
+              </m:sSup>
+              <m:sSup>
+                <m:e>
+                  <m:r>
+                    <m:t>e</m:t>
+                  </m:r>
+                </m:e>
+                <m:sup>
+                  <m:r>
+                    <m:t>b</m:t>
+                  </m:r>
+                </m:sup>
+              </m:sSup>
+            </m:oMath>
             <w:r>
               <w:rPr>
                 <w:rtl/>
@@ -2238,12 +2471,56 @@
               </w:rPr>
               <w:t xml:space="preserve"> </w:t>
             </w:r>
-            <w:r>
-              <w:rPr>
-                <w:rtl/>
-              </w:rPr>
-              <w:t xml:space="preserve">‎$\RR{e^{-a}=\dfrac1{e^a}}$</w:t>
-            </w:r>
+            <m:oMath>
+              <m:sSup>
+                <m:e>
+                  <m:r>
+                    <m:t>e</m:t>
+                  </m:r>
+                </m:e>
+                <m:sup>
+                  <m:r>
+                    <m:rPr>
+                      <m:sty m:val="p"/>
+                    </m:rPr>
+                    <m:t>−</m:t>
+                  </m:r>
+                  <m:r>
+                    <m:t>a</m:t>
+                  </m:r>
+                </m:sup>
+              </m:sSup>
+              <m:r>
+                <m:rPr>
+                  <m:sty m:val="p"/>
+                </m:rPr>
+                <m:t>=</m:t>
+              </m:r>
+              <m:f>
+                <m:fPr>
+                  <m:type m:val="bar"/>
+                </m:fPr>
+                <m:num>
+                  <m:r>
+                    <m:t>1</m:t>
+                  </m:r>
+                </m:num>
+                <m:den>
+                  <m:sSup>
+                    <m:e>
+                      <m:r>
+                        <m:t>e</m:t>
+                      </m:r>
+                    </m:e>
+                    <m:sup>
+                      <m:r>
+                        <m:t>a</m:t>
+                      </m:r>
+                    </m:sup>
+                  </m:sSup>
+                </m:den>
+              </m:f>
+            </m:oMath>
             <w:r>
               <w:rPr>
                 <w:rtl/>
@@ -2262,12 +2539,68 @@
               </w:rPr>
               <w:t xml:space="preserve"> </w:t>
             </w:r>
-            <w:r>
-              <w:rPr>
-                <w:rtl/>
-              </w:rPr>
-              <w:t xml:space="preserve">‎$\RR{e^{a-b}=\dfrac{e^a}{e^b}}$</w:t>
-            </w:r>
+            <m:oMath>
+              <m:sSup>
+                <m:e>
+                  <m:r>
+                    <m:t>e</m:t>
+                  </m:r>
+                </m:e>
+                <m:sup>
+                  <m:r>
+                    <m:t>a</m:t>
+                  </m:r>
+                  <m:r>
+                    <m:rPr>
+                      <m:sty m:val="p"/>
+                    </m:rPr>
+                    <m:t>−</m:t>
+                  </m:r>
+                  <m:r>
+                    <m:t>b</m:t>
+                  </m:r>
+                </m:sup>
+              </m:sSup>
+              <m:r>
+                <m:rPr>
+                  <m:sty m:val="p"/>
+                </m:rPr>
+                <m:t>=</m:t>
+              </m:r>
+              <m:f>
+                <m:fPr>
+                  <m:type m:val="bar"/>
+                </m:fPr>
+                <m:num>
+                  <m:sSup>
+                    <m:e>
+                      <m:r>
+                        <m:t>e</m:t>
+                      </m:r>
+                    </m:e>
+                    <m:sup>
+                      <m:r>
+                        <m:t>a</m:t>
+                      </m:r>
+                    </m:sup>
+                  </m:sSup>
+                </m:num>
+                <m:den>
+                  <m:sSup>
+                    <m:e>
+                      <m:r>
+                        <m:t>e</m:t>
+                      </m:r>
+                    </m:e>
+                    <m:sup>
+                      <m:r>
+                        <m:t>b</m:t>
+                      </m:r>
+                    </m:sup>
+                  </m:sSup>
+                </m:den>
+              </m:f>
+            </m:oMath>
             <w:r>
               <w:rPr>
                 <w:rtl/>
@@ -2286,12 +2619,60 @@
               </w:rPr>
               <w:t xml:space="preserve"> </w:t>
             </w:r>
-            <w:r>
-              <w:rPr>
-                <w:rtl/>
-              </w:rPr>
-              <w:t xml:space="preserve">‎$\RR{\left(e^a\right)^n=e^{na}}$</w:t>
-            </w:r>
+            <m:oMath>
+              <m:sSup>
+                <m:e>
+                  <m:d>
+                    <m:dPr>
+                      <m:begChr m:val="("/>
+                      <m:endChr m:val=")"/>
+                      <m:sepChr m:val=""/>
+                      <m:grow/>
+                    </m:dPr>
+                    <m:e>
+                      <m:sSup>
+                        <m:e>
+                          <m:r>
+                            <m:t>e</m:t>
+                          </m:r>
+                        </m:e>
+                        <m:sup>
+                          <m:r>
+                            <m:t>a</m:t>
+                          </m:r>
+                        </m:sup>
+                      </m:sSup>
+                    </m:e>
+                  </m:d>
+                </m:e>
+                <m:sup>
+                  <m:r>
+                    <m:t>n</m:t>
+                  </m:r>
+                </m:sup>
+              </m:sSup>
+              <m:r>
+                <m:rPr>
+                  <m:sty m:val="p"/>
+                </m:rPr>
+                <m:t>=</m:t>
+              </m:r>
+              <m:sSup>
+                <m:e>
+                  <m:r>
+                    <m:t>e</m:t>
+                  </m:r>
+                </m:e>
+                <m:sup>
+                  <m:r>
+                    <m:t>n</m:t>
+                  </m:r>
+                  <m:r>
+                    <m:t>a</m:t>
+                  </m:r>
+                </m:sup>
+              </m:sSup>
+            </m:oMath>
             <w:r>
               <w:rPr>
                 <w:rtl/>
@@ -2699,17 +3080,110 @@
               </w:rPr>
               <w:t xml:space="preserve"> </w:t>
             </w:r>
-            <w:r>
-              <w:rPr>
-                <w:rtl/>
-              </w:rPr>
-              <w:t xml:space="preserve">‎$\RR{\left(e^x\right)^{\prime}=e^x&gt;0}$</w:t>
-            </w:r>
-            <w:r>
-              <w:rPr>
-                <w:rtl/>
-              </w:rPr>
-              <w:t xml:space="preserve">: الدالة على</w:t>
+            <m:oMath>
+              <m:sSup>
+                <m:e>
+                  <m:d>
+                    <m:dPr>
+                      <m:begChr m:val="("/>
+                      <m:endChr m:val=")"/>
+                      <m:sepChr m:val=""/>
+                      <m:grow/>
+                    </m:dPr>
+                    <m:e>
+                      <m:sSup>
+                        <m:e>
+                          <m:r>
+                            <m:t>e</m:t>
+                          </m:r>
+                        </m:e>
+                        <m:sup>
+                          <m:r>
+                            <m:t>x</m:t>
+                          </m:r>
+                        </m:sup>
+                      </m:sSup>
+                    </m:e>
+                  </m:d>
+                </m:e>
+                <m:sup>
+                  <m:r>
+                    <m:rPr>
+                      <m:sty m:val="p"/>
+                    </m:rPr>
+                    <m:t>′</m:t>
+                  </m:r>
+                </m:sup>
+              </m:sSup>
+              <m:r>
+                <m:rPr>
+                  <m:sty m:val="p"/>
+                </m:rPr>
+                <m:t>=</m:t>
+              </m:r>
+              <m:sSup>
+                <m:e>
+                  <m:r>
+                    <m:t>e</m:t>
+                  </m:r>
+                </m:e>
+                <m:sup>
+                  <m:r>
+                    <m:t>x</m:t>
+                  </m:r>
+                </m:sup>
+              </m:sSup>
+              <m:r>
+                <m:rPr>
+                  <m:sty m:val="p"/>
+                </m:rPr>
+                <m:t>&gt;</m:t>
+              </m:r>
+              <m:r>
+                <m:t>0</m:t>
+              </m:r>
+            </m:oMath>
+            <w:r>
+              <w:rPr>
+                <w:rtl/>
+              </w:rPr>
+              <w:t xml:space="preserve">: الدالة</w:t>
+            </w:r>
+            <w:r>
+              <w:rPr>
+                <w:rtl/>
+              </w:rPr>
+              <w:t xml:space="preserve"> </w:t>
+            </w:r>
+            <w:r>
+              <w:rPr>
+                <w:rtl/>
+              </w:rPr>
+              <w:t xml:space="preserve">متزايدة</w:t>
+            </w:r>
+            <w:r>
+              <w:rPr>
+                <w:rtl/>
+              </w:rPr>
+              <w:t xml:space="preserve"> </w:t>
+            </w:r>
+            <w:r>
+              <w:rPr>
+                <w:rtl/>
+              </w:rPr>
+              <w:t xml:space="preserve">تماماً</w:t>
+            </w:r>
+            <w:r>
+              <w:rPr>
+                <w:rtl/>
+              </w:rPr>
+              <w:t xml:space="preserve"> </w:t>
+            </w:r>
+            <w:r>
+              <w:rPr>
+                <w:rtl/>
+              </w:rPr>
+              <w:t xml:space="preserve">على</w:t>
             </w:r>
             <w:r>
               <w:rPr>
@@ -2752,12 +3226,71 @@
               </w:rPr>
               <w:t xml:space="preserve"> </w:t>
             </w:r>
-            <w:r>
-              <w:rPr>
-                <w:rtl/>
-              </w:rPr>
-              <w:t xml:space="preserve">‎$\RR{\lim\limits_{x\to +\infty}e^x=+\infty}$</w:t>
-            </w:r>
+            <m:oMath>
+              <m:limLow>
+                <m:e>
+                  <m:r>
+                    <m:rPr>
+                      <m:sty m:val="p"/>
+                    </m:rPr>
+                    <m:t>lim</m:t>
+                  </m:r>
+                </m:e>
+                <m:lim>
+                  <m:r>
+                    <m:t>x</m:t>
+                  </m:r>
+                  <m:r>
+                    <m:rPr>
+                      <m:sty m:val="p"/>
+                    </m:rPr>
+                    <m:t>→</m:t>
+                  </m:r>
+                  <m:r>
+                    <m:rPr>
+                      <m:sty m:val="p"/>
+                    </m:rPr>
+                    <m:t>+</m:t>
+                  </m:r>
+                  <m:r>
+                    <m:rPr>
+                      <m:sty m:val="p"/>
+                    </m:rPr>
+                    <m:t>∞</m:t>
+                  </m:r>
+                </m:lim>
+              </m:limLow>
+              <m:sSup>
+                <m:e>
+                  <m:r>
+                    <m:t>e</m:t>
+                  </m:r>
+                </m:e>
+                <m:sup>
+                  <m:r>
+                    <m:t>x</m:t>
+                  </m:r>
+                </m:sup>
+              </m:sSup>
+              <m:r>
+                <m:rPr>
+                  <m:sty m:val="p"/>
+                </m:rPr>
+                <m:t>=</m:t>
+              </m:r>
+              <m:r>
+                <m:rPr>
+                  <m:sty m:val="p"/>
+                </m:rPr>
+                <m:t>+</m:t>
+              </m:r>
+              <m:r>
+                <m:rPr>
+                  <m:sty m:val="p"/>
+                </m:rPr>
+                <m:t>∞</m:t>
+              </m:r>
+            </m:oMath>
             <w:r>
               <w:rPr>
                 <w:rtl/>
@@ -2776,12 +3309,62 @@
               </w:rPr>
               <w:t xml:space="preserve"> </w:t>
             </w:r>
-            <w:r>
-              <w:rPr>
-                <w:rtl/>
-              </w:rPr>
-              <w:t xml:space="preserve">‎$\RR{\lim\limits_{x\to -\infty}e^x=0}$</w:t>
-            </w:r>
+            <m:oMath>
+              <m:limLow>
+                <m:e>
+                  <m:r>
+                    <m:rPr>
+                      <m:sty m:val="p"/>
+                    </m:rPr>
+                    <m:t>lim</m:t>
+                  </m:r>
+                </m:e>
+                <m:lim>
+                  <m:r>
+                    <m:t>x</m:t>
+                  </m:r>
+                  <m:r>
+                    <m:rPr>
+                      <m:sty m:val="p"/>
+                    </m:rPr>
+                    <m:t>→</m:t>
+                  </m:r>
+                  <m:r>
+                    <m:rPr>
+                      <m:sty m:val="p"/>
+                    </m:rPr>
+                    <m:t>−</m:t>
+                  </m:r>
+                  <m:r>
+                    <m:rPr>
+                      <m:sty m:val="p"/>
+                    </m:rPr>
+                    <m:t>∞</m:t>
+                  </m:r>
+                </m:lim>
+              </m:limLow>
+              <m:sSup>
+                <m:e>
+                  <m:r>
+                    <m:t>e</m:t>
+                  </m:r>
+                </m:e>
+                <m:sup>
+                  <m:r>
+                    <m:t>x</m:t>
+                  </m:r>
+                </m:sup>
+              </m:sSup>
+              <m:r>
+                <m:rPr>
+                  <m:sty m:val="p"/>
+                </m:rPr>
+                <m:t>=</m:t>
+              </m:r>
+              <m:r>
+                <m:t>0</m:t>
+              </m:r>
+            </m:oMath>
             <w:r>
               <w:rPr>
                 <w:rtl/>
@@ -2863,31 +3446,16 @@
               </w:rPr>
               <w:t xml:space="preserve"> </w:t>
             </w:r>
-            <w:r>
-              <w:rPr>
-                <w:rtl/>
-              </w:rPr>
-              <w:t xml:space="preserve">‎$y=e^0(x-0)+e^0=\RR{x+1}$</w:t>
-            </w:r>
-            <w:r>
-              <w:rPr>
-                <w:rtl/>
-              </w:rPr>
-              <w:t xml:space="preserve"> </w:t>
-            </w:r>
-            <w:r>
-              <w:rPr>
-                <w:rtl/>
-              </w:rPr>
-              <w:t xml:space="preserve">؛ منحنيا</w:t>
-            </w:r>
-            <w:r>
-              <w:rPr>
-                <w:rtl/>
-              </w:rPr>
-              <w:t xml:space="preserve"> </w:t>
-            </w:r>
-            <m:oMath>
+            <m:oMath>
+              <m:r>
+                <m:t>y</m:t>
+              </m:r>
+              <m:r>
+                <m:rPr>
+                  <m:sty m:val="p"/>
+                </m:rPr>
+                <m:t>=</m:t>
+              </m:r>
               <m:sSup>
                 <m:e>
                   <m:r>
@@ -2896,10 +3464,100 @@
                 </m:e>
                 <m:sup>
                   <m:r>
-                    <m:t>x</m:t>
+                    <m:t>0</m:t>
                   </m:r>
                 </m:sup>
               </m:sSup>
+              <m:d>
+                <m:dPr>
+                  <m:begChr m:val="("/>
+                  <m:endChr m:val=")"/>
+                  <m:sepChr m:val=""/>
+                  <m:grow/>
+                </m:dPr>
+                <m:e>
+                  <m:r>
+                    <m:t>x</m:t>
+                  </m:r>
+                  <m:r>
+                    <m:rPr>
+                      <m:sty m:val="p"/>
+                    </m:rPr>
+                    <m:t>−</m:t>
+                  </m:r>
+                  <m:r>
+                    <m:t>0</m:t>
+                  </m:r>
+                </m:e>
+              </m:d>
+              <m:r>
+                <m:rPr>
+                  <m:sty m:val="p"/>
+                </m:rPr>
+                <m:t>+</m:t>
+              </m:r>
+              <m:sSup>
+                <m:e>
+                  <m:r>
+                    <m:t>e</m:t>
+                  </m:r>
+                </m:e>
+                <m:sup>
+                  <m:r>
+                    <m:t>0</m:t>
+                  </m:r>
+                </m:sup>
+              </m:sSup>
+              <m:r>
+                <m:rPr>
+                  <m:sty m:val="p"/>
+                </m:rPr>
+                <m:t>=</m:t>
+              </m:r>
+              <m:r>
+                <m:t>x</m:t>
+              </m:r>
+              <m:r>
+                <m:rPr>
+                  <m:sty m:val="p"/>
+                </m:rPr>
+                <m:t>+</m:t>
+              </m:r>
+              <m:r>
+                <m:t>1</m:t>
+              </m:r>
+            </m:oMath>
+            <w:r>
+              <w:rPr>
+                <w:rtl/>
+              </w:rPr>
+              <w:t xml:space="preserve"> </w:t>
+            </w:r>
+            <w:r>
+              <w:rPr>
+                <w:rtl/>
+              </w:rPr>
+              <w:t xml:space="preserve">؛ منحنيا</w:t>
+            </w:r>
+            <w:r>
+              <w:rPr>
+                <w:rtl/>
+              </w:rPr>
+              <w:t xml:space="preserve"> </w:t>
+            </w:r>
+            <m:oMath>
+              <m:sSup>
+                <m:e>
+                  <m:r>
+                    <m:t>e</m:t>
+                  </m:r>
+                </m:e>
+                <m:sup>
+                  <m:r>
+                    <m:t>x</m:t>
+                  </m:r>
+                </m:sup>
+              </m:sSup>
             </m:oMath>
             <w:r>
               <w:rPr>
@@ -2930,6 +3588,18 @@
                 <m:t>x</m:t>
               </m:r>
             </m:oMath>
+            <w:r>
+              <w:rPr>
+                <w:rtl/>
+              </w:rPr>
+              <w:t xml:space="preserve"> </w:t>
+            </w:r>
+            <w:r>
+              <w:rPr>
+                <w:rtl/>
+              </w:rPr>
+              <w:t xml:space="preserve">متناظران</w:t>
+            </w:r>
             <w:r>
               <w:rPr>
                 <w:rtl/>
@@ -2980,7 +3650,7 @@
               </w:rPr>
               <w:drawing>
                 <wp:inline>
-                  <wp:extent cx="2772554" cy="916042"/>
+                  <wp:extent cx="3118104" cy="1028700"/>
                   <wp:docPr id="1" name="Picture 1"/>
                   <wp:cNvGraphicFramePr>
                     <a:graphicFrameLocks noChangeAspect="1"/>
@@ -2989,7 +3659,7 @@
                     <a:graphicData uri="http://schemas.openxmlformats.org/drawingml/2006/picture">
                       <pic:pic>
                         <pic:nvPicPr>
-                          <pic:cNvPr id="0" name="542ad2e0f652bc16.png"/>
+                          <pic:cNvPr id="0" name="b0b7d652612f50c9.png"/>
                           <pic:cNvPicPr/>
                         </pic:nvPicPr>
                         <pic:blipFill>
@@ -3001,7 +3671,7 @@
                         <pic:spPr>
                           <a:xfrm>
                             <a:off x="0" y="0"/>
-                            <a:ext cx="2772554" cy="916042"/>
+                            <a:ext cx="3118104" cy="1028700"/>
                           </a:xfrm>
                           <a:prstGeom prst="rect"/>
                         </pic:spPr>
@@ -3023,7 +3693,7 @@
               </w:rPr>
               <w:drawing>
                 <wp:inline>
-                  <wp:extent cx="2772554" cy="2576844"/>
+                  <wp:extent cx="3108959" cy="2889503"/>
                   <wp:docPr id="2" name="Picture 2"/>
                   <wp:cNvGraphicFramePr>
                     <a:graphicFrameLocks noChangeAspect="1"/>
@@ -3032,7 +3702,7 @@
                     <a:graphicData uri="http://schemas.openxmlformats.org/drawingml/2006/picture">
                       <pic:pic>
                         <pic:nvPicPr>
-                          <pic:cNvPr id="0" name="a68d34d3ea3ea0cd.png"/>
+                          <pic:cNvPr id="0" name="8b0677c253b922d1.png"/>
                           <pic:cNvPicPr/>
                         </pic:nvPicPr>
                         <pic:blipFill>
@@ -3044,7 +3714,7 @@
                         <pic:spPr>
                           <a:xfrm>
                             <a:off x="0" y="0"/>
-                            <a:ext cx="2772554" cy="2576844"/>
+                            <a:ext cx="3108959" cy="2889503"/>
                           </a:xfrm>
                           <a:prstGeom prst="rect"/>
                         </pic:spPr>
@@ -3602,12 +4272,147 @@
               </w:rPr>
               <w:t xml:space="preserve"> </w:t>
             </w:r>
-            <w:r>
-              <w:rPr>
-                <w:rtl/>
-              </w:rPr>
-              <w:t xml:space="preserve">‎$A=\dfrac{e^{3x-x}}{e^{x+1}}=e^{2x-(x+1)}=\RR{e^{x-1}}$</w:t>
-            </w:r>
+            <m:oMath>
+              <m:r>
+                <m:t>A</m:t>
+              </m:r>
+              <m:r>
+                <m:rPr>
+                  <m:sty m:val="p"/>
+                </m:rPr>
+                <m:t>=</m:t>
+              </m:r>
+              <m:f>
+                <m:fPr>
+                  <m:type m:val="bar"/>
+                </m:fPr>
+                <m:num>
+                  <m:sSup>
+                    <m:e>
+                      <m:r>
+                        <m:t>e</m:t>
+                      </m:r>
+                    </m:e>
+                    <m:sup>
+                      <m:r>
+                        <m:t>3</m:t>
+                      </m:r>
+                      <m:r>
+                        <m:t>x</m:t>
+                      </m:r>
+                      <m:r>
+                        <m:rPr>
+                          <m:sty m:val="p"/>
+                        </m:rPr>
+                        <m:t>−</m:t>
+                      </m:r>
+                      <m:r>
+                        <m:t>x</m:t>
+                      </m:r>
+                    </m:sup>
+                  </m:sSup>
+                </m:num>
+                <m:den>
+                  <m:sSup>
+                    <m:e>
+                      <m:r>
+                        <m:t>e</m:t>
+                      </m:r>
+                    </m:e>
+                    <m:sup>
+                      <m:r>
+                        <m:t>x</m:t>
+                      </m:r>
+                      <m:r>
+                        <m:rPr>
+                          <m:sty m:val="p"/>
+                        </m:rPr>
+                        <m:t>+</m:t>
+                      </m:r>
+                      <m:r>
+                        <m:t>1</m:t>
+                      </m:r>
+                    </m:sup>
+                  </m:sSup>
+                </m:den>
+              </m:f>
+              <m:r>
+                <m:rPr>
+                  <m:sty m:val="p"/>
+                </m:rPr>
+                <m:t>=</m:t>
+              </m:r>
+              <m:sSup>
+                <m:e>
+                  <m:r>
+                    <m:t>e</m:t>
+                  </m:r>
+                </m:e>
+                <m:sup>
+                  <m:r>
+                    <m:t>2</m:t>
+                  </m:r>
+                  <m:r>
+                    <m:t>x</m:t>
+                  </m:r>
+                  <m:r>
+                    <m:rPr>
+                      <m:sty m:val="p"/>
+                    </m:rPr>
+                    <m:t>−</m:t>
+                  </m:r>
+                  <m:d>
+                    <m:dPr>
+                      <m:begChr m:val="("/>
+                      <m:endChr m:val=")"/>
+                      <m:sepChr m:val=""/>
+                      <m:grow/>
+                    </m:dPr>
+                    <m:e>
+                      <m:r>
+                        <m:t>x</m:t>
+                      </m:r>
+                      <m:r>
+                        <m:rPr>
+                          <m:sty m:val="p"/>
+                        </m:rPr>
+                        <m:t>+</m:t>
+                      </m:r>
+                      <m:r>
+                        <m:t>1</m:t>
+                      </m:r>
+                    </m:e>
+                  </m:d>
+                </m:sup>
+              </m:sSup>
+              <m:r>
+                <m:rPr>
+                  <m:sty m:val="p"/>
+                </m:rPr>
+                <m:t>=</m:t>
+              </m:r>
+              <m:sSup>
+                <m:e>
+                  <m:r>
+                    <m:t>e</m:t>
+                  </m:r>
+                </m:e>
+                <m:sup>
+                  <m:r>
+                    <m:t>x</m:t>
+                  </m:r>
+                  <m:r>
+                    <m:rPr>
+                      <m:sty m:val="p"/>
+                    </m:rPr>
+                    <m:t>−</m:t>
+                  </m:r>
+                  <m:r>
+                    <m:t>1</m:t>
+                  </m:r>
+                </m:sup>
+              </m:sSup>
+            </m:oMath>
             <w:r>
               <w:rPr>
                 <w:rtl/>
@@ -3634,12 +4439,87 @@
               </w:rPr>
               <w:t xml:space="preserve"> </w:t>
             </w:r>
-            <w:r>
-              <w:rPr>
-                <w:rtl/>
-              </w:rPr>
-              <w:t xml:space="preserve">‎$B=e^{\ln(3^2)}=e^{\ln9}=\RR{9}$</w:t>
-            </w:r>
+            <m:oMath>
+              <m:r>
+                <m:t>B</m:t>
+              </m:r>
+              <m:r>
+                <m:rPr>
+                  <m:sty m:val="p"/>
+                </m:rPr>
+                <m:t>=</m:t>
+              </m:r>
+              <m:sSup>
+                <m:e>
+                  <m:r>
+                    <m:t>e</m:t>
+                  </m:r>
+                </m:e>
+                <m:sup>
+                  <m:r>
+                    <m:rPr>
+                      <m:sty m:val="p"/>
+                    </m:rPr>
+                    <m:t>ln</m:t>
+                  </m:r>
+                  <m:d>
+                    <m:dPr>
+                      <m:begChr m:val="("/>
+                      <m:endChr m:val=")"/>
+                      <m:sepChr m:val=""/>
+                      <m:grow/>
+                    </m:dPr>
+                    <m:e>
+                      <m:sSup>
+                        <m:e>
+                          <m:r>
+                            <m:t>3</m:t>
+                          </m:r>
+                        </m:e>
+                        <m:sup>
+                          <m:r>
+                            <m:t>2</m:t>
+                          </m:r>
+                        </m:sup>
+                      </m:sSup>
+                    </m:e>
+                  </m:d>
+                </m:sup>
+              </m:sSup>
+              <m:r>
+                <m:rPr>
+                  <m:sty m:val="p"/>
+                </m:rPr>
+                <m:t>=</m:t>
+              </m:r>
+              <m:sSup>
+                <m:e>
+                  <m:r>
+                    <m:t>e</m:t>
+                  </m:r>
+                </m:e>
+                <m:sup>
+                  <m:r>
+                    <m:rPr>
+                      <m:sty m:val="p"/>
+                    </m:rPr>
+                    <m:t>ln</m:t>
+                  </m:r>
+                  <m:r>
+                    <m:t>9</m:t>
+                  </m:r>
+                </m:sup>
+              </m:sSup>
+              <m:r>
+                <m:rPr>
+                  <m:sty m:val="p"/>
+                </m:rPr>
+                <m:t>=</m:t>
+              </m:r>
+              <m:r>
+                <m:t>9</m:t>
+              </m:r>
+            </m:oMath>
             <w:r>
               <w:rPr>
                 <w:rtl/>
@@ -3666,12 +4546,130 @@
               </w:rPr>
               <w:t xml:space="preserve"> </w:t>
             </w:r>
-            <w:r>
-              <w:rPr>
-                <w:rtl/>
-              </w:rPr>
-              <w:t xml:space="preserve">‎$f^{\prime}(x)=1\times e^x+x\times e^x=\RR{(x+1)e^x}$</w:t>
-            </w:r>
+            <m:oMath>
+              <m:sSup>
+                <m:e>
+                  <m:r>
+                    <m:t>f</m:t>
+                  </m:r>
+                </m:e>
+                <m:sup>
+                  <m:r>
+                    <m:rPr>
+                      <m:sty m:val="p"/>
+                    </m:rPr>
+                    <m:t>′</m:t>
+                  </m:r>
+                </m:sup>
+              </m:sSup>
+              <m:d>
+                <m:dPr>
+                  <m:begChr m:val="("/>
+                  <m:endChr m:val=")"/>
+                  <m:sepChr m:val=""/>
+                  <m:grow/>
+                </m:dPr>
+                <m:e>
+                  <m:r>
+                    <m:t>x</m:t>
+                  </m:r>
+                </m:e>
+              </m:d>
+              <m:r>
+                <m:rPr>
+                  <m:sty m:val="p"/>
+                </m:rPr>
+                <m:t>=</m:t>
+              </m:r>
+              <m:r>
+                <m:t>1</m:t>
+              </m:r>
+              <m:r>
+                <m:rPr>
+                  <m:sty m:val="p"/>
+                </m:rPr>
+                <m:t>×</m:t>
+              </m:r>
+              <m:sSup>
+                <m:e>
+                  <m:r>
+                    <m:t>e</m:t>
+                  </m:r>
+                </m:e>
+                <m:sup>
+                  <m:r>
+                    <m:t>x</m:t>
+                  </m:r>
+                </m:sup>
+              </m:sSup>
+              <m:r>
+                <m:rPr>
+                  <m:sty m:val="p"/>
+                </m:rPr>
+                <m:t>+</m:t>
+              </m:r>
+              <m:r>
+                <m:t>x</m:t>
+              </m:r>
+              <m:r>
+                <m:rPr>
+                  <m:sty m:val="p"/>
+                </m:rPr>
+                <m:t>×</m:t>
+              </m:r>
+              <m:sSup>
+                <m:e>
+                  <m:r>
+                    <m:t>e</m:t>
+                  </m:r>
+                </m:e>
+                <m:sup>
+                  <m:r>
+                    <m:t>x</m:t>
+                  </m:r>
+                </m:sup>
+              </m:sSup>
+              <m:r>
+                <m:rPr>
+                  <m:sty m:val="p"/>
+                </m:rPr>
+                <m:t>=</m:t>
+              </m:r>
+              <m:d>
+                <m:dPr>
+                  <m:begChr m:val="("/>
+                  <m:endChr m:val=")"/>
+                  <m:sepChr m:val=""/>
+                  <m:grow/>
+                </m:dPr>
+                <m:e>
+                  <m:r>
+                    <m:t>x</m:t>
+                  </m:r>
+                  <m:r>
+                    <m:rPr>
+                      <m:sty m:val="p"/>
+                    </m:rPr>
+                    <m:t>+</m:t>
+                  </m:r>
+                  <m:r>
+                    <m:t>1</m:t>
+                  </m:r>
+                </m:e>
+              </m:d>
+              <m:sSup>
+                <m:e>
+                  <m:r>
+                    <m:t>e</m:t>
+                  </m:r>
+                </m:e>
+                <m:sup>
+                  <m:r>
+                    <m:t>x</m:t>
+                  </m:r>
+                </m:sup>
+              </m:sSup>
+            </m:oMath>
             <w:r>
               <w:rPr>
                 <w:rtl/>
@@ -4265,7 +5263,7 @@
     <w:tbl>
       <w:tblPr>
         <w:tblStyle w:val="Table"/>
-        <w:tblW w:w="7681" w:type="dxa"/>
+        <w:tblW w:w="9864" w:type="dxa"/>
         <w:jc w:val="center"/>
         <w:tblBorders>
           <w:top w:val="single" w:sz="4" w:space="0" w:color="000000"/>
@@ -4278,10 +5276,10 @@
         <w:tblLook w:firstRow="0" w:lastRow="0" w:firstColumn="0" w:lastColumn="0" w:noHBand="0" w:noVBand="0" w:val="0000"/>
       </w:tblPr>
       <w:tblGrid>
-        <w:gridCol w:w="1188"/>
-        <w:gridCol w:w="712"/>
-        <w:gridCol w:w="4593"/>
-        <w:gridCol w:w="1188"/>
+        <w:gridCol w:w="1084"/>
+        <w:gridCol w:w="591"/>
+        <w:gridCol w:w="7004"/>
+        <w:gridCol w:w="1183"/>
       </w:tblGrid>
       <w:tr>
         <w:tc>
@@ -4910,12 +5908,38 @@
               </w:rPr>
               <w:t xml:space="preserve"> </w:t>
             </w:r>
-            <w:r>
-              <w:rPr>
-                <w:rtl/>
-              </w:rPr>
-              <w:t xml:space="preserve">‎$\RR{S=\{\ln3\}}$</w:t>
-            </w:r>
+            <m:oMath>
+              <m:r>
+                <m:t>S</m:t>
+              </m:r>
+              <m:r>
+                <m:rPr>
+                  <m:sty m:val="p"/>
+                </m:rPr>
+                <m:t>=</m:t>
+              </m:r>
+              <m:r>
+                <m:rPr>
+                  <m:sty m:val="p"/>
+                </m:rPr>
+                <m:t>{</m:t>
+              </m:r>
+              <m:r>
+                <m:rPr>
+                  <m:sty m:val="p"/>
+                </m:rPr>
+                <m:t>ln</m:t>
+              </m:r>
+              <m:r>
+                <m:t>3</m:t>
+              </m:r>
+              <m:r>
+                <m:rPr>
+                  <m:sty m:val="p"/>
+                </m:rPr>
+                <m:t>}</m:t>
+              </m:r>
+            </m:oMath>
             <w:r>
               <w:rPr>
                 <w:rtl/>
@@ -4975,7 +5999,25 @@
               <w:rPr>
                 <w:rtl/>
               </w:rPr>
-              <w:t xml:space="preserve">دائماً ، إذن المعادلة :</w:t>
+              <w:t xml:space="preserve">دائماً ، إذن المعادلة</w:t>
+            </w:r>
+            <w:r>
+              <w:rPr>
+                <w:rtl/>
+              </w:rPr>
+              <w:t xml:space="preserve"> </w:t>
+            </w:r>
+            <w:r>
+              <w:rPr>
+                <w:rtl/>
+              </w:rPr>
+              <w:t xml:space="preserve">مستحيلة</w:t>
+            </w:r>
+            <w:r>
+              <w:rPr>
+                <w:rtl/>
+              </w:rPr>
+              <w:t xml:space="preserve">:</w:t>
             </w:r>
             <w:r>
               <w:rPr>
@@ -5145,12 +6187,20 @@
               </w:rPr>
               <w:t xml:space="preserve"> </w:t>
             </w:r>
-            <w:r>
-              <w:rPr>
-                <w:rtl/>
-              </w:rPr>
-              <w:t xml:space="preserve">‎$\RR{a=b}$</w:t>
-            </w:r>
+            <m:oMath>
+              <m:r>
+                <m:t>a</m:t>
+              </m:r>
+              <m:r>
+                <m:rPr>
+                  <m:sty m:val="p"/>
+                </m:rPr>
+                <m:t>=</m:t>
+              </m:r>
+              <m:r>
+                <m:t>b</m:t>
+              </m:r>
+            </m:oMath>
             <w:r>
               <w:rPr>
                 <w:rtl/>
@@ -5219,12 +6269,20 @@
               </w:rPr>
               <w:t xml:space="preserve"> </w:t>
             </w:r>
-            <w:r>
-              <w:rPr>
-                <w:rtl/>
-              </w:rPr>
-              <w:t xml:space="preserve">‎$\RR{a&lt;b}$</w:t>
-            </w:r>
+            <m:oMath>
+              <m:r>
+                <m:t>a</m:t>
+              </m:r>
+              <m:r>
+                <m:rPr>
+                  <m:sty m:val="p"/>
+                </m:rPr>
+                <m:t>&lt;</m:t>
+              </m:r>
+              <m:r>
+                <m:t>b</m:t>
+              </m:r>
+            </m:oMath>
             <w:r>
               <w:rPr>
                 <w:rtl/>
@@ -5330,12 +6388,26 @@
               </w:rPr>
               <w:t xml:space="preserve"> </w:t>
             </w:r>
-            <w:r>
-              <w:rPr>
-                <w:rtl/>
-              </w:rPr>
-              <w:t xml:space="preserve">‎$\RR{x=\ln k}$</w:t>
-            </w:r>
+            <m:oMath>
+              <m:r>
+                <m:t>x</m:t>
+              </m:r>
+              <m:r>
+                <m:rPr>
+                  <m:sty m:val="p"/>
+                </m:rPr>
+                <m:t>=</m:t>
+              </m:r>
+              <m:r>
+                <m:rPr>
+                  <m:sty m:val="p"/>
+                </m:rPr>
+                <m:t>ln</m:t>
+              </m:r>
+              <m:r>
+                <m:t>k</m:t>
+              </m:r>
+            </m:oMath>
             <w:r>
               <w:rPr>
                 <w:rtl/>
@@ -5567,12 +6639,32 @@
               </w:rPr>
               <w:t xml:space="preserve"> </w:t>
             </w:r>
-            <w:r>
-              <w:rPr>
-                <w:rtl/>
-              </w:rPr>
-              <w:t xml:space="preserve">‎$\RR{x=\dfrac12}$</w:t>
-            </w:r>
+            <m:oMath>
+              <m:r>
+                <m:t>x</m:t>
+              </m:r>
+              <m:r>
+                <m:rPr>
+                  <m:sty m:val="p"/>
+                </m:rPr>
+                <m:t>=</m:t>
+              </m:r>
+              <m:f>
+                <m:fPr>
+                  <m:type m:val="bar"/>
+                </m:fPr>
+                <m:num>
+                  <m:r>
+                    <m:t>1</m:t>
+                  </m:r>
+                </m:num>
+                <m:den>
+                  <m:r>
+                    <m:t>2</m:t>
+                  </m:r>
+                </m:den>
+              </m:f>
+            </m:oMath>
             <w:r>
               <w:rPr>
                 <w:rtl/>
@@ -5790,12 +6882,50 @@
               </w:rPr>
               <w:t xml:space="preserve"> </w:t>
             </w:r>
-            <w:r>
-              <w:rPr>
-                <w:rtl/>
-              </w:rPr>
-              <w:t xml:space="preserve">‎$\RR{S=]1;+\infty[}$</w:t>
-            </w:r>
+            <m:oMath>
+              <m:r>
+                <m:t>S</m:t>
+              </m:r>
+              <m:r>
+                <m:rPr>
+                  <m:sty m:val="p"/>
+                </m:rPr>
+                <m:t>=</m:t>
+              </m:r>
+              <m:r>
+                <m:rPr>
+                  <m:sty m:val="p"/>
+                </m:rPr>
+                <m:t>]</m:t>
+              </m:r>
+              <m:r>
+                <m:t>1</m:t>
+              </m:r>
+              <m:r>
+                <m:rPr>
+                  <m:sty m:val="p"/>
+                </m:rPr>
+                <m:t>;</m:t>
+              </m:r>
+              <m:r>
+                <m:rPr>
+                  <m:sty m:val="p"/>
+                </m:rPr>
+                <m:t>+</m:t>
+              </m:r>
+              <m:r>
+                <m:rPr>
+                  <m:sty m:val="p"/>
+                </m:rPr>
+                <m:t>∞</m:t>
+              </m:r>
+              <m:r>
+                <m:rPr>
+                  <m:sty m:val="p"/>
+                </m:rPr>
+                <m:t>[</m:t>
+              </m:r>
+            </m:oMath>
             <w:r>
               <w:rPr>
                 <w:rtl/>
@@ -6316,12 +7446,47 @@
               </w:rPr>
               <w:t xml:space="preserve"> </w:t>
             </w:r>
-            <w:r>
-              <w:rPr>
-                <w:rtl/>
-              </w:rPr>
-              <w:t xml:space="preserve">‎$\RR{S=\{0;\ln2\}}$</w:t>
-            </w:r>
+            <m:oMath>
+              <m:r>
+                <m:t>S</m:t>
+              </m:r>
+              <m:r>
+                <m:rPr>
+                  <m:sty m:val="p"/>
+                </m:rPr>
+                <m:t>=</m:t>
+              </m:r>
+              <m:r>
+                <m:rPr>
+                  <m:sty m:val="p"/>
+                </m:rPr>
+                <m:t>{</m:t>
+              </m:r>
+              <m:r>
+                <m:t>0</m:t>
+              </m:r>
+              <m:r>
+                <m:rPr>
+                  <m:sty m:val="p"/>
+                </m:rPr>
+                <m:t>;</m:t>
+              </m:r>
+              <m:r>
+                <m:rPr>
+                  <m:sty m:val="p"/>
+                </m:rPr>
+                <m:t>ln</m:t>
+              </m:r>
+              <m:r>
+                <m:t>2</m:t>
+              </m:r>
+              <m:r>
+                <m:rPr>
+                  <m:sty m:val="p"/>
+                </m:rPr>
+                <m:t>}</m:t>
+              </m:r>
+            </m:oMath>
             <w:r>
               <w:rPr>
                 <w:rtl/>
@@ -7059,12 +8224,38 @@
               </w:rPr>
               <w:t xml:space="preserve"> </w:t>
             </w:r>
-            <w:r>
-              <w:rPr>
-                <w:rtl/>
-              </w:rPr>
-              <w:t xml:space="preserve">‎$\RR{S=\{\ln3\}}$</w:t>
-            </w:r>
+            <m:oMath>
+              <m:r>
+                <m:t>S</m:t>
+              </m:r>
+              <m:r>
+                <m:rPr>
+                  <m:sty m:val="p"/>
+                </m:rPr>
+                <m:t>=</m:t>
+              </m:r>
+              <m:r>
+                <m:rPr>
+                  <m:sty m:val="p"/>
+                </m:rPr>
+                <m:t>{</m:t>
+              </m:r>
+              <m:r>
+                <m:rPr>
+                  <m:sty m:val="p"/>
+                </m:rPr>
+                <m:t>ln</m:t>
+              </m:r>
+              <m:r>
+                <m:t>3</m:t>
+              </m:r>
+              <m:r>
+                <m:rPr>
+                  <m:sty m:val="p"/>
+                </m:rPr>
+                <m:t>}</m:t>
+              </m:r>
+            </m:oMath>
             <w:r>
               <w:rPr>
                 <w:rtl/>
@@ -7191,12 +8382,60 @@
               </w:rPr>
               <w:t xml:space="preserve"> </w:t>
             </w:r>
-            <w:r>
-              <w:rPr>
-                <w:rtl/>
-              </w:rPr>
-              <w:t xml:space="preserve">‎$\RR{S=\left]-\infty;\tfrac23\right]}$</w:t>
-            </w:r>
+            <m:oMath>
+              <m:r>
+                <m:t>S</m:t>
+              </m:r>
+              <m:r>
+                <m:rPr>
+                  <m:sty m:val="p"/>
+                </m:rPr>
+                <m:t>=</m:t>
+              </m:r>
+              <m:d>
+                <m:dPr>
+                  <m:begChr m:val="]"/>
+                  <m:endChr m:val="]"/>
+                  <m:sepChr m:val=""/>
+                  <m:grow/>
+                </m:dPr>
+                <m:e>
+                  <m:r>
+                    <m:rPr>
+                      <m:sty m:val="p"/>
+                    </m:rPr>
+                    <m:t>−</m:t>
+                  </m:r>
+                  <m:r>
+                    <m:rPr>
+                      <m:sty m:val="p"/>
+                    </m:rPr>
+                    <m:t>∞</m:t>
+                  </m:r>
+                  <m:r>
+                    <m:rPr>
+                      <m:sty m:val="p"/>
+                    </m:rPr>
+                    <m:t>;</m:t>
+                  </m:r>
+                  <m:f>
+                    <m:fPr>
+                      <m:type m:val="lin"/>
+                    </m:fPr>
+                    <m:num>
+                      <m:r>
+                        <m:t>2</m:t>
+                      </m:r>
+                    </m:num>
+                    <m:den>
+                      <m:r>
+                        <m:t>3</m:t>
+                      </m:r>
+                    </m:den>
+                  </m:f>
+                </m:e>
+              </m:d>
+            </m:oMath>
             <w:r>
               <w:rPr>
                 <w:rtl/>
@@ -7806,7 +9045,7 @@
     <w:tbl>
       <w:tblPr>
         <w:tblStyle w:val="Table"/>
-        <w:tblW w:w="7681" w:type="dxa"/>
+        <w:tblW w:w="9864" w:type="dxa"/>
         <w:jc w:val="center"/>
         <w:tblBorders>
           <w:top w:val="single" w:sz="4" w:space="0" w:color="000000"/>
@@ -7819,10 +9058,10 @@
         <w:tblLook w:firstRow="0" w:lastRow="0" w:firstColumn="0" w:lastColumn="0" w:noHBand="0" w:noVBand="0" w:val="0000"/>
       </w:tblPr>
       <w:tblGrid>
-        <w:gridCol w:w="1188"/>
-        <w:gridCol w:w="712"/>
-        <w:gridCol w:w="4593"/>
-        <w:gridCol w:w="1188"/>
+        <w:gridCol w:w="1084"/>
+        <w:gridCol w:w="591"/>
+        <w:gridCol w:w="7004"/>
+        <w:gridCol w:w="1183"/>
       </w:tblGrid>
       <w:tr>
         <w:tc>
@@ -8560,7 +9799,121 @@
               <w:rPr>
                 <w:rtl/>
               </w:rPr>
-              <w:t xml:space="preserve">: .</w:t>
+              <w:t xml:space="preserve">:</w:t>
+            </w:r>
+            <w:r>
+              <w:rPr>
+                <w:rtl/>
+              </w:rPr>
+              <w:t xml:space="preserve"> </w:t>
+            </w:r>
+            <w:r>
+              <w:rPr>
+                <w:rtl/>
+              </w:rPr>
+              <w:t xml:space="preserve">الأسية</w:t>
+            </w:r>
+            <w:r>
+              <w:rPr>
+                <w:rtl/>
+              </w:rPr>
+              <w:t xml:space="preserve"> </w:t>
+            </w:r>
+            <w:r>
+              <w:rPr>
+                <w:rtl/>
+              </w:rPr>
+              <w:t xml:space="preserve">تتفوق</w:t>
+            </w:r>
+            <w:r>
+              <w:rPr>
+                <w:rtl/>
+              </w:rPr>
+              <w:t xml:space="preserve"> </w:t>
+            </w:r>
+            <w:r>
+              <w:rPr>
+                <w:rtl/>
+              </w:rPr>
+              <w:t xml:space="preserve">على</w:t>
+            </w:r>
+            <w:r>
+              <w:rPr>
+                <w:rtl/>
+              </w:rPr>
+              <w:t xml:space="preserve"> </w:t>
+            </w:r>
+            <w:r>
+              <w:rPr>
+                <w:rtl/>
+              </w:rPr>
+              <w:t xml:space="preserve">«القوة»</w:t>
+            </w:r>
+            <w:r>
+              <w:rPr>
+                <w:rtl/>
+              </w:rPr>
+              <w:t xml:space="preserve"> </w:t>
+            </w:r>
+            <w:r>
+              <w:rPr>
+                <w:rtl/>
+              </w:rPr>
+              <w:t xml:space="preserve">،</w:t>
+            </w:r>
+            <w:r>
+              <w:rPr>
+                <w:rtl/>
+              </w:rPr>
+              <w:t xml:space="preserve"> </w:t>
+            </w:r>
+            <w:r>
+              <w:rPr>
+                <w:rtl/>
+              </w:rPr>
+              <w:t xml:space="preserve">و«القوة»</w:t>
+            </w:r>
+            <w:r>
+              <w:rPr>
+                <w:rtl/>
+              </w:rPr>
+              <w:t xml:space="preserve"> </w:t>
+            </w:r>
+            <w:r>
+              <w:rPr>
+                <w:rtl/>
+              </w:rPr>
+              <w:t xml:space="preserve">تتفوق</w:t>
+            </w:r>
+            <w:r>
+              <w:rPr>
+                <w:rtl/>
+              </w:rPr>
+              <w:t xml:space="preserve"> </w:t>
+            </w:r>
+            <w:r>
+              <w:rPr>
+                <w:rtl/>
+              </w:rPr>
+              <w:t xml:space="preserve">على</w:t>
+            </w:r>
+            <w:r>
+              <w:rPr>
+                <w:rtl/>
+              </w:rPr>
+              <w:t xml:space="preserve"> </w:t>
+            </w:r>
+            <w:r>
+              <w:rPr>
+                <w:rtl/>
+              </w:rPr>
+              <w:t xml:space="preserve">اللوغاريتم</w:t>
+            </w:r>
+            <w:r>
+              <w:rPr>
+                <w:rtl/>
+              </w:rPr>
+              <w:t xml:space="preserve">.</w:t>
             </w:r>
           </w:p>
         </w:tc>
@@ -8674,12 +10027,92 @@
               </w:rPr>
               <w:t xml:space="preserve"> </w:t>
             </w:r>
-            <w:r>
-              <w:rPr>
-                <w:rtl/>
-              </w:rPr>
-              <w:t xml:space="preserve">‎$\RR{\lim\limits_{x\to +\infty}\dfrac{e^x}{x^n}=+\infty}$</w:t>
-            </w:r>
+            <m:oMath>
+              <m:limLow>
+                <m:e>
+                  <m:r>
+                    <m:rPr>
+                      <m:sty m:val="p"/>
+                    </m:rPr>
+                    <m:t>lim</m:t>
+                  </m:r>
+                </m:e>
+                <m:lim>
+                  <m:r>
+                    <m:t>x</m:t>
+                  </m:r>
+                  <m:r>
+                    <m:rPr>
+                      <m:sty m:val="p"/>
+                    </m:rPr>
+                    <m:t>→</m:t>
+                  </m:r>
+                  <m:r>
+                    <m:rPr>
+                      <m:sty m:val="p"/>
+                    </m:rPr>
+                    <m:t>+</m:t>
+                  </m:r>
+                  <m:r>
+                    <m:rPr>
+                      <m:sty m:val="p"/>
+                    </m:rPr>
+                    <m:t>∞</m:t>
+                  </m:r>
+                </m:lim>
+              </m:limLow>
+              <m:f>
+                <m:fPr>
+                  <m:type m:val="bar"/>
+                </m:fPr>
+                <m:num>
+                  <m:sSup>
+                    <m:e>
+                      <m:r>
+                        <m:t>e</m:t>
+                      </m:r>
+                    </m:e>
+                    <m:sup>
+                      <m:r>
+                        <m:t>x</m:t>
+                      </m:r>
+                    </m:sup>
+                  </m:sSup>
+                </m:num>
+                <m:den>
+                  <m:sSup>
+                    <m:e>
+                      <m:r>
+                        <m:t>x</m:t>
+                      </m:r>
+                    </m:e>
+                    <m:sup>
+                      <m:r>
+                        <m:t>n</m:t>
+                      </m:r>
+                    </m:sup>
+                  </m:sSup>
+                </m:den>
+              </m:f>
+              <m:r>
+                <m:rPr>
+                  <m:sty m:val="p"/>
+                </m:rPr>
+                <m:t>=</m:t>
+              </m:r>
+              <m:r>
+                <m:rPr>
+                  <m:sty m:val="p"/>
+                </m:rPr>
+                <m:t>+</m:t>
+              </m:r>
+              <m:r>
+                <m:rPr>
+                  <m:sty m:val="p"/>
+                </m:rPr>
+                <m:t>∞</m:t>
+              </m:r>
+            </m:oMath>
             <w:r>
               <w:rPr>
                 <w:rtl/>
@@ -8706,12 +10139,80 @@
               </w:rPr>
               <w:t xml:space="preserve"> </w:t>
             </w:r>
-            <w:r>
-              <w:rPr>
-                <w:rtl/>
-              </w:rPr>
-              <w:t xml:space="preserve">‎$\RR{\lim\limits_{x\to +\infty}x^ne^{-x}=0}$</w:t>
-            </w:r>
+            <m:oMath>
+              <m:limLow>
+                <m:e>
+                  <m:r>
+                    <m:rPr>
+                      <m:sty m:val="p"/>
+                    </m:rPr>
+                    <m:t>lim</m:t>
+                  </m:r>
+                </m:e>
+                <m:lim>
+                  <m:r>
+                    <m:t>x</m:t>
+                  </m:r>
+                  <m:r>
+                    <m:rPr>
+                      <m:sty m:val="p"/>
+                    </m:rPr>
+                    <m:t>→</m:t>
+                  </m:r>
+                  <m:r>
+                    <m:rPr>
+                      <m:sty m:val="p"/>
+                    </m:rPr>
+                    <m:t>+</m:t>
+                  </m:r>
+                  <m:r>
+                    <m:rPr>
+                      <m:sty m:val="p"/>
+                    </m:rPr>
+                    <m:t>∞</m:t>
+                  </m:r>
+                </m:lim>
+              </m:limLow>
+              <m:sSup>
+                <m:e>
+                  <m:r>
+                    <m:t>x</m:t>
+                  </m:r>
+                </m:e>
+                <m:sup>
+                  <m:r>
+                    <m:t>n</m:t>
+                  </m:r>
+                </m:sup>
+              </m:sSup>
+              <m:sSup>
+                <m:e>
+                  <m:r>
+                    <m:t>e</m:t>
+                  </m:r>
+                </m:e>
+                <m:sup>
+                  <m:r>
+                    <m:rPr>
+                      <m:sty m:val="p"/>
+                    </m:rPr>
+                    <m:t>−</m:t>
+                  </m:r>
+                  <m:r>
+                    <m:t>x</m:t>
+                  </m:r>
+                </m:sup>
+              </m:sSup>
+              <m:r>
+                <m:rPr>
+                  <m:sty m:val="p"/>
+                </m:rPr>
+                <m:t>=</m:t>
+              </m:r>
+              <m:r>
+                <m:t>0</m:t>
+              </m:r>
+            </m:oMath>
             <w:r>
               <w:rPr>
                 <w:rtl/>
@@ -8738,12 +10239,65 @@
               </w:rPr>
               <w:t xml:space="preserve"> </w:t>
             </w:r>
-            <w:r>
-              <w:rPr>
-                <w:rtl/>
-              </w:rPr>
-              <w:t xml:space="preserve">‎$\RR{\lim\limits_{x\to -\infty}xe^x=0}$</w:t>
-            </w:r>
+            <m:oMath>
+              <m:limLow>
+                <m:e>
+                  <m:r>
+                    <m:rPr>
+                      <m:sty m:val="p"/>
+                    </m:rPr>
+                    <m:t>lim</m:t>
+                  </m:r>
+                </m:e>
+                <m:lim>
+                  <m:r>
+                    <m:t>x</m:t>
+                  </m:r>
+                  <m:r>
+                    <m:rPr>
+                      <m:sty m:val="p"/>
+                    </m:rPr>
+                    <m:t>→</m:t>
+                  </m:r>
+                  <m:r>
+                    <m:rPr>
+                      <m:sty m:val="p"/>
+                    </m:rPr>
+                    <m:t>−</m:t>
+                  </m:r>
+                  <m:r>
+                    <m:rPr>
+                      <m:sty m:val="p"/>
+                    </m:rPr>
+                    <m:t>∞</m:t>
+                  </m:r>
+                </m:lim>
+              </m:limLow>
+              <m:r>
+                <m:t>x</m:t>
+              </m:r>
+              <m:sSup>
+                <m:e>
+                  <m:r>
+                    <m:t>e</m:t>
+                  </m:r>
+                </m:e>
+                <m:sup>
+                  <m:r>
+                    <m:t>x</m:t>
+                  </m:r>
+                </m:sup>
+              </m:sSup>
+              <m:r>
+                <m:rPr>
+                  <m:sty m:val="p"/>
+                </m:rPr>
+                <m:t>=</m:t>
+              </m:r>
+              <m:r>
+                <m:t>0</m:t>
+              </m:r>
+            </m:oMath>
             <w:r>
               <w:rPr>
                 <w:rtl/>
@@ -8852,85 +10406,31 @@
               </w:rPr>
               <w:t xml:space="preserve"> </w:t>
             </w:r>
-            <w:r>
-              <w:rPr>
-                <w:rtl/>
-              </w:rPr>
-              <w:t xml:space="preserve">‎$\RR{\left(e^u\right)^{\prime}=u^{\prime}e^u}$</w:t>
-            </w:r>
-            <w:r>
-              <w:rPr>
-                <w:rtl/>
-              </w:rPr>
-              <w:t xml:space="preserve">: لـ</w:t>
-            </w:r>
-            <w:r>
-              <w:rPr>
-                <w:rtl/>
-              </w:rPr>
-              <w:t xml:space="preserve"> </w:t>
-            </w:r>
             <m:oMath>
               <m:sSup>
                 <m:e>
-                  <m:r>
-                    <m:t>e</m:t>
-                  </m:r>
-                </m:e>
-                <m:sup>
-                  <m:r>
-                    <m:t>u</m:t>
-                  </m:r>
-                </m:sup>
-              </m:sSup>
-            </m:oMath>
-            <w:r>
-              <w:rPr>
-                <w:rtl/>
-              </w:rPr>
-              <w:t xml:space="preserve"> </w:t>
-            </w:r>
-            <w:r>
-              <w:rPr>
-                <w:rtl/>
-              </w:rPr>
-              <w:t xml:space="preserve">نفس اتجاه تغير</w:t>
-            </w:r>
-            <w:r>
-              <w:rPr>
-                <w:rtl/>
-              </w:rPr>
-              <w:t xml:space="preserve"> </w:t>
-            </w:r>
-            <m:oMath>
-              <m:r>
-                <m:t>u</m:t>
-              </m:r>
-            </m:oMath>
-            <w:r>
-              <w:rPr>
-                <w:rtl/>
-              </w:rPr>
-              <w:t xml:space="preserve"> </w:t>
-            </w:r>
-            <w:r>
-              <w:rPr>
-                <w:rtl/>
-              </w:rPr>
-              <w:t xml:space="preserve">؛ ودالة أصلية لـ</w:t>
-            </w:r>
-            <w:r>
-              <w:rPr>
-                <w:rtl/>
-              </w:rPr>
-              <w:t xml:space="preserve"> </w:t>
-            </w:r>
-            <m:oMath>
-              <m:sSup>
-                <m:e>
-                  <m:r>
-                    <m:t>u</m:t>
-                  </m:r>
+                  <m:d>
+                    <m:dPr>
+                      <m:begChr m:val="("/>
+                      <m:endChr m:val=")"/>
+                      <m:sepChr m:val=""/>
+                      <m:grow/>
+                    </m:dPr>
+                    <m:e>
+                      <m:sSup>
+                        <m:e>
+                          <m:r>
+                            <m:t>e</m:t>
+                          </m:r>
+                        </m:e>
+                        <m:sup>
+                          <m:r>
+                            <m:t>u</m:t>
+                          </m:r>
+                        </m:sup>
+                      </m:sSup>
+                    </m:e>
+                  </m:d>
                 </m:e>
                 <m:sup>
                   <m:r>
@@ -8941,6 +10441,123 @@
                   </m:r>
                 </m:sup>
               </m:sSup>
+              <m:r>
+                <m:rPr>
+                  <m:sty m:val="p"/>
+                </m:rPr>
+                <m:t>=</m:t>
+              </m:r>
+              <m:sSup>
+                <m:e>
+                  <m:r>
+                    <m:t>u</m:t>
+                  </m:r>
+                </m:e>
+                <m:sup>
+                  <m:r>
+                    <m:rPr>
+                      <m:sty m:val="p"/>
+                    </m:rPr>
+                    <m:t>′</m:t>
+                  </m:r>
+                </m:sup>
+              </m:sSup>
+              <m:sSup>
+                <m:e>
+                  <m:r>
+                    <m:t>e</m:t>
+                  </m:r>
+                </m:e>
+                <m:sup>
+                  <m:r>
+                    <m:t>u</m:t>
+                  </m:r>
+                </m:sup>
+              </m:sSup>
+            </m:oMath>
+            <w:r>
+              <w:rPr>
+                <w:rtl/>
+              </w:rPr>
+              <w:t xml:space="preserve">: لـ</w:t>
+            </w:r>
+            <w:r>
+              <w:rPr>
+                <w:rtl/>
+              </w:rPr>
+              <w:t xml:space="preserve"> </w:t>
+            </w:r>
+            <m:oMath>
+              <m:sSup>
+                <m:e>
+                  <m:r>
+                    <m:t>e</m:t>
+                  </m:r>
+                </m:e>
+                <m:sup>
+                  <m:r>
+                    <m:t>u</m:t>
+                  </m:r>
+                </m:sup>
+              </m:sSup>
+            </m:oMath>
+            <w:r>
+              <w:rPr>
+                <w:rtl/>
+              </w:rPr>
+              <w:t xml:space="preserve"> </w:t>
+            </w:r>
+            <w:r>
+              <w:rPr>
+                <w:rtl/>
+              </w:rPr>
+              <w:t xml:space="preserve">نفس اتجاه تغير</w:t>
+            </w:r>
+            <w:r>
+              <w:rPr>
+                <w:rtl/>
+              </w:rPr>
+              <w:t xml:space="preserve"> </w:t>
+            </w:r>
+            <m:oMath>
+              <m:r>
+                <m:t>u</m:t>
+              </m:r>
+            </m:oMath>
+            <w:r>
+              <w:rPr>
+                <w:rtl/>
+              </w:rPr>
+              <w:t xml:space="preserve"> </w:t>
+            </w:r>
+            <w:r>
+              <w:rPr>
+                <w:rtl/>
+              </w:rPr>
+              <w:t xml:space="preserve">؛ ودالة أصلية لـ</w:t>
+            </w:r>
+            <w:r>
+              <w:rPr>
+                <w:rtl/>
+              </w:rPr>
+              <w:t xml:space="preserve"> </w:t>
+            </w:r>
+            <m:oMath>
+              <m:sSup>
+                <m:e>
+                  <m:r>
+                    <m:t>u</m:t>
+                  </m:r>
+                </m:e>
+                <m:sup>
+                  <m:r>
+                    <m:rPr>
+                      <m:sty m:val="p"/>
+                    </m:rPr>
+                    <m:t>′</m:t>
+                  </m:r>
+                </m:sup>
+              </m:sSup>
               <m:sSup>
                 <m:e>
                   <m:r>
@@ -9056,85 +10673,40 @@
               </w:rPr>
               <w:t xml:space="preserve"> </w:t>
             </w:r>
-            <w:r>
-              <w:rPr>
-                <w:rtl/>
-              </w:rPr>
-              <w:t xml:space="preserve">‎$\lim\limits_{x\to +\infty}(e^x-x)=\lim\limits_{x\to +\infty}x\left(\dfrac{e^x}x-1\right)=+\infty\times(+\infty)=\RR{+\infty}$</w:t>
-            </w:r>
-            <w:r>
-              <w:rPr>
-                <w:rtl/>
-              </w:rPr>
-              <w:t xml:space="preserve">.</w:t>
-            </w:r>
-          </w:p>
-        </w:tc>
-        <w:tc>
-          <w:tcPr>
-            <w:shd w:val="clear" w:color="auto" w:fill="E4E7ED"/>
-          </w:tcPr>
-          <w:p>
-            <w:pPr>
-              <w:pStyle w:val="Compact"/>
-              <w:bidi/>
-              <w:jc w:val="left"/>
-            </w:pPr>
-            <w:r>
-              <w:rPr>
-                <w:rtl/>
-              </w:rPr>
-              <w:t xml:space="preserve"/>
-            </w:r>
-          </w:p>
-        </w:tc>
-      </w:tr>
-      <w:tr>
-        <w:tc>
-          <w:tcPr/>
-          <w:p>
-            <w:pPr>
-              <w:pStyle w:val="Compact"/>
-              <w:bidi/>
-              <w:jc w:val="center"/>
-            </w:pPr>
-          </w:p>
-        </w:tc>
-        <w:tc>
-          <w:tcPr/>
-          <w:p>
-            <w:pPr>
-              <w:pStyle w:val="Compact"/>
-              <w:bidi/>
-              <w:jc w:val="center"/>
-            </w:pPr>
-          </w:p>
-        </w:tc>
-        <w:tc>
-          <w:tcPr/>
-          <w:p>
-            <w:pPr>
-              <w:bidi/>
-              <w:jc w:val="left"/>
-            </w:pPr>
-            <w:r>
-              <w:rPr>
-                <w:b/>
-                <w:bCs/>
-                <w:rtl/>
-              </w:rPr>
-              <w:t xml:space="preserve">[مثال 2]</w:t>
-            </w:r>
-            <w:r>
-              <w:rPr>
-                <w:rtl/>
-              </w:rPr>
-              <w:t xml:space="preserve"> </w:t>
-            </w:r>
-            <m:oMath>
-              <m:r>
-                <m:t>f</m:t>
-              </m:r>
+            <m:oMath>
+              <m:limLow>
+                <m:e>
+                  <m:r>
+                    <m:rPr>
+                      <m:sty m:val="p"/>
+                    </m:rPr>
+                    <m:t>lim</m:t>
+                  </m:r>
+                </m:e>
+                <m:lim>
+                  <m:r>
+                    <m:t>x</m:t>
+                  </m:r>
+                  <m:r>
+                    <m:rPr>
+                      <m:sty m:val="p"/>
+                    </m:rPr>
+                    <m:t>→</m:t>
+                  </m:r>
+                  <m:r>
+                    <m:rPr>
+                      <m:sty m:val="p"/>
+                    </m:rPr>
+                    <m:t>+</m:t>
+                  </m:r>
+                  <m:r>
+                    <m:rPr>
+                      <m:sty m:val="p"/>
+                    </m:rPr>
+                    <m:t>∞</m:t>
+                  </m:r>
+                </m:lim>
+              </m:limLow>
               <m:d>
                 <m:dPr>
                   <m:begChr m:val="("/>
@@ -9143,27 +10715,18 @@
                   <m:grow/>
                 </m:dPr>
                 <m:e>
-                  <m:r>
-                    <m:t>x</m:t>
-                  </m:r>
-                </m:e>
-              </m:d>
-              <m:r>
-                <m:rPr>
-                  <m:sty m:val="p"/>
-                </m:rPr>
-                <m:t>=</m:t>
-              </m:r>
-              <m:r>
-                <m:t>x</m:t>
-              </m:r>
-              <m:sSup>
-                <m:e>
-                  <m:r>
-                    <m:t>e</m:t>
-                  </m:r>
-                </m:e>
-                <m:sup>
+                  <m:sSup>
+                    <m:e>
+                      <m:r>
+                        <m:t>e</m:t>
+                      </m:r>
+                    </m:e>
+                    <m:sup>
+                      <m:r>
+                        <m:t>x</m:t>
+                      </m:r>
+                    </m:sup>
+                  </m:sSup>
                   <m:r>
                     <m:rPr>
                       <m:sty m:val="p"/>
@@ -9173,164 +10736,49 @@
                   <m:r>
                     <m:t>x</m:t>
                   </m:r>
-                </m:sup>
-              </m:sSup>
-            </m:oMath>
-            <w:r>
-              <w:rPr>
-                <w:rtl/>
-              </w:rPr>
-              <w:t xml:space="preserve">:</w:t>
-            </w:r>
-          </w:p>
-          <w:p>
-            <w:pPr>
-              <w:bidi/>
-              <w:jc w:val="left"/>
-            </w:pPr>
-            <w:r>
-              <w:rPr>
-                <w:b/>
-                <w:bCs/>
-                <w:rtl/>
-              </w:rPr>
-              <w:t xml:space="preserve">(1)</w:t>
-            </w:r>
-            <w:r>
-              <w:rPr>
-                <w:rtl/>
-              </w:rPr>
-              <w:t xml:space="preserve"> </w:t>
-            </w:r>
-            <w:r>
-              <w:rPr>
-                <w:rtl/>
-              </w:rPr>
-              <w:t xml:space="preserve">‎$f^{\prime}(x)=e^{-x}+x\times(-e^{-x})=\RR{(1-x)e^{-x}}$</w:t>
-            </w:r>
-            <w:r>
-              <w:rPr>
-                <w:rtl/>
-              </w:rPr>
-              <w:t xml:space="preserve"> </w:t>
-            </w:r>
-            <w:r>
-              <w:rPr>
-                <w:rtl/>
-              </w:rPr>
-              <w:t xml:space="preserve">، إشارتها من إشارة</w:t>
-            </w:r>
-            <w:r>
-              <w:rPr>
-                <w:rtl/>
-              </w:rPr>
-              <w:t xml:space="preserve"> </w:t>
-            </w:r>
-            <m:oMath>
-              <m:r>
-                <m:t>1</m:t>
-              </m:r>
-              <m:r>
-                <m:rPr>
-                  <m:sty m:val="p"/>
-                </m:rPr>
-                <m:t>−</m:t>
-              </m:r>
+                </m:e>
+              </m:d>
+              <m:r>
+                <m:rPr>
+                  <m:sty m:val="p"/>
+                </m:rPr>
+                <m:t>=</m:t>
+              </m:r>
+              <m:limLow>
+                <m:e>
+                  <m:r>
+                    <m:rPr>
+                      <m:sty m:val="p"/>
+                    </m:rPr>
+                    <m:t>lim</m:t>
+                  </m:r>
+                </m:e>
+                <m:lim>
+                  <m:r>
+                    <m:t>x</m:t>
+                  </m:r>
+                  <m:r>
+                    <m:rPr>
+                      <m:sty m:val="p"/>
+                    </m:rPr>
+                    <m:t>→</m:t>
+                  </m:r>
+                  <m:r>
+                    <m:rPr>
+                      <m:sty m:val="p"/>
+                    </m:rPr>
+                    <m:t>+</m:t>
+                  </m:r>
+                  <m:r>
+                    <m:rPr>
+                      <m:sty m:val="p"/>
+                    </m:rPr>
+                    <m:t>∞</m:t>
+                  </m:r>
+                </m:lim>
+              </m:limLow>
               <m:r>
                 <m:t>x</m:t>
-              </m:r>
-            </m:oMath>
-            <w:r>
-              <w:rPr>
-                <w:rtl/>
-              </w:rPr>
-              <w:t xml:space="preserve">.</w:t>
-            </w:r>
-          </w:p>
-          <w:p>
-            <w:pPr>
-              <w:bidi/>
-              <w:jc w:val="left"/>
-            </w:pPr>
-            <w:r>
-              <w:rPr>
-                <w:b/>
-                <w:bCs/>
-                <w:rtl/>
-              </w:rPr>
-              <w:t xml:space="preserve">(2)</w:t>
-            </w:r>
-            <w:r>
-              <w:rPr>
-                <w:rtl/>
-              </w:rPr>
-              <w:t xml:space="preserve"> </w:t>
-            </w:r>
-            <w:r>
-              <w:rPr>
-                <w:rtl/>
-              </w:rPr>
-              <w:t xml:space="preserve">‎$\lim\limits_{x\to -\infty}f(x)=-\infty\times(+\infty)=\RR{-\infty}$</w:t>
-            </w:r>
-            <w:r>
-              <w:rPr>
-                <w:rtl/>
-              </w:rPr>
-              <w:t xml:space="preserve"> </w:t>
-            </w:r>
-            <w:r>
-              <w:rPr>
-                <w:rtl/>
-              </w:rPr>
-              <w:t xml:space="preserve">؛</w:t>
-            </w:r>
-            <w:r>
-              <w:rPr>
-                <w:rtl/>
-              </w:rPr>
-              <w:t xml:space="preserve"> </w:t>
-            </w:r>
-            <w:r>
-              <w:rPr>
-                <w:rtl/>
-              </w:rPr>
-              <w:t xml:space="preserve">‎$\lim\limits_{x\to +\infty}f(x)=\RR{0}$</w:t>
-            </w:r>
-            <w:r>
-              <w:rPr>
-                <w:rtl/>
-              </w:rPr>
-              <w:t xml:space="preserve"> </w:t>
-            </w:r>
-            <w:r>
-              <w:rPr>
-                <w:rtl/>
-              </w:rPr>
-              <w:t xml:space="preserve">(نهاية شهيرة).</w:t>
-            </w:r>
-          </w:p>
-          <w:p>
-            <w:pPr>
-              <w:bidi/>
-              <w:jc w:val="left"/>
-            </w:pPr>
-            <w:r>
-              <w:rPr>
-                <w:b/>
-                <w:bCs/>
-                <w:rtl/>
-              </w:rPr>
-              <w:t xml:space="preserve">(3)</w:t>
-            </w:r>
-            <w:r>
-              <w:rPr>
-                <w:rtl/>
-              </w:rPr>
-              <w:t xml:space="preserve"> </w:t>
-            </w:r>
-            <m:oMath>
-              <m:r>
-                <m:t>f</m:t>
               </m:r>
               <m:d>
                 <m:dPr>
@@ -9340,6 +10788,690 @@
                   <m:grow/>
                 </m:dPr>
                 <m:e>
+                  <m:f>
+                    <m:fPr>
+                      <m:type m:val="bar"/>
+                    </m:fPr>
+                    <m:num>
+                      <m:sSup>
+                        <m:e>
+                          <m:r>
+                            <m:t>e</m:t>
+                          </m:r>
+                        </m:e>
+                        <m:sup>
+                          <m:r>
+                            <m:t>x</m:t>
+                          </m:r>
+                        </m:sup>
+                      </m:sSup>
+                    </m:num>
+                    <m:den>
+                      <m:r>
+                        <m:t>x</m:t>
+                      </m:r>
+                    </m:den>
+                  </m:f>
+                  <m:r>
+                    <m:rPr>
+                      <m:sty m:val="p"/>
+                    </m:rPr>
+                    <m:t>−</m:t>
+                  </m:r>
+                  <m:r>
+                    <m:t>1</m:t>
+                  </m:r>
+                </m:e>
+              </m:d>
+              <m:r>
+                <m:rPr>
+                  <m:sty m:val="p"/>
+                </m:rPr>
+                <m:t>=</m:t>
+              </m:r>
+              <m:r>
+                <m:rPr>
+                  <m:sty m:val="p"/>
+                </m:rPr>
+                <m:t>+</m:t>
+              </m:r>
+              <m:r>
+                <m:rPr>
+                  <m:sty m:val="p"/>
+                </m:rPr>
+                <m:t>∞</m:t>
+              </m:r>
+              <m:r>
+                <m:rPr>
+                  <m:sty m:val="p"/>
+                </m:rPr>
+                <m:t>×</m:t>
+              </m:r>
+              <m:d>
+                <m:dPr>
+                  <m:begChr m:val="("/>
+                  <m:endChr m:val=")"/>
+                  <m:sepChr m:val=""/>
+                  <m:grow/>
+                </m:dPr>
+                <m:e>
+                  <m:r>
+                    <m:rPr>
+                      <m:sty m:val="p"/>
+                    </m:rPr>
+                    <m:t>+</m:t>
+                  </m:r>
+                  <m:r>
+                    <m:rPr>
+                      <m:sty m:val="p"/>
+                    </m:rPr>
+                    <m:t>∞</m:t>
+                  </m:r>
+                </m:e>
+              </m:d>
+              <m:r>
+                <m:rPr>
+                  <m:sty m:val="p"/>
+                </m:rPr>
+                <m:t>=</m:t>
+              </m:r>
+              <m:r>
+                <m:rPr>
+                  <m:sty m:val="p"/>
+                </m:rPr>
+                <m:t>+</m:t>
+              </m:r>
+              <m:r>
+                <m:rPr>
+                  <m:sty m:val="p"/>
+                </m:rPr>
+                <m:t>∞</m:t>
+              </m:r>
+            </m:oMath>
+            <w:r>
+              <w:rPr>
+                <w:rtl/>
+              </w:rPr>
+              <w:t xml:space="preserve">.</w:t>
+            </w:r>
+          </w:p>
+        </w:tc>
+        <w:tc>
+          <w:tcPr>
+            <w:shd w:val="clear" w:color="auto" w:fill="E4E7ED"/>
+          </w:tcPr>
+          <w:p>
+            <w:pPr>
+              <w:pStyle w:val="Compact"/>
+              <w:bidi/>
+              <w:jc w:val="left"/>
+            </w:pPr>
+            <w:r>
+              <w:rPr>
+                <w:rtl/>
+              </w:rPr>
+              <w:t xml:space="preserve"/>
+            </w:r>
+          </w:p>
+        </w:tc>
+      </w:tr>
+      <w:tr>
+        <w:tc>
+          <w:tcPr/>
+          <w:p>
+            <w:pPr>
+              <w:pStyle w:val="Compact"/>
+              <w:bidi/>
+              <w:jc w:val="center"/>
+            </w:pPr>
+          </w:p>
+        </w:tc>
+        <w:tc>
+          <w:tcPr/>
+          <w:p>
+            <w:pPr>
+              <w:pStyle w:val="Compact"/>
+              <w:bidi/>
+              <w:jc w:val="center"/>
+            </w:pPr>
+          </w:p>
+        </w:tc>
+        <w:tc>
+          <w:tcPr/>
+          <w:p>
+            <w:pPr>
+              <w:bidi/>
+              <w:jc w:val="left"/>
+            </w:pPr>
+            <w:r>
+              <w:rPr>
+                <w:b/>
+                <w:bCs/>
+                <w:rtl/>
+              </w:rPr>
+              <w:t xml:space="preserve">[مثال 2]</w:t>
+            </w:r>
+            <w:r>
+              <w:rPr>
+                <w:rtl/>
+              </w:rPr>
+              <w:t xml:space="preserve"> </w:t>
+            </w:r>
+            <m:oMath>
+              <m:r>
+                <m:t>f</m:t>
+              </m:r>
+              <m:d>
+                <m:dPr>
+                  <m:begChr m:val="("/>
+                  <m:endChr m:val=")"/>
+                  <m:sepChr m:val=""/>
+                  <m:grow/>
+                </m:dPr>
+                <m:e>
+                  <m:r>
+                    <m:t>x</m:t>
+                  </m:r>
+                </m:e>
+              </m:d>
+              <m:r>
+                <m:rPr>
+                  <m:sty m:val="p"/>
+                </m:rPr>
+                <m:t>=</m:t>
+              </m:r>
+              <m:r>
+                <m:t>x</m:t>
+              </m:r>
+              <m:sSup>
+                <m:e>
+                  <m:r>
+                    <m:t>e</m:t>
+                  </m:r>
+                </m:e>
+                <m:sup>
+                  <m:r>
+                    <m:rPr>
+                      <m:sty m:val="p"/>
+                    </m:rPr>
+                    <m:t>−</m:t>
+                  </m:r>
+                  <m:r>
+                    <m:t>x</m:t>
+                  </m:r>
+                </m:sup>
+              </m:sSup>
+            </m:oMath>
+            <w:r>
+              <w:rPr>
+                <w:rtl/>
+              </w:rPr>
+              <w:t xml:space="preserve">:</w:t>
+            </w:r>
+          </w:p>
+          <w:p>
+            <w:pPr>
+              <w:bidi/>
+              <w:jc w:val="left"/>
+            </w:pPr>
+            <w:r>
+              <w:rPr>
+                <w:b/>
+                <w:bCs/>
+                <w:rtl/>
+              </w:rPr>
+              <w:t xml:space="preserve">(1)</w:t>
+            </w:r>
+            <w:r>
+              <w:rPr>
+                <w:rtl/>
+              </w:rPr>
+              <w:t xml:space="preserve"> </w:t>
+            </w:r>
+            <m:oMath>
+              <m:sSup>
+                <m:e>
+                  <m:r>
+                    <m:t>f</m:t>
+                  </m:r>
+                </m:e>
+                <m:sup>
+                  <m:r>
+                    <m:rPr>
+                      <m:sty m:val="p"/>
+                    </m:rPr>
+                    <m:t>′</m:t>
+                  </m:r>
+                </m:sup>
+              </m:sSup>
+              <m:d>
+                <m:dPr>
+                  <m:begChr m:val="("/>
+                  <m:endChr m:val=")"/>
+                  <m:sepChr m:val=""/>
+                  <m:grow/>
+                </m:dPr>
+                <m:e>
+                  <m:r>
+                    <m:t>x</m:t>
+                  </m:r>
+                </m:e>
+              </m:d>
+              <m:r>
+                <m:rPr>
+                  <m:sty m:val="p"/>
+                </m:rPr>
+                <m:t>=</m:t>
+              </m:r>
+              <m:sSup>
+                <m:e>
+                  <m:r>
+                    <m:t>e</m:t>
+                  </m:r>
+                </m:e>
+                <m:sup>
+                  <m:r>
+                    <m:rPr>
+                      <m:sty m:val="p"/>
+                    </m:rPr>
+                    <m:t>−</m:t>
+                  </m:r>
+                  <m:r>
+                    <m:t>x</m:t>
+                  </m:r>
+                </m:sup>
+              </m:sSup>
+              <m:r>
+                <m:rPr>
+                  <m:sty m:val="p"/>
+                </m:rPr>
+                <m:t>+</m:t>
+              </m:r>
+              <m:r>
+                <m:t>x</m:t>
+              </m:r>
+              <m:r>
+                <m:rPr>
+                  <m:sty m:val="p"/>
+                </m:rPr>
+                <m:t>×</m:t>
+              </m:r>
+              <m:d>
+                <m:dPr>
+                  <m:begChr m:val="("/>
+                  <m:endChr m:val=")"/>
+                  <m:sepChr m:val=""/>
+                  <m:grow/>
+                </m:dPr>
+                <m:e>
+                  <m:r>
+                    <m:rPr>
+                      <m:sty m:val="p"/>
+                    </m:rPr>
+                    <m:t>−</m:t>
+                  </m:r>
+                  <m:sSup>
+                    <m:e>
+                      <m:r>
+                        <m:t>e</m:t>
+                      </m:r>
+                    </m:e>
+                    <m:sup>
+                      <m:r>
+                        <m:rPr>
+                          <m:sty m:val="p"/>
+                        </m:rPr>
+                        <m:t>−</m:t>
+                      </m:r>
+                      <m:r>
+                        <m:t>x</m:t>
+                      </m:r>
+                    </m:sup>
+                  </m:sSup>
+                </m:e>
+              </m:d>
+              <m:r>
+                <m:rPr>
+                  <m:sty m:val="p"/>
+                </m:rPr>
+                <m:t>=</m:t>
+              </m:r>
+              <m:d>
+                <m:dPr>
+                  <m:begChr m:val="("/>
+                  <m:endChr m:val=")"/>
+                  <m:sepChr m:val=""/>
+                  <m:grow/>
+                </m:dPr>
+                <m:e>
+                  <m:r>
+                    <m:t>1</m:t>
+                  </m:r>
+                  <m:r>
+                    <m:rPr>
+                      <m:sty m:val="p"/>
+                    </m:rPr>
+                    <m:t>−</m:t>
+                  </m:r>
+                  <m:r>
+                    <m:t>x</m:t>
+                  </m:r>
+                </m:e>
+              </m:d>
+              <m:sSup>
+                <m:e>
+                  <m:r>
+                    <m:t>e</m:t>
+                  </m:r>
+                </m:e>
+                <m:sup>
+                  <m:r>
+                    <m:rPr>
+                      <m:sty m:val="p"/>
+                    </m:rPr>
+                    <m:t>−</m:t>
+                  </m:r>
+                  <m:r>
+                    <m:t>x</m:t>
+                  </m:r>
+                </m:sup>
+              </m:sSup>
+            </m:oMath>
+            <w:r>
+              <w:rPr>
+                <w:rtl/>
+              </w:rPr>
+              <w:t xml:space="preserve"> </w:t>
+            </w:r>
+            <w:r>
+              <w:rPr>
+                <w:rtl/>
+              </w:rPr>
+              <w:t xml:space="preserve">، إشارتها من إشارة</w:t>
+            </w:r>
+            <w:r>
+              <w:rPr>
+                <w:rtl/>
+              </w:rPr>
+              <w:t xml:space="preserve"> </w:t>
+            </w:r>
+            <m:oMath>
+              <m:r>
+                <m:t>1</m:t>
+              </m:r>
+              <m:r>
+                <m:rPr>
+                  <m:sty m:val="p"/>
+                </m:rPr>
+                <m:t>−</m:t>
+              </m:r>
+              <m:r>
+                <m:t>x</m:t>
+              </m:r>
+            </m:oMath>
+            <w:r>
+              <w:rPr>
+                <w:rtl/>
+              </w:rPr>
+              <w:t xml:space="preserve">.</w:t>
+            </w:r>
+          </w:p>
+          <w:p>
+            <w:pPr>
+              <w:bidi/>
+              <w:jc w:val="left"/>
+            </w:pPr>
+            <w:r>
+              <w:rPr>
+                <w:b/>
+                <w:bCs/>
+                <w:rtl/>
+              </w:rPr>
+              <w:t xml:space="preserve">(2)</w:t>
+            </w:r>
+            <w:r>
+              <w:rPr>
+                <w:rtl/>
+              </w:rPr>
+              <w:t xml:space="preserve"> </w:t>
+            </w:r>
+            <m:oMath>
+              <m:limLow>
+                <m:e>
+                  <m:r>
+                    <m:rPr>
+                      <m:sty m:val="p"/>
+                    </m:rPr>
+                    <m:t>lim</m:t>
+                  </m:r>
+                </m:e>
+                <m:lim>
+                  <m:r>
+                    <m:t>x</m:t>
+                  </m:r>
+                  <m:r>
+                    <m:rPr>
+                      <m:sty m:val="p"/>
+                    </m:rPr>
+                    <m:t>→</m:t>
+                  </m:r>
+                  <m:r>
+                    <m:rPr>
+                      <m:sty m:val="p"/>
+                    </m:rPr>
+                    <m:t>−</m:t>
+                  </m:r>
+                  <m:r>
+                    <m:rPr>
+                      <m:sty m:val="p"/>
+                    </m:rPr>
+                    <m:t>∞</m:t>
+                  </m:r>
+                </m:lim>
+              </m:limLow>
+              <m:r>
+                <m:t>f</m:t>
+              </m:r>
+              <m:d>
+                <m:dPr>
+                  <m:begChr m:val="("/>
+                  <m:endChr m:val=")"/>
+                  <m:sepChr m:val=""/>
+                  <m:grow/>
+                </m:dPr>
+                <m:e>
+                  <m:r>
+                    <m:t>x</m:t>
+                  </m:r>
+                </m:e>
+              </m:d>
+              <m:r>
+                <m:rPr>
+                  <m:sty m:val="p"/>
+                </m:rPr>
+                <m:t>=</m:t>
+              </m:r>
+              <m:r>
+                <m:rPr>
+                  <m:sty m:val="p"/>
+                </m:rPr>
+                <m:t>−</m:t>
+              </m:r>
+              <m:r>
+                <m:rPr>
+                  <m:sty m:val="p"/>
+                </m:rPr>
+                <m:t>∞</m:t>
+              </m:r>
+              <m:r>
+                <m:rPr>
+                  <m:sty m:val="p"/>
+                </m:rPr>
+                <m:t>×</m:t>
+              </m:r>
+              <m:d>
+                <m:dPr>
+                  <m:begChr m:val="("/>
+                  <m:endChr m:val=")"/>
+                  <m:sepChr m:val=""/>
+                  <m:grow/>
+                </m:dPr>
+                <m:e>
+                  <m:r>
+                    <m:rPr>
+                      <m:sty m:val="p"/>
+                    </m:rPr>
+                    <m:t>+</m:t>
+                  </m:r>
+                  <m:r>
+                    <m:rPr>
+                      <m:sty m:val="p"/>
+                    </m:rPr>
+                    <m:t>∞</m:t>
+                  </m:r>
+                </m:e>
+              </m:d>
+              <m:r>
+                <m:rPr>
+                  <m:sty m:val="p"/>
+                </m:rPr>
+                <m:t>=</m:t>
+              </m:r>
+              <m:r>
+                <m:rPr>
+                  <m:sty m:val="p"/>
+                </m:rPr>
+                <m:t>−</m:t>
+              </m:r>
+              <m:r>
+                <m:rPr>
+                  <m:sty m:val="p"/>
+                </m:rPr>
+                <m:t>∞</m:t>
+              </m:r>
+            </m:oMath>
+            <w:r>
+              <w:rPr>
+                <w:rtl/>
+              </w:rPr>
+              <w:t xml:space="preserve"> </w:t>
+            </w:r>
+            <w:r>
+              <w:rPr>
+                <w:rtl/>
+              </w:rPr>
+              <w:t xml:space="preserve">؛</w:t>
+            </w:r>
+            <w:r>
+              <w:rPr>
+                <w:rtl/>
+              </w:rPr>
+              <w:t xml:space="preserve"> </w:t>
+            </w:r>
+            <m:oMath>
+              <m:limLow>
+                <m:e>
+                  <m:r>
+                    <m:rPr>
+                      <m:sty m:val="p"/>
+                    </m:rPr>
+                    <m:t>lim</m:t>
+                  </m:r>
+                </m:e>
+                <m:lim>
+                  <m:r>
+                    <m:t>x</m:t>
+                  </m:r>
+                  <m:r>
+                    <m:rPr>
+                      <m:sty m:val="p"/>
+                    </m:rPr>
+                    <m:t>→</m:t>
+                  </m:r>
+                  <m:r>
+                    <m:rPr>
+                      <m:sty m:val="p"/>
+                    </m:rPr>
+                    <m:t>+</m:t>
+                  </m:r>
+                  <m:r>
+                    <m:rPr>
+                      <m:sty m:val="p"/>
+                    </m:rPr>
+                    <m:t>∞</m:t>
+                  </m:r>
+                </m:lim>
+              </m:limLow>
+              <m:r>
+                <m:t>f</m:t>
+              </m:r>
+              <m:d>
+                <m:dPr>
+                  <m:begChr m:val="("/>
+                  <m:endChr m:val=")"/>
+                  <m:sepChr m:val=""/>
+                  <m:grow/>
+                </m:dPr>
+                <m:e>
+                  <m:r>
+                    <m:t>x</m:t>
+                  </m:r>
+                </m:e>
+              </m:d>
+              <m:r>
+                <m:rPr>
+                  <m:sty m:val="p"/>
+                </m:rPr>
+                <m:t>=</m:t>
+              </m:r>
+              <m:r>
+                <m:t>0</m:t>
+              </m:r>
+            </m:oMath>
+            <w:r>
+              <w:rPr>
+                <w:rtl/>
+              </w:rPr>
+              <w:t xml:space="preserve"> </w:t>
+            </w:r>
+            <w:r>
+              <w:rPr>
+                <w:rtl/>
+              </w:rPr>
+              <w:t xml:space="preserve">(نهاية شهيرة).</w:t>
+            </w:r>
+          </w:p>
+          <w:p>
+            <w:pPr>
+              <w:bidi/>
+              <w:jc w:val="left"/>
+            </w:pPr>
+            <w:r>
+              <w:rPr>
+                <w:b/>
+                <w:bCs/>
+                <w:rtl/>
+              </w:rPr>
+              <w:t xml:space="preserve">(3)</w:t>
+            </w:r>
+            <w:r>
+              <w:rPr>
+                <w:rtl/>
+              </w:rPr>
+              <w:t xml:space="preserve"> </w:t>
+            </w:r>
+            <m:oMath>
+              <m:r>
+                <m:t>f</m:t>
+              </m:r>
+              <m:d>
+                <m:dPr>
+                  <m:begChr m:val="("/>
+                  <m:endChr m:val=")"/>
+                  <m:sepChr m:val=""/>
+                  <m:grow/>
+                </m:dPr>
+                <m:e>
                   <m:r>
                     <m:t>1</m:t>
                   </m:r>
@@ -9409,7 +11541,7 @@
               </w:rPr>
               <w:drawing>
                 <wp:inline>
-                  <wp:extent cx="2772554" cy="916042"/>
+                  <wp:extent cx="3118104" cy="1028700"/>
                   <wp:docPr id="3" name="Picture 3"/>
                   <wp:cNvGraphicFramePr>
                     <a:graphicFrameLocks noChangeAspect="1"/>
@@ -9418,7 +11550,7 @@
                     <a:graphicData uri="http://schemas.openxmlformats.org/drawingml/2006/picture">
                       <pic:pic>
                         <pic:nvPicPr>
-                          <pic:cNvPr id="0" name="d9aa45576b4b7303.png"/>
+                          <pic:cNvPr id="0" name="f15dd7127a1cf356.png"/>
                           <pic:cNvPicPr/>
                         </pic:nvPicPr>
                         <pic:blipFill>
@@ -9430,7 +11562,7 @@
                         <pic:spPr>
                           <a:xfrm>
                             <a:off x="0" y="0"/>
-                            <a:ext cx="2772554" cy="916042"/>
+                            <a:ext cx="3118104" cy="1028700"/>
                           </a:xfrm>
                           <a:prstGeom prst="rect"/>
                         </pic:spPr>
@@ -10130,242 +12262,22 @@
               </w:rPr>
               <w:t xml:space="preserve"> </w:t>
             </w:r>
-            <w:r>
-              <w:rPr>
-                <w:rtl/>
-              </w:rPr>
-              <w:t xml:space="preserve">‎$\RR{g^{\prime}(x)=(-2x+2)e^{-x^2+2x}}$</w:t>
-            </w:r>
-            <w:r>
-              <w:rPr>
-                <w:rtl/>
-              </w:rPr>
-              <w:t xml:space="preserve">.</w:t>
-            </w:r>
-          </w:p>
-          <w:p>
-            <w:pPr>
-              <w:bidi/>
-              <w:jc w:val="left"/>
-            </w:pPr>
-            <w:r>
-              <w:rPr>
-                <w:b/>
-                <w:bCs/>
-                <w:rtl/>
-              </w:rPr>
-              <w:t xml:space="preserve">(2)</w:t>
-            </w:r>
-            <w:r>
-              <w:rPr>
-                <w:rtl/>
-              </w:rPr>
-              <w:t xml:space="preserve"> </w:t>
-            </w:r>
-            <m:oMath>
-              <m:r>
-                <m:rPr>
-                  <m:sty m:val="p"/>
-                </m:rPr>
-                <m:t>−</m:t>
-              </m:r>
+            <m:oMath>
               <m:sSup>
                 <m:e>
                   <m:r>
-                    <m:t>x</m:t>
+                    <m:t>g</m:t>
                   </m:r>
                 </m:e>
                 <m:sup>
-                  <m:r>
-                    <m:t>2</m:t>
-                  </m:r>
-                </m:sup>
-              </m:sSup>
-              <m:r>
-                <m:rPr>
-                  <m:sty m:val="p"/>
-                </m:rPr>
-                <m:t>+</m:t>
-              </m:r>
-              <m:r>
-                <m:t>2</m:t>
-              </m:r>
-              <m:r>
-                <m:t>x</m:t>
-              </m:r>
-              <m:r>
-                <m:rPr>
-                  <m:sty m:val="p"/>
-                </m:rPr>
-                <m:t>→</m:t>
-              </m:r>
-              <m:r>
-                <m:rPr>
-                  <m:sty m:val="p"/>
-                </m:rPr>
-                <m:t>−</m:t>
-              </m:r>
-              <m:r>
-                <m:rPr>
-                  <m:sty m:val="p"/>
-                </m:rPr>
-                <m:t>∞</m:t>
-              </m:r>
-            </m:oMath>
-            <w:r>
-              <w:rPr>
-                <w:rtl/>
-              </w:rPr>
-              <w:t xml:space="preserve"> </w:t>
-            </w:r>
-            <w:r>
-              <w:rPr>
-                <w:rtl/>
-              </w:rPr>
-              <w:t xml:space="preserve">عند</w:t>
-            </w:r>
-            <w:r>
-              <w:rPr>
-                <w:rtl/>
-              </w:rPr>
-              <w:t xml:space="preserve"> </w:t>
-            </w:r>
-            <m:oMath>
-              <m:r>
-                <m:rPr>
-                  <m:sty m:val="p"/>
-                </m:rPr>
-                <m:t>±</m:t>
-              </m:r>
-              <m:r>
-                <m:rPr>
-                  <m:sty m:val="p"/>
-                </m:rPr>
-                <m:t>∞</m:t>
-              </m:r>
-            </m:oMath>
-            <w:r>
-              <w:rPr>
-                <w:rtl/>
-              </w:rPr>
-              <w:t xml:space="preserve"> </w:t>
-            </w:r>
-            <w:r>
-              <w:rPr>
-                <w:rtl/>
-              </w:rPr>
-              <w:t xml:space="preserve">، و</w:t>
-            </w:r>
-            <w:r>
-              <w:rPr>
-                <w:rtl/>
-              </w:rPr>
-              <w:t xml:space="preserve"> </w:t>
-            </w:r>
-            <m:oMath>
-              <m:limLow>
-                <m:e>
                   <m:r>
                     <m:rPr>
                       <m:sty m:val="p"/>
                     </m:rPr>
-                    <m:t>lim</m:t>
-                  </m:r>
-                </m:e>
-                <m:lim>
-                  <m:r>
-                    <m:t>X</m:t>
-                  </m:r>
-                  <m:r>
-                    <m:rPr>
-                      <m:sty m:val="p"/>
-                    </m:rPr>
-                    <m:t>→</m:t>
-                  </m:r>
-                  <m:r>
-                    <m:rPr>
-                      <m:sty m:val="p"/>
-                    </m:rPr>
-                    <m:t>−</m:t>
-                  </m:r>
-                  <m:r>
-                    <m:rPr>
-                      <m:sty m:val="p"/>
-                    </m:rPr>
-                    <m:t>∞</m:t>
-                  </m:r>
-                </m:lim>
-              </m:limLow>
-              <m:sSup>
-                <m:e>
-                  <m:r>
-                    <m:t>e</m:t>
-                  </m:r>
-                </m:e>
-                <m:sup>
-                  <m:r>
-                    <m:t>X</m:t>
+                    <m:t>′</m:t>
                   </m:r>
                 </m:sup>
               </m:sSup>
-              <m:r>
-                <m:rPr>
-                  <m:sty m:val="p"/>
-                </m:rPr>
-                <m:t>=</m:t>
-              </m:r>
-              <m:r>
-                <m:t>0</m:t>
-              </m:r>
-            </m:oMath>
-            <w:r>
-              <w:rPr>
-                <w:rtl/>
-              </w:rPr>
-              <w:t xml:space="preserve">:</w:t>
-            </w:r>
-            <w:r>
-              <w:rPr>
-                <w:rtl/>
-              </w:rPr>
-              <w:t xml:space="preserve"> </w:t>
-            </w:r>
-            <w:r>
-              <w:rPr>
-                <w:rtl/>
-              </w:rPr>
-              <w:t xml:space="preserve">‎$\RR{\lim\limits_{x\to \pm\infty}g(x)=0}$</w:t>
-            </w:r>
-            <w:r>
-              <w:rPr>
-                <w:rtl/>
-              </w:rPr>
-              <w:t xml:space="preserve">.</w:t>
-            </w:r>
-          </w:p>
-          <w:p>
-            <w:pPr>
-              <w:bidi/>
-              <w:jc w:val="left"/>
-            </w:pPr>
-            <w:r>
-              <w:rPr>
-                <w:b/>
-                <w:bCs/>
-                <w:rtl/>
-              </w:rPr>
-              <w:t xml:space="preserve">(3)</w:t>
-            </w:r>
-            <w:r>
-              <w:rPr>
-                <w:rtl/>
-              </w:rPr>
-              <w:t xml:space="preserve"> </w:t>
-            </w:r>
-            <m:oMath>
-              <m:r>
-                <m:t>g</m:t>
-              </m:r>
               <m:d>
                 <m:dPr>
                   <m:begChr m:val="("/>
@@ -10375,7 +12287,7 @@
                 </m:dPr>
                 <m:e>
                   <m:r>
-                    <m:t>1</m:t>
+                    <m:t>x</m:t>
                   </m:r>
                 </m:e>
               </m:d>
@@ -10385,6 +12297,37 @@
                 </m:rPr>
                 <m:t>=</m:t>
               </m:r>
+              <m:d>
+                <m:dPr>
+                  <m:begChr m:val="("/>
+                  <m:endChr m:val=")"/>
+                  <m:sepChr m:val=""/>
+                  <m:grow/>
+                </m:dPr>
+                <m:e>
+                  <m:r>
+                    <m:rPr>
+                      <m:sty m:val="p"/>
+                    </m:rPr>
+                    <m:t>−</m:t>
+                  </m:r>
+                  <m:r>
+                    <m:t>2</m:t>
+                  </m:r>
+                  <m:r>
+                    <m:t>x</m:t>
+                  </m:r>
+                  <m:r>
+                    <m:rPr>
+                      <m:sty m:val="p"/>
+                    </m:rPr>
+                    <m:t>+</m:t>
+                  </m:r>
+                  <m:r>
+                    <m:t>2</m:t>
+                  </m:r>
+                </m:e>
+              </m:d>
               <m:sSup>
                 <m:e>
                   <m:r>
@@ -10393,10 +12336,353 @@
                 </m:e>
                 <m:sup>
                   <m:r>
-                    <m:t>1</m:t>
+                    <m:rPr>
+                      <m:sty m:val="p"/>
+                    </m:rPr>
+                    <m:t>−</m:t>
+                  </m:r>
+                  <m:sSup>
+                    <m:e>
+                      <m:r>
+                        <m:t>x</m:t>
+                      </m:r>
+                    </m:e>
+                    <m:sup>
+                      <m:r>
+                        <m:t>2</m:t>
+                      </m:r>
+                    </m:sup>
+                  </m:sSup>
+                  <m:r>
+                    <m:rPr>
+                      <m:sty m:val="p"/>
+                    </m:rPr>
+                    <m:t>+</m:t>
+                  </m:r>
+                  <m:r>
+                    <m:t>2</m:t>
+                  </m:r>
+                  <m:r>
+                    <m:t>x</m:t>
                   </m:r>
                 </m:sup>
               </m:sSup>
+            </m:oMath>
+            <w:r>
+              <w:rPr>
+                <w:rtl/>
+              </w:rPr>
+              <w:t xml:space="preserve">.</w:t>
+            </w:r>
+          </w:p>
+          <w:p>
+            <w:pPr>
+              <w:bidi/>
+              <w:jc w:val="left"/>
+            </w:pPr>
+            <w:r>
+              <w:rPr>
+                <w:b/>
+                <w:bCs/>
+                <w:rtl/>
+              </w:rPr>
+              <w:t xml:space="preserve">(2)</w:t>
+            </w:r>
+            <w:r>
+              <w:rPr>
+                <w:rtl/>
+              </w:rPr>
+              <w:t xml:space="preserve"> </w:t>
+            </w:r>
+            <m:oMath>
+              <m:r>
+                <m:rPr>
+                  <m:sty m:val="p"/>
+                </m:rPr>
+                <m:t>−</m:t>
+              </m:r>
+              <m:sSup>
+                <m:e>
+                  <m:r>
+                    <m:t>x</m:t>
+                  </m:r>
+                </m:e>
+                <m:sup>
+                  <m:r>
+                    <m:t>2</m:t>
+                  </m:r>
+                </m:sup>
+              </m:sSup>
+              <m:r>
+                <m:rPr>
+                  <m:sty m:val="p"/>
+                </m:rPr>
+                <m:t>+</m:t>
+              </m:r>
+              <m:r>
+                <m:t>2</m:t>
+              </m:r>
+              <m:r>
+                <m:t>x</m:t>
+              </m:r>
+              <m:r>
+                <m:rPr>
+                  <m:sty m:val="p"/>
+                </m:rPr>
+                <m:t>→</m:t>
+              </m:r>
+              <m:r>
+                <m:rPr>
+                  <m:sty m:val="p"/>
+                </m:rPr>
+                <m:t>−</m:t>
+              </m:r>
+              <m:r>
+                <m:rPr>
+                  <m:sty m:val="p"/>
+                </m:rPr>
+                <m:t>∞</m:t>
+              </m:r>
+            </m:oMath>
+            <w:r>
+              <w:rPr>
+                <w:rtl/>
+              </w:rPr>
+              <w:t xml:space="preserve"> </w:t>
+            </w:r>
+            <w:r>
+              <w:rPr>
+                <w:rtl/>
+              </w:rPr>
+              <w:t xml:space="preserve">عند</w:t>
+            </w:r>
+            <w:r>
+              <w:rPr>
+                <w:rtl/>
+              </w:rPr>
+              <w:t xml:space="preserve"> </w:t>
+            </w:r>
+            <m:oMath>
+              <m:r>
+                <m:rPr>
+                  <m:sty m:val="p"/>
+                </m:rPr>
+                <m:t>±</m:t>
+              </m:r>
+              <m:r>
+                <m:rPr>
+                  <m:sty m:val="p"/>
+                </m:rPr>
+                <m:t>∞</m:t>
+              </m:r>
+            </m:oMath>
+            <w:r>
+              <w:rPr>
+                <w:rtl/>
+              </w:rPr>
+              <w:t xml:space="preserve"> </w:t>
+            </w:r>
+            <w:r>
+              <w:rPr>
+                <w:rtl/>
+              </w:rPr>
+              <w:t xml:space="preserve">، و</w:t>
+            </w:r>
+            <w:r>
+              <w:rPr>
+                <w:rtl/>
+              </w:rPr>
+              <w:t xml:space="preserve"> </w:t>
+            </w:r>
+            <m:oMath>
+              <m:limLow>
+                <m:e>
+                  <m:r>
+                    <m:rPr>
+                      <m:sty m:val="p"/>
+                    </m:rPr>
+                    <m:t>lim</m:t>
+                  </m:r>
+                </m:e>
+                <m:lim>
+                  <m:r>
+                    <m:t>X</m:t>
+                  </m:r>
+                  <m:r>
+                    <m:rPr>
+                      <m:sty m:val="p"/>
+                    </m:rPr>
+                    <m:t>→</m:t>
+                  </m:r>
+                  <m:r>
+                    <m:rPr>
+                      <m:sty m:val="p"/>
+                    </m:rPr>
+                    <m:t>−</m:t>
+                  </m:r>
+                  <m:r>
+                    <m:rPr>
+                      <m:sty m:val="p"/>
+                    </m:rPr>
+                    <m:t>∞</m:t>
+                  </m:r>
+                </m:lim>
+              </m:limLow>
+              <m:sSup>
+                <m:e>
+                  <m:r>
+                    <m:t>e</m:t>
+                  </m:r>
+                </m:e>
+                <m:sup>
+                  <m:r>
+                    <m:t>X</m:t>
+                  </m:r>
+                </m:sup>
+              </m:sSup>
+              <m:r>
+                <m:rPr>
+                  <m:sty m:val="p"/>
+                </m:rPr>
+                <m:t>=</m:t>
+              </m:r>
+              <m:r>
+                <m:t>0</m:t>
+              </m:r>
+            </m:oMath>
+            <w:r>
+              <w:rPr>
+                <w:rtl/>
+              </w:rPr>
+              <w:t xml:space="preserve">:</w:t>
+            </w:r>
+            <w:r>
+              <w:rPr>
+                <w:rtl/>
+              </w:rPr>
+              <w:t xml:space="preserve"> </w:t>
+            </w:r>
+            <m:oMath>
+              <m:limLow>
+                <m:e>
+                  <m:r>
+                    <m:rPr>
+                      <m:sty m:val="p"/>
+                    </m:rPr>
+                    <m:t>lim</m:t>
+                  </m:r>
+                </m:e>
+                <m:lim>
+                  <m:r>
+                    <m:t>x</m:t>
+                  </m:r>
+                  <m:r>
+                    <m:rPr>
+                      <m:sty m:val="p"/>
+                    </m:rPr>
+                    <m:t>→</m:t>
+                  </m:r>
+                  <m:r>
+                    <m:rPr>
+                      <m:sty m:val="p"/>
+                    </m:rPr>
+                    <m:t>±</m:t>
+                  </m:r>
+                  <m:r>
+                    <m:rPr>
+                      <m:sty m:val="p"/>
+                    </m:rPr>
+                    <m:t>∞</m:t>
+                  </m:r>
+                </m:lim>
+              </m:limLow>
+              <m:r>
+                <m:t>g</m:t>
+              </m:r>
+              <m:d>
+                <m:dPr>
+                  <m:begChr m:val="("/>
+                  <m:endChr m:val=")"/>
+                  <m:sepChr m:val=""/>
+                  <m:grow/>
+                </m:dPr>
+                <m:e>
+                  <m:r>
+                    <m:t>x</m:t>
+                  </m:r>
+                </m:e>
+              </m:d>
+              <m:r>
+                <m:rPr>
+                  <m:sty m:val="p"/>
+                </m:rPr>
+                <m:t>=</m:t>
+              </m:r>
+              <m:r>
+                <m:t>0</m:t>
+              </m:r>
+            </m:oMath>
+            <w:r>
+              <w:rPr>
+                <w:rtl/>
+              </w:rPr>
+              <w:t xml:space="preserve">.</w:t>
+            </w:r>
+          </w:p>
+          <w:p>
+            <w:pPr>
+              <w:bidi/>
+              <w:jc w:val="left"/>
+            </w:pPr>
+            <w:r>
+              <w:rPr>
+                <w:b/>
+                <w:bCs/>
+                <w:rtl/>
+              </w:rPr>
+              <w:t xml:space="preserve">(3)</w:t>
+            </w:r>
+            <w:r>
+              <w:rPr>
+                <w:rtl/>
+              </w:rPr>
+              <w:t xml:space="preserve"> </w:t>
+            </w:r>
+            <m:oMath>
+              <m:r>
+                <m:t>g</m:t>
+              </m:r>
+              <m:d>
+                <m:dPr>
+                  <m:begChr m:val="("/>
+                  <m:endChr m:val=")"/>
+                  <m:sepChr m:val=""/>
+                  <m:grow/>
+                </m:dPr>
+                <m:e>
+                  <m:r>
+                    <m:t>1</m:t>
+                  </m:r>
+                </m:e>
+              </m:d>
+              <m:r>
+                <m:rPr>
+                  <m:sty m:val="p"/>
+                </m:rPr>
+                <m:t>=</m:t>
+              </m:r>
+              <m:sSup>
+                <m:e>
+                  <m:r>
+                    <m:t>e</m:t>
+                  </m:r>
+                </m:e>
+                <m:sup>
+                  <m:r>
+                    <m:t>1</m:t>
+                  </m:r>
+                </m:sup>
+              </m:sSup>
               <m:r>
                 <m:rPr>
                   <m:sty m:val="p"/>
@@ -10425,7 +12711,7 @@
               </w:rPr>
               <w:drawing>
                 <wp:inline>
-                  <wp:extent cx="2772554" cy="916042"/>
+                  <wp:extent cx="3118104" cy="1028700"/>
                   <wp:docPr id="4" name="Picture 4"/>
                   <wp:cNvGraphicFramePr>
                     <a:graphicFrameLocks noChangeAspect="1"/>
@@ -10434,7 +12720,7 @@
                     <a:graphicData uri="http://schemas.openxmlformats.org/drawingml/2006/picture">
                       <pic:pic>
                         <pic:nvPicPr>
-                          <pic:cNvPr id="0" name="84c1089e5617aa13.png"/>
+                          <pic:cNvPr id="0" name="2ba2cc11177ea084.png"/>
                           <pic:cNvPicPr/>
                         </pic:nvPicPr>
                         <pic:blipFill>
@@ -10446,7 +12732,7 @@
                         <pic:spPr>
                           <a:xfrm>
                             <a:off x="0" y="0"/>
-                            <a:ext cx="2772554" cy="916042"/>
+                            <a:ext cx="3118104" cy="1028700"/>
                           </a:xfrm>
                           <a:prstGeom prst="rect"/>
                         </pic:spPr>
@@ -11125,7 +13411,7 @@
     <w:tbl>
       <w:tblPr>
         <w:tblStyle w:val="Table"/>
-        <w:tblW w:w="7681" w:type="dxa"/>
+        <w:tblW w:w="9864" w:type="dxa"/>
         <w:jc w:val="center"/>
         <w:tblBorders>
           <w:top w:val="single" w:sz="4" w:space="0" w:color="000000"/>
@@ -11138,10 +13424,10 @@
         <w:tblLook w:firstRow="0" w:lastRow="0" w:firstColumn="0" w:lastColumn="0" w:noHBand="0" w:noVBand="0" w:val="0000"/>
       </w:tblPr>
       <w:tblGrid>
-        <w:gridCol w:w="1188"/>
-        <w:gridCol w:w="712"/>
-        <w:gridCol w:w="4593"/>
-        <w:gridCol w:w="1188"/>
+        <w:gridCol w:w="1084"/>
+        <w:gridCol w:w="591"/>
+        <w:gridCol w:w="7004"/>
+        <w:gridCol w:w="1183"/>
       </w:tblGrid>
       <w:tr>
         <w:tc>
@@ -11746,12 +14032,60 @@
               </w:rPr>
               <w:t xml:space="preserve"> </w:t>
             </w:r>
-            <w:r>
-              <w:rPr>
-                <w:rtl/>
-              </w:rPr>
-              <w:t xml:space="preserve">‎$\RR{V(t)=500000\times0{,}8^t}$</w:t>
-            </w:r>
+            <m:oMath>
+              <m:r>
+                <m:t>V</m:t>
+              </m:r>
+              <m:d>
+                <m:dPr>
+                  <m:begChr m:val="("/>
+                  <m:endChr m:val=")"/>
+                  <m:sepChr m:val=""/>
+                  <m:grow/>
+                </m:dPr>
+                <m:e>
+                  <m:r>
+                    <m:t>t</m:t>
+                  </m:r>
+                </m:e>
+              </m:d>
+              <m:r>
+                <m:rPr>
+                  <m:sty m:val="p"/>
+                </m:rPr>
+                <m:t>=</m:t>
+              </m:r>
+              <m:r>
+                <m:t>500000</m:t>
+              </m:r>
+              <m:r>
+                <m:rPr>
+                  <m:sty m:val="p"/>
+                </m:rPr>
+                <m:t>×</m:t>
+              </m:r>
+              <m:r>
+                <m:t>0</m:t>
+              </m:r>
+              <m:r>
+                <m:rPr>
+                  <m:sty m:val="p"/>
+                </m:rPr>
+                <m:t>,</m:t>
+              </m:r>
+              <m:sSup>
+                <m:e>
+                  <m:r>
+                    <m:t>8</m:t>
+                  </m:r>
+                </m:e>
+                <m:sup>
+                  <m:r>
+                    <m:t>t</m:t>
+                  </m:r>
+                </m:sup>
+              </m:sSup>
+            </m:oMath>
             <w:r>
               <w:rPr>
                 <w:rtl/>
@@ -12047,7 +14381,48 @@
               <w:rPr>
                 <w:rtl/>
               </w:rPr>
-              <w:t xml:space="preserve">: .</w:t>
+              <w:t xml:space="preserve">:</w:t>
+            </w:r>
+            <w:r>
+              <w:rPr>
+                <w:rtl/>
+              </w:rPr>
+              <w:t xml:space="preserve"> </w:t>
+            </w:r>
+            <w:r>
+              <w:rPr>
+                <w:rtl/>
+              </w:rPr>
+              <w:t xml:space="preserve">بعد</w:t>
+            </w:r>
+            <w:r>
+              <w:rPr>
+                <w:rtl/>
+              </w:rPr>
+              <w:t xml:space="preserve"> </w:t>
+            </w:r>
+            <m:oMath>
+              <m:r>
+                <m:t>8</m:t>
+              </m:r>
+            </m:oMath>
+            <w:r>
+              <w:rPr>
+                <w:rtl/>
+              </w:rPr>
+              <w:t xml:space="preserve"> </w:t>
+            </w:r>
+            <w:r>
+              <w:rPr>
+                <w:rtl/>
+              </w:rPr>
+              <w:t xml:space="preserve">سنوات</w:t>
+            </w:r>
+            <w:r>
+              <w:rPr>
+                <w:rtl/>
+              </w:rPr>
+              <w:t xml:space="preserve">.</w:t>
             </w:r>
           </w:p>
         </w:tc>
@@ -12215,12 +14590,47 @@
               </w:rPr>
               <w:t xml:space="preserve"> </w:t>
             </w:r>
-            <w:r>
-              <w:rPr>
-                <w:rtl/>
-              </w:rPr>
-              <w:t xml:space="preserve">‎$\RR{a^x=e^{x\ln a}}$</w:t>
-            </w:r>
+            <m:oMath>
+              <m:sSup>
+                <m:e>
+                  <m:r>
+                    <m:t>a</m:t>
+                  </m:r>
+                </m:e>
+                <m:sup>
+                  <m:r>
+                    <m:t>x</m:t>
+                  </m:r>
+                </m:sup>
+              </m:sSup>
+              <m:r>
+                <m:rPr>
+                  <m:sty m:val="p"/>
+                </m:rPr>
+                <m:t>=</m:t>
+              </m:r>
+              <m:sSup>
+                <m:e>
+                  <m:r>
+                    <m:t>e</m:t>
+                  </m:r>
+                </m:e>
+                <m:sup>
+                  <m:r>
+                    <m:t>x</m:t>
+                  </m:r>
+                  <m:r>
+                    <m:rPr>
+                      <m:sty m:val="p"/>
+                    </m:rPr>
+                    <m:t>ln</m:t>
+                  </m:r>
+                  <m:r>
+                    <m:t>a</m:t>
+                  </m:r>
+                </m:sup>
+              </m:sSup>
+            </m:oMath>
             <w:r>
               <w:rPr>
                 <w:rtl/>
@@ -12276,12 +14686,47 @@
               </w:rPr>
               <w:t xml:space="preserve"> </w:t>
             </w:r>
-            <w:r>
-              <w:rPr>
-                <w:rtl/>
-              </w:rPr>
-              <w:t xml:space="preserve">‎$\RR{x^\alpha=e^{\alpha\ln x}}$</w:t>
-            </w:r>
+            <m:oMath>
+              <m:sSup>
+                <m:e>
+                  <m:r>
+                    <m:t>x</m:t>
+                  </m:r>
+                </m:e>
+                <m:sup>
+                  <m:r>
+                    <m:t>α</m:t>
+                  </m:r>
+                </m:sup>
+              </m:sSup>
+              <m:r>
+                <m:rPr>
+                  <m:sty m:val="p"/>
+                </m:rPr>
+                <m:t>=</m:t>
+              </m:r>
+              <m:sSup>
+                <m:e>
+                  <m:r>
+                    <m:t>e</m:t>
+                  </m:r>
+                </m:e>
+                <m:sup>
+                  <m:r>
+                    <m:t>α</m:t>
+                  </m:r>
+                  <m:r>
+                    <m:rPr>
+                      <m:sty m:val="p"/>
+                    </m:rPr>
+                    <m:t>ln</m:t>
+                  </m:r>
+                  <m:r>
+                    <m:t>x</m:t>
+                  </m:r>
+                </m:sup>
+              </m:sSup>
+            </m:oMath>
             <w:r>
               <w:rPr>
                 <w:rtl/>
@@ -12399,12 +14844,75 @@
               </w:rPr>
               <w:t xml:space="preserve"> </w:t>
             </w:r>
-            <w:r>
-              <w:rPr>
-                <w:rtl/>
-              </w:rPr>
-              <w:t xml:space="preserve">‎$\RR{\left(a^x\right)^{\prime}=\ln a\times a^x}$</w:t>
-            </w:r>
+            <m:oMath>
+              <m:sSup>
+                <m:e>
+                  <m:d>
+                    <m:dPr>
+                      <m:begChr m:val="("/>
+                      <m:endChr m:val=")"/>
+                      <m:sepChr m:val=""/>
+                      <m:grow/>
+                    </m:dPr>
+                    <m:e>
+                      <m:sSup>
+                        <m:e>
+                          <m:r>
+                            <m:t>a</m:t>
+                          </m:r>
+                        </m:e>
+                        <m:sup>
+                          <m:r>
+                            <m:t>x</m:t>
+                          </m:r>
+                        </m:sup>
+                      </m:sSup>
+                    </m:e>
+                  </m:d>
+                </m:e>
+                <m:sup>
+                  <m:r>
+                    <m:rPr>
+                      <m:sty m:val="p"/>
+                    </m:rPr>
+                    <m:t>′</m:t>
+                  </m:r>
+                </m:sup>
+              </m:sSup>
+              <m:r>
+                <m:rPr>
+                  <m:sty m:val="p"/>
+                </m:rPr>
+                <m:t>=</m:t>
+              </m:r>
+              <m:r>
+                <m:rPr>
+                  <m:sty m:val="p"/>
+                </m:rPr>
+                <m:t>ln</m:t>
+              </m:r>
+              <m:r>
+                <m:t>a</m:t>
+              </m:r>
+              <m:r>
+                <m:rPr>
+                  <m:sty m:val="p"/>
+                </m:rPr>
+                <m:t>×</m:t>
+              </m:r>
+              <m:sSup>
+                <m:e>
+                  <m:r>
+                    <m:t>a</m:t>
+                  </m:r>
+                </m:e>
+                <m:sup>
+                  <m:r>
+                    <m:t>x</m:t>
+                  </m:r>
+                </m:sup>
+              </m:sSup>
+            </m:oMath>
             <w:r>
               <w:rPr>
                 <w:rtl/>
@@ -12498,12 +15006,72 @@
               </w:rPr>
               <w:t xml:space="preserve"> </w:t>
             </w:r>
-            <w:r>
-              <w:rPr>
-                <w:rtl/>
-              </w:rPr>
-              <w:t xml:space="preserve">‎$\RR{\left(x^\alpha\right)^{\prime}=\alpha x^{\alpha-1}}$</w:t>
-            </w:r>
+            <m:oMath>
+              <m:sSup>
+                <m:e>
+                  <m:d>
+                    <m:dPr>
+                      <m:begChr m:val="("/>
+                      <m:endChr m:val=")"/>
+                      <m:sepChr m:val=""/>
+                      <m:grow/>
+                    </m:dPr>
+                    <m:e>
+                      <m:sSup>
+                        <m:e>
+                          <m:r>
+                            <m:t>x</m:t>
+                          </m:r>
+                        </m:e>
+                        <m:sup>
+                          <m:r>
+                            <m:t>α</m:t>
+                          </m:r>
+                        </m:sup>
+                      </m:sSup>
+                    </m:e>
+                  </m:d>
+                </m:e>
+                <m:sup>
+                  <m:r>
+                    <m:rPr>
+                      <m:sty m:val="p"/>
+                    </m:rPr>
+                    <m:t>′</m:t>
+                  </m:r>
+                </m:sup>
+              </m:sSup>
+              <m:r>
+                <m:rPr>
+                  <m:sty m:val="p"/>
+                </m:rPr>
+                <m:t>=</m:t>
+              </m:r>
+              <m:r>
+                <m:t>α</m:t>
+              </m:r>
+              <m:sSup>
+                <m:e>
+                  <m:r>
+                    <m:t>x</m:t>
+                  </m:r>
+                </m:e>
+                <m:sup>
+                  <m:r>
+                    <m:t>α</m:t>
+                  </m:r>
+                  <m:r>
+                    <m:rPr>
+                      <m:sty m:val="p"/>
+                    </m:rPr>
+                    <m:t>−</m:t>
+                  </m:r>
+                  <m:r>
+                    <m:t>1</m:t>
+                  </m:r>
+                </m:sup>
+              </m:sSup>
+            </m:oMath>
             <w:r>
               <w:rPr>
                 <w:rtl/>
@@ -12730,12 +15298,62 @@
               </w:rPr>
               <w:t xml:space="preserve"> </w:t>
             </w:r>
-            <w:r>
-              <w:rPr>
-                <w:rtl/>
-              </w:rPr>
-              <w:t xml:space="preserve">‎$x=\dfrac{\ln10}{\ln2}\approx\RR{3{,}32}$</w:t>
-            </w:r>
+            <m:oMath>
+              <m:r>
+                <m:t>x</m:t>
+              </m:r>
+              <m:r>
+                <m:rPr>
+                  <m:sty m:val="p"/>
+                </m:rPr>
+                <m:t>=</m:t>
+              </m:r>
+              <m:f>
+                <m:fPr>
+                  <m:type m:val="bar"/>
+                </m:fPr>
+                <m:num>
+                  <m:r>
+                    <m:rPr>
+                      <m:sty m:val="p"/>
+                    </m:rPr>
+                    <m:t>ln</m:t>
+                  </m:r>
+                  <m:r>
+                    <m:t>10</m:t>
+                  </m:r>
+                </m:num>
+                <m:den>
+                  <m:r>
+                    <m:rPr>
+                      <m:sty m:val="p"/>
+                    </m:rPr>
+                    <m:t>ln</m:t>
+                  </m:r>
+                  <m:r>
+                    <m:t>2</m:t>
+                  </m:r>
+                </m:den>
+              </m:f>
+              <m:r>
+                <m:rPr>
+                  <m:sty m:val="p"/>
+                </m:rPr>
+                <m:t>≈</m:t>
+              </m:r>
+              <m:r>
+                <m:t>3</m:t>
+              </m:r>
+              <m:r>
+                <m:rPr>
+                  <m:sty m:val="p"/>
+                </m:rPr>
+                <m:t>,</m:t>
+              </m:r>
+              <m:r>
+                <m:t>32</m:t>
+              </m:r>
+            </m:oMath>
             <w:r>
               <w:rPr>
                 <w:rtl/>
@@ -12762,12 +15380,75 @@
               </w:rPr>
               <w:t xml:space="preserve"> </w:t>
             </w:r>
-            <w:r>
-              <w:rPr>
-                <w:rtl/>
-              </w:rPr>
-              <w:t xml:space="preserve">‎$\left(2^x\right)^{\prime}=\RR{\ln2\times2^x}$</w:t>
-            </w:r>
+            <m:oMath>
+              <m:sSup>
+                <m:e>
+                  <m:d>
+                    <m:dPr>
+                      <m:begChr m:val="("/>
+                      <m:endChr m:val=")"/>
+                      <m:sepChr m:val=""/>
+                      <m:grow/>
+                    </m:dPr>
+                    <m:e>
+                      <m:sSup>
+                        <m:e>
+                          <m:r>
+                            <m:t>2</m:t>
+                          </m:r>
+                        </m:e>
+                        <m:sup>
+                          <m:r>
+                            <m:t>x</m:t>
+                          </m:r>
+                        </m:sup>
+                      </m:sSup>
+                    </m:e>
+                  </m:d>
+                </m:e>
+                <m:sup>
+                  <m:r>
+                    <m:rPr>
+                      <m:sty m:val="p"/>
+                    </m:rPr>
+                    <m:t>′</m:t>
+                  </m:r>
+                </m:sup>
+              </m:sSup>
+              <m:r>
+                <m:rPr>
+                  <m:sty m:val="p"/>
+                </m:rPr>
+                <m:t>=</m:t>
+              </m:r>
+              <m:r>
+                <m:rPr>
+                  <m:sty m:val="p"/>
+                </m:rPr>
+                <m:t>ln</m:t>
+              </m:r>
+              <m:r>
+                <m:t>2</m:t>
+              </m:r>
+              <m:r>
+                <m:rPr>
+                  <m:sty m:val="p"/>
+                </m:rPr>
+                <m:t>×</m:t>
+              </m:r>
+              <m:sSup>
+                <m:e>
+                  <m:r>
+                    <m:t>2</m:t>
+                  </m:r>
+                </m:e>
+                <m:sup>
+                  <m:r>
+                    <m:t>x</m:t>
+                  </m:r>
+                </m:sup>
+              </m:sSup>
+            </m:oMath>
             <w:r>
               <w:rPr>
                 <w:rtl/>
@@ -12866,6 +15547,24 @@
                 <w:rtl/>
               </w:rPr>
               <w:t xml:space="preserve"> </w:t>
+            </w:r>
+            <w:r>
+              <w:rPr>
+                <w:rtl/>
+              </w:rPr>
+              <w:t xml:space="preserve">متناقصة</w:t>
+            </w:r>
+            <w:r>
+              <w:rPr>
+                <w:rtl/>
+              </w:rPr>
+              <w:t xml:space="preserve"> </w:t>
+            </w:r>
+            <w:r>
+              <w:rPr>
+                <w:rtl/>
+              </w:rPr>
+              <w:t xml:space="preserve">تماماً</w:t>
             </w:r>
             <w:r>
               <w:rPr>
@@ -13488,12 +16187,71 @@
               </w:rPr>
               <w:t xml:space="preserve"> </w:t>
             </w:r>
-            <w:r>
-              <w:rPr>
-                <w:rtl/>
-              </w:rPr>
-              <w:t xml:space="preserve">‎$x\geqslant\dfrac{\ln100}{\ln1{,}5}\approx\RR{11{,}36}$</w:t>
-            </w:r>
+            <m:oMath>
+              <m:r>
+                <m:t>x</m:t>
+              </m:r>
+              <m:r>
+                <m:rPr>
+                  <m:sty m:val="p"/>
+                </m:rPr>
+                <m:t>≥</m:t>
+              </m:r>
+              <m:f>
+                <m:fPr>
+                  <m:type m:val="bar"/>
+                </m:fPr>
+                <m:num>
+                  <m:r>
+                    <m:rPr>
+                      <m:sty m:val="p"/>
+                    </m:rPr>
+                    <m:t>ln</m:t>
+                  </m:r>
+                  <m:r>
+                    <m:t>100</m:t>
+                  </m:r>
+                </m:num>
+                <m:den>
+                  <m:r>
+                    <m:rPr>
+                      <m:sty m:val="p"/>
+                    </m:rPr>
+                    <m:t>ln</m:t>
+                  </m:r>
+                  <m:r>
+                    <m:t>1</m:t>
+                  </m:r>
+                  <m:r>
+                    <m:rPr>
+                      <m:sty m:val="p"/>
+                    </m:rPr>
+                    <m:t>,</m:t>
+                  </m:r>
+                  <m:r>
+                    <m:t>5</m:t>
+                  </m:r>
+                </m:den>
+              </m:f>
+              <m:r>
+                <m:rPr>
+                  <m:sty m:val="p"/>
+                </m:rPr>
+                <m:t>≈</m:t>
+              </m:r>
+              <m:r>
+                <m:t>11</m:t>
+              </m:r>
+              <m:r>
+                <m:rPr>
+                  <m:sty m:val="p"/>
+                </m:rPr>
+                <m:t>,</m:t>
+              </m:r>
+              <m:r>
+                <m:t>36</m:t>
+              </m:r>
+            </m:oMath>
             <w:r>
               <w:rPr>
                 <w:rtl/>
@@ -13520,12 +16278,107 @@
               </w:rPr>
               <w:t xml:space="preserve"> </w:t>
             </w:r>
-            <w:r>
-              <w:rPr>
-                <w:rtl/>
-              </w:rPr>
-              <w:t xml:space="preserve">‎$f^{\prime}(x)=1{,}5\,x^{0{,}5}=\RR{1{,}5\sqrt x}$</w:t>
-            </w:r>
+            <m:oMath>
+              <m:sSup>
+                <m:e>
+                  <m:r>
+                    <m:t>f</m:t>
+                  </m:r>
+                </m:e>
+                <m:sup>
+                  <m:r>
+                    <m:rPr>
+                      <m:sty m:val="p"/>
+                    </m:rPr>
+                    <m:t>′</m:t>
+                  </m:r>
+                </m:sup>
+              </m:sSup>
+              <m:d>
+                <m:dPr>
+                  <m:begChr m:val="("/>
+                  <m:endChr m:val=")"/>
+                  <m:sepChr m:val=""/>
+                  <m:grow/>
+                </m:dPr>
+                <m:e>
+                  <m:r>
+                    <m:t>x</m:t>
+                  </m:r>
+                </m:e>
+              </m:d>
+              <m:r>
+                <m:rPr>
+                  <m:sty m:val="p"/>
+                </m:rPr>
+                <m:t>=</m:t>
+              </m:r>
+              <m:r>
+                <m:t>1</m:t>
+              </m:r>
+              <m:r>
+                <m:rPr>
+                  <m:sty m:val="p"/>
+                </m:rPr>
+                <m:t>,</m:t>
+              </m:r>
+              <m:r>
+                <m:t>5</m:t>
+              </m:r>
+              <m:r>
+                <m:t> </m:t>
+              </m:r>
+              <m:sSup>
+                <m:e>
+                  <m:r>
+                    <m:t>x</m:t>
+                  </m:r>
+                </m:e>
+                <m:sup>
+                  <m:r>
+                    <m:t>0</m:t>
+                  </m:r>
+                  <m:r>
+                    <m:rPr>
+                      <m:sty m:val="p"/>
+                    </m:rPr>
+                    <m:t>,</m:t>
+                  </m:r>
+                  <m:r>
+                    <m:t>5</m:t>
+                  </m:r>
+                </m:sup>
+              </m:sSup>
+              <m:r>
+                <m:rPr>
+                  <m:sty m:val="p"/>
+                </m:rPr>
+                <m:t>=</m:t>
+              </m:r>
+              <m:r>
+                <m:t>1</m:t>
+              </m:r>
+              <m:r>
+                <m:rPr>
+                  <m:sty m:val="p"/>
+                </m:rPr>
+                <m:t>,</m:t>
+              </m:r>
+              <m:r>
+                <m:t>5</m:t>
+              </m:r>
+              <m:rad>
+                <m:radPr>
+                  <m:degHide m:val="on"/>
+                </m:radPr>
+                <m:deg/>
+                <m:e>
+                  <m:r>
+                    <m:t>x</m:t>
+                  </m:r>
+                </m:e>
+              </m:rad>
+            </m:oMath>
             <w:r>
               <w:rPr>
                 <w:rtl/>
@@ -14125,7 +16978,7 @@
     <w:tbl>
       <w:tblPr>
         <w:tblStyle w:val="Table"/>
-        <w:tblW w:w="7681" w:type="dxa"/>
+        <w:tblW w:w="9864" w:type="dxa"/>
         <w:jc w:val="center"/>
         <w:tblBorders>
           <w:top w:val="single" w:sz="4" w:space="0" w:color="000000"/>
@@ -14138,10 +16991,10 @@
         <w:tblLook w:firstRow="0" w:lastRow="0" w:firstColumn="0" w:lastColumn="0" w:noHBand="0" w:noVBand="0" w:val="0000"/>
       </w:tblPr>
       <w:tblGrid>
-        <w:gridCol w:w="1188"/>
-        <w:gridCol w:w="712"/>
-        <w:gridCol w:w="4593"/>
-        <w:gridCol w:w="1188"/>
+        <w:gridCol w:w="1084"/>
+        <w:gridCol w:w="591"/>
+        <w:gridCol w:w="7004"/>
+        <w:gridCol w:w="1183"/>
       </w:tblGrid>
       <w:tr>
         <w:tc>
@@ -14732,12 +17585,56 @@
               </w:rPr>
               <w:t xml:space="preserve"> </w:t>
             </w:r>
-            <w:r>
-              <w:rPr>
-                <w:rtl/>
-              </w:rPr>
-              <w:t xml:space="preserve">‎$\RR{C_n=200000\times1{,}04^n}$</w:t>
-            </w:r>
+            <m:oMath>
+              <m:sSub>
+                <m:e>
+                  <m:r>
+                    <m:t>C</m:t>
+                  </m:r>
+                </m:e>
+                <m:sub>
+                  <m:r>
+                    <m:t>n</m:t>
+                  </m:r>
+                </m:sub>
+              </m:sSub>
+              <m:r>
+                <m:rPr>
+                  <m:sty m:val="p"/>
+                </m:rPr>
+                <m:t>=</m:t>
+              </m:r>
+              <m:r>
+                <m:t>200000</m:t>
+              </m:r>
+              <m:r>
+                <m:rPr>
+                  <m:sty m:val="p"/>
+                </m:rPr>
+                <m:t>×</m:t>
+              </m:r>
+              <m:r>
+                <m:t>1</m:t>
+              </m:r>
+              <m:r>
+                <m:rPr>
+                  <m:sty m:val="p"/>
+                </m:rPr>
+                <m:t>,</m:t>
+              </m:r>
+              <m:sSup>
+                <m:e>
+                  <m:r>
+                    <m:t>04</m:t>
+                  </m:r>
+                </m:e>
+                <m:sup>
+                  <m:r>
+                    <m:t>n</m:t>
+                  </m:r>
+                </m:sup>
+              </m:sSup>
+            </m:oMath>
             <w:r>
               <w:rPr>
                 <w:rtl/>
@@ -14939,7 +17836,48 @@
               <w:rPr>
                 <w:rtl/>
               </w:rPr>
-              <w:t xml:space="preserve">: .</w:t>
+              <w:t xml:space="preserve">:</w:t>
+            </w:r>
+            <w:r>
+              <w:rPr>
+                <w:rtl/>
+              </w:rPr>
+              <w:t xml:space="preserve"> </w:t>
+            </w:r>
+            <w:r>
+              <w:rPr>
+                <w:rtl/>
+              </w:rPr>
+              <w:t xml:space="preserve">بعد</w:t>
+            </w:r>
+            <w:r>
+              <w:rPr>
+                <w:rtl/>
+              </w:rPr>
+              <w:t xml:space="preserve"> </w:t>
+            </w:r>
+            <m:oMath>
+              <m:r>
+                <m:t>18</m:t>
+              </m:r>
+            </m:oMath>
+            <w:r>
+              <w:rPr>
+                <w:rtl/>
+              </w:rPr>
+              <w:t xml:space="preserve"> </w:t>
+            </w:r>
+            <w:r>
+              <w:rPr>
+                <w:rtl/>
+              </w:rPr>
+              <w:t xml:space="preserve">سنة</w:t>
+            </w:r>
+            <w:r>
+              <w:rPr>
+                <w:rtl/>
+              </w:rPr>
+              <w:t xml:space="preserve">.</w:t>
             </w:r>
           </w:p>
         </w:tc>
@@ -15184,12 +18122,81 @@
               </w:rPr>
               <w:t xml:space="preserve"> </w:t>
             </w:r>
-            <w:r>
-              <w:rPr>
-                <w:rtl/>
-              </w:rPr>
-              <w:t xml:space="preserve">‎$\RR{a=\dfrac{C\,t}{1-(1+t)^{-n}}}$</w:t>
-            </w:r>
+            <m:oMath>
+              <m:r>
+                <m:t>a</m:t>
+              </m:r>
+              <m:r>
+                <m:rPr>
+                  <m:sty m:val="p"/>
+                </m:rPr>
+                <m:t>=</m:t>
+              </m:r>
+              <m:f>
+                <m:fPr>
+                  <m:type m:val="bar"/>
+                </m:fPr>
+                <m:num>
+                  <m:r>
+                    <m:t>C</m:t>
+                  </m:r>
+                  <m:r>
+                    <m:t> </m:t>
+                  </m:r>
+                  <m:r>
+                    <m:t>t</m:t>
+                  </m:r>
+                </m:num>
+                <m:den>
+                  <m:r>
+                    <m:t>1</m:t>
+                  </m:r>
+                  <m:r>
+                    <m:rPr>
+                      <m:sty m:val="p"/>
+                    </m:rPr>
+                    <m:t>−</m:t>
+                  </m:r>
+                  <m:sSup>
+                    <m:e>
+                      <m:d>
+                        <m:dPr>
+                          <m:begChr m:val="("/>
+                          <m:endChr m:val=")"/>
+                          <m:sepChr m:val=""/>
+                          <m:grow/>
+                        </m:dPr>
+                        <m:e>
+                          <m:r>
+                            <m:t>1</m:t>
+                          </m:r>
+                          <m:r>
+                            <m:rPr>
+                              <m:sty m:val="p"/>
+                            </m:rPr>
+                            <m:t>+</m:t>
+                          </m:r>
+                          <m:r>
+                            <m:t>t</m:t>
+                          </m:r>
+                        </m:e>
+                      </m:d>
+                    </m:e>
+                    <m:sup>
+                      <m:r>
+                        <m:rPr>
+                          <m:sty m:val="p"/>
+                        </m:rPr>
+                        <m:t>−</m:t>
+                      </m:r>
+                      <m:r>
+                        <m:t>n</m:t>
+                      </m:r>
+                    </m:sup>
+                  </m:sSup>
+                </m:den>
+              </m:f>
+            </m:oMath>
             <w:r>
               <w:rPr>
                 <w:rtl/>
@@ -15359,12 +18366,131 @@
               </w:rPr>
               <w:t xml:space="preserve"> </w:t>
             </w:r>
-            <w:r>
-              <w:rPr>
-                <w:rtl/>
-              </w:rPr>
-              <w:t xml:space="preserve">‎$a=\dfrac{1000000\times0{,}05}{1-1{,}05^{-10}}=\dfrac{50000}{1-0{,}6139}\approx\RR{129505}$</w:t>
-            </w:r>
+            <m:oMath>
+              <m:r>
+                <m:t>a</m:t>
+              </m:r>
+              <m:r>
+                <m:rPr>
+                  <m:sty m:val="p"/>
+                </m:rPr>
+                <m:t>=</m:t>
+              </m:r>
+              <m:f>
+                <m:fPr>
+                  <m:type m:val="bar"/>
+                </m:fPr>
+                <m:num>
+                  <m:r>
+                    <m:t>1000000</m:t>
+                  </m:r>
+                  <m:r>
+                    <m:rPr>
+                      <m:sty m:val="p"/>
+                    </m:rPr>
+                    <m:t>×</m:t>
+                  </m:r>
+                  <m:r>
+                    <m:t>0</m:t>
+                  </m:r>
+                  <m:r>
+                    <m:rPr>
+                      <m:sty m:val="p"/>
+                    </m:rPr>
+                    <m:t>,</m:t>
+                  </m:r>
+                  <m:r>
+                    <m:t>05</m:t>
+                  </m:r>
+                </m:num>
+                <m:den>
+                  <m:r>
+                    <m:t>1</m:t>
+                  </m:r>
+                  <m:r>
+                    <m:rPr>
+                      <m:sty m:val="p"/>
+                    </m:rPr>
+                    <m:t>−</m:t>
+                  </m:r>
+                  <m:r>
+                    <m:t>1</m:t>
+                  </m:r>
+                  <m:r>
+                    <m:rPr>
+                      <m:sty m:val="p"/>
+                    </m:rPr>
+                    <m:t>,</m:t>
+                  </m:r>
+                  <m:sSup>
+                    <m:e>
+                      <m:r>
+                        <m:t>05</m:t>
+                      </m:r>
+                    </m:e>
+                    <m:sup>
+                      <m:r>
+                        <m:rPr>
+                          <m:sty m:val="p"/>
+                        </m:rPr>
+                        <m:t>−</m:t>
+                      </m:r>
+                      <m:r>
+                        <m:t>10</m:t>
+                      </m:r>
+                    </m:sup>
+                  </m:sSup>
+                </m:den>
+              </m:f>
+              <m:r>
+                <m:rPr>
+                  <m:sty m:val="p"/>
+                </m:rPr>
+                <m:t>=</m:t>
+              </m:r>
+              <m:f>
+                <m:fPr>
+                  <m:type m:val="bar"/>
+                </m:fPr>
+                <m:num>
+                  <m:r>
+                    <m:t>50000</m:t>
+                  </m:r>
+                </m:num>
+                <m:den>
+                  <m:r>
+                    <m:t>1</m:t>
+                  </m:r>
+                  <m:r>
+                    <m:rPr>
+                      <m:sty m:val="p"/>
+                    </m:rPr>
+                    <m:t>−</m:t>
+                  </m:r>
+                  <m:r>
+                    <m:t>0</m:t>
+                  </m:r>
+                  <m:r>
+                    <m:rPr>
+                      <m:sty m:val="p"/>
+                    </m:rPr>
+                    <m:t>,</m:t>
+                  </m:r>
+                  <m:r>
+                    <m:t>6139</m:t>
+                  </m:r>
+                </m:den>
+              </m:f>
+              <m:r>
+                <m:rPr>
+                  <m:sty m:val="p"/>
+                </m:rPr>
+                <m:t>≈</m:t>
+              </m:r>
+              <m:r>
+                <m:t>129505</m:t>
+              </m:r>
+            </m:oMath>
             <w:r>
               <w:rPr>
                 <w:rtl/>
@@ -15783,12 +18909,56 @@
               </w:rPr>
               <w:t xml:space="preserve"> </w:t>
             </w:r>
-            <w:r>
-              <w:rPr>
-                <w:rtl/>
-              </w:rPr>
-              <w:t xml:space="preserve">‎$\RR{C_n=150000\times1{,}035^n}$</w:t>
-            </w:r>
+            <m:oMath>
+              <m:sSub>
+                <m:e>
+                  <m:r>
+                    <m:t>C</m:t>
+                  </m:r>
+                </m:e>
+                <m:sub>
+                  <m:r>
+                    <m:t>n</m:t>
+                  </m:r>
+                </m:sub>
+              </m:sSub>
+              <m:r>
+                <m:rPr>
+                  <m:sty m:val="p"/>
+                </m:rPr>
+                <m:t>=</m:t>
+              </m:r>
+              <m:r>
+                <m:t>150000</m:t>
+              </m:r>
+              <m:r>
+                <m:rPr>
+                  <m:sty m:val="p"/>
+                </m:rPr>
+                <m:t>×</m:t>
+              </m:r>
+              <m:r>
+                <m:t>1</m:t>
+              </m:r>
+              <m:r>
+                <m:rPr>
+                  <m:sty m:val="p"/>
+                </m:rPr>
+                <m:t>,</m:t>
+              </m:r>
+              <m:sSup>
+                <m:e>
+                  <m:r>
+                    <m:t>035</m:t>
+                  </m:r>
+                </m:e>
+                <m:sup>
+                  <m:r>
+                    <m:t>n</m:t>
+                  </m:r>
+                </m:sup>
+              </m:sSup>
+            </m:oMath>
             <w:r>
               <w:rPr>
                 <w:rtl/>
@@ -15979,7 +19149,48 @@
               <w:rPr>
                 <w:rtl/>
               </w:rPr>
-              <w:t xml:space="preserve">: .</w:t>
+              <w:t xml:space="preserve">:</w:t>
+            </w:r>
+            <w:r>
+              <w:rPr>
+                <w:rtl/>
+              </w:rPr>
+              <w:t xml:space="preserve"> </w:t>
+            </w:r>
+            <w:r>
+              <w:rPr>
+                <w:rtl/>
+              </w:rPr>
+              <w:t xml:space="preserve">بعد</w:t>
+            </w:r>
+            <w:r>
+              <w:rPr>
+                <w:rtl/>
+              </w:rPr>
+              <w:t xml:space="preserve"> </w:t>
+            </w:r>
+            <m:oMath>
+              <m:r>
+                <m:t>9</m:t>
+              </m:r>
+            </m:oMath>
+            <w:r>
+              <w:rPr>
+                <w:rtl/>
+              </w:rPr>
+              <w:t xml:space="preserve"> </w:t>
+            </w:r>
+            <w:r>
+              <w:rPr>
+                <w:rtl/>
+              </w:rPr>
+              <w:t xml:space="preserve">سنوات</w:t>
+            </w:r>
+            <w:r>
+              <w:rPr>
+                <w:rtl/>
+              </w:rPr>
+              <w:t xml:space="preserve">.</w:t>
             </w:r>
           </w:p>
           <w:p>
@@ -16574,7 +19785,7 @@
     <w:tbl>
       <w:tblPr>
         <w:tblStyle w:val="Table"/>
-        <w:tblW w:w="7681" w:type="dxa"/>
+        <w:tblW w:w="9864" w:type="dxa"/>
         <w:jc w:val="center"/>
         <w:tblBorders>
           <w:top w:val="single" w:sz="4" w:space="0" w:color="000000"/>
@@ -16587,10 +19798,10 @@
         <w:tblLook w:firstRow="0" w:lastRow="0" w:firstColumn="0" w:lastColumn="0" w:noHBand="0" w:noVBand="0" w:val="0000"/>
       </w:tblPr>
       <w:tblGrid>
-        <w:gridCol w:w="1188"/>
-        <w:gridCol w:w="712"/>
-        <w:gridCol w:w="4593"/>
-        <w:gridCol w:w="1188"/>
+        <w:gridCol w:w="1084"/>
+        <w:gridCol w:w="591"/>
+        <w:gridCol w:w="7004"/>
+        <w:gridCol w:w="1183"/>
       </w:tblGrid>
       <w:tr>
         <w:tc>
@@ -17498,220 +20709,43 @@
               </w:rPr>
               <w:t xml:space="preserve"> </w:t>
             </w:r>
-            <w:r>
-              <w:rPr>
-                <w:rtl/>
-              </w:rPr>
-              <w:t xml:space="preserve">‎$\RR{\lim\limits_{x\to 0^{+}}f(x)=-\infty}$</w:t>
-            </w:r>
-            <w:r>
-              <w:rPr>
-                <w:rtl/>
-              </w:rPr>
-              <w:t xml:space="preserve"> </w:t>
-            </w:r>
-            <w:r>
-              <w:rPr>
-                <w:rtl/>
-              </w:rPr>
-              <w:t xml:space="preserve">(محور التراتيب مقارب) ؛</w:t>
-            </w:r>
-            <w:r>
-              <w:rPr>
-                <w:rtl/>
-              </w:rPr>
-              <w:t xml:space="preserve"> </w:t>
-            </w:r>
-            <w:r>
-              <w:rPr>
-                <w:rtl/>
-              </w:rPr>
-              <w:t xml:space="preserve">‎$\RR{\lim\limits_{x\to +\infty}f(x)=0}$</w:t>
-            </w:r>
-            <w:r>
-              <w:rPr>
-                <w:rtl/>
-              </w:rPr>
-              <w:t xml:space="preserve"> </w:t>
-            </w:r>
-            <w:r>
-              <w:rPr>
-                <w:rtl/>
-              </w:rPr>
-              <w:t xml:space="preserve">(نهاية شهيرة ، محور الفواصل مقارب).</w:t>
-            </w:r>
-          </w:p>
-        </w:tc>
-        <w:tc>
-          <w:tcPr>
-            <w:shd w:val="clear" w:color="auto" w:fill="E4E7ED"/>
-          </w:tcPr>
-          <w:p>
-            <w:pPr>
-              <w:pStyle w:val="Compact"/>
-              <w:bidi/>
-              <w:jc w:val="left"/>
-            </w:pPr>
-            <w:r>
-              <w:rPr>
-                <w:rtl/>
-              </w:rPr>
-              <w:t xml:space="preserve"/>
-            </w:r>
-          </w:p>
-        </w:tc>
-      </w:tr>
-      <w:tr>
-        <w:tc>
-          <w:tcPr/>
-          <w:p>
-            <w:pPr>
-              <w:pStyle w:val="Compact"/>
-              <w:bidi/>
-              <w:jc w:val="left"/>
-            </w:pPr>
-            <w:r>
-              <w:rPr>
-                <w:rtl/>
-              </w:rPr>
-              <w:t xml:space="preserve">رسم بالحاسبة للتحقق.</w:t>
-            </w:r>
-          </w:p>
-        </w:tc>
-        <w:tc>
-          <w:tcPr/>
-          <w:p>
-            <w:pPr>
-              <w:pStyle w:val="Compact"/>
-              <w:bidi/>
-              <w:jc w:val="left"/>
-            </w:pPr>
-            <w:r>
-              <w:rPr>
-                <w:rtl/>
-              </w:rPr>
-              <w:t xml:space="preserve">50 د</w:t>
-            </w:r>
-          </w:p>
-        </w:tc>
-        <w:tc>
-          <w:tcPr/>
-          <w:p>
-            <w:pPr>
-              <w:bidi/>
-              <w:jc w:val="left"/>
-            </w:pPr>
-            <w:r>
-              <w:rPr>
-                <w:b/>
-                <w:bCs/>
-                <w:rtl/>
-              </w:rPr>
-              <w:t xml:space="preserve">[الدراسة]</w:t>
-            </w:r>
-          </w:p>
-          <w:p>
-            <w:pPr>
-              <w:bidi/>
-              <w:jc w:val="left"/>
-            </w:pPr>
-            <w:r>
-              <w:rPr>
-                <w:b/>
-                <w:bCs/>
-                <w:rtl/>
-              </w:rPr>
-              <w:t xml:space="preserve">(2)</w:t>
-            </w:r>
-            <w:r>
-              <w:rPr>
-                <w:rtl/>
-              </w:rPr>
-              <w:t xml:space="preserve"> </w:t>
-            </w:r>
-            <w:r>
-              <w:rPr>
-                <w:rtl/>
-              </w:rPr>
-              <w:t xml:space="preserve">‎$f^{\prime}(x)=\dfrac{\frac1x\times x-\ln x\times1}{x^2}=\RR{\dfrac{1-\ln x}{x^2}}$</w:t>
-            </w:r>
-            <w:r>
-              <w:rPr>
-                <w:rtl/>
-              </w:rPr>
-              <w:t xml:space="preserve"> </w:t>
-            </w:r>
-            <w:r>
-              <w:rPr>
-                <w:rtl/>
-              </w:rPr>
-              <w:t xml:space="preserve">، إشارتها من إشارة</w:t>
-            </w:r>
-            <w:r>
-              <w:rPr>
-                <w:rtl/>
-              </w:rPr>
-              <w:t xml:space="preserve"> </w:t>
-            </w:r>
-            <m:oMath>
-              <m:r>
-                <m:t>1</m:t>
-              </m:r>
-              <m:r>
-                <m:rPr>
-                  <m:sty m:val="p"/>
-                </m:rPr>
-                <m:t>−</m:t>
-              </m:r>
-              <m:r>
-                <m:rPr>
-                  <m:sty m:val="p"/>
-                </m:rPr>
-                <m:t>ln</m:t>
-              </m:r>
-              <m:r>
-                <m:t>x</m:t>
-              </m:r>
-            </m:oMath>
-            <w:r>
-              <w:rPr>
-                <w:rtl/>
-              </w:rPr>
-              <w:t xml:space="preserve">: موجبة لما</w:t>
-            </w:r>
-            <w:r>
-              <w:rPr>
-                <w:rtl/>
-              </w:rPr>
-              <w:t xml:space="preserve"> </w:t>
-            </w:r>
-            <m:oMath>
-              <m:r>
-                <m:t>x</m:t>
-              </m:r>
-              <m:r>
-                <m:rPr>
-                  <m:sty m:val="p"/>
-                </m:rPr>
-                <m:t>&lt;</m:t>
-              </m:r>
-              <m:r>
-                <m:t>e</m:t>
-              </m:r>
-            </m:oMath>
-            <w:r>
-              <w:rPr>
-                <w:rtl/>
-              </w:rPr>
-              <w:t xml:space="preserve">. و</w:t>
-            </w:r>
-            <w:r>
-              <w:rPr>
-                <w:rtl/>
-              </w:rPr>
-              <w:t xml:space="preserve"> </w:t>
-            </w:r>
-            <m:oMath>
+            <m:oMath>
+              <m:limLow>
+                <m:e>
+                  <m:r>
+                    <m:rPr>
+                      <m:sty m:val="p"/>
+                    </m:rPr>
+                    <m:t>lim</m:t>
+                  </m:r>
+                </m:e>
+                <m:lim>
+                  <m:r>
+                    <m:t>x</m:t>
+                  </m:r>
+                  <m:r>
+                    <m:rPr>
+                      <m:sty m:val="p"/>
+                    </m:rPr>
+                    <m:t>→</m:t>
+                  </m:r>
+                  <m:sSup>
+                    <m:e>
+                      <m:r>
+                        <m:t>0</m:t>
+                      </m:r>
+                    </m:e>
+                    <m:sup>
+                      <m:r>
+                        <m:rPr>
+                          <m:sty m:val="p"/>
+                        </m:rPr>
+                        <m:t>+</m:t>
+                      </m:r>
+                    </m:sup>
+                  </m:sSup>
+                </m:lim>
+              </m:limLow>
               <m:r>
                 <m:t>f</m:t>
               </m:r>
@@ -17724,7 +20758,234 @@
                 </m:dPr>
                 <m:e>
                   <m:r>
-                    <m:t>e</m:t>
+                    <m:t>x</m:t>
+                  </m:r>
+                </m:e>
+              </m:d>
+              <m:r>
+                <m:rPr>
+                  <m:sty m:val="p"/>
+                </m:rPr>
+                <m:t>=</m:t>
+              </m:r>
+              <m:r>
+                <m:rPr>
+                  <m:sty m:val="p"/>
+                </m:rPr>
+                <m:t>−</m:t>
+              </m:r>
+              <m:r>
+                <m:rPr>
+                  <m:sty m:val="p"/>
+                </m:rPr>
+                <m:t>∞</m:t>
+              </m:r>
+            </m:oMath>
+            <w:r>
+              <w:rPr>
+                <w:rtl/>
+              </w:rPr>
+              <w:t xml:space="preserve"> </w:t>
+            </w:r>
+            <w:r>
+              <w:rPr>
+                <w:rtl/>
+              </w:rPr>
+              <w:t xml:space="preserve">(محور التراتيب مقارب) ؛</w:t>
+            </w:r>
+            <w:r>
+              <w:rPr>
+                <w:rtl/>
+              </w:rPr>
+              <w:t xml:space="preserve"> </w:t>
+            </w:r>
+            <m:oMath>
+              <m:limLow>
+                <m:e>
+                  <m:r>
+                    <m:rPr>
+                      <m:sty m:val="p"/>
+                    </m:rPr>
+                    <m:t>lim</m:t>
+                  </m:r>
+                </m:e>
+                <m:lim>
+                  <m:r>
+                    <m:t>x</m:t>
+                  </m:r>
+                  <m:r>
+                    <m:rPr>
+                      <m:sty m:val="p"/>
+                    </m:rPr>
+                    <m:t>→</m:t>
+                  </m:r>
+                  <m:r>
+                    <m:rPr>
+                      <m:sty m:val="p"/>
+                    </m:rPr>
+                    <m:t>+</m:t>
+                  </m:r>
+                  <m:r>
+                    <m:rPr>
+                      <m:sty m:val="p"/>
+                    </m:rPr>
+                    <m:t>∞</m:t>
+                  </m:r>
+                </m:lim>
+              </m:limLow>
+              <m:r>
+                <m:t>f</m:t>
+              </m:r>
+              <m:d>
+                <m:dPr>
+                  <m:begChr m:val="("/>
+                  <m:endChr m:val=")"/>
+                  <m:sepChr m:val=""/>
+                  <m:grow/>
+                </m:dPr>
+                <m:e>
+                  <m:r>
+                    <m:t>x</m:t>
+                  </m:r>
+                </m:e>
+              </m:d>
+              <m:r>
+                <m:rPr>
+                  <m:sty m:val="p"/>
+                </m:rPr>
+                <m:t>=</m:t>
+              </m:r>
+              <m:r>
+                <m:t>0</m:t>
+              </m:r>
+            </m:oMath>
+            <w:r>
+              <w:rPr>
+                <w:rtl/>
+              </w:rPr>
+              <w:t xml:space="preserve"> </w:t>
+            </w:r>
+            <w:r>
+              <w:rPr>
+                <w:rtl/>
+              </w:rPr>
+              <w:t xml:space="preserve">(نهاية شهيرة ، محور الفواصل مقارب).</w:t>
+            </w:r>
+          </w:p>
+        </w:tc>
+        <w:tc>
+          <w:tcPr>
+            <w:shd w:val="clear" w:color="auto" w:fill="E4E7ED"/>
+          </w:tcPr>
+          <w:p>
+            <w:pPr>
+              <w:pStyle w:val="Compact"/>
+              <w:bidi/>
+              <w:jc w:val="left"/>
+            </w:pPr>
+            <w:r>
+              <w:rPr>
+                <w:rtl/>
+              </w:rPr>
+              <w:t xml:space="preserve"/>
+            </w:r>
+          </w:p>
+        </w:tc>
+      </w:tr>
+      <w:tr>
+        <w:tc>
+          <w:tcPr/>
+          <w:p>
+            <w:pPr>
+              <w:pStyle w:val="Compact"/>
+              <w:bidi/>
+              <w:jc w:val="left"/>
+            </w:pPr>
+            <w:r>
+              <w:rPr>
+                <w:rtl/>
+              </w:rPr>
+              <w:t xml:space="preserve">رسم بالحاسبة للتحقق.</w:t>
+            </w:r>
+          </w:p>
+        </w:tc>
+        <w:tc>
+          <w:tcPr/>
+          <w:p>
+            <w:pPr>
+              <w:pStyle w:val="Compact"/>
+              <w:bidi/>
+              <w:jc w:val="left"/>
+            </w:pPr>
+            <w:r>
+              <w:rPr>
+                <w:rtl/>
+              </w:rPr>
+              <w:t xml:space="preserve">50 د</w:t>
+            </w:r>
+          </w:p>
+        </w:tc>
+        <w:tc>
+          <w:tcPr/>
+          <w:p>
+            <w:pPr>
+              <w:bidi/>
+              <w:jc w:val="left"/>
+            </w:pPr>
+            <w:r>
+              <w:rPr>
+                <w:b/>
+                <w:bCs/>
+                <w:rtl/>
+              </w:rPr>
+              <w:t xml:space="preserve">[الدراسة]</w:t>
+            </w:r>
+          </w:p>
+          <w:p>
+            <w:pPr>
+              <w:bidi/>
+              <w:jc w:val="left"/>
+            </w:pPr>
+            <w:r>
+              <w:rPr>
+                <w:b/>
+                <w:bCs/>
+                <w:rtl/>
+              </w:rPr>
+              <w:t xml:space="preserve">(2)</w:t>
+            </w:r>
+            <w:r>
+              <w:rPr>
+                <w:rtl/>
+              </w:rPr>
+              <w:t xml:space="preserve"> </w:t>
+            </w:r>
+            <m:oMath>
+              <m:sSup>
+                <m:e>
+                  <m:r>
+                    <m:t>f</m:t>
+                  </m:r>
+                </m:e>
+                <m:sup>
+                  <m:r>
+                    <m:rPr>
+                      <m:sty m:val="p"/>
+                    </m:rPr>
+                    <m:t>′</m:t>
+                  </m:r>
+                </m:sup>
+              </m:sSup>
+              <m:d>
+                <m:dPr>
+                  <m:begChr m:val="("/>
+                  <m:endChr m:val=")"/>
+                  <m:sepChr m:val=""/>
+                  <m:grow/>
+                </m:dPr>
+                <m:e>
+                  <m:r>
+                    <m:t>x</m:t>
                   </m:r>
                 </m:e>
               </m:d>
@@ -17739,16 +21000,230 @@
                   <m:type m:val="bar"/>
                 </m:fPr>
                 <m:num>
+                  <m:f>
+                    <m:fPr>
+                      <m:type m:val="bar"/>
+                    </m:fPr>
+                    <m:num>
+                      <m:r>
+                        <m:t>1</m:t>
+                      </m:r>
+                    </m:num>
+                    <m:den>
+                      <m:r>
+                        <m:t>x</m:t>
+                      </m:r>
+                    </m:den>
+                  </m:f>
+                  <m:r>
+                    <m:rPr>
+                      <m:sty m:val="p"/>
+                    </m:rPr>
+                    <m:t>×</m:t>
+                  </m:r>
+                  <m:r>
+                    <m:t>x</m:t>
+                  </m:r>
+                  <m:r>
+                    <m:rPr>
+                      <m:sty m:val="p"/>
+                    </m:rPr>
+                    <m:t>−</m:t>
+                  </m:r>
+                  <m:r>
+                    <m:rPr>
+                      <m:sty m:val="p"/>
+                    </m:rPr>
+                    <m:t>ln</m:t>
+                  </m:r>
+                  <m:r>
+                    <m:t>x</m:t>
+                  </m:r>
+                  <m:r>
+                    <m:rPr>
+                      <m:sty m:val="p"/>
+                    </m:rPr>
+                    <m:t>×</m:t>
+                  </m:r>
                   <m:r>
                     <m:t>1</m:t>
                   </m:r>
                 </m:num>
                 <m:den>
-                  <m:r>
-                    <m:t>e</m:t>
-                  </m:r>
+                  <m:sSup>
+                    <m:e>
+                      <m:r>
+                        <m:t>x</m:t>
+                      </m:r>
+                    </m:e>
+                    <m:sup>
+                      <m:r>
+                        <m:t>2</m:t>
+                      </m:r>
+                    </m:sup>
+                  </m:sSup>
                 </m:den>
               </m:f>
+              <m:r>
+                <m:rPr>
+                  <m:sty m:val="p"/>
+                </m:rPr>
+                <m:t>=</m:t>
+              </m:r>
+              <m:f>
+                <m:fPr>
+                  <m:type m:val="bar"/>
+                </m:fPr>
+                <m:num>
+                  <m:r>
+                    <m:t>1</m:t>
+                  </m:r>
+                  <m:r>
+                    <m:rPr>
+                      <m:sty m:val="p"/>
+                    </m:rPr>
+                    <m:t>−</m:t>
+                  </m:r>
+                  <m:r>
+                    <m:rPr>
+                      <m:sty m:val="p"/>
+                    </m:rPr>
+                    <m:t>ln</m:t>
+                  </m:r>
+                  <m:r>
+                    <m:t>x</m:t>
+                  </m:r>
+                </m:num>
+                <m:den>
+                  <m:sSup>
+                    <m:e>
+                      <m:r>
+                        <m:t>x</m:t>
+                      </m:r>
+                    </m:e>
+                    <m:sup>
+                      <m:r>
+                        <m:t>2</m:t>
+                      </m:r>
+                    </m:sup>
+                  </m:sSup>
+                </m:den>
+              </m:f>
+            </m:oMath>
+            <w:r>
+              <w:rPr>
+                <w:rtl/>
+              </w:rPr>
+              <w:t xml:space="preserve"> </w:t>
+            </w:r>
+            <w:r>
+              <w:rPr>
+                <w:rtl/>
+              </w:rPr>
+              <w:t xml:space="preserve">، إشارتها من إشارة</w:t>
+            </w:r>
+            <w:r>
+              <w:rPr>
+                <w:rtl/>
+              </w:rPr>
+              <w:t xml:space="preserve"> </w:t>
+            </w:r>
+            <m:oMath>
+              <m:r>
+                <m:t>1</m:t>
+              </m:r>
+              <m:r>
+                <m:rPr>
+                  <m:sty m:val="p"/>
+                </m:rPr>
+                <m:t>−</m:t>
+              </m:r>
+              <m:r>
+                <m:rPr>
+                  <m:sty m:val="p"/>
+                </m:rPr>
+                <m:t>ln</m:t>
+              </m:r>
+              <m:r>
+                <m:t>x</m:t>
+              </m:r>
+            </m:oMath>
+            <w:r>
+              <w:rPr>
+                <w:rtl/>
+              </w:rPr>
+              <w:t xml:space="preserve">: موجبة لما</w:t>
+            </w:r>
+            <w:r>
+              <w:rPr>
+                <w:rtl/>
+              </w:rPr>
+              <w:t xml:space="preserve"> </w:t>
+            </w:r>
+            <m:oMath>
+              <m:r>
+                <m:t>x</m:t>
+              </m:r>
+              <m:r>
+                <m:rPr>
+                  <m:sty m:val="p"/>
+                </m:rPr>
+                <m:t>&lt;</m:t>
+              </m:r>
+              <m:r>
+                <m:t>e</m:t>
+              </m:r>
+            </m:oMath>
+            <w:r>
+              <w:rPr>
+                <w:rtl/>
+              </w:rPr>
+              <w:t xml:space="preserve">. و</w:t>
+            </w:r>
+            <w:r>
+              <w:rPr>
+                <w:rtl/>
+              </w:rPr>
+              <w:t xml:space="preserve"> </w:t>
+            </w:r>
+            <m:oMath>
+              <m:r>
+                <m:t>f</m:t>
+              </m:r>
+              <m:d>
+                <m:dPr>
+                  <m:begChr m:val="("/>
+                  <m:endChr m:val=")"/>
+                  <m:sepChr m:val=""/>
+                  <m:grow/>
+                </m:dPr>
+                <m:e>
+                  <m:r>
+                    <m:t>e</m:t>
+                  </m:r>
+                </m:e>
+              </m:d>
+              <m:r>
+                <m:rPr>
+                  <m:sty m:val="p"/>
+                </m:rPr>
+                <m:t>=</m:t>
+              </m:r>
+              <m:f>
+                <m:fPr>
+                  <m:type m:val="bar"/>
+                </m:fPr>
+                <m:num>
+                  <m:r>
+                    <m:t>1</m:t>
+                  </m:r>
+                </m:num>
+                <m:den>
+                  <m:r>
+                    <m:t>e</m:t>
+                  </m:r>
+                </m:den>
+              </m:f>
             </m:oMath>
             <w:r>
               <w:rPr>
@@ -17768,7 +21243,7 @@
               </w:rPr>
               <w:drawing>
                 <wp:inline>
-                  <wp:extent cx="2772554" cy="916042"/>
+                  <wp:extent cx="3118104" cy="1028700"/>
                   <wp:docPr id="5" name="Picture 5"/>
                   <wp:cNvGraphicFramePr>
                     <a:graphicFrameLocks noChangeAspect="1"/>
@@ -17777,7 +21252,7 @@
                     <a:graphicData uri="http://schemas.openxmlformats.org/drawingml/2006/picture">
                       <pic:pic>
                         <pic:nvPicPr>
-                          <pic:cNvPr id="0" name="e62f67cab0cf0b47.png"/>
+                          <pic:cNvPr id="0" name="12ba9c5d1e8a5dc3.png"/>
                           <pic:cNvPicPr/>
                         </pic:nvPicPr>
                         <pic:blipFill>
@@ -17789,7 +21264,7 @@
                         <pic:spPr>
                           <a:xfrm>
                             <a:off x="0" y="0"/>
-                            <a:ext cx="2772554" cy="916042"/>
+                            <a:ext cx="3118104" cy="1028700"/>
                           </a:xfrm>
                           <a:prstGeom prst="rect"/>
                         </pic:spPr>
@@ -17928,12 +21403,30 @@
               </w:rPr>
               <w:t xml:space="preserve"> </w:t>
             </w:r>
-            <w:r>
-              <w:rPr>
-                <w:rtl/>
-              </w:rPr>
-              <w:t xml:space="preserve">‎$\RR{(1;0)}$</w:t>
-            </w:r>
+            <m:oMath>
+              <m:d>
+                <m:dPr>
+                  <m:begChr m:val="("/>
+                  <m:endChr m:val=")"/>
+                  <m:sepChr m:val=""/>
+                  <m:grow/>
+                </m:dPr>
+                <m:e>
+                  <m:r>
+                    <m:t>1</m:t>
+                  </m:r>
+                  <m:r>
+                    <m:rPr>
+                      <m:sty m:val="p"/>
+                    </m:rPr>
+                    <m:t>;</m:t>
+                  </m:r>
+                  <m:r>
+                    <m:t>0</m:t>
+                  </m:r>
+                </m:e>
+              </m:d>
+            </m:oMath>
             <w:r>
               <w:rPr>
                 <w:rtl/>
@@ -17952,7 +21445,7 @@
               </w:rPr>
               <w:drawing>
                 <wp:inline>
-                  <wp:extent cx="2772554" cy="1670066"/>
+                  <wp:extent cx="3108959" cy="1869947"/>
                   <wp:docPr id="6" name="Picture 6"/>
                   <wp:cNvGraphicFramePr>
                     <a:graphicFrameLocks noChangeAspect="1"/>
@@ -17961,7 +21454,7 @@
                     <a:graphicData uri="http://schemas.openxmlformats.org/drawingml/2006/picture">
                       <pic:pic>
                         <pic:nvPicPr>
-                          <pic:cNvPr id="0" name="ff455d191851286f.png"/>
+                          <pic:cNvPr id="0" name="ace7ed3d63d5eeb2.png"/>
                           <pic:cNvPicPr/>
                         </pic:nvPicPr>
                         <pic:blipFill>
@@ -17973,7 +21466,7 @@
                         <pic:spPr>
                           <a:xfrm>
                             <a:off x="0" y="0"/>
-                            <a:ext cx="2772554" cy="1670066"/>
+                            <a:ext cx="3108959" cy="1869947"/>
                           </a:xfrm>
                           <a:prstGeom prst="rect"/>
                         </pic:spPr>
@@ -18569,110 +22062,40 @@
               </w:rPr>
               <w:t xml:space="preserve"> </w:t>
             </w:r>
-            <w:r>
-              <w:rPr>
-                <w:rtl/>
-              </w:rPr>
-              <w:t xml:space="preserve">‎$\lim\limits_{x\to -\infty}g(x)=\lim\limits_{x\to -\infty}\left(xe^x-e^x\right)=0-0=\RR{0}$</w:t>
-            </w:r>
-            <w:r>
-              <w:rPr>
-                <w:rtl/>
-              </w:rPr>
-              <w:t xml:space="preserve"> </w:t>
-            </w:r>
-            <w:r>
-              <w:rPr>
-                <w:rtl/>
-              </w:rPr>
-              <w:t xml:space="preserve">؛</w:t>
-            </w:r>
-            <w:r>
-              <w:rPr>
-                <w:rtl/>
-              </w:rPr>
-              <w:t xml:space="preserve"> </w:t>
-            </w:r>
-            <w:r>
-              <w:rPr>
-                <w:rtl/>
-              </w:rPr>
-              <w:t xml:space="preserve">‎$\lim\limits_{x\to +\infty}g(x)=\RR{+\infty}$</w:t>
-            </w:r>
-            <w:r>
-              <w:rPr>
-                <w:rtl/>
-              </w:rPr>
-              <w:t xml:space="preserve">.</w:t>
-            </w:r>
-          </w:p>
-          <w:p>
-            <w:pPr>
-              <w:bidi/>
-              <w:jc w:val="left"/>
-            </w:pPr>
-            <w:r>
-              <w:rPr>
-                <w:b/>
-                <w:bCs/>
-                <w:rtl/>
-              </w:rPr>
-              <w:t xml:space="preserve">(2)</w:t>
-            </w:r>
-            <w:r>
-              <w:rPr>
-                <w:rtl/>
-              </w:rPr>
-              <w:t xml:space="preserve"> </w:t>
-            </w:r>
-            <w:r>
-              <w:rPr>
-                <w:rtl/>
-              </w:rPr>
-              <w:t xml:space="preserve">‎$g^{\prime}(x)=e^x+(x-1)e^x=\RR{xe^x}$</w:t>
-            </w:r>
-            <w:r>
-              <w:rPr>
-                <w:rtl/>
-              </w:rPr>
-              <w:t xml:space="preserve"> </w:t>
-            </w:r>
-            <w:r>
-              <w:rPr>
-                <w:rtl/>
-              </w:rPr>
-              <w:t xml:space="preserve">، إشارتها من إشارة</w:t>
-            </w:r>
-            <w:r>
-              <w:rPr>
-                <w:rtl/>
-              </w:rPr>
-              <w:t xml:space="preserve"> </w:t>
-            </w:r>
-            <m:oMath>
-              <m:r>
-                <m:t>x</m:t>
-              </m:r>
-            </m:oMath>
-            <w:r>
-              <w:rPr>
-                <w:rtl/>
-              </w:rPr>
-              <w:t xml:space="preserve"> </w:t>
-            </w:r>
-            <w:r>
-              <w:rPr>
-                <w:rtl/>
-              </w:rPr>
-              <w:t xml:space="preserve">؛</w:t>
-            </w:r>
-            <w:r>
-              <w:rPr>
-                <w:rtl/>
-              </w:rPr>
-              <w:t xml:space="preserve"> </w:t>
-            </w:r>
-            <m:oMath>
+            <m:oMath>
+              <m:limLow>
+                <m:e>
+                  <m:r>
+                    <m:rPr>
+                      <m:sty m:val="p"/>
+                    </m:rPr>
+                    <m:t>lim</m:t>
+                  </m:r>
+                </m:e>
+                <m:lim>
+                  <m:r>
+                    <m:t>x</m:t>
+                  </m:r>
+                  <m:r>
+                    <m:rPr>
+                      <m:sty m:val="p"/>
+                    </m:rPr>
+                    <m:t>→</m:t>
+                  </m:r>
+                  <m:r>
+                    <m:rPr>
+                      <m:sty m:val="p"/>
+                    </m:rPr>
+                    <m:t>−</m:t>
+                  </m:r>
+                  <m:r>
+                    <m:rPr>
+                      <m:sty m:val="p"/>
+                    </m:rPr>
+                    <m:t>∞</m:t>
+                  </m:r>
+                </m:lim>
+              </m:limLow>
               <m:r>
                 <m:t>g</m:t>
               </m:r>
@@ -18685,7 +22108,7 @@
                 </m:dPr>
                 <m:e>
                   <m:r>
-                    <m:t>0</m:t>
+                    <m:t>x</m:t>
                   </m:r>
                 </m:e>
               </m:d>
@@ -18695,6 +22118,396 @@
                 </m:rPr>
                 <m:t>=</m:t>
               </m:r>
+              <m:limLow>
+                <m:e>
+                  <m:r>
+                    <m:rPr>
+                      <m:sty m:val="p"/>
+                    </m:rPr>
+                    <m:t>lim</m:t>
+                  </m:r>
+                </m:e>
+                <m:lim>
+                  <m:r>
+                    <m:t>x</m:t>
+                  </m:r>
+                  <m:r>
+                    <m:rPr>
+                      <m:sty m:val="p"/>
+                    </m:rPr>
+                    <m:t>→</m:t>
+                  </m:r>
+                  <m:r>
+                    <m:rPr>
+                      <m:sty m:val="p"/>
+                    </m:rPr>
+                    <m:t>−</m:t>
+                  </m:r>
+                  <m:r>
+                    <m:rPr>
+                      <m:sty m:val="p"/>
+                    </m:rPr>
+                    <m:t>∞</m:t>
+                  </m:r>
+                </m:lim>
+              </m:limLow>
+              <m:d>
+                <m:dPr>
+                  <m:begChr m:val="("/>
+                  <m:endChr m:val=")"/>
+                  <m:sepChr m:val=""/>
+                  <m:grow/>
+                </m:dPr>
+                <m:e>
+                  <m:r>
+                    <m:t>x</m:t>
+                  </m:r>
+                  <m:sSup>
+                    <m:e>
+                      <m:r>
+                        <m:t>e</m:t>
+                      </m:r>
+                    </m:e>
+                    <m:sup>
+                      <m:r>
+                        <m:t>x</m:t>
+                      </m:r>
+                    </m:sup>
+                  </m:sSup>
+                  <m:r>
+                    <m:rPr>
+                      <m:sty m:val="p"/>
+                    </m:rPr>
+                    <m:t>−</m:t>
+                  </m:r>
+                  <m:sSup>
+                    <m:e>
+                      <m:r>
+                        <m:t>e</m:t>
+                      </m:r>
+                    </m:e>
+                    <m:sup>
+                      <m:r>
+                        <m:t>x</m:t>
+                      </m:r>
+                    </m:sup>
+                  </m:sSup>
+                </m:e>
+              </m:d>
+              <m:r>
+                <m:rPr>
+                  <m:sty m:val="p"/>
+                </m:rPr>
+                <m:t>=</m:t>
+              </m:r>
+              <m:r>
+                <m:t>0</m:t>
+              </m:r>
+              <m:r>
+                <m:rPr>
+                  <m:sty m:val="p"/>
+                </m:rPr>
+                <m:t>−</m:t>
+              </m:r>
+              <m:r>
+                <m:t>0</m:t>
+              </m:r>
+              <m:r>
+                <m:rPr>
+                  <m:sty m:val="p"/>
+                </m:rPr>
+                <m:t>=</m:t>
+              </m:r>
+              <m:r>
+                <m:t>0</m:t>
+              </m:r>
+            </m:oMath>
+            <w:r>
+              <w:rPr>
+                <w:rtl/>
+              </w:rPr>
+              <w:t xml:space="preserve"> </w:t>
+            </w:r>
+            <w:r>
+              <w:rPr>
+                <w:rtl/>
+              </w:rPr>
+              <w:t xml:space="preserve">؛</w:t>
+            </w:r>
+            <w:r>
+              <w:rPr>
+                <w:rtl/>
+              </w:rPr>
+              <w:t xml:space="preserve"> </w:t>
+            </w:r>
+            <m:oMath>
+              <m:limLow>
+                <m:e>
+                  <m:r>
+                    <m:rPr>
+                      <m:sty m:val="p"/>
+                    </m:rPr>
+                    <m:t>lim</m:t>
+                  </m:r>
+                </m:e>
+                <m:lim>
+                  <m:r>
+                    <m:t>x</m:t>
+                  </m:r>
+                  <m:r>
+                    <m:rPr>
+                      <m:sty m:val="p"/>
+                    </m:rPr>
+                    <m:t>→</m:t>
+                  </m:r>
+                  <m:r>
+                    <m:rPr>
+                      <m:sty m:val="p"/>
+                    </m:rPr>
+                    <m:t>+</m:t>
+                  </m:r>
+                  <m:r>
+                    <m:rPr>
+                      <m:sty m:val="p"/>
+                    </m:rPr>
+                    <m:t>∞</m:t>
+                  </m:r>
+                </m:lim>
+              </m:limLow>
+              <m:r>
+                <m:t>g</m:t>
+              </m:r>
+              <m:d>
+                <m:dPr>
+                  <m:begChr m:val="("/>
+                  <m:endChr m:val=")"/>
+                  <m:sepChr m:val=""/>
+                  <m:grow/>
+                </m:dPr>
+                <m:e>
+                  <m:r>
+                    <m:t>x</m:t>
+                  </m:r>
+                </m:e>
+              </m:d>
+              <m:r>
+                <m:rPr>
+                  <m:sty m:val="p"/>
+                </m:rPr>
+                <m:t>=</m:t>
+              </m:r>
+              <m:r>
+                <m:rPr>
+                  <m:sty m:val="p"/>
+                </m:rPr>
+                <m:t>+</m:t>
+              </m:r>
+              <m:r>
+                <m:rPr>
+                  <m:sty m:val="p"/>
+                </m:rPr>
+                <m:t>∞</m:t>
+              </m:r>
+            </m:oMath>
+            <w:r>
+              <w:rPr>
+                <w:rtl/>
+              </w:rPr>
+              <w:t xml:space="preserve">.</w:t>
+            </w:r>
+          </w:p>
+          <w:p>
+            <w:pPr>
+              <w:bidi/>
+              <w:jc w:val="left"/>
+            </w:pPr>
+            <w:r>
+              <w:rPr>
+                <w:b/>
+                <w:bCs/>
+                <w:rtl/>
+              </w:rPr>
+              <w:t xml:space="preserve">(2)</w:t>
+            </w:r>
+            <w:r>
+              <w:rPr>
+                <w:rtl/>
+              </w:rPr>
+              <w:t xml:space="preserve"> </w:t>
+            </w:r>
+            <m:oMath>
+              <m:sSup>
+                <m:e>
+                  <m:r>
+                    <m:t>g</m:t>
+                  </m:r>
+                </m:e>
+                <m:sup>
+                  <m:r>
+                    <m:rPr>
+                      <m:sty m:val="p"/>
+                    </m:rPr>
+                    <m:t>′</m:t>
+                  </m:r>
+                </m:sup>
+              </m:sSup>
+              <m:d>
+                <m:dPr>
+                  <m:begChr m:val="("/>
+                  <m:endChr m:val=")"/>
+                  <m:sepChr m:val=""/>
+                  <m:grow/>
+                </m:dPr>
+                <m:e>
+                  <m:r>
+                    <m:t>x</m:t>
+                  </m:r>
+                </m:e>
+              </m:d>
+              <m:r>
+                <m:rPr>
+                  <m:sty m:val="p"/>
+                </m:rPr>
+                <m:t>=</m:t>
+              </m:r>
+              <m:sSup>
+                <m:e>
+                  <m:r>
+                    <m:t>e</m:t>
+                  </m:r>
+                </m:e>
+                <m:sup>
+                  <m:r>
+                    <m:t>x</m:t>
+                  </m:r>
+                </m:sup>
+              </m:sSup>
+              <m:r>
+                <m:rPr>
+                  <m:sty m:val="p"/>
+                </m:rPr>
+                <m:t>+</m:t>
+              </m:r>
+              <m:d>
+                <m:dPr>
+                  <m:begChr m:val="("/>
+                  <m:endChr m:val=")"/>
+                  <m:sepChr m:val=""/>
+                  <m:grow/>
+                </m:dPr>
+                <m:e>
+                  <m:r>
+                    <m:t>x</m:t>
+                  </m:r>
+                  <m:r>
+                    <m:rPr>
+                      <m:sty m:val="p"/>
+                    </m:rPr>
+                    <m:t>−</m:t>
+                  </m:r>
+                  <m:r>
+                    <m:t>1</m:t>
+                  </m:r>
+                </m:e>
+              </m:d>
+              <m:sSup>
+                <m:e>
+                  <m:r>
+                    <m:t>e</m:t>
+                  </m:r>
+                </m:e>
+                <m:sup>
+                  <m:r>
+                    <m:t>x</m:t>
+                  </m:r>
+                </m:sup>
+              </m:sSup>
+              <m:r>
+                <m:rPr>
+                  <m:sty m:val="p"/>
+                </m:rPr>
+                <m:t>=</m:t>
+              </m:r>
+              <m:r>
+                <m:t>x</m:t>
+              </m:r>
+              <m:sSup>
+                <m:e>
+                  <m:r>
+                    <m:t>e</m:t>
+                  </m:r>
+                </m:e>
+                <m:sup>
+                  <m:r>
+                    <m:t>x</m:t>
+                  </m:r>
+                </m:sup>
+              </m:sSup>
+            </m:oMath>
+            <w:r>
+              <w:rPr>
+                <w:rtl/>
+              </w:rPr>
+              <w:t xml:space="preserve"> </w:t>
+            </w:r>
+            <w:r>
+              <w:rPr>
+                <w:rtl/>
+              </w:rPr>
+              <w:t xml:space="preserve">، إشارتها من إشارة</w:t>
+            </w:r>
+            <w:r>
+              <w:rPr>
+                <w:rtl/>
+              </w:rPr>
+              <w:t xml:space="preserve"> </w:t>
+            </w:r>
+            <m:oMath>
+              <m:r>
+                <m:t>x</m:t>
+              </m:r>
+            </m:oMath>
+            <w:r>
+              <w:rPr>
+                <w:rtl/>
+              </w:rPr>
+              <w:t xml:space="preserve"> </w:t>
+            </w:r>
+            <w:r>
+              <w:rPr>
+                <w:rtl/>
+              </w:rPr>
+              <w:t xml:space="preserve">؛</w:t>
+            </w:r>
+            <w:r>
+              <w:rPr>
+                <w:rtl/>
+              </w:rPr>
+              <w:t xml:space="preserve"> </w:t>
+            </w:r>
+            <m:oMath>
+              <m:r>
+                <m:t>g</m:t>
+              </m:r>
+              <m:d>
+                <m:dPr>
+                  <m:begChr m:val="("/>
+                  <m:endChr m:val=")"/>
+                  <m:sepChr m:val=""/>
+                  <m:grow/>
+                </m:dPr>
+                <m:e>
+                  <m:r>
+                    <m:t>0</m:t>
+                  </m:r>
+                </m:e>
+              </m:d>
+              <m:r>
+                <m:rPr>
+                  <m:sty m:val="p"/>
+                </m:rPr>
+                <m:t>=</m:t>
+              </m:r>
               <m:r>
                 <m:rPr>
                   <m:sty m:val="p"/>
@@ -18723,7 +22536,7 @@
               </w:rPr>
               <w:drawing>
                 <wp:inline>
-                  <wp:extent cx="2772554" cy="916042"/>
+                  <wp:extent cx="3118104" cy="1028700"/>
                   <wp:docPr id="7" name="Picture 7"/>
                   <wp:cNvGraphicFramePr>
                     <a:graphicFrameLocks noChangeAspect="1"/>
@@ -18732,7 +22545,7 @@
                     <a:graphicData uri="http://schemas.openxmlformats.org/drawingml/2006/picture">
                       <pic:pic>
                         <pic:nvPicPr>
-                          <pic:cNvPr id="0" name="40d055d096d9299b.png"/>
+                          <pic:cNvPr id="0" name="198cd8e92a572dac.png"/>
                           <pic:cNvPicPr/>
                         </pic:nvPicPr>
                         <pic:blipFill>
@@ -18744,7 +22557,7 @@
                         <pic:spPr>
                           <a:xfrm>
                             <a:off x="0" y="0"/>
-                            <a:ext cx="2772554" cy="916042"/>
+                            <a:ext cx="3118104" cy="1028700"/>
                           </a:xfrm>
                           <a:prstGeom prst="rect"/>
                         </pic:spPr>

--- a/documents/3as_ge/modhakirat/modhakira_wahda6_3as_ge.docx
+++ b/documents/3as_ge/modhakirat/modhakira_wahda6_3as_ge.docx
@@ -296,6 +296,7 @@
               <w:rPr>
                 <w:b/>
                 <w:bCs/>
+                <w:color w:val="1F4E9C"/>
                 <w:rtl/>
               </w:rPr>
               <w:t xml:space="preserve">العناوين</w:t>
@@ -314,6 +315,7 @@
             </w:r>
             <w:r>
               <w:rPr>
+                <w:color w:val="B3261E"/>
                 <w:rtl/>
               </w:rPr>
               <w:t xml:space="preserve">النتائج</w:t>
@@ -322,13 +324,7 @@
               <w:rPr>
                 <w:rtl/>
               </w:rPr>
-              <w:t xml:space="preserve"> </w:t>
-            </w:r>
-            <w:r>
-              <w:rPr>
-                <w:rtl/>
-              </w:rPr>
-              <w:t xml:space="preserve">بلون مختلف ، وكل سؤال في سطر.</w:t>
+              <w:t xml:space="preserve"> بلون مختلف ، وكل سؤال في سطر.</w:t>
             </w:r>
           </w:p>
         </w:tc>
@@ -845,10 +841,10 @@
         <w:tblLook w:firstRow="0" w:lastRow="0" w:firstColumn="0" w:lastColumn="0" w:noHBand="0" w:noVBand="0" w:val="0000"/>
       </w:tblPr>
       <w:tblGrid>
-        <w:gridCol w:w="1084"/>
-        <w:gridCol w:w="591"/>
-        <w:gridCol w:w="7004"/>
-        <w:gridCol w:w="1183"/>
+        <w:gridCol w:w="1281"/>
+        <w:gridCol w:w="690"/>
+        <w:gridCol w:w="6511"/>
+        <w:gridCol w:w="1380"/>
       </w:tblGrid>
       <w:tr>
         <w:tc>
@@ -1228,9 +1224,11 @@
               <w:rPr>
                 <w:b/>
                 <w:bCs/>
-                <w:rtl/>
-              </w:rPr>
-              <w:t xml:space="preserve">[مناقشة النشاط صفحة 150]</w:t>
+                <w:color w:val="FFFFFF"/>
+                <w:shd w:val="clear" w:color="auto" w:fill="C76B00"/>
+                <w:rtl/>
+              </w:rPr>
+              <w:t xml:space="preserve"> مناقشة النشاط صفحة 150 </w:t>
             </w:r>
           </w:p>
           <w:p>
@@ -1554,9 +1552,11 @@
               <w:rPr>
                 <w:b/>
                 <w:bCs/>
-                <w:rtl/>
-              </w:rPr>
-              <w:t xml:space="preserve">[مناقشة النشاط]</w:t>
+                <w:color w:val="FFFFFF"/>
+                <w:shd w:val="clear" w:color="auto" w:fill="1F4E9C"/>
+                <w:rtl/>
+              </w:rPr>
+              <w:t xml:space="preserve"> مناقشة النشاط </w:t>
             </w:r>
           </w:p>
           <w:p>
@@ -1707,16 +1707,11 @@
               <w:rPr>
                 <w:rtl/>
               </w:rPr>
-              <w:t xml:space="preserve">: حسب مبرهنة القيم المتوسطة للمعادلة</w:t>
-            </w:r>
-            <w:r>
-              <w:rPr>
-                <w:rtl/>
-              </w:rPr>
-              <w:t xml:space="preserve"> </w:t>
-            </w:r>
-            <w:r>
-              <w:rPr>
+              <w:t xml:space="preserve">: حسب مبرهنة القيم المتوسطة للمعادلة </w:t>
+            </w:r>
+            <w:r>
+              <w:rPr>
+                <w:color w:val="B3261E"/>
                 <w:rtl/>
               </w:rPr>
               <w:t xml:space="preserve">حل</w:t>
@@ -1729,6 +1724,7 @@
             </w:r>
             <w:r>
               <w:rPr>
+                <w:color w:val="B3261E"/>
                 <w:rtl/>
               </w:rPr>
               <w:t xml:space="preserve">وحيد</w:t>
@@ -1737,13 +1733,7 @@
               <w:rPr>
                 <w:rtl/>
               </w:rPr>
-              <w:t xml:space="preserve"> </w:t>
-            </w:r>
-            <w:r>
-              <w:rPr>
-                <w:rtl/>
-              </w:rPr>
-              <w:t xml:space="preserve">، نرمز له بـ</w:t>
+              <w:t xml:space="preserve"> ، نرمز له بـ</w:t>
             </w:r>
             <w:r>
               <w:rPr>
@@ -1811,15 +1801,24 @@
                 <m:t>≈</m:t>
               </m:r>
               <m:r>
+                <w:rPr>
+                  <w:color w:val="B3261E"/>
+                </w:rPr>
                 <m:t>2</m:t>
               </m:r>
               <m:r>
                 <m:rPr>
                   <m:sty m:val="p"/>
                 </m:rPr>
+                <w:rPr>
+                  <w:color w:val="B3261E"/>
+                </w:rPr>
                 <m:t>,</m:t>
               </m:r>
               <m:r>
+                <w:rPr>
+                  <w:color w:val="B3261E"/>
+                </w:rPr>
                 <m:t>718</m:t>
               </m:r>
             </m:oMath>
@@ -1861,6 +1860,9 @@
                 <m:t>=</m:t>
               </m:r>
               <m:r>
+                <w:rPr>
+                  <w:color w:val="B3261E"/>
+                </w:rPr>
                 <m:t>1</m:t>
               </m:r>
             </m:oMath>
@@ -1908,15 +1910,24 @@
                 <m:t>≈</m:t>
               </m:r>
               <m:r>
+                <w:rPr>
+                  <w:color w:val="B3261E"/>
+                </w:rPr>
                 <m:t>0</m:t>
               </m:r>
               <m:r>
                 <m:rPr>
                   <m:sty m:val="p"/>
                 </m:rPr>
+                <w:rPr>
+                  <w:color w:val="B3261E"/>
+                </w:rPr>
                 <m:t>,</m:t>
               </m:r>
               <m:r>
+                <w:rPr>
+                  <w:color w:val="B3261E"/>
+                </w:rPr>
                 <m:t>368</m:t>
               </m:r>
             </m:oMath>
@@ -2012,9 +2023,11 @@
               <w:rPr>
                 <w:b/>
                 <w:bCs/>
-                <w:rtl/>
-              </w:rPr>
-              <w:t xml:space="preserve">[تعريف]</w:t>
+                <w:color w:val="FFFFFF"/>
+                <w:shd w:val="clear" w:color="auto" w:fill="1F4E9C"/>
+                <w:rtl/>
+              </w:rPr>
+              <w:t xml:space="preserve"> تعريف </w:t>
             </w:r>
             <w:r>
               <w:rPr>
@@ -2047,22 +2060,34 @@
             </w:r>
             <m:oMath>
               <m:r>
+                <w:rPr>
+                  <w:color w:val="B3261E"/>
+                </w:rPr>
                 <m:t>y</m:t>
               </m:r>
               <m:r>
                 <m:rPr>
                   <m:sty m:val="p"/>
                 </m:rPr>
+                <w:rPr>
+                  <w:color w:val="B3261E"/>
+                </w:rPr>
                 <m:t>=</m:t>
               </m:r>
               <m:sSup>
                 <m:e>
                   <m:r>
+                    <w:rPr>
+                      <w:color w:val="B3261E"/>
+                    </w:rPr>
                     <m:t>e</m:t>
                   </m:r>
                 </m:e>
                 <m:sup>
                   <m:r>
+                    <w:rPr>
+                      <w:color w:val="B3261E"/>
+                    </w:rPr>
                     <m:t>x</m:t>
                   </m:r>
                 </m:sup>
@@ -2091,18 +2116,30 @@
                 <m:rPr>
                   <m:sty m:val="p"/>
                 </m:rPr>
+                <w:rPr>
+                  <w:color w:val="B3261E"/>
+                </w:rPr>
                 <m:t>ln</m:t>
               </m:r>
               <m:r>
+                <w:rPr>
+                  <w:color w:val="B3261E"/>
+                </w:rPr>
                 <m:t>y</m:t>
               </m:r>
               <m:r>
                 <m:rPr>
                   <m:sty m:val="p"/>
                 </m:rPr>
+                <w:rPr>
+                  <w:color w:val="B3261E"/>
+                </w:rPr>
                 <m:t>=</m:t>
               </m:r>
               <m:r>
+                <w:rPr>
+                  <w:color w:val="B3261E"/>
+                </w:rPr>
                 <m:t>x</m:t>
               </m:r>
             </m:oMath>
@@ -2376,9 +2413,11 @@
               <w:rPr>
                 <w:b/>
                 <w:bCs/>
-                <w:rtl/>
-              </w:rPr>
-              <w:t xml:space="preserve">[خاصية]</w:t>
+                <w:color w:val="FFFFFF"/>
+                <w:shd w:val="clear" w:color="auto" w:fill="B3261E"/>
+                <w:rtl/>
+              </w:rPr>
+              <w:t xml:space="preserve"> خاصية </w:t>
             </w:r>
           </w:p>
           <w:p>
@@ -2404,20 +2443,32 @@
               <m:sSup>
                 <m:e>
                   <m:r>
+                    <w:rPr>
+                      <w:color w:val="B3261E"/>
+                    </w:rPr>
                     <m:t>e</m:t>
                   </m:r>
                 </m:e>
                 <m:sup>
                   <m:r>
+                    <w:rPr>
+                      <w:color w:val="B3261E"/>
+                    </w:rPr>
                     <m:t>a</m:t>
                   </m:r>
                   <m:r>
                     <m:rPr>
                       <m:sty m:val="p"/>
                     </m:rPr>
+                    <w:rPr>
+                      <w:color w:val="B3261E"/>
+                    </w:rPr>
                     <m:t>+</m:t>
                   </m:r>
                   <m:r>
+                    <w:rPr>
+                      <w:color w:val="B3261E"/>
+                    </w:rPr>
                     <m:t>b</m:t>
                   </m:r>
                 </m:sup>
@@ -2426,16 +2477,25 @@
                 <m:rPr>
                   <m:sty m:val="p"/>
                 </m:rPr>
+                <w:rPr>
+                  <w:color w:val="B3261E"/>
+                </w:rPr>
                 <m:t>=</m:t>
               </m:r>
               <m:sSup>
                 <m:e>
                   <m:r>
+                    <w:rPr>
+                      <w:color w:val="B3261E"/>
+                    </w:rPr>
                     <m:t>e</m:t>
                   </m:r>
                 </m:e>
                 <m:sup>
                   <m:r>
+                    <w:rPr>
+                      <w:color w:val="B3261E"/>
+                    </w:rPr>
                     <m:t>a</m:t>
                   </m:r>
                 </m:sup>
@@ -2443,11 +2503,17 @@
               <m:sSup>
                 <m:e>
                   <m:r>
+                    <w:rPr>
+                      <w:color w:val="B3261E"/>
+                    </w:rPr>
                     <m:t>e</m:t>
                   </m:r>
                 </m:e>
                 <m:sup>
                   <m:r>
+                    <w:rPr>
+                      <w:color w:val="B3261E"/>
+                    </w:rPr>
                     <m:t>b</m:t>
                   </m:r>
                 </m:sup>
@@ -2475,6 +2541,9 @@
               <m:sSup>
                 <m:e>
                   <m:r>
+                    <w:rPr>
+                      <w:color w:val="B3261E"/>
+                    </w:rPr>
                     <m:t>e</m:t>
                   </m:r>
                 </m:e>
@@ -2483,9 +2552,15 @@
                     <m:rPr>
                       <m:sty m:val="p"/>
                     </m:rPr>
+                    <w:rPr>
+                      <w:color w:val="B3261E"/>
+                    </w:rPr>
                     <m:t>−</m:t>
                   </m:r>
                   <m:r>
+                    <w:rPr>
+                      <w:color w:val="B3261E"/>
+                    </w:rPr>
                     <m:t>a</m:t>
                   </m:r>
                 </m:sup>
@@ -2494,6 +2569,9 @@
                 <m:rPr>
                   <m:sty m:val="p"/>
                 </m:rPr>
+                <w:rPr>
+                  <w:color w:val="B3261E"/>
+                </w:rPr>
                 <m:t>=</m:t>
               </m:r>
               <m:f>
@@ -2502,6 +2580,9 @@
                 </m:fPr>
                 <m:num>
                   <m:r>
+                    <w:rPr>
+                      <w:color w:val="B3261E"/>
+                    </w:rPr>
                     <m:t>1</m:t>
                   </m:r>
                 </m:num>
@@ -2509,11 +2590,17 @@
                   <m:sSup>
                     <m:e>
                       <m:r>
+                        <w:rPr>
+                          <w:color w:val="B3261E"/>
+                        </w:rPr>
                         <m:t>e</m:t>
                       </m:r>
                     </m:e>
                     <m:sup>
                       <m:r>
+                        <w:rPr>
+                          <w:color w:val="B3261E"/>
+                        </w:rPr>
                         <m:t>a</m:t>
                       </m:r>
                     </m:sup>
@@ -2543,20 +2630,32 @@
               <m:sSup>
                 <m:e>
                   <m:r>
+                    <w:rPr>
+                      <w:color w:val="B3261E"/>
+                    </w:rPr>
                     <m:t>e</m:t>
                   </m:r>
                 </m:e>
                 <m:sup>
                   <m:r>
+                    <w:rPr>
+                      <w:color w:val="B3261E"/>
+                    </w:rPr>
                     <m:t>a</m:t>
                   </m:r>
                   <m:r>
                     <m:rPr>
                       <m:sty m:val="p"/>
                     </m:rPr>
+                    <w:rPr>
+                      <w:color w:val="B3261E"/>
+                    </w:rPr>
                     <m:t>−</m:t>
                   </m:r>
                   <m:r>
+                    <w:rPr>
+                      <w:color w:val="B3261E"/>
+                    </w:rPr>
                     <m:t>b</m:t>
                   </m:r>
                 </m:sup>
@@ -2565,6 +2664,9 @@
                 <m:rPr>
                   <m:sty m:val="p"/>
                 </m:rPr>
+                <w:rPr>
+                  <w:color w:val="B3261E"/>
+                </w:rPr>
                 <m:t>=</m:t>
               </m:r>
               <m:f>
@@ -2575,11 +2677,17 @@
                   <m:sSup>
                     <m:e>
                       <m:r>
+                        <w:rPr>
+                          <w:color w:val="B3261E"/>
+                        </w:rPr>
                         <m:t>e</m:t>
                       </m:r>
                     </m:e>
                     <m:sup>
                       <m:r>
+                        <w:rPr>
+                          <w:color w:val="B3261E"/>
+                        </w:rPr>
                         <m:t>a</m:t>
                       </m:r>
                     </m:sup>
@@ -2589,11 +2697,17 @@
                   <m:sSup>
                     <m:e>
                       <m:r>
+                        <w:rPr>
+                          <w:color w:val="B3261E"/>
+                        </w:rPr>
                         <m:t>e</m:t>
                       </m:r>
                     </m:e>
                     <m:sup>
                       <m:r>
+                        <w:rPr>
+                          <w:color w:val="B3261E"/>
+                        </w:rPr>
                         <m:t>b</m:t>
                       </m:r>
                     </m:sup>
@@ -2633,11 +2747,17 @@
                       <m:sSup>
                         <m:e>
                           <m:r>
+                            <w:rPr>
+                              <w:color w:val="B3261E"/>
+                            </w:rPr>
                             <m:t>e</m:t>
                           </m:r>
                         </m:e>
                         <m:sup>
                           <m:r>
+                            <w:rPr>
+                              <w:color w:val="B3261E"/>
+                            </w:rPr>
                             <m:t>a</m:t>
                           </m:r>
                         </m:sup>
@@ -2647,6 +2767,9 @@
                 </m:e>
                 <m:sup>
                   <m:r>
+                    <w:rPr>
+                      <w:color w:val="B3261E"/>
+                    </w:rPr>
                     <m:t>n</m:t>
                   </m:r>
                 </m:sup>
@@ -2655,19 +2778,31 @@
                 <m:rPr>
                   <m:sty m:val="p"/>
                 </m:rPr>
+                <w:rPr>
+                  <w:color w:val="B3261E"/>
+                </w:rPr>
                 <m:t>=</m:t>
               </m:r>
               <m:sSup>
                 <m:e>
                   <m:r>
+                    <w:rPr>
+                      <w:color w:val="B3261E"/>
+                    </w:rPr>
                     <m:t>e</m:t>
                   </m:r>
                 </m:e>
                 <m:sup>
                   <m:r>
+                    <w:rPr>
+                      <w:color w:val="B3261E"/>
+                    </w:rPr>
                     <m:t>n</m:t>
                   </m:r>
                   <m:r>
+                    <w:rPr>
+                      <w:color w:val="B3261E"/>
+                    </w:rPr>
                     <m:t>a</m:t>
                   </m:r>
                 </m:sup>
@@ -2733,9 +2868,11 @@
               <w:rPr>
                 <w:b/>
                 <w:bCs/>
-                <w:rtl/>
-              </w:rPr>
-              <w:t xml:space="preserve">[البرهان]</w:t>
+                <w:color w:val="FFFFFF"/>
+                <w:shd w:val="clear" w:color="auto" w:fill="6A1B9A"/>
+                <w:rtl/>
+              </w:rPr>
+              <w:t xml:space="preserve"> البرهان </w:t>
             </w:r>
             <w:r>
               <w:rPr>
@@ -3056,9 +3193,11 @@
               <w:rPr>
                 <w:b/>
                 <w:bCs/>
-                <w:rtl/>
-              </w:rPr>
-              <w:t xml:space="preserve">[الدراسة]</w:t>
+                <w:color w:val="FFFFFF"/>
+                <w:shd w:val="clear" w:color="auto" w:fill="B3261E"/>
+                <w:rtl/>
+              </w:rPr>
+              <w:t xml:space="preserve"> الدراسة </w:t>
             </w:r>
           </w:p>
           <w:p>
@@ -3094,11 +3233,17 @@
                       <m:sSup>
                         <m:e>
                           <m:r>
+                            <w:rPr>
+                              <w:color w:val="B3261E"/>
+                            </w:rPr>
                             <m:t>e</m:t>
                           </m:r>
                         </m:e>
                         <m:sup>
                           <m:r>
+                            <w:rPr>
+                              <w:color w:val="B3261E"/>
+                            </w:rPr>
                             <m:t>x</m:t>
                           </m:r>
                         </m:sup>
@@ -3111,6 +3256,9 @@
                     <m:rPr>
                       <m:sty m:val="p"/>
                     </m:rPr>
+                    <w:rPr>
+                      <w:color w:val="B3261E"/>
+                    </w:rPr>
                     <m:t>′</m:t>
                   </m:r>
                 </m:sup>
@@ -3119,16 +3267,25 @@
                 <m:rPr>
                   <m:sty m:val="p"/>
                 </m:rPr>
+                <w:rPr>
+                  <w:color w:val="B3261E"/>
+                </w:rPr>
                 <m:t>=</m:t>
               </m:r>
               <m:sSup>
                 <m:e>
                   <m:r>
+                    <w:rPr>
+                      <w:color w:val="B3261E"/>
+                    </w:rPr>
                     <m:t>e</m:t>
                   </m:r>
                 </m:e>
                 <m:sup>
                   <m:r>
+                    <w:rPr>
+                      <w:color w:val="B3261E"/>
+                    </w:rPr>
                     <m:t>x</m:t>
                   </m:r>
                 </m:sup>
@@ -3137,9 +3294,15 @@
                 <m:rPr>
                   <m:sty m:val="p"/>
                 </m:rPr>
+                <w:rPr>
+                  <w:color w:val="B3261E"/>
+                </w:rPr>
                 <m:t>&gt;</m:t>
               </m:r>
               <m:r>
+                <w:rPr>
+                  <w:color w:val="B3261E"/>
+                </w:rPr>
                 <m:t>0</m:t>
               </m:r>
             </m:oMath>
@@ -3147,16 +3310,11 @@
               <w:rPr>
                 <w:rtl/>
               </w:rPr>
-              <w:t xml:space="preserve">: الدالة</w:t>
-            </w:r>
-            <w:r>
-              <w:rPr>
-                <w:rtl/>
-              </w:rPr>
-              <w:t xml:space="preserve"> </w:t>
-            </w:r>
-            <w:r>
-              <w:rPr>
+              <w:t xml:space="preserve">: الدالة </w:t>
+            </w:r>
+            <w:r>
+              <w:rPr>
+                <w:color w:val="B3261E"/>
                 <w:rtl/>
               </w:rPr>
               <w:t xml:space="preserve">متزايدة</w:t>
@@ -3169,6 +3327,7 @@
             </w:r>
             <w:r>
               <w:rPr>
+                <w:color w:val="B3261E"/>
                 <w:rtl/>
               </w:rPr>
               <w:t xml:space="preserve">تماماً</w:t>
@@ -3177,13 +3336,7 @@
               <w:rPr>
                 <w:rtl/>
               </w:rPr>
-              <w:t xml:space="preserve"> </w:t>
-            </w:r>
-            <w:r>
-              <w:rPr>
-                <w:rtl/>
-              </w:rPr>
-              <w:t xml:space="preserve">على</w:t>
+              <w:t xml:space="preserve"> على</w:t>
             </w:r>
             <w:r>
               <w:rPr>
@@ -3233,29 +3386,44 @@
                     <m:rPr>
                       <m:sty m:val="p"/>
                     </m:rPr>
+                    <w:rPr>
+                      <w:color w:val="B3261E"/>
+                    </w:rPr>
                     <m:t>lim</m:t>
                   </m:r>
                 </m:e>
                 <m:lim>
                   <m:r>
+                    <w:rPr>
+                      <w:color w:val="B3261E"/>
+                    </w:rPr>
                     <m:t>x</m:t>
                   </m:r>
                   <m:r>
                     <m:rPr>
                       <m:sty m:val="p"/>
                     </m:rPr>
+                    <w:rPr>
+                      <w:color w:val="B3261E"/>
+                    </w:rPr>
                     <m:t>→</m:t>
                   </m:r>
                   <m:r>
                     <m:rPr>
                       <m:sty m:val="p"/>
                     </m:rPr>
+                    <w:rPr>
+                      <w:color w:val="B3261E"/>
+                    </w:rPr>
                     <m:t>+</m:t>
                   </m:r>
                   <m:r>
                     <m:rPr>
                       <m:sty m:val="p"/>
                     </m:rPr>
+                    <w:rPr>
+                      <w:color w:val="B3261E"/>
+                    </w:rPr>
                     <m:t>∞</m:t>
                   </m:r>
                 </m:lim>
@@ -3263,11 +3431,17 @@
               <m:sSup>
                 <m:e>
                   <m:r>
+                    <w:rPr>
+                      <w:color w:val="B3261E"/>
+                    </w:rPr>
                     <m:t>e</m:t>
                   </m:r>
                 </m:e>
                 <m:sup>
                   <m:r>
+                    <w:rPr>
+                      <w:color w:val="B3261E"/>
+                    </w:rPr>
                     <m:t>x</m:t>
                   </m:r>
                 </m:sup>
@@ -3276,18 +3450,27 @@
                 <m:rPr>
                   <m:sty m:val="p"/>
                 </m:rPr>
+                <w:rPr>
+                  <w:color w:val="B3261E"/>
+                </w:rPr>
                 <m:t>=</m:t>
               </m:r>
               <m:r>
                 <m:rPr>
                   <m:sty m:val="p"/>
                 </m:rPr>
+                <w:rPr>
+                  <w:color w:val="B3261E"/>
+                </w:rPr>
                 <m:t>+</m:t>
               </m:r>
               <m:r>
                 <m:rPr>
                   <m:sty m:val="p"/>
                 </m:rPr>
+                <w:rPr>
+                  <w:color w:val="B3261E"/>
+                </w:rPr>
                 <m:t>∞</m:t>
               </m:r>
             </m:oMath>
@@ -3316,29 +3499,44 @@
                     <m:rPr>
                       <m:sty m:val="p"/>
                     </m:rPr>
+                    <w:rPr>
+                      <w:color w:val="B3261E"/>
+                    </w:rPr>
                     <m:t>lim</m:t>
                   </m:r>
                 </m:e>
                 <m:lim>
                   <m:r>
+                    <w:rPr>
+                      <w:color w:val="B3261E"/>
+                    </w:rPr>
                     <m:t>x</m:t>
                   </m:r>
                   <m:r>
                     <m:rPr>
                       <m:sty m:val="p"/>
                     </m:rPr>
+                    <w:rPr>
+                      <w:color w:val="B3261E"/>
+                    </w:rPr>
                     <m:t>→</m:t>
                   </m:r>
                   <m:r>
                     <m:rPr>
                       <m:sty m:val="p"/>
                     </m:rPr>
+                    <w:rPr>
+                      <w:color w:val="B3261E"/>
+                    </w:rPr>
                     <m:t>−</m:t>
                   </m:r>
                   <m:r>
                     <m:rPr>
                       <m:sty m:val="p"/>
                     </m:rPr>
+                    <w:rPr>
+                      <w:color w:val="B3261E"/>
+                    </w:rPr>
                     <m:t>∞</m:t>
                   </m:r>
                 </m:lim>
@@ -3346,11 +3544,17 @@
               <m:sSup>
                 <m:e>
                   <m:r>
+                    <w:rPr>
+                      <w:color w:val="B3261E"/>
+                    </w:rPr>
                     <m:t>e</m:t>
                   </m:r>
                 </m:e>
                 <m:sup>
                   <m:r>
+                    <w:rPr>
+                      <w:color w:val="B3261E"/>
+                    </w:rPr>
                     <m:t>x</m:t>
                   </m:r>
                 </m:sup>
@@ -3359,9 +3563,15 @@
                 <m:rPr>
                   <m:sty m:val="p"/>
                 </m:rPr>
+                <w:rPr>
+                  <w:color w:val="B3261E"/>
+                </w:rPr>
                 <m:t>=</m:t>
               </m:r>
               <m:r>
+                <w:rPr>
+                  <w:color w:val="B3261E"/>
+                </w:rPr>
                 <m:t>0</m:t>
               </m:r>
             </m:oMath>
@@ -3515,15 +3725,24 @@
                 <m:t>=</m:t>
               </m:r>
               <m:r>
+                <w:rPr>
+                  <w:color w:val="B3261E"/>
+                </w:rPr>
                 <m:t>x</m:t>
               </m:r>
               <m:r>
                 <m:rPr>
                   <m:sty m:val="p"/>
                 </m:rPr>
+                <w:rPr>
+                  <w:color w:val="B3261E"/>
+                </w:rPr>
                 <m:t>+</m:t>
               </m:r>
               <m:r>
+                <w:rPr>
+                  <w:color w:val="B3261E"/>
+                </w:rPr>
                 <m:t>1</m:t>
               </m:r>
             </m:oMath>
@@ -3596,6 +3815,7 @@
             </w:r>
             <w:r>
               <w:rPr>
+                <w:color w:val="B3261E"/>
                 <w:rtl/>
               </w:rPr>
               <w:t xml:space="preserve">متناظران</w:t>
@@ -3604,13 +3824,7 @@
               <w:rPr>
                 <w:rtl/>
               </w:rPr>
-              <w:t xml:space="preserve"> </w:t>
-            </w:r>
-            <w:r>
-              <w:rPr>
-                <w:rtl/>
-              </w:rPr>
-              <w:t xml:space="preserve">بالنسبة إلى المستقيم</w:t>
+              <w:t xml:space="preserve"> بالنسبة إلى المستقيم</w:t>
             </w:r>
             <w:r>
               <w:rPr>
@@ -3778,9 +3992,11 @@
               <w:rPr>
                 <w:b/>
                 <w:bCs/>
-                <w:rtl/>
-              </w:rPr>
-              <w:t xml:space="preserve">[حذار]</w:t>
+                <w:color w:val="FFFFFF"/>
+                <w:shd w:val="clear" w:color="auto" w:fill="B3261E"/>
+                <w:rtl/>
+              </w:rPr>
+              <w:t xml:space="preserve"> حذار </w:t>
             </w:r>
             <w:r>
               <w:rPr>
@@ -3918,9 +4134,11 @@
               <w:rPr>
                 <w:b/>
                 <w:bCs/>
-                <w:rtl/>
-              </w:rPr>
-              <w:t xml:space="preserve">[تمرين تطبيقي]</w:t>
+                <w:color w:val="FFFFFF"/>
+                <w:shd w:val="clear" w:color="auto" w:fill="6A1B9A"/>
+                <w:rtl/>
+              </w:rPr>
+              <w:t xml:space="preserve"> تمرين تطبيقي </w:t>
             </w:r>
           </w:p>
           <w:p>
@@ -4248,9 +4466,11 @@
               <w:rPr>
                 <w:b/>
                 <w:bCs/>
-                <w:rtl/>
-              </w:rPr>
-              <w:t xml:space="preserve">[حل التمرين التطبيقي]</w:t>
+                <w:color w:val="FFFFFF"/>
+                <w:shd w:val="clear" w:color="auto" w:fill="C76B00"/>
+                <w:rtl/>
+              </w:rPr>
+              <w:t xml:space="preserve"> حل التمرين التطبيقي </w:t>
             </w:r>
           </w:p>
           <w:p>
@@ -4394,20 +4614,32 @@
               <m:sSup>
                 <m:e>
                   <m:r>
+                    <w:rPr>
+                      <w:color w:val="B3261E"/>
+                    </w:rPr>
                     <m:t>e</m:t>
                   </m:r>
                 </m:e>
                 <m:sup>
                   <m:r>
+                    <w:rPr>
+                      <w:color w:val="B3261E"/>
+                    </w:rPr>
                     <m:t>x</m:t>
                   </m:r>
                   <m:r>
                     <m:rPr>
                       <m:sty m:val="p"/>
                     </m:rPr>
+                    <w:rPr>
+                      <w:color w:val="B3261E"/>
+                    </w:rPr>
                     <m:t>−</m:t>
                   </m:r>
                   <m:r>
+                    <w:rPr>
+                      <w:color w:val="B3261E"/>
+                    </w:rPr>
                     <m:t>1</m:t>
                   </m:r>
                 </m:sup>
@@ -4517,6 +4749,9 @@
                 <m:t>=</m:t>
               </m:r>
               <m:r>
+                <w:rPr>
+                  <w:color w:val="B3261E"/>
+                </w:rPr>
                 <m:t>9</m:t>
               </m:r>
             </m:oMath>
@@ -4644,15 +4879,24 @@
                 </m:dPr>
                 <m:e>
                   <m:r>
+                    <w:rPr>
+                      <w:color w:val="B3261E"/>
+                    </w:rPr>
                     <m:t>x</m:t>
                   </m:r>
                   <m:r>
                     <m:rPr>
                       <m:sty m:val="p"/>
                     </m:rPr>
+                    <w:rPr>
+                      <w:color w:val="B3261E"/>
+                    </w:rPr>
                     <m:t>+</m:t>
                   </m:r>
                   <m:r>
+                    <w:rPr>
+                      <w:color w:val="B3261E"/>
+                    </w:rPr>
                     <m:t>1</m:t>
                   </m:r>
                 </m:e>
@@ -4660,11 +4904,17 @@
               <m:sSup>
                 <m:e>
                   <m:r>
+                    <w:rPr>
+                      <w:color w:val="B3261E"/>
+                    </w:rPr>
                     <m:t>e</m:t>
                   </m:r>
                 </m:e>
                 <m:sup>
                   <m:r>
+                    <w:rPr>
+                      <w:color w:val="B3261E"/>
+                    </w:rPr>
                     <m:t>x</m:t>
                   </m:r>
                 </m:sup>
@@ -5276,10 +5526,10 @@
         <w:tblLook w:firstRow="0" w:lastRow="0" w:firstColumn="0" w:lastColumn="0" w:noHBand="0" w:noVBand="0" w:val="0000"/>
       </w:tblPr>
       <w:tblGrid>
-        <w:gridCol w:w="1084"/>
-        <w:gridCol w:w="591"/>
-        <w:gridCol w:w="7004"/>
-        <w:gridCol w:w="1183"/>
+        <w:gridCol w:w="1281"/>
+        <w:gridCol w:w="690"/>
+        <w:gridCol w:w="6511"/>
+        <w:gridCol w:w="1380"/>
       </w:tblGrid>
       <w:tr>
         <w:tc>
@@ -5585,9 +5835,11 @@
               <w:rPr>
                 <w:b/>
                 <w:bCs/>
-                <w:rtl/>
-              </w:rPr>
-              <w:t xml:space="preserve">[نشاط 02]</w:t>
+                <w:color w:val="FFFFFF"/>
+                <w:shd w:val="clear" w:color="auto" w:fill="C76B00"/>
+                <w:rtl/>
+              </w:rPr>
+              <w:t xml:space="preserve"> نشاط 02 </w:t>
             </w:r>
           </w:p>
           <w:p>
@@ -5811,9 +6063,11 @@
               <w:rPr>
                 <w:b/>
                 <w:bCs/>
-                <w:rtl/>
-              </w:rPr>
-              <w:t xml:space="preserve">[مناقشة النشاط]</w:t>
+                <w:color w:val="FFFFFF"/>
+                <w:shd w:val="clear" w:color="auto" w:fill="1F4E9C"/>
+                <w:rtl/>
+              </w:rPr>
+              <w:t xml:space="preserve"> مناقشة النشاط </w:t>
             </w:r>
           </w:p>
           <w:p>
@@ -5910,33 +6164,51 @@
             </w:r>
             <m:oMath>
               <m:r>
+                <w:rPr>
+                  <w:color w:val="B3261E"/>
+                </w:rPr>
                 <m:t>S</m:t>
               </m:r>
               <m:r>
                 <m:rPr>
                   <m:sty m:val="p"/>
                 </m:rPr>
+                <w:rPr>
+                  <w:color w:val="B3261E"/>
+                </w:rPr>
                 <m:t>=</m:t>
               </m:r>
               <m:r>
                 <m:rPr>
                   <m:sty m:val="p"/>
                 </m:rPr>
+                <w:rPr>
+                  <w:color w:val="B3261E"/>
+                </w:rPr>
                 <m:t>{</m:t>
               </m:r>
               <m:r>
                 <m:rPr>
                   <m:sty m:val="p"/>
                 </m:rPr>
+                <w:rPr>
+                  <w:color w:val="B3261E"/>
+                </w:rPr>
                 <m:t>ln</m:t>
               </m:r>
               <m:r>
+                <w:rPr>
+                  <w:color w:val="B3261E"/>
+                </w:rPr>
                 <m:t>3</m:t>
               </m:r>
               <m:r>
                 <m:rPr>
                   <m:sty m:val="p"/>
                 </m:rPr>
+                <w:rPr>
+                  <w:color w:val="B3261E"/>
+                </w:rPr>
                 <m:t>}</m:t>
               </m:r>
             </m:oMath>
@@ -5999,16 +6271,11 @@
               <w:rPr>
                 <w:rtl/>
               </w:rPr>
-              <w:t xml:space="preserve">دائماً ، إذن المعادلة</w:t>
-            </w:r>
-            <w:r>
-              <w:rPr>
-                <w:rtl/>
-              </w:rPr>
-              <w:t xml:space="preserve"> </w:t>
-            </w:r>
-            <w:r>
-              <w:rPr>
+              <w:t xml:space="preserve">دائماً ، إذن المعادلة </w:t>
+            </w:r>
+            <w:r>
+              <w:rPr>
+                <w:color w:val="B3261E"/>
                 <w:rtl/>
               </w:rPr>
               <w:t xml:space="preserve">مستحيلة</w:t>
@@ -6113,9 +6380,11 @@
               <w:rPr>
                 <w:b/>
                 <w:bCs/>
-                <w:rtl/>
-              </w:rPr>
-              <w:t xml:space="preserve">[خاصية]</w:t>
+                <w:color w:val="FFFFFF"/>
+                <w:shd w:val="clear" w:color="auto" w:fill="B3261E"/>
+                <w:rtl/>
+              </w:rPr>
+              <w:t xml:space="preserve"> خاصية </w:t>
             </w:r>
           </w:p>
           <w:p>
@@ -6189,15 +6458,24 @@
             </w:r>
             <m:oMath>
               <m:r>
+                <w:rPr>
+                  <w:color w:val="B3261E"/>
+                </w:rPr>
                 <m:t>a</m:t>
               </m:r>
               <m:r>
                 <m:rPr>
                   <m:sty m:val="p"/>
                 </m:rPr>
+                <w:rPr>
+                  <w:color w:val="B3261E"/>
+                </w:rPr>
                 <m:t>=</m:t>
               </m:r>
               <m:r>
+                <w:rPr>
+                  <w:color w:val="B3261E"/>
+                </w:rPr>
                 <m:t>b</m:t>
               </m:r>
             </m:oMath>
@@ -6271,15 +6549,24 @@
             </w:r>
             <m:oMath>
               <m:r>
+                <w:rPr>
+                  <w:color w:val="B3261E"/>
+                </w:rPr>
                 <m:t>a</m:t>
               </m:r>
               <m:r>
                 <m:rPr>
                   <m:sty m:val="p"/>
                 </m:rPr>
+                <w:rPr>
+                  <w:color w:val="B3261E"/>
+                </w:rPr>
                 <m:t>&lt;</m:t>
               </m:r>
               <m:r>
+                <w:rPr>
+                  <w:color w:val="B3261E"/>
+                </w:rPr>
                 <m:t>b</m:t>
               </m:r>
             </m:oMath>
@@ -6390,21 +6677,33 @@
             </w:r>
             <m:oMath>
               <m:r>
+                <w:rPr>
+                  <w:color w:val="B3261E"/>
+                </w:rPr>
                 <m:t>x</m:t>
               </m:r>
               <m:r>
                 <m:rPr>
                   <m:sty m:val="p"/>
                 </m:rPr>
+                <w:rPr>
+                  <w:color w:val="B3261E"/>
+                </w:rPr>
                 <m:t>=</m:t>
               </m:r>
               <m:r>
                 <m:rPr>
                   <m:sty m:val="p"/>
                 </m:rPr>
+                <w:rPr>
+                  <w:color w:val="B3261E"/>
+                </w:rPr>
                 <m:t>ln</m:t>
               </m:r>
               <m:r>
+                <w:rPr>
+                  <w:color w:val="B3261E"/>
+                </w:rPr>
                 <m:t>k</m:t>
               </m:r>
             </m:oMath>
@@ -6476,9 +6775,11 @@
               <w:rPr>
                 <w:b/>
                 <w:bCs/>
-                <w:rtl/>
-              </w:rPr>
-              <w:t xml:space="preserve">[مثال 1]</w:t>
+                <w:color w:val="FFFFFF"/>
+                <w:shd w:val="clear" w:color="auto" w:fill="C76B00"/>
+                <w:rtl/>
+              </w:rPr>
+              <w:t xml:space="preserve"> مثال 1 </w:t>
             </w:r>
             <w:r>
               <w:rPr>
@@ -6641,12 +6942,18 @@
             </w:r>
             <m:oMath>
               <m:r>
+                <w:rPr>
+                  <w:color w:val="B3261E"/>
+                </w:rPr>
                 <m:t>x</m:t>
               </m:r>
               <m:r>
                 <m:rPr>
                   <m:sty m:val="p"/>
                 </m:rPr>
+                <w:rPr>
+                  <w:color w:val="B3261E"/>
+                </w:rPr>
                 <m:t>=</m:t>
               </m:r>
               <m:f>
@@ -6655,11 +6962,17 @@
                 </m:fPr>
                 <m:num>
                   <m:r>
+                    <w:rPr>
+                      <w:color w:val="B3261E"/>
+                    </w:rPr>
                     <m:t>1</m:t>
                   </m:r>
                 </m:num>
                 <m:den>
                   <m:r>
+                    <w:rPr>
+                      <w:color w:val="B3261E"/>
+                    </w:rPr>
                     <m:t>2</m:t>
                   </m:r>
                 </m:den>
@@ -6725,9 +7038,11 @@
               <w:rPr>
                 <w:b/>
                 <w:bCs/>
-                <w:rtl/>
-              </w:rPr>
-              <w:t xml:space="preserve">[مثال 2]</w:t>
+                <w:color w:val="FFFFFF"/>
+                <w:shd w:val="clear" w:color="auto" w:fill="C76B00"/>
+                <w:rtl/>
+              </w:rPr>
+              <w:t xml:space="preserve"> مثال 2 </w:t>
             </w:r>
             <w:r>
               <w:rPr>
@@ -6884,45 +7199,69 @@
             </w:r>
             <m:oMath>
               <m:r>
+                <w:rPr>
+                  <w:color w:val="B3261E"/>
+                </w:rPr>
                 <m:t>S</m:t>
               </m:r>
               <m:r>
                 <m:rPr>
                   <m:sty m:val="p"/>
                 </m:rPr>
+                <w:rPr>
+                  <w:color w:val="B3261E"/>
+                </w:rPr>
                 <m:t>=</m:t>
               </m:r>
               <m:r>
                 <m:rPr>
                   <m:sty m:val="p"/>
                 </m:rPr>
+                <w:rPr>
+                  <w:color w:val="B3261E"/>
+                </w:rPr>
                 <m:t>]</m:t>
               </m:r>
               <m:r>
+                <w:rPr>
+                  <w:color w:val="B3261E"/>
+                </w:rPr>
                 <m:t>1</m:t>
               </m:r>
               <m:r>
                 <m:rPr>
                   <m:sty m:val="p"/>
                 </m:rPr>
+                <w:rPr>
+                  <w:color w:val="B3261E"/>
+                </w:rPr>
                 <m:t>;</m:t>
               </m:r>
               <m:r>
                 <m:rPr>
                   <m:sty m:val="p"/>
                 </m:rPr>
+                <w:rPr>
+                  <w:color w:val="B3261E"/>
+                </w:rPr>
                 <m:t>+</m:t>
               </m:r>
               <m:r>
                 <m:rPr>
                   <m:sty m:val="p"/>
                 </m:rPr>
+                <w:rPr>
+                  <w:color w:val="B3261E"/>
+                </w:rPr>
                 <m:t>∞</m:t>
               </m:r>
               <m:r>
                 <m:rPr>
                   <m:sty m:val="p"/>
                 </m:rPr>
+                <w:rPr>
+                  <w:color w:val="B3261E"/>
+                </w:rPr>
                 <m:t>[</m:t>
               </m:r>
             </m:oMath>
@@ -6985,9 +7324,11 @@
               <w:rPr>
                 <w:b/>
                 <w:bCs/>
-                <w:rtl/>
-              </w:rPr>
-              <w:t xml:space="preserve">[مثال 3]</w:t>
+                <w:color w:val="FFFFFF"/>
+                <w:shd w:val="clear" w:color="auto" w:fill="C76B00"/>
+                <w:rtl/>
+              </w:rPr>
+              <w:t xml:space="preserve"> مثال 3 </w:t>
             </w:r>
             <w:r>
               <w:rPr>
@@ -7448,42 +7789,66 @@
             </w:r>
             <m:oMath>
               <m:r>
+                <w:rPr>
+                  <w:color w:val="B3261E"/>
+                </w:rPr>
                 <m:t>S</m:t>
               </m:r>
               <m:r>
                 <m:rPr>
                   <m:sty m:val="p"/>
                 </m:rPr>
+                <w:rPr>
+                  <w:color w:val="B3261E"/>
+                </w:rPr>
                 <m:t>=</m:t>
               </m:r>
               <m:r>
                 <m:rPr>
                   <m:sty m:val="p"/>
                 </m:rPr>
+                <w:rPr>
+                  <w:color w:val="B3261E"/>
+                </w:rPr>
                 <m:t>{</m:t>
               </m:r>
               <m:r>
+                <w:rPr>
+                  <w:color w:val="B3261E"/>
+                </w:rPr>
                 <m:t>0</m:t>
               </m:r>
               <m:r>
                 <m:rPr>
                   <m:sty m:val="p"/>
                 </m:rPr>
+                <w:rPr>
+                  <w:color w:val="B3261E"/>
+                </w:rPr>
                 <m:t>;</m:t>
               </m:r>
               <m:r>
                 <m:rPr>
                   <m:sty m:val="p"/>
                 </m:rPr>
+                <w:rPr>
+                  <w:color w:val="B3261E"/>
+                </w:rPr>
                 <m:t>ln</m:t>
               </m:r>
               <m:r>
+                <w:rPr>
+                  <w:color w:val="B3261E"/>
+                </w:rPr>
                 <m:t>2</m:t>
               </m:r>
               <m:r>
                 <m:rPr>
                   <m:sty m:val="p"/>
                 </m:rPr>
+                <w:rPr>
+                  <w:color w:val="B3261E"/>
+                </w:rPr>
                 <m:t>}</m:t>
               </m:r>
             </m:oMath>
@@ -7547,9 +7912,11 @@
               <w:rPr>
                 <w:b/>
                 <w:bCs/>
-                <w:rtl/>
-              </w:rPr>
-              <w:t xml:space="preserve">[حذار]</w:t>
+                <w:color w:val="FFFFFF"/>
+                <w:shd w:val="clear" w:color="auto" w:fill="B3261E"/>
+                <w:rtl/>
+              </w:rPr>
+              <w:t xml:space="preserve"> حذار </w:t>
             </w:r>
             <w:r>
               <w:rPr>
@@ -7648,9 +8015,11 @@
               <w:rPr>
                 <w:b/>
                 <w:bCs/>
-                <w:rtl/>
-              </w:rPr>
-              <w:t xml:space="preserve">[تمرين تطبيقي]</w:t>
+                <w:color w:val="FFFFFF"/>
+                <w:shd w:val="clear" w:color="auto" w:fill="6A1B9A"/>
+                <w:rtl/>
+              </w:rPr>
+              <w:t xml:space="preserve"> تمرين تطبيقي </w:t>
             </w:r>
           </w:p>
           <w:p>
@@ -7919,9 +8288,11 @@
               <w:rPr>
                 <w:b/>
                 <w:bCs/>
-                <w:rtl/>
-              </w:rPr>
-              <w:t xml:space="preserve">[حل التمرين التطبيقي]</w:t>
+                <w:color w:val="FFFFFF"/>
+                <w:shd w:val="clear" w:color="auto" w:fill="C76B00"/>
+                <w:rtl/>
+              </w:rPr>
+              <w:t xml:space="preserve"> حل التمرين التطبيقي </w:t>
             </w:r>
           </w:p>
           <w:p>
@@ -8226,33 +8597,51 @@
             </w:r>
             <m:oMath>
               <m:r>
+                <w:rPr>
+                  <w:color w:val="B3261E"/>
+                </w:rPr>
                 <m:t>S</m:t>
               </m:r>
               <m:r>
                 <m:rPr>
                   <m:sty m:val="p"/>
                 </m:rPr>
+                <w:rPr>
+                  <w:color w:val="B3261E"/>
+                </w:rPr>
                 <m:t>=</m:t>
               </m:r>
               <m:r>
                 <m:rPr>
                   <m:sty m:val="p"/>
                 </m:rPr>
+                <w:rPr>
+                  <w:color w:val="B3261E"/>
+                </w:rPr>
                 <m:t>{</m:t>
               </m:r>
               <m:r>
                 <m:rPr>
                   <m:sty m:val="p"/>
                 </m:rPr>
+                <w:rPr>
+                  <w:color w:val="B3261E"/>
+                </w:rPr>
                 <m:t>ln</m:t>
               </m:r>
               <m:r>
+                <w:rPr>
+                  <w:color w:val="B3261E"/>
+                </w:rPr>
                 <m:t>3</m:t>
               </m:r>
               <m:r>
                 <m:rPr>
                   <m:sty m:val="p"/>
                 </m:rPr>
+                <w:rPr>
+                  <w:color w:val="B3261E"/>
+                </w:rPr>
                 <m:t>}</m:t>
               </m:r>
             </m:oMath>
@@ -8384,12 +8773,18 @@
             </w:r>
             <m:oMath>
               <m:r>
+                <w:rPr>
+                  <w:color w:val="B3261E"/>
+                </w:rPr>
                 <m:t>S</m:t>
               </m:r>
               <m:r>
                 <m:rPr>
                   <m:sty m:val="p"/>
                 </m:rPr>
+                <w:rPr>
+                  <w:color w:val="B3261E"/>
+                </w:rPr>
                 <m:t>=</m:t>
               </m:r>
               <m:d>
@@ -8404,18 +8799,27 @@
                     <m:rPr>
                       <m:sty m:val="p"/>
                     </m:rPr>
+                    <w:rPr>
+                      <w:color w:val="B3261E"/>
+                    </w:rPr>
                     <m:t>−</m:t>
                   </m:r>
                   <m:r>
                     <m:rPr>
                       <m:sty m:val="p"/>
                     </m:rPr>
+                    <w:rPr>
+                      <w:color w:val="B3261E"/>
+                    </w:rPr>
                     <m:t>∞</m:t>
                   </m:r>
                   <m:r>
                     <m:rPr>
                       <m:sty m:val="p"/>
                     </m:rPr>
+                    <w:rPr>
+                      <w:color w:val="B3261E"/>
+                    </w:rPr>
                     <m:t>;</m:t>
                   </m:r>
                   <m:f>
@@ -8424,11 +8828,17 @@
                     </m:fPr>
                     <m:num>
                       <m:r>
+                        <w:rPr>
+                          <w:color w:val="B3261E"/>
+                        </w:rPr>
                         <m:t>2</m:t>
                       </m:r>
                     </m:num>
                     <m:den>
                       <m:r>
+                        <w:rPr>
+                          <w:color w:val="B3261E"/>
+                        </w:rPr>
                         <m:t>3</m:t>
                       </m:r>
                     </m:den>
@@ -9058,10 +9468,10 @@
         <w:tblLook w:firstRow="0" w:lastRow="0" w:firstColumn="0" w:lastColumn="0" w:noHBand="0" w:noVBand="0" w:val="0000"/>
       </w:tblPr>
       <w:tblGrid>
-        <w:gridCol w:w="1084"/>
-        <w:gridCol w:w="591"/>
-        <w:gridCol w:w="7004"/>
-        <w:gridCol w:w="1183"/>
+        <w:gridCol w:w="1281"/>
+        <w:gridCol w:w="690"/>
+        <w:gridCol w:w="6511"/>
+        <w:gridCol w:w="1380"/>
       </w:tblGrid>
       <w:tr>
         <w:tc>
@@ -9404,9 +9814,11 @@
               <w:rPr>
                 <w:b/>
                 <w:bCs/>
-                <w:rtl/>
-              </w:rPr>
-              <w:t xml:space="preserve">[نشاط 03]</w:t>
+                <w:color w:val="FFFFFF"/>
+                <w:shd w:val="clear" w:color="auto" w:fill="C76B00"/>
+                <w:rtl/>
+              </w:rPr>
+              <w:t xml:space="preserve"> نشاط 03 </w:t>
             </w:r>
           </w:p>
           <w:p>
@@ -9608,9 +10020,11 @@
               <w:rPr>
                 <w:b/>
                 <w:bCs/>
-                <w:rtl/>
-              </w:rPr>
-              <w:t xml:space="preserve">[مناقشة النشاط]</w:t>
+                <w:color w:val="FFFFFF"/>
+                <w:shd w:val="clear" w:color="auto" w:fill="1F4E9C"/>
+                <w:rtl/>
+              </w:rPr>
+              <w:t xml:space="preserve"> مناقشة النشاط </w:t>
             </w:r>
           </w:p>
           <w:p>
@@ -9799,16 +10213,11 @@
               <w:rPr>
                 <w:rtl/>
               </w:rPr>
-              <w:t xml:space="preserve">:</w:t>
-            </w:r>
-            <w:r>
-              <w:rPr>
-                <w:rtl/>
-              </w:rPr>
-              <w:t xml:space="preserve"> </w:t>
-            </w:r>
-            <w:r>
-              <w:rPr>
+              <w:t xml:space="preserve">: </w:t>
+            </w:r>
+            <w:r>
+              <w:rPr>
+                <w:color w:val="B3261E"/>
                 <w:rtl/>
               </w:rPr>
               <w:t xml:space="preserve">الأسية</w:t>
@@ -9821,6 +10230,7 @@
             </w:r>
             <w:r>
               <w:rPr>
+                <w:color w:val="B3261E"/>
                 <w:rtl/>
               </w:rPr>
               <w:t xml:space="preserve">تتفوق</w:t>
@@ -9833,6 +10243,7 @@
             </w:r>
             <w:r>
               <w:rPr>
+                <w:color w:val="B3261E"/>
                 <w:rtl/>
               </w:rPr>
               <w:t xml:space="preserve">على</w:t>
@@ -9845,6 +10256,7 @@
             </w:r>
             <w:r>
               <w:rPr>
+                <w:color w:val="B3261E"/>
                 <w:rtl/>
               </w:rPr>
               <w:t xml:space="preserve">«القوة»</w:t>
@@ -9857,6 +10269,7 @@
             </w:r>
             <w:r>
               <w:rPr>
+                <w:color w:val="B3261E"/>
                 <w:rtl/>
               </w:rPr>
               <w:t xml:space="preserve">،</w:t>
@@ -9869,6 +10282,7 @@
             </w:r>
             <w:r>
               <w:rPr>
+                <w:color w:val="B3261E"/>
                 <w:rtl/>
               </w:rPr>
               <w:t xml:space="preserve">و«القوة»</w:t>
@@ -9881,6 +10295,7 @@
             </w:r>
             <w:r>
               <w:rPr>
+                <w:color w:val="B3261E"/>
                 <w:rtl/>
               </w:rPr>
               <w:t xml:space="preserve">تتفوق</w:t>
@@ -9893,6 +10308,7 @@
             </w:r>
             <w:r>
               <w:rPr>
+                <w:color w:val="B3261E"/>
                 <w:rtl/>
               </w:rPr>
               <w:t xml:space="preserve">على</w:t>
@@ -9905,6 +10321,7 @@
             </w:r>
             <w:r>
               <w:rPr>
+                <w:color w:val="B3261E"/>
                 <w:rtl/>
               </w:rPr>
               <w:t xml:space="preserve">اللوغاريتم</w:t>
@@ -9980,9 +10397,11 @@
               <w:rPr>
                 <w:b/>
                 <w:bCs/>
-                <w:rtl/>
-              </w:rPr>
-              <w:t xml:space="preserve">[نهايات شهيرة (تُقبل)]</w:t>
+                <w:color w:val="FFFFFF"/>
+                <w:shd w:val="clear" w:color="auto" w:fill="B3261E"/>
+                <w:rtl/>
+              </w:rPr>
+              <w:t xml:space="preserve"> نهايات شهيرة (تُقبل) </w:t>
             </w:r>
             <w:r>
               <w:rPr>
@@ -10034,29 +10453,44 @@
                     <m:rPr>
                       <m:sty m:val="p"/>
                     </m:rPr>
+                    <w:rPr>
+                      <w:color w:val="B3261E"/>
+                    </w:rPr>
                     <m:t>lim</m:t>
                   </m:r>
                 </m:e>
                 <m:lim>
                   <m:r>
+                    <w:rPr>
+                      <w:color w:val="B3261E"/>
+                    </w:rPr>
                     <m:t>x</m:t>
                   </m:r>
                   <m:r>
                     <m:rPr>
                       <m:sty m:val="p"/>
                     </m:rPr>
+                    <w:rPr>
+                      <w:color w:val="B3261E"/>
+                    </w:rPr>
                     <m:t>→</m:t>
                   </m:r>
                   <m:r>
                     <m:rPr>
                       <m:sty m:val="p"/>
                     </m:rPr>
+                    <w:rPr>
+                      <w:color w:val="B3261E"/>
+                    </w:rPr>
                     <m:t>+</m:t>
                   </m:r>
                   <m:r>
                     <m:rPr>
                       <m:sty m:val="p"/>
                     </m:rPr>
+                    <w:rPr>
+                      <w:color w:val="B3261E"/>
+                    </w:rPr>
                     <m:t>∞</m:t>
                   </m:r>
                 </m:lim>
@@ -10069,11 +10503,17 @@
                   <m:sSup>
                     <m:e>
                       <m:r>
+                        <w:rPr>
+                          <w:color w:val="B3261E"/>
+                        </w:rPr>
                         <m:t>e</m:t>
                       </m:r>
                     </m:e>
                     <m:sup>
                       <m:r>
+                        <w:rPr>
+                          <w:color w:val="B3261E"/>
+                        </w:rPr>
                         <m:t>x</m:t>
                       </m:r>
                     </m:sup>
@@ -10083,11 +10523,17 @@
                   <m:sSup>
                     <m:e>
                       <m:r>
+                        <w:rPr>
+                          <w:color w:val="B3261E"/>
+                        </w:rPr>
                         <m:t>x</m:t>
                       </m:r>
                     </m:e>
                     <m:sup>
                       <m:r>
+                        <w:rPr>
+                          <w:color w:val="B3261E"/>
+                        </w:rPr>
                         <m:t>n</m:t>
                       </m:r>
                     </m:sup>
@@ -10098,18 +10544,27 @@
                 <m:rPr>
                   <m:sty m:val="p"/>
                 </m:rPr>
+                <w:rPr>
+                  <w:color w:val="B3261E"/>
+                </w:rPr>
                 <m:t>=</m:t>
               </m:r>
               <m:r>
                 <m:rPr>
                   <m:sty m:val="p"/>
                 </m:rPr>
+                <w:rPr>
+                  <w:color w:val="B3261E"/>
+                </w:rPr>
                 <m:t>+</m:t>
               </m:r>
               <m:r>
                 <m:rPr>
                   <m:sty m:val="p"/>
                 </m:rPr>
+                <w:rPr>
+                  <w:color w:val="B3261E"/>
+                </w:rPr>
                 <m:t>∞</m:t>
               </m:r>
             </m:oMath>
@@ -10146,29 +10601,44 @@
                     <m:rPr>
                       <m:sty m:val="p"/>
                     </m:rPr>
+                    <w:rPr>
+                      <w:color w:val="B3261E"/>
+                    </w:rPr>
                     <m:t>lim</m:t>
                   </m:r>
                 </m:e>
                 <m:lim>
                   <m:r>
+                    <w:rPr>
+                      <w:color w:val="B3261E"/>
+                    </w:rPr>
                     <m:t>x</m:t>
                   </m:r>
                   <m:r>
                     <m:rPr>
                       <m:sty m:val="p"/>
                     </m:rPr>
+                    <w:rPr>
+                      <w:color w:val="B3261E"/>
+                    </w:rPr>
                     <m:t>→</m:t>
                   </m:r>
                   <m:r>
                     <m:rPr>
                       <m:sty m:val="p"/>
                     </m:rPr>
+                    <w:rPr>
+                      <w:color w:val="B3261E"/>
+                    </w:rPr>
                     <m:t>+</m:t>
                   </m:r>
                   <m:r>
                     <m:rPr>
                       <m:sty m:val="p"/>
                     </m:rPr>
+                    <w:rPr>
+                      <w:color w:val="B3261E"/>
+                    </w:rPr>
                     <m:t>∞</m:t>
                   </m:r>
                 </m:lim>
@@ -10176,11 +10646,17 @@
               <m:sSup>
                 <m:e>
                   <m:r>
+                    <w:rPr>
+                      <w:color w:val="B3261E"/>
+                    </w:rPr>
                     <m:t>x</m:t>
                   </m:r>
                 </m:e>
                 <m:sup>
                   <m:r>
+                    <w:rPr>
+                      <w:color w:val="B3261E"/>
+                    </w:rPr>
                     <m:t>n</m:t>
                   </m:r>
                 </m:sup>
@@ -10188,6 +10664,9 @@
               <m:sSup>
                 <m:e>
                   <m:r>
+                    <w:rPr>
+                      <w:color w:val="B3261E"/>
+                    </w:rPr>
                     <m:t>e</m:t>
                   </m:r>
                 </m:e>
@@ -10196,9 +10675,15 @@
                     <m:rPr>
                       <m:sty m:val="p"/>
                     </m:rPr>
+                    <w:rPr>
+                      <w:color w:val="B3261E"/>
+                    </w:rPr>
                     <m:t>−</m:t>
                   </m:r>
                   <m:r>
+                    <w:rPr>
+                      <w:color w:val="B3261E"/>
+                    </w:rPr>
                     <m:t>x</m:t>
                   </m:r>
                 </m:sup>
@@ -10207,9 +10692,15 @@
                 <m:rPr>
                   <m:sty m:val="p"/>
                 </m:rPr>
+                <w:rPr>
+                  <w:color w:val="B3261E"/>
+                </w:rPr>
                 <m:t>=</m:t>
               </m:r>
               <m:r>
+                <w:rPr>
+                  <w:color w:val="B3261E"/>
+                </w:rPr>
                 <m:t>0</m:t>
               </m:r>
             </m:oMath>
@@ -10246,44 +10737,68 @@
                     <m:rPr>
                       <m:sty m:val="p"/>
                     </m:rPr>
+                    <w:rPr>
+                      <w:color w:val="B3261E"/>
+                    </w:rPr>
                     <m:t>lim</m:t>
                   </m:r>
                 </m:e>
                 <m:lim>
                   <m:r>
+                    <w:rPr>
+                      <w:color w:val="B3261E"/>
+                    </w:rPr>
                     <m:t>x</m:t>
                   </m:r>
                   <m:r>
                     <m:rPr>
                       <m:sty m:val="p"/>
                     </m:rPr>
+                    <w:rPr>
+                      <w:color w:val="B3261E"/>
+                    </w:rPr>
                     <m:t>→</m:t>
                   </m:r>
                   <m:r>
                     <m:rPr>
                       <m:sty m:val="p"/>
                     </m:rPr>
+                    <w:rPr>
+                      <w:color w:val="B3261E"/>
+                    </w:rPr>
                     <m:t>−</m:t>
                   </m:r>
                   <m:r>
                     <m:rPr>
                       <m:sty m:val="p"/>
                     </m:rPr>
+                    <w:rPr>
+                      <w:color w:val="B3261E"/>
+                    </w:rPr>
                     <m:t>∞</m:t>
                   </m:r>
                 </m:lim>
               </m:limLow>
               <m:r>
+                <w:rPr>
+                  <w:color w:val="B3261E"/>
+                </w:rPr>
                 <m:t>x</m:t>
               </m:r>
               <m:sSup>
                 <m:e>
                   <m:r>
+                    <w:rPr>
+                      <w:color w:val="B3261E"/>
+                    </w:rPr>
                     <m:t>e</m:t>
                   </m:r>
                 </m:e>
                 <m:sup>
                   <m:r>
+                    <w:rPr>
+                      <w:color w:val="B3261E"/>
+                    </w:rPr>
                     <m:t>x</m:t>
                   </m:r>
                 </m:sup>
@@ -10292,9 +10807,15 @@
                 <m:rPr>
                   <m:sty m:val="p"/>
                 </m:rPr>
+                <w:rPr>
+                  <w:color w:val="B3261E"/>
+                </w:rPr>
                 <m:t>=</m:t>
               </m:r>
               <m:r>
+                <w:rPr>
+                  <w:color w:val="B3261E"/>
+                </w:rPr>
                 <m:t>0</m:t>
               </m:r>
             </m:oMath>
@@ -10366,14 +10887,18 @@
               <w:rPr>
                 <w:b/>
                 <w:bCs/>
-                <w:rtl/>
-              </w:rPr>
-              <w:t xml:space="preserve">[الدالة</w:t>
+                <w:color w:val="FFFFFF"/>
+                <w:shd w:val="clear" w:color="auto" w:fill="B3261E"/>
+                <w:rtl/>
+              </w:rPr>
+              <w:t xml:space="preserve"> الدالة</w:t>
             </w:r>
             <w:r>
               <w:rPr>
                 <w:b/>
                 <w:bCs/>
+                <w:color w:val="FFFFFF"/>
+                <w:shd w:val="clear" w:color="auto" w:fill="B3261E"/>
                 <w:rtl/>
               </w:rPr>
               <w:t xml:space="preserve"> </w:t>
@@ -10382,11 +10907,23 @@
               <m:sSup>
                 <m:e>
                   <m:r>
+                    <w:rPr>
+                      <w:b/>
+                      <w:bCs/>
+                      <w:color w:val="FFFFFF"/>
+                      <w:shd w:val="clear" w:color="auto" w:fill="B3261E"/>
+                    </w:rPr>
                     <m:t>e</m:t>
                   </m:r>
                 </m:e>
                 <m:sup>
                   <m:r>
+                    <w:rPr>
+                      <w:b/>
+                      <w:bCs/>
+                      <w:color w:val="FFFFFF"/>
+                      <w:shd w:val="clear" w:color="auto" w:fill="B3261E"/>
+                    </w:rPr>
                     <m:t>u</m:t>
                   </m:r>
                 </m:sup>
@@ -10396,9 +10933,11 @@
               <w:rPr>
                 <w:b/>
                 <w:bCs/>
-                <w:rtl/>
-              </w:rPr>
-              <w:t xml:space="preserve">]</w:t>
+                <w:color w:val="FFFFFF"/>
+                <w:shd w:val="clear" w:color="auto" w:fill="B3261E"/>
+                <w:rtl/>
+              </w:rPr>
+              <w:t xml:space="preserve"> </w:t>
             </w:r>
             <w:r>
               <w:rPr>
@@ -10420,11 +10959,17 @@
                       <m:sSup>
                         <m:e>
                           <m:r>
+                            <w:rPr>
+                              <w:color w:val="B3261E"/>
+                            </w:rPr>
                             <m:t>e</m:t>
                           </m:r>
                         </m:e>
                         <m:sup>
                           <m:r>
+                            <w:rPr>
+                              <w:color w:val="B3261E"/>
+                            </w:rPr>
                             <m:t>u</m:t>
                           </m:r>
                         </m:sup>
@@ -10437,6 +10982,9 @@
                     <m:rPr>
                       <m:sty m:val="p"/>
                     </m:rPr>
+                    <w:rPr>
+                      <w:color w:val="B3261E"/>
+                    </w:rPr>
                     <m:t>′</m:t>
                   </m:r>
                 </m:sup>
@@ -10445,8 +10993,119 @@
                 <m:rPr>
                   <m:sty m:val="p"/>
                 </m:rPr>
+                <w:rPr>
+                  <w:color w:val="B3261E"/>
+                </w:rPr>
                 <m:t>=</m:t>
               </m:r>
+              <m:sSup>
+                <m:e>
+                  <m:r>
+                    <w:rPr>
+                      <w:color w:val="B3261E"/>
+                    </w:rPr>
+                    <m:t>u</m:t>
+                  </m:r>
+                </m:e>
+                <m:sup>
+                  <m:r>
+                    <m:rPr>
+                      <m:sty m:val="p"/>
+                    </m:rPr>
+                    <w:rPr>
+                      <w:color w:val="B3261E"/>
+                    </w:rPr>
+                    <m:t>′</m:t>
+                  </m:r>
+                </m:sup>
+              </m:sSup>
+              <m:sSup>
+                <m:e>
+                  <m:r>
+                    <w:rPr>
+                      <w:color w:val="B3261E"/>
+                    </w:rPr>
+                    <m:t>e</m:t>
+                  </m:r>
+                </m:e>
+                <m:sup>
+                  <m:r>
+                    <w:rPr>
+                      <w:color w:val="B3261E"/>
+                    </w:rPr>
+                    <m:t>u</m:t>
+                  </m:r>
+                </m:sup>
+              </m:sSup>
+            </m:oMath>
+            <w:r>
+              <w:rPr>
+                <w:rtl/>
+              </w:rPr>
+              <w:t xml:space="preserve">: لـ</w:t>
+            </w:r>
+            <w:r>
+              <w:rPr>
+                <w:rtl/>
+              </w:rPr>
+              <w:t xml:space="preserve"> </w:t>
+            </w:r>
+            <m:oMath>
+              <m:sSup>
+                <m:e>
+                  <m:r>
+                    <m:t>e</m:t>
+                  </m:r>
+                </m:e>
+                <m:sup>
+                  <m:r>
+                    <m:t>u</m:t>
+                  </m:r>
+                </m:sup>
+              </m:sSup>
+            </m:oMath>
+            <w:r>
+              <w:rPr>
+                <w:rtl/>
+              </w:rPr>
+              <w:t xml:space="preserve"> </w:t>
+            </w:r>
+            <w:r>
+              <w:rPr>
+                <w:rtl/>
+              </w:rPr>
+              <w:t xml:space="preserve">نفس اتجاه تغير</w:t>
+            </w:r>
+            <w:r>
+              <w:rPr>
+                <w:rtl/>
+              </w:rPr>
+              <w:t xml:space="preserve"> </w:t>
+            </w:r>
+            <m:oMath>
+              <m:r>
+                <m:t>u</m:t>
+              </m:r>
+            </m:oMath>
+            <w:r>
+              <w:rPr>
+                <w:rtl/>
+              </w:rPr>
+              <w:t xml:space="preserve"> </w:t>
+            </w:r>
+            <w:r>
+              <w:rPr>
+                <w:rtl/>
+              </w:rPr>
+              <w:t xml:space="preserve">؛ ودالة أصلية لـ</w:t>
+            </w:r>
+            <w:r>
+              <w:rPr>
+                <w:rtl/>
+              </w:rPr>
+              <w:t xml:space="preserve"> </w:t>
+            </w:r>
+            <m:oMath>
               <m:sSup>
                 <m:e>
                   <m:r>
@@ -10479,102 +11138,6 @@
               <w:rPr>
                 <w:rtl/>
               </w:rPr>
-              <w:t xml:space="preserve">: لـ</w:t>
-            </w:r>
-            <w:r>
-              <w:rPr>
-                <w:rtl/>
-              </w:rPr>
-              <w:t xml:space="preserve"> </w:t>
-            </w:r>
-            <m:oMath>
-              <m:sSup>
-                <m:e>
-                  <m:r>
-                    <m:t>e</m:t>
-                  </m:r>
-                </m:e>
-                <m:sup>
-                  <m:r>
-                    <m:t>u</m:t>
-                  </m:r>
-                </m:sup>
-              </m:sSup>
-            </m:oMath>
-            <w:r>
-              <w:rPr>
-                <w:rtl/>
-              </w:rPr>
-              <w:t xml:space="preserve"> </w:t>
-            </w:r>
-            <w:r>
-              <w:rPr>
-                <w:rtl/>
-              </w:rPr>
-              <w:t xml:space="preserve">نفس اتجاه تغير</w:t>
-            </w:r>
-            <w:r>
-              <w:rPr>
-                <w:rtl/>
-              </w:rPr>
-              <w:t xml:space="preserve"> </w:t>
-            </w:r>
-            <m:oMath>
-              <m:r>
-                <m:t>u</m:t>
-              </m:r>
-            </m:oMath>
-            <w:r>
-              <w:rPr>
-                <w:rtl/>
-              </w:rPr>
-              <w:t xml:space="preserve"> </w:t>
-            </w:r>
-            <w:r>
-              <w:rPr>
-                <w:rtl/>
-              </w:rPr>
-              <w:t xml:space="preserve">؛ ودالة أصلية لـ</w:t>
-            </w:r>
-            <w:r>
-              <w:rPr>
-                <w:rtl/>
-              </w:rPr>
-              <w:t xml:space="preserve"> </w:t>
-            </w:r>
-            <m:oMath>
-              <m:sSup>
-                <m:e>
-                  <m:r>
-                    <m:t>u</m:t>
-                  </m:r>
-                </m:e>
-                <m:sup>
-                  <m:r>
-                    <m:rPr>
-                      <m:sty m:val="p"/>
-                    </m:rPr>
-                    <m:t>′</m:t>
-                  </m:r>
-                </m:sup>
-              </m:sSup>
-              <m:sSup>
-                <m:e>
-                  <m:r>
-                    <m:t>e</m:t>
-                  </m:r>
-                </m:e>
-                <m:sup>
-                  <m:r>
-                    <m:t>u</m:t>
-                  </m:r>
-                </m:sup>
-              </m:sSup>
-            </m:oMath>
-            <w:r>
-              <w:rPr>
-                <w:rtl/>
-              </w:rPr>
               <w:t xml:space="preserve"> </w:t>
             </w:r>
             <w:r>
@@ -10663,9 +11226,11 @@
               <w:rPr>
                 <w:b/>
                 <w:bCs/>
-                <w:rtl/>
-              </w:rPr>
-              <w:t xml:space="preserve">[مثال 1]</w:t>
+                <w:color w:val="FFFFFF"/>
+                <w:shd w:val="clear" w:color="auto" w:fill="C76B00"/>
+                <w:rtl/>
+              </w:rPr>
+              <w:t xml:space="preserve"> مثال 1 </w:t>
             </w:r>
             <w:r>
               <w:rPr>
@@ -10879,12 +11444,18 @@
                 <m:rPr>
                   <m:sty m:val="p"/>
                 </m:rPr>
+                <w:rPr>
+                  <w:color w:val="B3261E"/>
+                </w:rPr>
                 <m:t>+</m:t>
               </m:r>
               <m:r>
                 <m:rPr>
                   <m:sty m:val="p"/>
                 </m:rPr>
+                <w:rPr>
+                  <w:color w:val="B3261E"/>
+                </w:rPr>
                 <m:t>∞</m:t>
               </m:r>
             </m:oMath>
@@ -10947,9 +11518,11 @@
               <w:rPr>
                 <w:b/>
                 <w:bCs/>
-                <w:rtl/>
-              </w:rPr>
-              <w:t xml:space="preserve">[مثال 2]</w:t>
+                <w:color w:val="FFFFFF"/>
+                <w:shd w:val="clear" w:color="auto" w:fill="C76B00"/>
+                <w:rtl/>
+              </w:rPr>
+              <w:t xml:space="preserve"> مثال 2 </w:t>
             </w:r>
             <w:r>
               <w:rPr>
@@ -11145,15 +11718,24 @@
                 </m:dPr>
                 <m:e>
                   <m:r>
+                    <w:rPr>
+                      <w:color w:val="B3261E"/>
+                    </w:rPr>
                     <m:t>1</m:t>
                   </m:r>
                   <m:r>
                     <m:rPr>
                       <m:sty m:val="p"/>
                     </m:rPr>
+                    <w:rPr>
+                      <w:color w:val="B3261E"/>
+                    </w:rPr>
                     <m:t>−</m:t>
                   </m:r>
                   <m:r>
+                    <w:rPr>
+                      <w:color w:val="B3261E"/>
+                    </w:rPr>
                     <m:t>x</m:t>
                   </m:r>
                 </m:e>
@@ -11161,6 +11743,9 @@
               <m:sSup>
                 <m:e>
                   <m:r>
+                    <w:rPr>
+                      <w:color w:val="B3261E"/>
+                    </w:rPr>
                     <m:t>e</m:t>
                   </m:r>
                 </m:e>
@@ -11169,9 +11754,15 @@
                     <m:rPr>
                       <m:sty m:val="p"/>
                     </m:rPr>
+                    <w:rPr>
+                      <w:color w:val="B3261E"/>
+                    </w:rPr>
                     <m:t>−</m:t>
                   </m:r>
                   <m:r>
+                    <w:rPr>
+                      <w:color w:val="B3261E"/>
+                    </w:rPr>
                     <m:t>x</m:t>
                   </m:r>
                 </m:sup>
@@ -11341,12 +11932,18 @@
                 <m:rPr>
                   <m:sty m:val="p"/>
                 </m:rPr>
+                <w:rPr>
+                  <w:color w:val="B3261E"/>
+                </w:rPr>
                 <m:t>−</m:t>
               </m:r>
               <m:r>
                 <m:rPr>
                   <m:sty m:val="p"/>
                 </m:rPr>
+                <w:rPr>
+                  <w:color w:val="B3261E"/>
+                </w:rPr>
                 <m:t>∞</m:t>
               </m:r>
             </m:oMath>
@@ -11425,6 +12022,9 @@
                 <m:t>=</m:t>
               </m:r>
               <m:r>
+                <w:rPr>
+                  <w:color w:val="B3261E"/>
+                </w:rPr>
                 <m:t>0</m:t>
               </m:r>
             </m:oMath>
@@ -11626,9 +12226,11 @@
               <w:rPr>
                 <w:b/>
                 <w:bCs/>
-                <w:rtl/>
-              </w:rPr>
-              <w:t xml:space="preserve">[حذار]</w:t>
+                <w:color w:val="FFFFFF"/>
+                <w:shd w:val="clear" w:color="auto" w:fill="B3261E"/>
+                <w:rtl/>
+              </w:rPr>
+              <w:t xml:space="preserve"> حذار </w:t>
             </w:r>
             <w:r>
               <w:rPr>
@@ -11771,9 +12373,11 @@
               <w:rPr>
                 <w:b/>
                 <w:bCs/>
-                <w:rtl/>
-              </w:rPr>
-              <w:t xml:space="preserve">[تمرين تطبيقي]</w:t>
+                <w:color w:val="FFFFFF"/>
+                <w:shd w:val="clear" w:color="auto" w:fill="6A1B9A"/>
+                <w:rtl/>
+              </w:rPr>
+              <w:t xml:space="preserve"> تمرين تطبيقي </w:t>
             </w:r>
           </w:p>
           <w:p>
@@ -12097,9 +12701,11 @@
               <w:rPr>
                 <w:b/>
                 <w:bCs/>
-                <w:rtl/>
-              </w:rPr>
-              <w:t xml:space="preserve">[حل التمرين التطبيقي]</w:t>
+                <w:color w:val="FFFFFF"/>
+                <w:shd w:val="clear" w:color="auto" w:fill="C76B00"/>
+                <w:rtl/>
+              </w:rPr>
+              <w:t xml:space="preserve"> حل التمرين التطبيقي </w:t>
             </w:r>
           </w:p>
           <w:p>
@@ -12266,6 +12872,9 @@
               <m:sSup>
                 <m:e>
                   <m:r>
+                    <w:rPr>
+                      <w:color w:val="B3261E"/>
+                    </w:rPr>
                     <m:t>g</m:t>
                   </m:r>
                 </m:e>
@@ -12274,6 +12883,9 @@
                     <m:rPr>
                       <m:sty m:val="p"/>
                     </m:rPr>
+                    <w:rPr>
+                      <w:color w:val="B3261E"/>
+                    </w:rPr>
                     <m:t>′</m:t>
                   </m:r>
                 </m:sup>
@@ -12287,6 +12899,9 @@
                 </m:dPr>
                 <m:e>
                   <m:r>
+                    <w:rPr>
+                      <w:color w:val="B3261E"/>
+                    </w:rPr>
                     <m:t>x</m:t>
                   </m:r>
                 </m:e>
@@ -12295,6 +12910,9 @@
                 <m:rPr>
                   <m:sty m:val="p"/>
                 </m:rPr>
+                <w:rPr>
+                  <w:color w:val="B3261E"/>
+                </w:rPr>
                 <m:t>=</m:t>
               </m:r>
               <m:d>
@@ -12309,21 +12927,36 @@
                     <m:rPr>
                       <m:sty m:val="p"/>
                     </m:rPr>
+                    <w:rPr>
+                      <w:color w:val="B3261E"/>
+                    </w:rPr>
                     <m:t>−</m:t>
                   </m:r>
                   <m:r>
+                    <w:rPr>
+                      <w:color w:val="B3261E"/>
+                    </w:rPr>
                     <m:t>2</m:t>
                   </m:r>
                   <m:r>
+                    <w:rPr>
+                      <w:color w:val="B3261E"/>
+                    </w:rPr>
                     <m:t>x</m:t>
                   </m:r>
                   <m:r>
                     <m:rPr>
                       <m:sty m:val="p"/>
                     </m:rPr>
+                    <w:rPr>
+                      <w:color w:val="B3261E"/>
+                    </w:rPr>
                     <m:t>+</m:t>
                   </m:r>
                   <m:r>
+                    <w:rPr>
+                      <w:color w:val="B3261E"/>
+                    </w:rPr>
                     <m:t>2</m:t>
                   </m:r>
                 </m:e>
@@ -12331,6 +12964,9 @@
               <m:sSup>
                 <m:e>
                   <m:r>
+                    <w:rPr>
+                      <w:color w:val="B3261E"/>
+                    </w:rPr>
                     <m:t>e</m:t>
                   </m:r>
                 </m:e>
@@ -12339,16 +12975,25 @@
                     <m:rPr>
                       <m:sty m:val="p"/>
                     </m:rPr>
+                    <w:rPr>
+                      <w:color w:val="B3261E"/>
+                    </w:rPr>
                     <m:t>−</m:t>
                   </m:r>
                   <m:sSup>
                     <m:e>
                       <m:r>
+                        <w:rPr>
+                          <w:color w:val="B3261E"/>
+                        </w:rPr>
                         <m:t>x</m:t>
                       </m:r>
                     </m:e>
                     <m:sup>
                       <m:r>
+                        <w:rPr>
+                          <w:color w:val="B3261E"/>
+                        </w:rPr>
                         <m:t>2</m:t>
                       </m:r>
                     </m:sup>
@@ -12357,12 +13002,21 @@
                     <m:rPr>
                       <m:sty m:val="p"/>
                     </m:rPr>
+                    <w:rPr>
+                      <w:color w:val="B3261E"/>
+                    </w:rPr>
                     <m:t>+</m:t>
                   </m:r>
                   <m:r>
+                    <w:rPr>
+                      <w:color w:val="B3261E"/>
+                    </w:rPr>
                     <m:t>2</m:t>
                   </m:r>
                   <m:r>
+                    <w:rPr>
+                      <w:color w:val="B3261E"/>
+                    </w:rPr>
                     <m:t>x</m:t>
                   </m:r>
                 </m:sup>
@@ -12569,34 +13223,52 @@
                     <m:rPr>
                       <m:sty m:val="p"/>
                     </m:rPr>
+                    <w:rPr>
+                      <w:color w:val="B3261E"/>
+                    </w:rPr>
                     <m:t>lim</m:t>
                   </m:r>
                 </m:e>
                 <m:lim>
                   <m:r>
+                    <w:rPr>
+                      <w:color w:val="B3261E"/>
+                    </w:rPr>
                     <m:t>x</m:t>
                   </m:r>
                   <m:r>
                     <m:rPr>
                       <m:sty m:val="p"/>
                     </m:rPr>
+                    <w:rPr>
+                      <w:color w:val="B3261E"/>
+                    </w:rPr>
                     <m:t>→</m:t>
                   </m:r>
                   <m:r>
                     <m:rPr>
                       <m:sty m:val="p"/>
                     </m:rPr>
+                    <w:rPr>
+                      <w:color w:val="B3261E"/>
+                    </w:rPr>
                     <m:t>±</m:t>
                   </m:r>
                   <m:r>
                     <m:rPr>
                       <m:sty m:val="p"/>
                     </m:rPr>
+                    <w:rPr>
+                      <w:color w:val="B3261E"/>
+                    </w:rPr>
                     <m:t>∞</m:t>
                   </m:r>
                 </m:lim>
               </m:limLow>
               <m:r>
+                <w:rPr>
+                  <w:color w:val="B3261E"/>
+                </w:rPr>
                 <m:t>g</m:t>
               </m:r>
               <m:d>
@@ -12608,6 +13280,9 @@
                 </m:dPr>
                 <m:e>
                   <m:r>
+                    <w:rPr>
+                      <w:color w:val="B3261E"/>
+                    </w:rPr>
                     <m:t>x</m:t>
                   </m:r>
                 </m:e>
@@ -12616,9 +13291,15 @@
                 <m:rPr>
                   <m:sty m:val="p"/>
                 </m:rPr>
+                <w:rPr>
+                  <w:color w:val="B3261E"/>
+                </w:rPr>
                 <m:t>=</m:t>
               </m:r>
               <m:r>
+                <w:rPr>
+                  <w:color w:val="B3261E"/>
+                </w:rPr>
                 <m:t>0</m:t>
               </m:r>
             </m:oMath>
@@ -13424,10 +14105,10 @@
         <w:tblLook w:firstRow="0" w:lastRow="0" w:firstColumn="0" w:lastColumn="0" w:noHBand="0" w:noVBand="0" w:val="0000"/>
       </w:tblPr>
       <w:tblGrid>
-        <w:gridCol w:w="1084"/>
-        <w:gridCol w:w="591"/>
-        <w:gridCol w:w="7004"/>
-        <w:gridCol w:w="1183"/>
+        <w:gridCol w:w="1281"/>
+        <w:gridCol w:w="690"/>
+        <w:gridCol w:w="6511"/>
+        <w:gridCol w:w="1380"/>
       </w:tblGrid>
       <w:tr>
         <w:tc>
@@ -13726,9 +14407,11 @@
               <w:rPr>
                 <w:b/>
                 <w:bCs/>
-                <w:rtl/>
-              </w:rPr>
-              <w:t xml:space="preserve">[نشاط 04]</w:t>
+                <w:color w:val="FFFFFF"/>
+                <w:shd w:val="clear" w:color="auto" w:fill="C76B00"/>
+                <w:rtl/>
+              </w:rPr>
+              <w:t xml:space="preserve"> نشاط 04 </w:t>
             </w:r>
           </w:p>
           <w:p>
@@ -13941,9 +14624,11 @@
               <w:rPr>
                 <w:b/>
                 <w:bCs/>
-                <w:rtl/>
-              </w:rPr>
-              <w:t xml:space="preserve">[مناقشة النشاط]</w:t>
+                <w:color w:val="FFFFFF"/>
+                <w:shd w:val="clear" w:color="auto" w:fill="1F4E9C"/>
+                <w:rtl/>
+              </w:rPr>
+              <w:t xml:space="preserve"> مناقشة النشاط </w:t>
             </w:r>
           </w:p>
           <w:p>
@@ -14034,6 +14719,9 @@
             </w:r>
             <m:oMath>
               <m:r>
+                <w:rPr>
+                  <w:color w:val="B3261E"/>
+                </w:rPr>
                 <m:t>V</m:t>
               </m:r>
               <m:d>
@@ -14045,6 +14733,9 @@
                 </m:dPr>
                 <m:e>
                   <m:r>
+                    <w:rPr>
+                      <w:color w:val="B3261E"/>
+                    </w:rPr>
                     <m:t>t</m:t>
                   </m:r>
                 </m:e>
@@ -14053,34 +14744,55 @@
                 <m:rPr>
                   <m:sty m:val="p"/>
                 </m:rPr>
+                <w:rPr>
+                  <w:color w:val="B3261E"/>
+                </w:rPr>
                 <m:t>=</m:t>
               </m:r>
               <m:r>
+                <w:rPr>
+                  <w:color w:val="B3261E"/>
+                </w:rPr>
                 <m:t>500000</m:t>
               </m:r>
               <m:r>
                 <m:rPr>
                   <m:sty m:val="p"/>
                 </m:rPr>
+                <w:rPr>
+                  <w:color w:val="B3261E"/>
+                </w:rPr>
                 <m:t>×</m:t>
               </m:r>
               <m:r>
+                <w:rPr>
+                  <w:color w:val="B3261E"/>
+                </w:rPr>
                 <m:t>0</m:t>
               </m:r>
               <m:r>
                 <m:rPr>
                   <m:sty m:val="p"/>
                 </m:rPr>
+                <w:rPr>
+                  <w:color w:val="B3261E"/>
+                </w:rPr>
                 <m:t>,</m:t>
               </m:r>
               <m:sSup>
                 <m:e>
                   <m:r>
+                    <w:rPr>
+                      <w:color w:val="B3261E"/>
+                    </w:rPr>
                     <m:t>8</m:t>
                   </m:r>
                 </m:e>
                 <m:sup>
                   <m:r>
+                    <w:rPr>
+                      <w:color w:val="B3261E"/>
+                    </w:rPr>
                     <m:t>t</m:t>
                   </m:r>
                 </m:sup>
@@ -14381,16 +15093,11 @@
               <w:rPr>
                 <w:rtl/>
               </w:rPr>
-              <w:t xml:space="preserve">:</w:t>
-            </w:r>
-            <w:r>
-              <w:rPr>
-                <w:rtl/>
-              </w:rPr>
-              <w:t xml:space="preserve"> </w:t>
-            </w:r>
-            <w:r>
-              <w:rPr>
+              <w:t xml:space="preserve">: </w:t>
+            </w:r>
+            <w:r>
+              <w:rPr>
+                <w:color w:val="B3261E"/>
                 <w:rtl/>
               </w:rPr>
               <w:t xml:space="preserve">بعد</w:t>
@@ -14403,6 +15110,9 @@
             </w:r>
             <m:oMath>
               <m:r>
+                <w:rPr>
+                  <w:color w:val="B3261E"/>
+                </w:rPr>
                 <m:t>8</m:t>
               </m:r>
             </m:oMath>
@@ -14414,6 +15124,7 @@
             </w:r>
             <w:r>
               <w:rPr>
+                <w:color w:val="B3261E"/>
                 <w:rtl/>
               </w:rPr>
               <w:t xml:space="preserve">سنوات</w:t>
@@ -14548,9 +15259,11 @@
               <w:rPr>
                 <w:b/>
                 <w:bCs/>
-                <w:rtl/>
-              </w:rPr>
-              <w:t xml:space="preserve">[تعريف]</w:t>
+                <w:color w:val="FFFFFF"/>
+                <w:shd w:val="clear" w:color="auto" w:fill="1F4E9C"/>
+                <w:rtl/>
+              </w:rPr>
+              <w:t xml:space="preserve"> تعريف </w:t>
             </w:r>
             <w:r>
               <w:rPr>
@@ -14594,11 +15307,17 @@
               <m:sSup>
                 <m:e>
                   <m:r>
+                    <w:rPr>
+                      <w:color w:val="B3261E"/>
+                    </w:rPr>
                     <m:t>a</m:t>
                   </m:r>
                 </m:e>
                 <m:sup>
                   <m:r>
+                    <w:rPr>
+                      <w:color w:val="B3261E"/>
+                    </w:rPr>
                     <m:t>x</m:t>
                   </m:r>
                 </m:sup>
@@ -14607,25 +15326,40 @@
                 <m:rPr>
                   <m:sty m:val="p"/>
                 </m:rPr>
+                <w:rPr>
+                  <w:color w:val="B3261E"/>
+                </w:rPr>
                 <m:t>=</m:t>
               </m:r>
               <m:sSup>
                 <m:e>
                   <m:r>
+                    <w:rPr>
+                      <w:color w:val="B3261E"/>
+                    </w:rPr>
                     <m:t>e</m:t>
                   </m:r>
                 </m:e>
                 <m:sup>
                   <m:r>
+                    <w:rPr>
+                      <w:color w:val="B3261E"/>
+                    </w:rPr>
                     <m:t>x</m:t>
                   </m:r>
                   <m:r>
                     <m:rPr>
                       <m:sty m:val="p"/>
                     </m:rPr>
+                    <w:rPr>
+                      <w:color w:val="B3261E"/>
+                    </w:rPr>
                     <m:t>ln</m:t>
                   </m:r>
                   <m:r>
+                    <w:rPr>
+                      <w:color w:val="B3261E"/>
+                    </w:rPr>
                     <m:t>a</m:t>
                   </m:r>
                 </m:sup>
@@ -14690,11 +15424,17 @@
               <m:sSup>
                 <m:e>
                   <m:r>
+                    <w:rPr>
+                      <w:color w:val="B3261E"/>
+                    </w:rPr>
                     <m:t>x</m:t>
                   </m:r>
                 </m:e>
                 <m:sup>
                   <m:r>
+                    <w:rPr>
+                      <w:color w:val="B3261E"/>
+                    </w:rPr>
                     <m:t>α</m:t>
                   </m:r>
                 </m:sup>
@@ -14703,25 +15443,40 @@
                 <m:rPr>
                   <m:sty m:val="p"/>
                 </m:rPr>
+                <w:rPr>
+                  <w:color w:val="B3261E"/>
+                </w:rPr>
                 <m:t>=</m:t>
               </m:r>
               <m:sSup>
                 <m:e>
                   <m:r>
+                    <w:rPr>
+                      <w:color w:val="B3261E"/>
+                    </w:rPr>
                     <m:t>e</m:t>
                   </m:r>
                 </m:e>
                 <m:sup>
                   <m:r>
+                    <w:rPr>
+                      <w:color w:val="B3261E"/>
+                    </w:rPr>
                     <m:t>α</m:t>
                   </m:r>
                   <m:r>
                     <m:rPr>
                       <m:sty m:val="p"/>
                     </m:rPr>
+                    <w:rPr>
+                      <w:color w:val="B3261E"/>
+                    </w:rPr>
                     <m:t>ln</m:t>
                   </m:r>
                   <m:r>
+                    <w:rPr>
+                      <w:color w:val="B3261E"/>
+                    </w:rPr>
                     <m:t>x</m:t>
                   </m:r>
                 </m:sup>
@@ -14820,9 +15575,11 @@
               <w:rPr>
                 <w:b/>
                 <w:bCs/>
-                <w:rtl/>
-              </w:rPr>
-              <w:t xml:space="preserve">[خاصية]</w:t>
+                <w:color w:val="FFFFFF"/>
+                <w:shd w:val="clear" w:color="auto" w:fill="B3261E"/>
+                <w:rtl/>
+              </w:rPr>
+              <w:t xml:space="preserve"> خاصية </w:t>
             </w:r>
           </w:p>
           <w:p>
@@ -14858,11 +15615,17 @@
                       <m:sSup>
                         <m:e>
                           <m:r>
+                            <w:rPr>
+                              <w:color w:val="B3261E"/>
+                            </w:rPr>
                             <m:t>a</m:t>
                           </m:r>
                         </m:e>
                         <m:sup>
                           <m:r>
+                            <w:rPr>
+                              <w:color w:val="B3261E"/>
+                            </w:rPr>
                             <m:t>x</m:t>
                           </m:r>
                         </m:sup>
@@ -14875,6 +15638,9 @@
                     <m:rPr>
                       <m:sty m:val="p"/>
                     </m:rPr>
+                    <w:rPr>
+                      <w:color w:val="B3261E"/>
+                    </w:rPr>
                     <m:t>′</m:t>
                   </m:r>
                 </m:sup>
@@ -14883,31 +15649,49 @@
                 <m:rPr>
                   <m:sty m:val="p"/>
                 </m:rPr>
+                <w:rPr>
+                  <w:color w:val="B3261E"/>
+                </w:rPr>
                 <m:t>=</m:t>
               </m:r>
               <m:r>
                 <m:rPr>
                   <m:sty m:val="p"/>
                 </m:rPr>
+                <w:rPr>
+                  <w:color w:val="B3261E"/>
+                </w:rPr>
                 <m:t>ln</m:t>
               </m:r>
               <m:r>
+                <w:rPr>
+                  <w:color w:val="B3261E"/>
+                </w:rPr>
                 <m:t>a</m:t>
               </m:r>
               <m:r>
                 <m:rPr>
                   <m:sty m:val="p"/>
                 </m:rPr>
+                <w:rPr>
+                  <w:color w:val="B3261E"/>
+                </w:rPr>
                 <m:t>×</m:t>
               </m:r>
               <m:sSup>
                 <m:e>
                   <m:r>
+                    <w:rPr>
+                      <w:color w:val="B3261E"/>
+                    </w:rPr>
                     <m:t>a</m:t>
                   </m:r>
                 </m:e>
                 <m:sup>
                   <m:r>
+                    <w:rPr>
+                      <w:color w:val="B3261E"/>
+                    </w:rPr>
                     <m:t>x</m:t>
                   </m:r>
                 </m:sup>
@@ -15020,11 +15804,17 @@
                       <m:sSup>
                         <m:e>
                           <m:r>
+                            <w:rPr>
+                              <w:color w:val="B3261E"/>
+                            </w:rPr>
                             <m:t>x</m:t>
                           </m:r>
                         </m:e>
                         <m:sup>
                           <m:r>
+                            <w:rPr>
+                              <w:color w:val="B3261E"/>
+                            </w:rPr>
                             <m:t>α</m:t>
                           </m:r>
                         </m:sup>
@@ -15037,6 +15827,9 @@
                     <m:rPr>
                       <m:sty m:val="p"/>
                     </m:rPr>
+                    <w:rPr>
+                      <w:color w:val="B3261E"/>
+                    </w:rPr>
                     <m:t>′</m:t>
                   </m:r>
                 </m:sup>
@@ -15045,28 +15838,46 @@
                 <m:rPr>
                   <m:sty m:val="p"/>
                 </m:rPr>
+                <w:rPr>
+                  <w:color w:val="B3261E"/>
+                </w:rPr>
                 <m:t>=</m:t>
               </m:r>
               <m:r>
+                <w:rPr>
+                  <w:color w:val="B3261E"/>
+                </w:rPr>
                 <m:t>α</m:t>
               </m:r>
               <m:sSup>
                 <m:e>
                   <m:r>
+                    <w:rPr>
+                      <w:color w:val="B3261E"/>
+                    </w:rPr>
                     <m:t>x</m:t>
                   </m:r>
                 </m:e>
                 <m:sup>
                   <m:r>
+                    <w:rPr>
+                      <w:color w:val="B3261E"/>
+                    </w:rPr>
                     <m:t>α</m:t>
                   </m:r>
                   <m:r>
                     <m:rPr>
                       <m:sty m:val="p"/>
                     </m:rPr>
+                    <w:rPr>
+                      <w:color w:val="B3261E"/>
+                    </w:rPr>
                     <m:t>−</m:t>
                   </m:r>
                   <m:r>
+                    <w:rPr>
+                      <w:color w:val="B3261E"/>
+                    </w:rPr>
                     <m:t>1</m:t>
                   </m:r>
                 </m:sup>
@@ -15192,9 +16003,11 @@
               <w:rPr>
                 <w:b/>
                 <w:bCs/>
-                <w:rtl/>
-              </w:rPr>
-              <w:t xml:space="preserve">[مثال]</w:t>
+                <w:color w:val="FFFFFF"/>
+                <w:shd w:val="clear" w:color="auto" w:fill="C76B00"/>
+                <w:rtl/>
+              </w:rPr>
+              <w:t xml:space="preserve"> مثال </w:t>
             </w:r>
           </w:p>
           <w:p>
@@ -15342,15 +16155,24 @@
                 <m:t>≈</m:t>
               </m:r>
               <m:r>
+                <w:rPr>
+                  <w:color w:val="B3261E"/>
+                </w:rPr>
                 <m:t>3</m:t>
               </m:r>
               <m:r>
                 <m:rPr>
                   <m:sty m:val="p"/>
                 </m:rPr>
+                <w:rPr>
+                  <w:color w:val="B3261E"/>
+                </w:rPr>
                 <m:t>,</m:t>
               </m:r>
               <m:r>
+                <w:rPr>
+                  <w:color w:val="B3261E"/>
+                </w:rPr>
                 <m:t>32</m:t>
               </m:r>
             </m:oMath>
@@ -15425,25 +16247,40 @@
                 <m:rPr>
                   <m:sty m:val="p"/>
                 </m:rPr>
+                <w:rPr>
+                  <w:color w:val="B3261E"/>
+                </w:rPr>
                 <m:t>ln</m:t>
               </m:r>
               <m:r>
+                <w:rPr>
+                  <w:color w:val="B3261E"/>
+                </w:rPr>
                 <m:t>2</m:t>
               </m:r>
               <m:r>
                 <m:rPr>
                   <m:sty m:val="p"/>
                 </m:rPr>
+                <w:rPr>
+                  <w:color w:val="B3261E"/>
+                </w:rPr>
                 <m:t>×</m:t>
               </m:r>
               <m:sSup>
                 <m:e>
                   <m:r>
+                    <w:rPr>
+                      <w:color w:val="B3261E"/>
+                    </w:rPr>
                     <m:t>2</m:t>
                   </m:r>
                 </m:e>
                 <m:sup>
                   <m:r>
+                    <w:rPr>
+                      <w:color w:val="B3261E"/>
+                    </w:rPr>
                     <m:t>x</m:t>
                   </m:r>
                 </m:sup>
@@ -15550,6 +16387,7 @@
             </w:r>
             <w:r>
               <w:rPr>
+                <w:color w:val="B3261E"/>
                 <w:rtl/>
               </w:rPr>
               <w:t xml:space="preserve">متناقصة</w:t>
@@ -15562,6 +16400,7 @@
             </w:r>
             <w:r>
               <w:rPr>
+                <w:color w:val="B3261E"/>
                 <w:rtl/>
               </w:rPr>
               <w:t xml:space="preserve">تماماً</w:t>
@@ -15626,9 +16465,11 @@
               <w:rPr>
                 <w:b/>
                 <w:bCs/>
-                <w:rtl/>
-              </w:rPr>
-              <w:t xml:space="preserve">[حذار]</w:t>
+                <w:color w:val="FFFFFF"/>
+                <w:shd w:val="clear" w:color="auto" w:fill="B3261E"/>
+                <w:rtl/>
+              </w:rPr>
+              <w:t xml:space="preserve"> حذار </w:t>
             </w:r>
             <w:r>
               <w:rPr>
@@ -15774,9 +16615,11 @@
               <w:rPr>
                 <w:b/>
                 <w:bCs/>
-                <w:rtl/>
-              </w:rPr>
-              <w:t xml:space="preserve">[تمرين تطبيقي]</w:t>
+                <w:color w:val="FFFFFF"/>
+                <w:shd w:val="clear" w:color="auto" w:fill="6A1B9A"/>
+                <w:rtl/>
+              </w:rPr>
+              <w:t xml:space="preserve"> تمرين تطبيقي </w:t>
             </w:r>
           </w:p>
           <w:p>
@@ -16066,9 +16909,11 @@
               <w:rPr>
                 <w:b/>
                 <w:bCs/>
-                <w:rtl/>
-              </w:rPr>
-              <w:t xml:space="preserve">[حل التمرين التطبيقي]</w:t>
+                <w:color w:val="FFFFFF"/>
+                <w:shd w:val="clear" w:color="auto" w:fill="C76B00"/>
+                <w:rtl/>
+              </w:rPr>
+              <w:t xml:space="preserve"> حل التمرين التطبيقي </w:t>
             </w:r>
           </w:p>
           <w:p>
@@ -16240,15 +17085,24 @@
                 <m:t>≈</m:t>
               </m:r>
               <m:r>
+                <w:rPr>
+                  <w:color w:val="B3261E"/>
+                </w:rPr>
                 <m:t>11</m:t>
               </m:r>
               <m:r>
                 <m:rPr>
                   <m:sty m:val="p"/>
                 </m:rPr>
+                <w:rPr>
+                  <w:color w:val="B3261E"/>
+                </w:rPr>
                 <m:t>,</m:t>
               </m:r>
               <m:r>
+                <w:rPr>
+                  <w:color w:val="B3261E"/>
+                </w:rPr>
                 <m:t>36</m:t>
               </m:r>
             </m:oMath>
@@ -16356,15 +17210,24 @@
                 <m:t>=</m:t>
               </m:r>
               <m:r>
+                <w:rPr>
+                  <w:color w:val="B3261E"/>
+                </w:rPr>
                 <m:t>1</m:t>
               </m:r>
               <m:r>
                 <m:rPr>
                   <m:sty m:val="p"/>
                 </m:rPr>
+                <w:rPr>
+                  <w:color w:val="B3261E"/>
+                </w:rPr>
                 <m:t>,</m:t>
               </m:r>
               <m:r>
+                <w:rPr>
+                  <w:color w:val="B3261E"/>
+                </w:rPr>
                 <m:t>5</m:t>
               </m:r>
               <m:rad>
@@ -16374,6 +17237,9 @@
                 <m:deg/>
                 <m:e>
                   <m:r>
+                    <w:rPr>
+                      <w:color w:val="B3261E"/>
+                    </w:rPr>
                     <m:t>x</m:t>
                   </m:r>
                 </m:e>
@@ -16991,10 +17857,10 @@
         <w:tblLook w:firstRow="0" w:lastRow="0" w:firstColumn="0" w:lastColumn="0" w:noHBand="0" w:noVBand="0" w:val="0000"/>
       </w:tblPr>
       <w:tblGrid>
-        <w:gridCol w:w="1084"/>
-        <w:gridCol w:w="591"/>
-        <w:gridCol w:w="7004"/>
-        <w:gridCol w:w="1183"/>
+        <w:gridCol w:w="1281"/>
+        <w:gridCol w:w="690"/>
+        <w:gridCol w:w="6511"/>
+        <w:gridCol w:w="1380"/>
       </w:tblGrid>
       <w:tr>
         <w:tc>
@@ -17293,9 +18159,11 @@
               <w:rPr>
                 <w:b/>
                 <w:bCs/>
-                <w:rtl/>
-              </w:rPr>
-              <w:t xml:space="preserve">[مشكلة (إيداع)]</w:t>
+                <w:color w:val="FFFFFF"/>
+                <w:shd w:val="clear" w:color="auto" w:fill="C76B00"/>
+                <w:rtl/>
+              </w:rPr>
+              <w:t xml:space="preserve"> مشكلة (إيداع) </w:t>
             </w:r>
             <w:r>
               <w:rPr>
@@ -17523,9 +18391,11 @@
               <w:rPr>
                 <w:b/>
                 <w:bCs/>
-                <w:rtl/>
-              </w:rPr>
-              <w:t xml:space="preserve">[مناقشة النشاط]</w:t>
+                <w:color w:val="FFFFFF"/>
+                <w:shd w:val="clear" w:color="auto" w:fill="1F4E9C"/>
+                <w:rtl/>
+              </w:rPr>
+              <w:t xml:space="preserve"> مناقشة النشاط </w:t>
             </w:r>
           </w:p>
           <w:p>
@@ -17589,11 +18459,17 @@
               <m:sSub>
                 <m:e>
                   <m:r>
+                    <w:rPr>
+                      <w:color w:val="B3261E"/>
+                    </w:rPr>
                     <m:t>C</m:t>
                   </m:r>
                 </m:e>
                 <m:sub>
                   <m:r>
+                    <w:rPr>
+                      <w:color w:val="B3261E"/>
+                    </w:rPr>
                     <m:t>n</m:t>
                   </m:r>
                 </m:sub>
@@ -17602,34 +18478,55 @@
                 <m:rPr>
                   <m:sty m:val="p"/>
                 </m:rPr>
+                <w:rPr>
+                  <w:color w:val="B3261E"/>
+                </w:rPr>
                 <m:t>=</m:t>
               </m:r>
               <m:r>
+                <w:rPr>
+                  <w:color w:val="B3261E"/>
+                </w:rPr>
                 <m:t>200000</m:t>
               </m:r>
               <m:r>
                 <m:rPr>
                   <m:sty m:val="p"/>
                 </m:rPr>
+                <w:rPr>
+                  <w:color w:val="B3261E"/>
+                </w:rPr>
                 <m:t>×</m:t>
               </m:r>
               <m:r>
+                <w:rPr>
+                  <w:color w:val="B3261E"/>
+                </w:rPr>
                 <m:t>1</m:t>
               </m:r>
               <m:r>
                 <m:rPr>
                   <m:sty m:val="p"/>
                 </m:rPr>
+                <w:rPr>
+                  <w:color w:val="B3261E"/>
+                </w:rPr>
                 <m:t>,</m:t>
               </m:r>
               <m:sSup>
                 <m:e>
                   <m:r>
+                    <w:rPr>
+                      <w:color w:val="B3261E"/>
+                    </w:rPr>
                     <m:t>04</m:t>
                   </m:r>
                 </m:e>
                 <m:sup>
                   <m:r>
+                    <w:rPr>
+                      <w:color w:val="B3261E"/>
+                    </w:rPr>
                     <m:t>n</m:t>
                   </m:r>
                 </m:sup>
@@ -17836,16 +18733,11 @@
               <w:rPr>
                 <w:rtl/>
               </w:rPr>
-              <w:t xml:space="preserve">:</w:t>
-            </w:r>
-            <w:r>
-              <w:rPr>
-                <w:rtl/>
-              </w:rPr>
-              <w:t xml:space="preserve"> </w:t>
-            </w:r>
-            <w:r>
-              <w:rPr>
+              <w:t xml:space="preserve">: </w:t>
+            </w:r>
+            <w:r>
+              <w:rPr>
+                <w:color w:val="B3261E"/>
                 <w:rtl/>
               </w:rPr>
               <w:t xml:space="preserve">بعد</w:t>
@@ -17858,6 +18750,9 @@
             </w:r>
             <m:oMath>
               <m:r>
+                <w:rPr>
+                  <w:color w:val="B3261E"/>
+                </w:rPr>
                 <m:t>18</m:t>
               </m:r>
             </m:oMath>
@@ -17869,6 +18764,7 @@
             </w:r>
             <w:r>
               <w:rPr>
+                <w:color w:val="B3261E"/>
                 <w:rtl/>
               </w:rPr>
               <w:t xml:space="preserve">سنة</w:t>
@@ -17945,9 +18841,11 @@
               <w:rPr>
                 <w:b/>
                 <w:bCs/>
-                <w:rtl/>
-              </w:rPr>
-              <w:t xml:space="preserve">[طريقة]</w:t>
+                <w:color w:val="FFFFFF"/>
+                <w:shd w:val="clear" w:color="auto" w:fill="6A1B9A"/>
+                <w:rtl/>
+              </w:rPr>
+              <w:t xml:space="preserve"> طريقة </w:t>
             </w:r>
             <w:r>
               <w:rPr>
@@ -18037,9 +18935,11 @@
               <w:rPr>
                 <w:b/>
                 <w:bCs/>
-                <w:rtl/>
-              </w:rPr>
-              <w:t xml:space="preserve">[التسديد بأقساط ثابتة (تُقبل)]</w:t>
+                <w:color w:val="FFFFFF"/>
+                <w:shd w:val="clear" w:color="auto" w:fill="B3261E"/>
+                <w:rtl/>
+              </w:rPr>
+              <w:t xml:space="preserve"> التسديد بأقساط ثابتة (تُقبل) </w:t>
             </w:r>
             <w:r>
               <w:rPr>
@@ -18124,12 +19024,18 @@
             </w:r>
             <m:oMath>
               <m:r>
+                <w:rPr>
+                  <w:color w:val="B3261E"/>
+                </w:rPr>
                 <m:t>a</m:t>
               </m:r>
               <m:r>
                 <m:rPr>
                   <m:sty m:val="p"/>
                 </m:rPr>
+                <w:rPr>
+                  <w:color w:val="B3261E"/>
+                </w:rPr>
                 <m:t>=</m:t>
               </m:r>
               <m:f>
@@ -18138,23 +19044,38 @@
                 </m:fPr>
                 <m:num>
                   <m:r>
+                    <w:rPr>
+                      <w:color w:val="B3261E"/>
+                    </w:rPr>
                     <m:t>C</m:t>
                   </m:r>
                   <m:r>
+                    <w:rPr>
+                      <w:color w:val="B3261E"/>
+                    </w:rPr>
                     <m:t> </m:t>
                   </m:r>
                   <m:r>
+                    <w:rPr>
+                      <w:color w:val="B3261E"/>
+                    </w:rPr>
                     <m:t>t</m:t>
                   </m:r>
                 </m:num>
                 <m:den>
                   <m:r>
+                    <w:rPr>
+                      <w:color w:val="B3261E"/>
+                    </w:rPr>
                     <m:t>1</m:t>
                   </m:r>
                   <m:r>
                     <m:rPr>
                       <m:sty m:val="p"/>
                     </m:rPr>
+                    <w:rPr>
+                      <w:color w:val="B3261E"/>
+                    </w:rPr>
                     <m:t>−</m:t>
                   </m:r>
                   <m:sSup>
@@ -18168,15 +19089,24 @@
                         </m:dPr>
                         <m:e>
                           <m:r>
+                            <w:rPr>
+                              <w:color w:val="B3261E"/>
+                            </w:rPr>
                             <m:t>1</m:t>
                           </m:r>
                           <m:r>
                             <m:rPr>
                               <m:sty m:val="p"/>
                             </m:rPr>
+                            <w:rPr>
+                              <w:color w:val="B3261E"/>
+                            </w:rPr>
                             <m:t>+</m:t>
                           </m:r>
                           <m:r>
+                            <w:rPr>
+                              <w:color w:val="B3261E"/>
+                            </w:rPr>
                             <m:t>t</m:t>
                           </m:r>
                         </m:e>
@@ -18187,9 +19117,15 @@
                         <m:rPr>
                           <m:sty m:val="p"/>
                         </m:rPr>
+                        <w:rPr>
+                          <w:color w:val="B3261E"/>
+                        </w:rPr>
                         <m:t>−</m:t>
                       </m:r>
                       <m:r>
+                        <w:rPr>
+                          <w:color w:val="B3261E"/>
+                        </w:rPr>
                         <m:t>n</m:t>
                       </m:r>
                     </m:sup>
@@ -18257,9 +19193,11 @@
               <w:rPr>
                 <w:b/>
                 <w:bCs/>
-                <w:rtl/>
-              </w:rPr>
-              <w:t xml:space="preserve">[مثال]</w:t>
+                <w:color w:val="FFFFFF"/>
+                <w:shd w:val="clear" w:color="auto" w:fill="C76B00"/>
+                <w:rtl/>
+              </w:rPr>
+              <w:t xml:space="preserve"> مثال </w:t>
             </w:r>
             <w:r>
               <w:rPr>
@@ -18488,6 +19426,9 @@
                 <m:t>≈</m:t>
               </m:r>
               <m:r>
+                <w:rPr>
+                  <w:color w:val="B3261E"/>
+                </w:rPr>
                 <m:t>129505</m:t>
               </m:r>
             </m:oMath>
@@ -18557,9 +19498,11 @@
               <w:rPr>
                 <w:b/>
                 <w:bCs/>
-                <w:rtl/>
-              </w:rPr>
-              <w:t xml:space="preserve">[حذار]</w:t>
+                <w:color w:val="FFFFFF"/>
+                <w:shd w:val="clear" w:color="auto" w:fill="B3261E"/>
+                <w:rtl/>
+              </w:rPr>
+              <w:t xml:space="preserve"> حذار </w:t>
             </w:r>
             <w:r>
               <w:rPr>
@@ -18649,9 +19592,11 @@
               <w:rPr>
                 <w:b/>
                 <w:bCs/>
-                <w:rtl/>
-              </w:rPr>
-              <w:t xml:space="preserve">[تمرين تطبيقي]</w:t>
+                <w:color w:val="FFFFFF"/>
+                <w:shd w:val="clear" w:color="auto" w:fill="6A1B9A"/>
+                <w:rtl/>
+              </w:rPr>
+              <w:t xml:space="preserve"> تمرين تطبيقي </w:t>
             </w:r>
           </w:p>
           <w:p>
@@ -18885,9 +19830,11 @@
               <w:rPr>
                 <w:b/>
                 <w:bCs/>
-                <w:rtl/>
-              </w:rPr>
-              <w:t xml:space="preserve">[حل التمرين التطبيقي]</w:t>
+                <w:color w:val="FFFFFF"/>
+                <w:shd w:val="clear" w:color="auto" w:fill="C76B00"/>
+                <w:rtl/>
+              </w:rPr>
+              <w:t xml:space="preserve"> حل التمرين التطبيقي </w:t>
             </w:r>
           </w:p>
           <w:p>
@@ -18913,11 +19860,17 @@
               <m:sSub>
                 <m:e>
                   <m:r>
+                    <w:rPr>
+                      <w:color w:val="B3261E"/>
+                    </w:rPr>
                     <m:t>C</m:t>
                   </m:r>
                 </m:e>
                 <m:sub>
                   <m:r>
+                    <w:rPr>
+                      <w:color w:val="B3261E"/>
+                    </w:rPr>
                     <m:t>n</m:t>
                   </m:r>
                 </m:sub>
@@ -18926,34 +19879,55 @@
                 <m:rPr>
                   <m:sty m:val="p"/>
                 </m:rPr>
+                <w:rPr>
+                  <w:color w:val="B3261E"/>
+                </w:rPr>
                 <m:t>=</m:t>
               </m:r>
               <m:r>
+                <w:rPr>
+                  <w:color w:val="B3261E"/>
+                </w:rPr>
                 <m:t>150000</m:t>
               </m:r>
               <m:r>
                 <m:rPr>
                   <m:sty m:val="p"/>
                 </m:rPr>
+                <w:rPr>
+                  <w:color w:val="B3261E"/>
+                </w:rPr>
                 <m:t>×</m:t>
               </m:r>
               <m:r>
+                <w:rPr>
+                  <w:color w:val="B3261E"/>
+                </w:rPr>
                 <m:t>1</m:t>
               </m:r>
               <m:r>
                 <m:rPr>
                   <m:sty m:val="p"/>
                 </m:rPr>
+                <w:rPr>
+                  <w:color w:val="B3261E"/>
+                </w:rPr>
                 <m:t>,</m:t>
               </m:r>
               <m:sSup>
                 <m:e>
                   <m:r>
+                    <w:rPr>
+                      <w:color w:val="B3261E"/>
+                    </w:rPr>
                     <m:t>035</m:t>
                   </m:r>
                 </m:e>
                 <m:sup>
                   <m:r>
+                    <w:rPr>
+                      <w:color w:val="B3261E"/>
+                    </w:rPr>
                     <m:t>n</m:t>
                   </m:r>
                 </m:sup>
@@ -19149,16 +20123,11 @@
               <w:rPr>
                 <w:rtl/>
               </w:rPr>
-              <w:t xml:space="preserve">:</w:t>
-            </w:r>
-            <w:r>
-              <w:rPr>
-                <w:rtl/>
-              </w:rPr>
-              <w:t xml:space="preserve"> </w:t>
-            </w:r>
-            <w:r>
-              <w:rPr>
+              <w:t xml:space="preserve">: </w:t>
+            </w:r>
+            <w:r>
+              <w:rPr>
+                <w:color w:val="B3261E"/>
                 <w:rtl/>
               </w:rPr>
               <w:t xml:space="preserve">بعد</w:t>
@@ -19171,6 +20140,9 @@
             </w:r>
             <m:oMath>
               <m:r>
+                <w:rPr>
+                  <w:color w:val="B3261E"/>
+                </w:rPr>
                 <m:t>9</m:t>
               </m:r>
             </m:oMath>
@@ -19182,6 +20154,7 @@
             </w:r>
             <w:r>
               <w:rPr>
+                <w:color w:val="B3261E"/>
                 <w:rtl/>
               </w:rPr>
               <w:t xml:space="preserve">سنوات</w:t>
@@ -19798,10 +20771,10 @@
         <w:tblLook w:firstRow="0" w:lastRow="0" w:firstColumn="0" w:lastColumn="0" w:noHBand="0" w:noVBand="0" w:val="0000"/>
       </w:tblPr>
       <w:tblGrid>
-        <w:gridCol w:w="1084"/>
-        <w:gridCol w:w="591"/>
-        <w:gridCol w:w="7004"/>
-        <w:gridCol w:w="1183"/>
+        <w:gridCol w:w="1281"/>
+        <w:gridCol w:w="690"/>
+        <w:gridCol w:w="6511"/>
+        <w:gridCol w:w="1380"/>
       </w:tblGrid>
       <w:tr>
         <w:tc>
@@ -20077,9 +21050,11 @@
               <w:rPr>
                 <w:b/>
                 <w:bCs/>
-                <w:rtl/>
-              </w:rPr>
-              <w:t xml:space="preserve">[مسألة]</w:t>
+                <w:color w:val="FFFFFF"/>
+                <w:shd w:val="clear" w:color="auto" w:fill="C76B00"/>
+                <w:rtl/>
+              </w:rPr>
+              <w:t xml:space="preserve"> مسألة </w:t>
             </w:r>
             <w:r>
               <w:rPr>
@@ -20591,9 +21566,11 @@
               <w:rPr>
                 <w:b/>
                 <w:bCs/>
-                <w:rtl/>
-              </w:rPr>
-              <w:t xml:space="preserve">[مناقشة النشاط]</w:t>
+                <w:color w:val="FFFFFF"/>
+                <w:shd w:val="clear" w:color="auto" w:fill="1F4E9C"/>
+                <w:rtl/>
+              </w:rPr>
+              <w:t xml:space="preserve"> مناقشة النشاط </w:t>
             </w:r>
           </w:p>
           <w:p>
@@ -20716,22 +21693,34 @@
                     <m:rPr>
                       <m:sty m:val="p"/>
                     </m:rPr>
+                    <w:rPr>
+                      <w:color w:val="B3261E"/>
+                    </w:rPr>
                     <m:t>lim</m:t>
                   </m:r>
                 </m:e>
                 <m:lim>
                   <m:r>
+                    <w:rPr>
+                      <w:color w:val="B3261E"/>
+                    </w:rPr>
                     <m:t>x</m:t>
                   </m:r>
                   <m:r>
                     <m:rPr>
                       <m:sty m:val="p"/>
                     </m:rPr>
+                    <w:rPr>
+                      <w:color w:val="B3261E"/>
+                    </w:rPr>
                     <m:t>→</m:t>
                   </m:r>
                   <m:sSup>
                     <m:e>
                       <m:r>
+                        <w:rPr>
+                          <w:color w:val="B3261E"/>
+                        </w:rPr>
                         <m:t>0</m:t>
                       </m:r>
                     </m:e>
@@ -20740,6 +21729,9 @@
                         <m:rPr>
                           <m:sty m:val="p"/>
                         </m:rPr>
+                        <w:rPr>
+                          <w:color w:val="B3261E"/>
+                        </w:rPr>
                         <m:t>+</m:t>
                       </m:r>
                     </m:sup>
@@ -20747,6 +21739,9 @@
                 </m:lim>
               </m:limLow>
               <m:r>
+                <w:rPr>
+                  <w:color w:val="B3261E"/>
+                </w:rPr>
                 <m:t>f</m:t>
               </m:r>
               <m:d>
@@ -20758,6 +21753,9 @@
                 </m:dPr>
                 <m:e>
                   <m:r>
+                    <w:rPr>
+                      <w:color w:val="B3261E"/>
+                    </w:rPr>
                     <m:t>x</m:t>
                   </m:r>
                 </m:e>
@@ -20766,18 +21764,27 @@
                 <m:rPr>
                   <m:sty m:val="p"/>
                 </m:rPr>
+                <w:rPr>
+                  <w:color w:val="B3261E"/>
+                </w:rPr>
                 <m:t>=</m:t>
               </m:r>
               <m:r>
                 <m:rPr>
                   <m:sty m:val="p"/>
                 </m:rPr>
+                <w:rPr>
+                  <w:color w:val="B3261E"/>
+                </w:rPr>
                 <m:t>−</m:t>
               </m:r>
               <m:r>
                 <m:rPr>
                   <m:sty m:val="p"/>
                 </m:rPr>
+                <w:rPr>
+                  <w:color w:val="B3261E"/>
+                </w:rPr>
                 <m:t>∞</m:t>
               </m:r>
             </m:oMath>
@@ -20806,34 +21813,52 @@
                     <m:rPr>
                       <m:sty m:val="p"/>
                     </m:rPr>
+                    <w:rPr>
+                      <w:color w:val="B3261E"/>
+                    </w:rPr>
                     <m:t>lim</m:t>
                   </m:r>
                 </m:e>
                 <m:lim>
                   <m:r>
+                    <w:rPr>
+                      <w:color w:val="B3261E"/>
+                    </w:rPr>
                     <m:t>x</m:t>
                   </m:r>
                   <m:r>
                     <m:rPr>
                       <m:sty m:val="p"/>
                     </m:rPr>
+                    <w:rPr>
+                      <w:color w:val="B3261E"/>
+                    </w:rPr>
                     <m:t>→</m:t>
                   </m:r>
                   <m:r>
                     <m:rPr>
                       <m:sty m:val="p"/>
                     </m:rPr>
+                    <w:rPr>
+                      <w:color w:val="B3261E"/>
+                    </w:rPr>
                     <m:t>+</m:t>
                   </m:r>
                   <m:r>
                     <m:rPr>
                       <m:sty m:val="p"/>
                     </m:rPr>
+                    <w:rPr>
+                      <w:color w:val="B3261E"/>
+                    </w:rPr>
                     <m:t>∞</m:t>
                   </m:r>
                 </m:lim>
               </m:limLow>
               <m:r>
+                <w:rPr>
+                  <w:color w:val="B3261E"/>
+                </w:rPr>
                 <m:t>f</m:t>
               </m:r>
               <m:d>
@@ -20845,6 +21870,9 @@
                 </m:dPr>
                 <m:e>
                   <m:r>
+                    <w:rPr>
+                      <w:color w:val="B3261E"/>
+                    </w:rPr>
                     <m:t>x</m:t>
                   </m:r>
                 </m:e>
@@ -20853,9 +21881,15 @@
                 <m:rPr>
                   <m:sty m:val="p"/>
                 </m:rPr>
+                <w:rPr>
+                  <w:color w:val="B3261E"/>
+                </w:rPr>
                 <m:t>=</m:t>
               </m:r>
               <m:r>
+                <w:rPr>
+                  <w:color w:val="B3261E"/>
+                </w:rPr>
                 <m:t>0</m:t>
               </m:r>
             </m:oMath>
@@ -20936,9 +21970,11 @@
               <w:rPr>
                 <w:b/>
                 <w:bCs/>
-                <w:rtl/>
-              </w:rPr>
-              <w:t xml:space="preserve">[الدراسة]</w:t>
+                <w:color w:val="FFFFFF"/>
+                <w:shd w:val="clear" w:color="auto" w:fill="C76B00"/>
+                <w:rtl/>
+              </w:rPr>
+              <w:t xml:space="preserve"> الدراسة </w:t>
             </w:r>
           </w:p>
           <w:p>
@@ -21076,21 +22112,33 @@
                 </m:fPr>
                 <m:num>
                   <m:r>
+                    <w:rPr>
+                      <w:color w:val="B3261E"/>
+                    </w:rPr>
                     <m:t>1</m:t>
                   </m:r>
                   <m:r>
                     <m:rPr>
                       <m:sty m:val="p"/>
                     </m:rPr>
+                    <w:rPr>
+                      <w:color w:val="B3261E"/>
+                    </w:rPr>
                     <m:t>−</m:t>
                   </m:r>
                   <m:r>
                     <m:rPr>
                       <m:sty m:val="p"/>
                     </m:rPr>
+                    <w:rPr>
+                      <w:color w:val="B3261E"/>
+                    </w:rPr>
                     <m:t>ln</m:t>
                   </m:r>
                   <m:r>
+                    <w:rPr>
+                      <w:color w:val="B3261E"/>
+                    </w:rPr>
                     <m:t>x</m:t>
                   </m:r>
                 </m:num>
@@ -21098,11 +22146,17 @@
                   <m:sSup>
                     <m:e>
                       <m:r>
+                        <w:rPr>
+                          <w:color w:val="B3261E"/>
+                        </w:rPr>
                         <m:t>x</m:t>
                       </m:r>
                     </m:e>
                     <m:sup>
                       <m:r>
+                        <w:rPr>
+                          <w:color w:val="B3261E"/>
+                        </w:rPr>
                         <m:t>2</m:t>
                       </m:r>
                     </m:sup>
@@ -21413,15 +22467,24 @@
                 </m:dPr>
                 <m:e>
                   <m:r>
+                    <w:rPr>
+                      <w:color w:val="B3261E"/>
+                    </w:rPr>
                     <m:t>1</m:t>
                   </m:r>
                   <m:r>
                     <m:rPr>
                       <m:sty m:val="p"/>
                     </m:rPr>
+                    <w:rPr>
+                      <w:color w:val="B3261E"/>
+                    </w:rPr>
                     <m:t>;</m:t>
                   </m:r>
                   <m:r>
+                    <w:rPr>
+                      <w:color w:val="B3261E"/>
+                    </w:rPr>
                     <m:t>0</m:t>
                   </m:r>
                 </m:e>
@@ -21538,9 +22601,11 @@
               <w:rPr>
                 <w:b/>
                 <w:bCs/>
-                <w:rtl/>
-              </w:rPr>
-              <w:t xml:space="preserve">[حذار]</w:t>
+                <w:color w:val="FFFFFF"/>
+                <w:shd w:val="clear" w:color="auto" w:fill="B3261E"/>
+                <w:rtl/>
+              </w:rPr>
+              <w:t xml:space="preserve"> حذار </w:t>
             </w:r>
             <w:r>
               <w:rPr>
@@ -21727,9 +22792,11 @@
               <w:rPr>
                 <w:b/>
                 <w:bCs/>
-                <w:rtl/>
-              </w:rPr>
-              <w:t xml:space="preserve">[تمرين تطبيقي]</w:t>
+                <w:color w:val="FFFFFF"/>
+                <w:shd w:val="clear" w:color="auto" w:fill="6A1B9A"/>
+                <w:rtl/>
+              </w:rPr>
+              <w:t xml:space="preserve"> تمرين تطبيقي </w:t>
             </w:r>
           </w:p>
           <w:p>
@@ -22038,9 +23105,11 @@
               <w:rPr>
                 <w:b/>
                 <w:bCs/>
-                <w:rtl/>
-              </w:rPr>
-              <w:t xml:space="preserve">[حل التمرين التطبيقي]</w:t>
+                <w:color w:val="FFFFFF"/>
+                <w:shd w:val="clear" w:color="auto" w:fill="C76B00"/>
+                <w:rtl/>
+              </w:rPr>
+              <w:t xml:space="preserve"> حل التمرين التطبيقي </w:t>
             </w:r>
           </w:p>
           <w:p>
@@ -22219,6 +23288,9 @@
                 <m:t>=</m:t>
               </m:r>
               <m:r>
+                <w:rPr>
+                  <w:color w:val="B3261E"/>
+                </w:rPr>
                 <m:t>0</m:t>
               </m:r>
             </m:oMath>
@@ -22300,12 +23372,18 @@
                 <m:rPr>
                   <m:sty m:val="p"/>
                 </m:rPr>
+                <w:rPr>
+                  <w:color w:val="B3261E"/>
+                </w:rPr>
                 <m:t>+</m:t>
               </m:r>
               <m:r>
                 <m:rPr>
                   <m:sty m:val="p"/>
                 </m:rPr>
+                <w:rPr>
+                  <w:color w:val="B3261E"/>
+                </w:rPr>
                 <m:t>∞</m:t>
               </m:r>
             </m:oMath>
@@ -22429,16 +23507,25 @@
                 <m:t>=</m:t>
               </m:r>
               <m:r>
+                <w:rPr>
+                  <w:color w:val="B3261E"/>
+                </w:rPr>
                 <m:t>x</m:t>
               </m:r>
               <m:sSup>
                 <m:e>
                   <m:r>
+                    <w:rPr>
+                      <w:color w:val="B3261E"/>
+                    </w:rPr>
                     <m:t>e</m:t>
                   </m:r>
                 </m:e>
                 <m:sup>
                   <m:r>
+                    <w:rPr>
+                      <w:color w:val="B3261E"/>
+                    </w:rPr>
                     <m:t>x</m:t>
                   </m:r>
                 </m:sup>
@@ -23125,8 +24212,8 @@
     </w:pPr>
     <w:rPr>
       <w:rFonts w:ascii="Amiri" w:cs="Amiri" w:eastAsia="Amiri" w:hAnsi="Amiri"/>
-      <w:sz w:val="26"/>
-      <w:szCs w:val="26"/>
+      <w:sz w:val="28"/>
+      <w:szCs w:val="28"/>
       <w:lang w:bidi="ar-DZ" w:val="fr-FR"/>
     </w:rPr>
   </w:style>
